--- a/TAI_LIEU_GDDP/Lồng ghép GDĐP_Lớp 1.docx
+++ b/TAI_LIEU_GDDP/Lồng ghép GDĐP_Lớp 1.docx
@@ -4,39 +4,28 @@
   <w:body>
     <w:p>
       <w:pPr>
-        <w:spacing w:before="0" w:after="40"/>
         <w:jc w:val="center"/>
       </w:pPr>
       <w:r>
         <w:rPr>
           <w:rFonts w:ascii="Times New Roman" w:hAnsi="Times New Roman"/>
           <w:b/>
-          <w:color w:val="1F4E78"/>
+          <w:color w:val="002060"/>
           <w:sz w:val="28"/>
         </w:rPr>
-        <w:t>KẾ HOẠCH TỔ CHỨC DẠY HỌC TÍCH HỢP GIÁO DỤC ĐỊA PHƯƠNG KHỐI 1</w:t>
+        <w:t>KẾ HOẠCH DẠY HỌC TÍCH HỢP NỘI DUNG GIÁO DỤC ĐỊA PHƯƠNG LỚP 1</w:t>
+        <w:br/>
       </w:r>
-    </w:p>
-    <w:p>
-      <w:pPr>
-        <w:spacing w:before="0" w:after="40"/>
-        <w:jc w:val="center"/>
-      </w:pPr>
       <w:r>
         <w:rPr>
           <w:rFonts w:ascii="Times New Roman" w:hAnsi="Times New Roman"/>
           <w:b/>
-          <w:color w:val="2E75B6"/>
-          <w:sz w:val="24"/>
+          <w:color w:val="C00000"/>
+          <w:sz w:val="26"/>
         </w:rPr>
-        <w:t>BỘ SÁCH: KẾT NỐI TRI THỨC VỚI CUỘC SỐNG - NĂM HỌC 2025 - 2026</w:t>
+        <w:t>TỈNH TRÀ VINH - BỘ SÁCH KẾT NỐI TRI THỨC VỚI CUỘC SỐNG</w:t>
+        <w:br/>
       </w:r>
-    </w:p>
-    <w:p>
-      <w:pPr>
-        <w:spacing w:before="0" w:after="160"/>
-        <w:jc w:val="center"/>
-      </w:pPr>
       <w:r>
         <w:rPr>
           <w:rFonts w:ascii="Times New Roman" w:hAnsi="Times New Roman"/>
@@ -44,23 +33,16 @@
           <w:color w:val="595959"/>
           <w:sz w:val="22"/>
         </w:rPr>
-        <w:t>(Tích hợp đầy đủ theo Tài liệu GDĐP 3 tỉnh: Vĩnh Long - Bến Tre - Trà Vinh)</w:t>
+        <w:t>(Chuẩn hóa 100% theo Tài liệu GDĐP Lớp 1 tỉnh Trà Vinh &amp; SGK KNTT - Tinh gọn, chuẩn sư phạm, đúng tiết, đúng bài, đúng nội dung)</w:t>
       </w:r>
     </w:p>
+    <w:p/>
     <w:tbl>
       <w:tblPr>
         <w:tblW w:type="auto" w:w="0"/>
         <w:jc w:val="center"/>
         <w:tblLayout w:type="fixed"/>
         <w:tblLook w:firstColumn="1" w:firstRow="1" w:lastColumn="0" w:lastRow="0" w:noHBand="0" w:noVBand="1" w:val="04A0"/>
-        <w:tblBorders>
-          <w:top w:val="single" w:sz="6" w:space="0" w:color="A6B9D0"/>
-          <w:bottom w:val="single" w:sz="6" w:space="0" w:color="A6B9D0"/>
-          <w:left w:val="single" w:sz="6" w:space="0" w:color="A6B9D0"/>
-          <w:right w:val="single" w:sz="6" w:space="0" w:color="A6B9D0"/>
-          <w:insideH w:val="single" w:sz="4" w:space="0" w:color="D9E1F2"/>
-          <w:insideV w:val="single" w:sz="4" w:space="0" w:color="D9E1F2"/>
-        </w:tblBorders>
       </w:tblPr>
       <w:tblGrid>
         <w:gridCol w:w="3021"/>
@@ -70,6936 +52,3241 @@
         <w:gridCol w:w="3021"/>
       </w:tblGrid>
       <w:tr>
-        <w:trPr>
-          <w:tblHeader/>
-        </w:trPr>
         <w:tc>
           <w:tcPr>
-            <w:tcW w:type="dxa" w:w="2160"/>
-            <w:shd w:fill="1F4E78"/>
-            <w:vAlign w:val="center"/>
+            <w:tcW w:type="dxa" w:w="2592"/>
+            <w:shd w:val="clear" w:color="auto" w:fill="1F497D"/>
             <w:tcMar>
               <w:top w:w="120" w:type="dxa"/>
               <w:bottom w:w="120" w:type="dxa"/>
-              <w:left w:w="120" w:type="dxa"/>
-              <w:right w:w="120" w:type="dxa"/>
+              <w:left w:w="150" w:type="dxa"/>
+              <w:right w:w="150" w:type="dxa"/>
             </w:tcMar>
           </w:tcPr>
           <w:p>
             <w:pPr>
-              <w:spacing w:before="60" w:after="60" w:line="276" w:lineRule="auto"/>
               <w:jc w:val="center"/>
             </w:pPr>
-            <w:r/>
             <w:r>
               <w:rPr>
                 <w:rFonts w:ascii="Times New Roman" w:hAnsi="Times New Roman"/>
                 <w:b/>
                 <w:color w:val="FFFFFF"/>
-                <w:sz w:val="20"/>
+                <w:sz w:val="21"/>
               </w:rPr>
-              <w:t>Môn học &amp; Thời điểm</w:t>
-              <w:br/>
-              <w:t>(Tuần / Tiết)</w:t>
-            </w:r>
-          </w:p>
-        </w:tc>
-        <w:tc>
-          <w:tcPr>
-            <w:tcW w:type="dxa" w:w="2304"/>
-            <w:shd w:fill="1F4E78"/>
-            <w:vAlign w:val="center"/>
-            <w:tcMar>
-              <w:top w:w="120" w:type="dxa"/>
-              <w:bottom w:w="120" w:type="dxa"/>
-              <w:left w:w="120" w:type="dxa"/>
-              <w:right w:w="120" w:type="dxa"/>
-            </w:tcMar>
-          </w:tcPr>
-          <w:p>
-            <w:pPr>
-              <w:spacing w:before="60" w:after="60" w:line="276" w:lineRule="auto"/>
-              <w:jc w:val="center"/>
-            </w:pPr>
-            <w:r/>
-            <w:r>
-              <w:rPr>
-                <w:rFonts w:ascii="Times New Roman" w:hAnsi="Times New Roman"/>
-                <w:b/>
-                <w:color w:val="FFFFFF"/>
-                <w:sz w:val="20"/>
-              </w:rPr>
-              <w:t>Tên bài học SGK</w:t>
-              <w:br/>
-              <w:t>(Bộ KNTT)</w:t>
+              <w:t>Môn học &amp; Thời điểm (Tuần / Tiết)</w:t>
             </w:r>
           </w:p>
         </w:tc>
         <w:tc>
           <w:tcPr>
             <w:tcW w:type="dxa" w:w="3168"/>
-            <w:shd w:fill="1F4E78"/>
-            <w:vAlign w:val="center"/>
+            <w:shd w:val="clear" w:color="auto" w:fill="1F497D"/>
             <w:tcMar>
               <w:top w:w="120" w:type="dxa"/>
               <w:bottom w:w="120" w:type="dxa"/>
-              <w:left w:w="120" w:type="dxa"/>
-              <w:right w:w="120" w:type="dxa"/>
+              <w:left w:w="150" w:type="dxa"/>
+              <w:right w:w="150" w:type="dxa"/>
             </w:tcMar>
           </w:tcPr>
           <w:p>
             <w:pPr>
-              <w:spacing w:before="60" w:after="60" w:line="276" w:lineRule="auto"/>
               <w:jc w:val="center"/>
             </w:pPr>
-            <w:r/>
             <w:r>
               <w:rPr>
                 <w:rFonts w:ascii="Times New Roman" w:hAnsi="Times New Roman"/>
                 <w:b/>
                 <w:color w:val="FFFFFF"/>
-                <w:sz w:val="20"/>
+                <w:sz w:val="21"/>
               </w:rPr>
-              <w:t>Nội dung giáo dục</w:t>
-              <w:br/>
-              <w:t>địa phương tích hợp</w:t>
+              <w:t>Tên bài học SGK (Bộ KNTT)</w:t>
             </w:r>
           </w:p>
         </w:tc>
         <w:tc>
           <w:tcPr>
-            <w:tcW w:type="dxa" w:w="3024"/>
-            <w:shd w:fill="1F4E78"/>
-            <w:vAlign w:val="center"/>
+            <w:tcW w:type="dxa" w:w="3312"/>
+            <w:shd w:val="clear" w:color="auto" w:fill="1F497D"/>
             <w:tcMar>
               <w:top w:w="120" w:type="dxa"/>
               <w:bottom w:w="120" w:type="dxa"/>
-              <w:left w:w="120" w:type="dxa"/>
-              <w:right w:w="120" w:type="dxa"/>
+              <w:left w:w="150" w:type="dxa"/>
+              <w:right w:w="150" w:type="dxa"/>
             </w:tcMar>
           </w:tcPr>
           <w:p>
             <w:pPr>
-              <w:spacing w:before="60" w:after="60" w:line="276" w:lineRule="auto"/>
               <w:jc w:val="center"/>
             </w:pPr>
-            <w:r/>
             <w:r>
               <w:rPr>
                 <w:rFonts w:ascii="Times New Roman" w:hAnsi="Times New Roman"/>
                 <w:b/>
                 <w:color w:val="FFFFFF"/>
-                <w:sz w:val="20"/>
+                <w:sz w:val="21"/>
               </w:rPr>
-              <w:t>Hoạt động cụ thể của tiết học</w:t>
-              <w:br/>
-              <w:t>(KĐ / KP / LT / VD)</w:t>
-            </w:r>
-          </w:p>
-        </w:tc>
-        <w:tc>
-          <w:tcPr>
-            <w:tcW w:type="dxa" w:w="4450"/>
-            <w:shd w:fill="1F4E78"/>
-            <w:vAlign w:val="center"/>
-            <w:tcMar>
-              <w:top w:w="120" w:type="dxa"/>
-              <w:bottom w:w="120" w:type="dxa"/>
-              <w:left w:w="120" w:type="dxa"/>
-              <w:right w:w="120" w:type="dxa"/>
-            </w:tcMar>
-          </w:tcPr>
-          <w:p>
-            <w:pPr>
-              <w:spacing w:before="60" w:after="60" w:line="276" w:lineRule="auto"/>
-              <w:jc w:val="center"/>
-            </w:pPr>
-            <w:r/>
-            <w:r>
-              <w:rPr>
-                <w:rFonts w:ascii="Times New Roman" w:hAnsi="Times New Roman"/>
-                <w:b/>
-                <w:color w:val="FFFFFF"/>
-                <w:sz w:val="20"/>
-              </w:rPr>
-              <w:t>Cách thức tổ chức sư phạm &amp;</w:t>
-              <w:br/>
-              <w:t>Hành động của GV - HS</w:t>
-            </w:r>
-          </w:p>
-        </w:tc>
-      </w:tr>
-      <w:tr>
-        <w:trPr>
-          <w:cantSplit/>
-        </w:trPr>
-        <w:tc>
-          <w:tcPr>
-            <w:tcW w:type="dxa" w:w="2160"/>
-            <w:vAlign w:val="center"/>
-            <w:tcMar>
-              <w:top w:w="100" w:type="dxa"/>
-              <w:bottom w:w="100" w:type="dxa"/>
-              <w:left w:w="100" w:type="dxa"/>
-              <w:right w:w="100" w:type="dxa"/>
-            </w:tcMar>
-          </w:tcPr>
-          <w:p>
-            <w:pPr>
-              <w:spacing w:before="20" w:after="20" w:line="276" w:lineRule="auto"/>
-              <w:jc w:val="center"/>
-            </w:pPr>
-            <w:r/>
-            <w:r>
-              <w:rPr>
-                <w:rFonts w:ascii="Times New Roman" w:hAnsi="Times New Roman"/>
-                <w:b/>
-                <w:color w:val="1F4E78"/>
-                <w:sz w:val="19"/>
-              </w:rPr>
-              <w:t>Tự nhiên và Xã hội</w:t>
-            </w:r>
-          </w:p>
-          <w:p>
-            <w:pPr>
-              <w:spacing w:before="20" w:after="20" w:line="276" w:lineRule="auto"/>
-              <w:jc w:val="center"/>
-            </w:pPr>
-            <w:r>
-              <w:rPr>
-                <w:rFonts w:ascii="Times New Roman" w:hAnsi="Times New Roman"/>
-                <w:sz w:val="19"/>
-              </w:rPr>
-              <w:t>(Tuần 2 - Tiết 3, 4)</w:t>
-            </w:r>
-          </w:p>
-        </w:tc>
-        <w:tc>
-          <w:tcPr>
-            <w:tcW w:type="dxa" w:w="2304"/>
-            <w:vAlign w:val="center"/>
-            <w:tcMar>
-              <w:top w:w="100" w:type="dxa"/>
-              <w:bottom w:w="100" w:type="dxa"/>
-              <w:left w:w="100" w:type="dxa"/>
-              <w:right w:w="100" w:type="dxa"/>
-            </w:tcMar>
-          </w:tcPr>
-          <w:p>
-            <w:pPr>
-              <w:spacing w:before="20" w:after="20" w:line="276" w:lineRule="auto"/>
-              <w:jc w:val="center"/>
-            </w:pPr>
-            <w:r/>
-            <w:r>
-              <w:rPr>
-                <w:rFonts w:ascii="Times New Roman" w:hAnsi="Times New Roman"/>
-                <w:b/>
-                <w:color w:val="2E75B6"/>
-                <w:sz w:val="19"/>
-              </w:rPr>
-              <w:t>Bài 2:</w:t>
-            </w:r>
-          </w:p>
-          <w:p>
-            <w:pPr>
-              <w:spacing w:before="20" w:after="20" w:line="276" w:lineRule="auto"/>
-              <w:jc w:val="center"/>
-            </w:pPr>
-            <w:r>
-              <w:rPr>
-                <w:rFonts w:ascii="Times New Roman" w:hAnsi="Times New Roman"/>
-                <w:sz w:val="19"/>
-              </w:rPr>
-              <w:t>Ngôi nhà của em</w:t>
+              <w:t>Nội dung giáo dục địa phương tích hợp</w:t>
             </w:r>
           </w:p>
         </w:tc>
         <w:tc>
           <w:tcPr>
             <w:tcW w:type="dxa" w:w="3168"/>
-            <w:vAlign w:val="center"/>
+            <w:shd w:val="clear" w:color="auto" w:fill="1F497D"/>
             <w:tcMar>
-              <w:top w:w="100" w:type="dxa"/>
-              <w:bottom w:w="100" w:type="dxa"/>
-              <w:left w:w="100" w:type="dxa"/>
-              <w:right w:w="100" w:type="dxa"/>
+              <w:top w:w="120" w:type="dxa"/>
+              <w:bottom w:w="120" w:type="dxa"/>
+              <w:left w:w="150" w:type="dxa"/>
+              <w:right w:w="150" w:type="dxa"/>
             </w:tcMar>
           </w:tcPr>
           <w:p>
             <w:pPr>
-              <w:spacing w:before="20" w:after="20" w:line="276" w:lineRule="auto"/>
-              <w:jc w:val="left"/>
-            </w:pPr>
-            <w:r/>
-            <w:r>
-              <w:rPr>
-                <w:rFonts w:ascii="Times New Roman" w:hAnsi="Times New Roman"/>
-                <w:b/>
-                <w:color w:val="1F4E78"/>
-                <w:sz w:val="19"/>
-              </w:rPr>
-              <w:t>Chủ đề 1 GDĐP 1: Vĩnh Long nơi em sống (Trang 5 - QĐ 554/QĐ-BGDĐT)</w:t>
-            </w:r>
-          </w:p>
-          <w:p>
-            <w:pPr>
-              <w:spacing w:before="20" w:after="20" w:line="276" w:lineRule="auto"/>
-              <w:jc w:val="left"/>
+              <w:jc w:val="center"/>
             </w:pPr>
             <w:r>
               <w:rPr>
                 <w:rFonts w:ascii="Times New Roman" w:hAnsi="Times New Roman"/>
                 <w:b/>
-                <w:color w:val="1F4E78"/>
-                <w:sz w:val="19"/>
+                <w:color w:val="FFFFFF"/>
+                <w:sz w:val="21"/>
               </w:rPr>
-              <w:t>Chủ đề 1 GDĐP 1: Bến Tre - Quê hương tươi đẹp (Trang 5 - QĐ 2985/QĐ-BGDĐT)</w:t>
+              <w:t>Hoạt động cụ thể của tiết học (KĐ / KP / LT / VD)</w:t>
             </w:r>
           </w:p>
+        </w:tc>
+        <w:tc>
+          <w:tcPr>
+            <w:tcW w:type="dxa" w:w="3600"/>
+            <w:shd w:val="clear" w:color="auto" w:fill="1F497D"/>
+            <w:tcMar>
+              <w:top w:w="120" w:type="dxa"/>
+              <w:bottom w:w="120" w:type="dxa"/>
+              <w:left w:w="150" w:type="dxa"/>
+              <w:right w:w="150" w:type="dxa"/>
+            </w:tcMar>
+          </w:tcPr>
           <w:p>
             <w:pPr>
-              <w:spacing w:before="20" w:after="20" w:line="276" w:lineRule="auto"/>
-              <w:jc w:val="left"/>
+              <w:jc w:val="center"/>
             </w:pPr>
             <w:r>
               <w:rPr>
                 <w:rFonts w:ascii="Times New Roman" w:hAnsi="Times New Roman"/>
                 <w:b/>
-                <w:color w:val="1F4E78"/>
-                <w:sz w:val="19"/>
+                <w:color w:val="FFFFFF"/>
+                <w:sz w:val="21"/>
               </w:rPr>
-              <w:t>Bài 7 GDĐP 1: Cảnh sắc thiên nhiên quê em (Trang 47 - TLGDĐP Trà Vinh)</w:t>
+              <w:t>Cách thức tổ chức sư phạm &amp; Hành động của GV - HS</w:t>
             </w:r>
           </w:p>
         </w:tc>
+      </w:tr>
+      <w:tr>
         <w:tc>
           <w:tcPr>
-            <w:tcW w:type="dxa" w:w="3024"/>
-            <w:vAlign w:val="center"/>
+            <w:tcW w:type="dxa" w:w="2592"/>
+            <w:shd w:val="clear" w:color="auto" w:fill="FFFFFF"/>
             <w:tcMar>
               <w:top w:w="100" w:type="dxa"/>
               <w:bottom w:w="100" w:type="dxa"/>
-              <w:left w:w="100" w:type="dxa"/>
-              <w:right w:w="100" w:type="dxa"/>
+              <w:left w:w="120" w:type="dxa"/>
+              <w:right w:w="120" w:type="dxa"/>
             </w:tcMar>
+            <w:vAlign w:val="center"/>
           </w:tcPr>
           <w:p>
-            <w:pPr>
-              <w:spacing w:before="20" w:after="20" w:line="276" w:lineRule="auto"/>
-              <w:jc w:val="left"/>
-            </w:pPr>
-            <w:r/>
-            <w:r>
-              <w:rPr>
-                <w:rFonts w:ascii="Times New Roman" w:hAnsi="Times New Roman"/>
-                <w:b/>
-                <w:color w:val="C00000"/>
-                <w:sz w:val="19"/>
-              </w:rPr>
-              <w:t>Hoạt động Khám phá &amp; Luyện tập:</w:t>
-            </w:r>
-          </w:p>
-          <w:p>
-            <w:pPr>
-              <w:spacing w:before="20" w:after="20" w:line="276" w:lineRule="auto"/>
-              <w:jc w:val="left"/>
-            </w:pPr>
             <w:r>
               <w:rPr>
                 <w:rFonts w:ascii="Times New Roman" w:hAnsi="Times New Roman"/>
                 <w:sz w:val="19"/>
               </w:rPr>
-              <w:t>Nhận biết đặc điểm kiểu nhà ở truyền thống vùng sông nước Nam Bộ (nhà vườn, nhà mái lá dừa nước, nhà ngói quanh vườn cây ăn trái, kênh rạch).</w:t>
-            </w:r>
-          </w:p>
-        </w:tc>
-        <w:tc>
-          <w:tcPr>
-            <w:tcW w:type="dxa" w:w="4450"/>
-            <w:vAlign w:val="center"/>
-            <w:tcMar>
-              <w:top w:w="100" w:type="dxa"/>
-              <w:bottom w:w="100" w:type="dxa"/>
-              <w:left w:w="100" w:type="dxa"/>
-              <w:right w:w="100" w:type="dxa"/>
-            </w:tcMar>
-          </w:tcPr>
-          <w:p>
-            <w:pPr>
-              <w:spacing w:before="20" w:after="20" w:line="276" w:lineRule="auto"/>
-              <w:jc w:val="left"/>
-            </w:pPr>
-            <w:r/>
-            <w:r>
-              <w:rPr>
-                <w:rFonts w:ascii="Times New Roman" w:hAnsi="Times New Roman"/>
-                <w:b/>
-                <w:color w:val="1F4E78"/>
-                <w:sz w:val="19"/>
-              </w:rPr>
-              <w:t>1. GV</w:t>
-            </w:r>
-            <w:r>
-              <w:rPr>
-                <w:rFonts w:ascii="Times New Roman" w:hAnsi="Times New Roman"/>
-                <w:sz w:val="19"/>
-              </w:rPr>
-              <w:t xml:space="preserve"> trình chiếu chùm ảnh về ngôi nhà vườn rợp bóng cây xanh ở vùng quê Vĩnh Long, Bến Tre, Trà Vinh với bờ kênh, cầu khỉ, hàng dừa soi bóng. Đặt câu hỏi: "Ngôi nhà của người dân quê em thường được bao quanh bởi những cảnh vật gì?".</w:t>
-            </w:r>
-          </w:p>
-          <w:p>
-            <w:pPr>
-              <w:spacing w:before="20" w:after="20" w:line="276" w:lineRule="auto"/>
-              <w:jc w:val="left"/>
-            </w:pPr>
-            <w:r/>
-            <w:r>
-              <w:rPr>
-                <w:rFonts w:ascii="Times New Roman" w:hAnsi="Times New Roman"/>
-                <w:b/>
-                <w:color w:val="0070C0"/>
-                <w:sz w:val="19"/>
-              </w:rPr>
-              <w:t>2. HS</w:t>
-            </w:r>
-            <w:r>
-              <w:rPr>
-                <w:rFonts w:ascii="Times New Roman" w:hAnsi="Times New Roman"/>
-                <w:sz w:val="19"/>
-              </w:rPr>
-              <w:t xml:space="preserve"> quan sát tranh, thảo luận nhóm đôi và chia sẻ: Nhà ở quê em thường gần bờ kênh, xung quanh có vườn cây ăn trái (nhãn, dừa, bưởi), trước sân có lu nước, hoa kiểng.</w:t>
-            </w:r>
-          </w:p>
-          <w:p>
-            <w:pPr>
-              <w:spacing w:before="20" w:after="20" w:line="276" w:lineRule="auto"/>
-              <w:jc w:val="left"/>
-            </w:pPr>
-            <w:r/>
-            <w:r>
-              <w:rPr>
-                <w:rFonts w:ascii="Times New Roman" w:hAnsi="Times New Roman"/>
-                <w:b/>
-                <w:color w:val="1F4E78"/>
-                <w:sz w:val="19"/>
-              </w:rPr>
-              <w:t>3. GV</w:t>
-            </w:r>
-            <w:r>
-              <w:rPr>
-                <w:rFonts w:ascii="Times New Roman" w:hAnsi="Times New Roman"/>
-                <w:sz w:val="19"/>
-              </w:rPr>
-              <w:t xml:space="preserve"> nhận xét, khen ngợi và giáo dục HS: Dù ở nông thôn hay thành thị, ngôi nhà luôn là tổ ấm thân thương, các em cần giữ gìn nhà cửa sạch sẽ, quét dọn rác lá quanh sân vườn.</w:t>
-            </w:r>
-          </w:p>
-        </w:tc>
-      </w:tr>
-      <w:tr>
-        <w:trPr>
-          <w:cantSplit/>
-        </w:trPr>
-        <w:tc>
-          <w:tcPr>
-            <w:tcW w:type="dxa" w:w="2160"/>
-            <w:shd w:fill="F2F5F9"/>
-            <w:vAlign w:val="center"/>
-            <w:tcMar>
-              <w:top w:w="100" w:type="dxa"/>
-              <w:bottom w:w="100" w:type="dxa"/>
-              <w:left w:w="100" w:type="dxa"/>
-              <w:right w:w="100" w:type="dxa"/>
-            </w:tcMar>
-          </w:tcPr>
-          <w:p>
-            <w:pPr>
-              <w:spacing w:before="20" w:after="20" w:line="276" w:lineRule="auto"/>
-              <w:jc w:val="center"/>
-            </w:pPr>
-            <w:r/>
-            <w:r>
-              <w:rPr>
-                <w:rFonts w:ascii="Times New Roman" w:hAnsi="Times New Roman"/>
-                <w:b/>
-                <w:color w:val="1F4E78"/>
-                <w:sz w:val="19"/>
-              </w:rPr>
-              <w:t>Tự nhiên và Xã hội</w:t>
-            </w:r>
-          </w:p>
-          <w:p>
-            <w:pPr>
-              <w:spacing w:before="20" w:after="20" w:line="276" w:lineRule="auto"/>
-              <w:jc w:val="center"/>
-            </w:pPr>
-            <w:r>
-              <w:rPr>
-                <w:rFonts w:ascii="Times New Roman" w:hAnsi="Times New Roman"/>
-                <w:sz w:val="19"/>
-              </w:rPr>
-              <w:t>(Tuần 6 - Tiết 11, 12)</w:t>
-            </w:r>
-          </w:p>
-        </w:tc>
-        <w:tc>
-          <w:tcPr>
-            <w:tcW w:type="dxa" w:w="2304"/>
-            <w:shd w:fill="F2F5F9"/>
-            <w:vAlign w:val="center"/>
-            <w:tcMar>
-              <w:top w:w="100" w:type="dxa"/>
-              <w:bottom w:w="100" w:type="dxa"/>
-              <w:left w:w="100" w:type="dxa"/>
-              <w:right w:w="100" w:type="dxa"/>
-            </w:tcMar>
-          </w:tcPr>
-          <w:p>
-            <w:pPr>
-              <w:spacing w:before="20" w:after="20" w:line="276" w:lineRule="auto"/>
-              <w:jc w:val="center"/>
-            </w:pPr>
-            <w:r/>
-            <w:r>
-              <w:rPr>
-                <w:rFonts w:ascii="Times New Roman" w:hAnsi="Times New Roman"/>
-                <w:b/>
-                <w:color w:val="2E75B6"/>
-                <w:sz w:val="19"/>
-              </w:rPr>
-              <w:t>Bài 6:</w:t>
-            </w:r>
-          </w:p>
-          <w:p>
-            <w:pPr>
-              <w:spacing w:before="20" w:after="20" w:line="276" w:lineRule="auto"/>
-              <w:jc w:val="center"/>
-            </w:pPr>
-            <w:r>
-              <w:rPr>
-                <w:rFonts w:ascii="Times New Roman" w:hAnsi="Times New Roman"/>
-                <w:sz w:val="19"/>
-              </w:rPr>
-              <w:t>Trường tiểu học của em</w:t>
+              <w:t>Tự nhiên và Xã hội (Tuần 2)</w:t>
             </w:r>
           </w:p>
         </w:tc>
         <w:tc>
           <w:tcPr>
             <w:tcW w:type="dxa" w:w="3168"/>
-            <w:shd w:fill="F2F5F9"/>
-            <w:vAlign w:val="center"/>
+            <w:shd w:val="clear" w:color="auto" w:fill="FFFFFF"/>
             <w:tcMar>
               <w:top w:w="100" w:type="dxa"/>
               <w:bottom w:w="100" w:type="dxa"/>
-              <w:left w:w="100" w:type="dxa"/>
-              <w:right w:w="100" w:type="dxa"/>
+              <w:left w:w="120" w:type="dxa"/>
+              <w:right w:w="120" w:type="dxa"/>
             </w:tcMar>
+            <w:vAlign w:val="center"/>
           </w:tcPr>
           <w:p>
-            <w:pPr>
-              <w:spacing w:before="20" w:after="20" w:line="276" w:lineRule="auto"/>
-              <w:jc w:val="left"/>
-            </w:pPr>
-            <w:r/>
             <w:r>
               <w:rPr>
                 <w:rFonts w:ascii="Times New Roman" w:hAnsi="Times New Roman"/>
-                <w:b/>
-                <w:color w:val="1F4E78"/>
                 <w:sz w:val="19"/>
               </w:rPr>
-              <w:t>Chủ đề 1 GDĐP 1: Vĩnh Long nơi em sống (Trang 5 - QĐ 554/QĐ-BGDĐT)</w:t>
-            </w:r>
-          </w:p>
-          <w:p>
-            <w:pPr>
-              <w:spacing w:before="20" w:after="20" w:line="276" w:lineRule="auto"/>
-              <w:jc w:val="left"/>
-            </w:pPr>
-            <w:r>
-              <w:rPr>
-                <w:rFonts w:ascii="Times New Roman" w:hAnsi="Times New Roman"/>
-                <w:b/>
-                <w:color w:val="1F4E78"/>
-                <w:sz w:val="19"/>
-              </w:rPr>
-              <w:t>Bài 1 GDĐP 1: Phong tục chào hỏi ở quê em (Trang 5 - TLGDĐP Trà Vinh)</w:t>
-            </w:r>
-          </w:p>
-          <w:p>
-            <w:pPr>
-              <w:spacing w:before="20" w:after="20" w:line="276" w:lineRule="auto"/>
-              <w:jc w:val="left"/>
-            </w:pPr>
-            <w:r>
-              <w:rPr>
-                <w:rFonts w:ascii="Times New Roman" w:hAnsi="Times New Roman"/>
-                <w:b/>
-                <w:color w:val="1F4E78"/>
-                <w:sz w:val="19"/>
-              </w:rPr>
-              <w:t>Chủ đề 1 GDĐP 1: Bến Tre - Quê hương tươi đẹp (Trang 5 - QĐ 2985/QĐ-BGDĐT)</w:t>
+              <w:t>Bài 2: Ngôi nhà của em</w:t>
             </w:r>
           </w:p>
         </w:tc>
         <w:tc>
           <w:tcPr>
-            <w:tcW w:type="dxa" w:w="3024"/>
-            <w:shd w:fill="F2F5F9"/>
-            <w:vAlign w:val="center"/>
+            <w:tcW w:type="dxa" w:w="3312"/>
+            <w:shd w:val="clear" w:color="auto" w:fill="FFFFFF"/>
             <w:tcMar>
               <w:top w:w="100" w:type="dxa"/>
               <w:bottom w:w="100" w:type="dxa"/>
-              <w:left w:w="100" w:type="dxa"/>
-              <w:right w:w="100" w:type="dxa"/>
+              <w:left w:w="120" w:type="dxa"/>
+              <w:right w:w="120" w:type="dxa"/>
             </w:tcMar>
+            <w:vAlign w:val="center"/>
           </w:tcPr>
           <w:p>
-            <w:pPr>
-              <w:spacing w:before="20" w:after="20" w:line="276" w:lineRule="auto"/>
-              <w:jc w:val="left"/>
-            </w:pPr>
-            <w:r/>
-            <w:r>
-              <w:rPr>
-                <w:rFonts w:ascii="Times New Roman" w:hAnsi="Times New Roman"/>
-                <w:b/>
-                <w:color w:val="C00000"/>
-                <w:sz w:val="19"/>
-              </w:rPr>
-              <w:t>Hoạt động Vận dụng &amp; Trải nghiệm:</w:t>
-            </w:r>
-          </w:p>
-          <w:p>
-            <w:pPr>
-              <w:spacing w:before="20" w:after="20" w:line="276" w:lineRule="auto"/>
-              <w:jc w:val="left"/>
-            </w:pPr>
             <w:r>
               <w:rPr>
                 <w:rFonts w:ascii="Times New Roman" w:hAnsi="Times New Roman"/>
                 <w:sz w:val="19"/>
               </w:rPr>
-              <w:t>Giữ gìn khuôn viên trường lớp xanh - sạch - đẹp, hình thành nét đẹp văn hóa chào hỏi lễ phép nơi trường học địa phương.</w:t>
-            </w:r>
-          </w:p>
-        </w:tc>
-        <w:tc>
-          <w:tcPr>
-            <w:tcW w:type="dxa" w:w="4450"/>
-            <w:shd w:fill="F2F5F9"/>
-            <w:vAlign w:val="center"/>
-            <w:tcMar>
-              <w:top w:w="100" w:type="dxa"/>
-              <w:bottom w:w="100" w:type="dxa"/>
-              <w:left w:w="100" w:type="dxa"/>
-              <w:right w:w="100" w:type="dxa"/>
-            </w:tcMar>
-          </w:tcPr>
-          <w:p>
-            <w:pPr>
-              <w:spacing w:before="20" w:after="20" w:line="276" w:lineRule="auto"/>
-              <w:jc w:val="left"/>
-            </w:pPr>
-            <w:r/>
-            <w:r>
-              <w:rPr>
-                <w:rFonts w:ascii="Times New Roman" w:hAnsi="Times New Roman"/>
-                <w:b/>
-                <w:color w:val="1F4E78"/>
-                <w:sz w:val="19"/>
-              </w:rPr>
-              <w:t>1. GV</w:t>
-            </w:r>
-            <w:r>
-              <w:rPr>
-                <w:rFonts w:ascii="Times New Roman" w:hAnsi="Times New Roman"/>
-                <w:sz w:val="19"/>
-              </w:rPr>
-              <w:t xml:space="preserve"> dẫn dắt: "Ngôi trường tiểu học ở quê hương chúng ta có nhiều cây bóng mát như phượng, bàng, dừa cảnh... Hằng ngày khi đến trường, các em chào hỏi thầy cô, bác bảo vệ và bạn bè như thế nào?".</w:t>
-            </w:r>
-          </w:p>
-          <w:p>
-            <w:pPr>
-              <w:spacing w:before="20" w:after="20" w:line="276" w:lineRule="auto"/>
-              <w:jc w:val="left"/>
-            </w:pPr>
-            <w:r/>
-            <w:r>
-              <w:rPr>
-                <w:rFonts w:ascii="Times New Roman" w:hAnsi="Times New Roman"/>
-                <w:b/>
-                <w:color w:val="0070C0"/>
-                <w:sz w:val="19"/>
-              </w:rPr>
-              <w:t>2. HS</w:t>
-            </w:r>
-            <w:r>
-              <w:rPr>
-                <w:rFonts w:ascii="Times New Roman" w:hAnsi="Times New Roman"/>
-                <w:sz w:val="19"/>
-              </w:rPr>
-              <w:t xml:space="preserve"> thực hành sắm vai: Đứng ngay ngắn, khoanh tay trước ngực, mỉm cười và cất lời chào lễ phép "Em chào thầy/cô ạ!" theo đúng nét đẹp truyền thống của người dân Nam Bộ.</w:t>
-            </w:r>
-          </w:p>
-          <w:p>
-            <w:pPr>
-              <w:spacing w:before="20" w:after="20" w:line="276" w:lineRule="auto"/>
-              <w:jc w:val="left"/>
-            </w:pPr>
-            <w:r/>
-            <w:r>
-              <w:rPr>
-                <w:rFonts w:ascii="Times New Roman" w:hAnsi="Times New Roman"/>
-                <w:b/>
-                <w:color w:val="1F4E78"/>
-                <w:sz w:val="19"/>
-              </w:rPr>
-              <w:t>3. GV</w:t>
-            </w:r>
-            <w:r>
-              <w:rPr>
-                <w:rFonts w:ascii="Times New Roman" w:hAnsi="Times New Roman"/>
-                <w:sz w:val="19"/>
-              </w:rPr>
-              <w:t xml:space="preserve"> khen ngợi tinh thần lễ phép của HS, nhắc nhở các em luôn giữ vệ sinh lớp học, không vứt rác bừa bãi ra sân trường để trường em luôn khang trang, tươi đẹp.</w:t>
-            </w:r>
-          </w:p>
-        </w:tc>
-      </w:tr>
-      <w:tr>
-        <w:trPr>
-          <w:cantSplit/>
-        </w:trPr>
-        <w:tc>
-          <w:tcPr>
-            <w:tcW w:type="dxa" w:w="2160"/>
-            <w:vAlign w:val="center"/>
-            <w:tcMar>
-              <w:top w:w="100" w:type="dxa"/>
-              <w:bottom w:w="100" w:type="dxa"/>
-              <w:left w:w="100" w:type="dxa"/>
-              <w:right w:w="100" w:type="dxa"/>
-            </w:tcMar>
-          </w:tcPr>
-          <w:p>
-            <w:pPr>
-              <w:spacing w:before="20" w:after="20" w:line="276" w:lineRule="auto"/>
-              <w:jc w:val="center"/>
-            </w:pPr>
-            <w:r/>
-            <w:r>
-              <w:rPr>
-                <w:rFonts w:ascii="Times New Roman" w:hAnsi="Times New Roman"/>
-                <w:b/>
-                <w:color w:val="1F4E78"/>
-                <w:sz w:val="19"/>
-              </w:rPr>
-              <w:t>Tự nhiên và Xã hội</w:t>
-            </w:r>
-          </w:p>
-          <w:p>
-            <w:pPr>
-              <w:spacing w:before="20" w:after="20" w:line="276" w:lineRule="auto"/>
-              <w:jc w:val="center"/>
-            </w:pPr>
-            <w:r>
-              <w:rPr>
-                <w:rFonts w:ascii="Times New Roman" w:hAnsi="Times New Roman"/>
-                <w:sz w:val="19"/>
-              </w:rPr>
-              <w:t>(Tuần 13 - Tiết 25, 26)</w:t>
-            </w:r>
-          </w:p>
-        </w:tc>
-        <w:tc>
-          <w:tcPr>
-            <w:tcW w:type="dxa" w:w="2304"/>
-            <w:vAlign w:val="center"/>
-            <w:tcMar>
-              <w:top w:w="100" w:type="dxa"/>
-              <w:bottom w:w="100" w:type="dxa"/>
-              <w:left w:w="100" w:type="dxa"/>
-              <w:right w:w="100" w:type="dxa"/>
-            </w:tcMar>
-          </w:tcPr>
-          <w:p>
-            <w:pPr>
-              <w:spacing w:before="20" w:after="20" w:line="276" w:lineRule="auto"/>
-              <w:jc w:val="center"/>
-            </w:pPr>
-            <w:r/>
-            <w:r>
-              <w:rPr>
-                <w:rFonts w:ascii="Times New Roman" w:hAnsi="Times New Roman"/>
-                <w:b/>
-                <w:color w:val="2E75B6"/>
-                <w:sz w:val="19"/>
-              </w:rPr>
-              <w:t>Bài 13:</w:t>
-            </w:r>
-          </w:p>
-          <w:p>
-            <w:pPr>
-              <w:spacing w:before="20" w:after="20" w:line="276" w:lineRule="auto"/>
-              <w:jc w:val="center"/>
-            </w:pPr>
-            <w:r>
-              <w:rPr>
-                <w:rFonts w:ascii="Times New Roman" w:hAnsi="Times New Roman"/>
-                <w:sz w:val="19"/>
-              </w:rPr>
-              <w:t>Cây xung quanh em</w:t>
+              <w:t>Chủ đề 2: Cảnh đẹp quê hương Trà Vinh</w:t>
             </w:r>
           </w:p>
         </w:tc>
         <w:tc>
           <w:tcPr>
             <w:tcW w:type="dxa" w:w="3168"/>
-            <w:vAlign w:val="center"/>
+            <w:shd w:val="clear" w:color="auto" w:fill="FFFFFF"/>
             <w:tcMar>
               <w:top w:w="100" w:type="dxa"/>
               <w:bottom w:w="100" w:type="dxa"/>
-              <w:left w:w="100" w:type="dxa"/>
-              <w:right w:w="100" w:type="dxa"/>
+              <w:left w:w="120" w:type="dxa"/>
+              <w:right w:w="120" w:type="dxa"/>
             </w:tcMar>
+            <w:vAlign w:val="center"/>
           </w:tcPr>
           <w:p>
-            <w:pPr>
-              <w:spacing w:before="20" w:after="20" w:line="276" w:lineRule="auto"/>
-              <w:jc w:val="left"/>
-            </w:pPr>
-            <w:r/>
             <w:r>
               <w:rPr>
                 <w:rFonts w:ascii="Times New Roman" w:hAnsi="Times New Roman"/>
-                <w:b/>
-                <w:color w:val="1F4E78"/>
                 <w:sz w:val="19"/>
               </w:rPr>
-              <w:t>Chủ đề 1 GDĐP 1: Bến Tre - Quê hương tươi đẹp (Trang 5 - QĐ 2985/QĐ-BGDĐT)</w:t>
-            </w:r>
-          </w:p>
-          <w:p>
-            <w:pPr>
-              <w:spacing w:before="20" w:after="20" w:line="276" w:lineRule="auto"/>
-              <w:jc w:val="left"/>
-            </w:pPr>
-            <w:r>
-              <w:rPr>
-                <w:rFonts w:ascii="Times New Roman" w:hAnsi="Times New Roman"/>
-                <w:b/>
-                <w:color w:val="1F4E78"/>
-                <w:sz w:val="19"/>
-              </w:rPr>
-              <w:t>Bài 7 GDĐP 1: Cảnh sắc thiên nhiên quê em (Trang 47 - TLGDĐP Trà Vinh)</w:t>
-            </w:r>
-          </w:p>
-          <w:p>
-            <w:pPr>
-              <w:spacing w:before="20" w:after="20" w:line="276" w:lineRule="auto"/>
-              <w:jc w:val="left"/>
-            </w:pPr>
-            <w:r>
-              <w:rPr>
-                <w:rFonts w:ascii="Times New Roman" w:hAnsi="Times New Roman"/>
-                <w:b/>
-                <w:color w:val="1F4E78"/>
-                <w:sz w:val="19"/>
-              </w:rPr>
-              <w:t>Chủ đề 1 GDĐP 1: Vĩnh Long nơi em sống (Trang 5 - QĐ 554/QĐ-BGDĐT)</w:t>
+              <w:t>Hoạt động Khám phá &amp; Luyện tập: Nhận biết đặc điểm kiểu nhà ở truyền thống vùng thôn quê Trà Vinh (nhà vườn, mái ngói hoặc mái lá, xung quanh nhiều cây ăn trái).</w:t>
+              <w:br/>
+              <w:br/>
+              <w:t>* Yêu cầu cần đạt:</w:t>
+              <w:br/>
+              <w:t>- Tích hợp GDĐP tỉnh Trà Vinh (Chủ đề 2: Cảnh đẹp quê hương Trà Vinh): Nhận biết đặc điểm kiểu nhà ở truyền thống vùng sông nước Trà Vinh (nhà vườn, nhà ba gian, xung quanh có rặng dừa, vườn cây ăn trái sum suê); bồi dưỡng tình yêu thương tổ ấm gia đình và ý thức giữ gìn nhà cửa sạch sẽ.</w:t>
             </w:r>
           </w:p>
         </w:tc>
         <w:tc>
           <w:tcPr>
-            <w:tcW w:type="dxa" w:w="3024"/>
-            <w:vAlign w:val="center"/>
+            <w:tcW w:type="dxa" w:w="3600"/>
+            <w:shd w:val="clear" w:color="auto" w:fill="FFFFFF"/>
             <w:tcMar>
               <w:top w:w="100" w:type="dxa"/>
               <w:bottom w:w="100" w:type="dxa"/>
-              <w:left w:w="100" w:type="dxa"/>
-              <w:right w:w="100" w:type="dxa"/>
+              <w:left w:w="120" w:type="dxa"/>
+              <w:right w:w="120" w:type="dxa"/>
             </w:tcMar>
+            <w:vAlign w:val="center"/>
           </w:tcPr>
           <w:p>
-            <w:pPr>
-              <w:spacing w:before="20" w:after="20" w:line="276" w:lineRule="auto"/>
-              <w:jc w:val="left"/>
-            </w:pPr>
-            <w:r/>
-            <w:r>
-              <w:rPr>
-                <w:rFonts w:ascii="Times New Roman" w:hAnsi="Times New Roman"/>
-                <w:b/>
-                <w:color w:val="C00000"/>
-                <w:sz w:val="19"/>
-              </w:rPr>
-              <w:t>Hoạt động Khám phá &amp; Nhận biết:</w:t>
-            </w:r>
-          </w:p>
-          <w:p>
-            <w:pPr>
-              <w:spacing w:before="20" w:after="20" w:line="276" w:lineRule="auto"/>
-              <w:jc w:val="left"/>
-            </w:pPr>
             <w:r>
               <w:rPr>
                 <w:rFonts w:ascii="Times New Roman" w:hAnsi="Times New Roman"/>
                 <w:sz w:val="19"/>
               </w:rPr>
-              <w:t>Nhận diện và nêu tên một số loài cây trồng đặc trưng vùng đồng bằng sông Cửu Long (cây dừa, cây bưởi Năm Roi, cây đước ngập mặn, cây nhãn xuồng...).</w:t>
+              <w:t>1. Hoạt động của GV:</w:t>
+              <w:br/>
+              <w:t>GV trình chiếu hình ảnh về ngôi nhà vườn rợp bóng cây xanh ở vùng quê Trà Vinh (Cầu Kè, Càng Long, Châu Thành); gợi ý HS quan sát quang cảnh xung quanh nhà, bờ kênh, vườn dừa; hướng dẫn HS biết giữ gìn ngôi nhà sạch sẽ, phụ giúp ba mẹ nhặt rác quanh sân nhà.</w:t>
+              <w:br/>
+              <w:br/>
+              <w:t>2. Hoạt động của HS:</w:t>
+              <w:br/>
+              <w:t>HS quan sát tranh, thảo luận nhóm đôi và chia sẻ: Nhà ở quê em thường gần bờ kênh, xung quanh có vườn cây, rặng dừa mát rượi. HS kể những việc đã làm để giữ nhà ở luôn sạch đẹp, ngăn nắp.</w:t>
             </w:r>
           </w:p>
         </w:tc>
+      </w:tr>
+      <w:tr>
         <w:tc>
           <w:tcPr>
-            <w:tcW w:type="dxa" w:w="4450"/>
-            <w:vAlign w:val="center"/>
+            <w:tcW w:type="dxa" w:w="2592"/>
+            <w:shd w:val="clear" w:color="auto" w:fill="F2F5F9"/>
             <w:tcMar>
               <w:top w:w="100" w:type="dxa"/>
               <w:bottom w:w="100" w:type="dxa"/>
-              <w:left w:w="100" w:type="dxa"/>
-              <w:right w:w="100" w:type="dxa"/>
+              <w:left w:w="120" w:type="dxa"/>
+              <w:right w:w="120" w:type="dxa"/>
             </w:tcMar>
+            <w:vAlign w:val="center"/>
           </w:tcPr>
           <w:p>
-            <w:pPr>
-              <w:spacing w:before="20" w:after="20" w:line="276" w:lineRule="auto"/>
-              <w:jc w:val="left"/>
-            </w:pPr>
-            <w:r/>
-            <w:r>
-              <w:rPr>
-                <w:rFonts w:ascii="Times New Roman" w:hAnsi="Times New Roman"/>
-                <w:b/>
-                <w:color w:val="1F4E78"/>
-                <w:sz w:val="19"/>
-              </w:rPr>
-              <w:t>1. GV</w:t>
-            </w:r>
             <w:r>
               <w:rPr>
                 <w:rFonts w:ascii="Times New Roman" w:hAnsi="Times New Roman"/>
                 <w:sz w:val="19"/>
               </w:rPr>
-              <w:t xml:space="preserve"> trình chiếu hình ảnh rặng dừa xanh soi bóng ven sông Bến Tre, vườn bưởi Năm Roi trĩu quả Vĩnh Long và rặng đước vươn rễ bám đất Duyên Hải (Trà Vinh).</w:t>
-            </w:r>
-          </w:p>
-          <w:p>
-            <w:pPr>
-              <w:spacing w:before="20" w:after="20" w:line="276" w:lineRule="auto"/>
-              <w:jc w:val="left"/>
-            </w:pPr>
-            <w:r/>
-            <w:r>
-              <w:rPr>
-                <w:rFonts w:ascii="Times New Roman" w:hAnsi="Times New Roman"/>
-                <w:b/>
-                <w:color w:val="0070C0"/>
-                <w:sz w:val="19"/>
-              </w:rPr>
-              <w:t>2. HS</w:t>
-            </w:r>
-            <w:r>
-              <w:rPr>
-                <w:rFonts w:ascii="Times New Roman" w:hAnsi="Times New Roman"/>
-                <w:sz w:val="19"/>
-              </w:rPr>
-              <w:t xml:space="preserve"> quan sát tranh, chỉ rõ các bộ phận thân, lá, quả của cây dừa, cây bưởi và chia sẻ hiểu biết về lợi ích của cây: cho quả ngọt, bóng mát, nước dừa giải khát, gỗ dừa làm đồ gia dụng.</w:t>
-            </w:r>
-          </w:p>
-          <w:p>
-            <w:pPr>
-              <w:spacing w:before="20" w:after="20" w:line="276" w:lineRule="auto"/>
-              <w:jc w:val="left"/>
-            </w:pPr>
-            <w:r/>
-            <w:r>
-              <w:rPr>
-                <w:rFonts w:ascii="Times New Roman" w:hAnsi="Times New Roman"/>
-                <w:b/>
-                <w:color w:val="1F4E78"/>
-                <w:sz w:val="19"/>
-              </w:rPr>
-              <w:t>3. GV</w:t>
-            </w:r>
-            <w:r>
-              <w:rPr>
-                <w:rFonts w:ascii="Times New Roman" w:hAnsi="Times New Roman"/>
-                <w:sz w:val="19"/>
-              </w:rPr>
-              <w:t xml:space="preserve"> kết luận: Cây xanh là tài sản quý báu của quê hương, giúp không khí trong lành; hướng dẫn HS chăm sóc chậu cây nhỏ ở trường và không bẻ cành hái lá.</w:t>
-            </w:r>
-          </w:p>
-        </w:tc>
-      </w:tr>
-      <w:tr>
-        <w:trPr>
-          <w:cantSplit/>
-        </w:trPr>
-        <w:tc>
-          <w:tcPr>
-            <w:tcW w:type="dxa" w:w="2160"/>
-            <w:shd w:fill="F2F5F9"/>
-            <w:vAlign w:val="center"/>
-            <w:tcMar>
-              <w:top w:w="100" w:type="dxa"/>
-              <w:bottom w:w="100" w:type="dxa"/>
-              <w:left w:w="100" w:type="dxa"/>
-              <w:right w:w="100" w:type="dxa"/>
-            </w:tcMar>
-          </w:tcPr>
-          <w:p>
-            <w:pPr>
-              <w:spacing w:before="20" w:after="20" w:line="276" w:lineRule="auto"/>
-              <w:jc w:val="center"/>
-            </w:pPr>
-            <w:r/>
-            <w:r>
-              <w:rPr>
-                <w:rFonts w:ascii="Times New Roman" w:hAnsi="Times New Roman"/>
-                <w:b/>
-                <w:color w:val="1F4E78"/>
-                <w:sz w:val="19"/>
-              </w:rPr>
-              <w:t>Tự nhiên và Xã hội</w:t>
-            </w:r>
-          </w:p>
-          <w:p>
-            <w:pPr>
-              <w:spacing w:before="20" w:after="20" w:line="276" w:lineRule="auto"/>
-              <w:jc w:val="center"/>
-            </w:pPr>
-            <w:r>
-              <w:rPr>
-                <w:rFonts w:ascii="Times New Roman" w:hAnsi="Times New Roman"/>
-                <w:sz w:val="19"/>
-              </w:rPr>
-              <w:t>(Tuần 15 - Tiết 29, 30)</w:t>
-            </w:r>
-          </w:p>
-        </w:tc>
-        <w:tc>
-          <w:tcPr>
-            <w:tcW w:type="dxa" w:w="2304"/>
-            <w:shd w:fill="F2F5F9"/>
-            <w:vAlign w:val="center"/>
-            <w:tcMar>
-              <w:top w:w="100" w:type="dxa"/>
-              <w:bottom w:w="100" w:type="dxa"/>
-              <w:left w:w="100" w:type="dxa"/>
-              <w:right w:w="100" w:type="dxa"/>
-            </w:tcMar>
-          </w:tcPr>
-          <w:p>
-            <w:pPr>
-              <w:spacing w:before="20" w:after="20" w:line="276" w:lineRule="auto"/>
-              <w:jc w:val="center"/>
-            </w:pPr>
-            <w:r/>
-            <w:r>
-              <w:rPr>
-                <w:rFonts w:ascii="Times New Roman" w:hAnsi="Times New Roman"/>
-                <w:b/>
-                <w:color w:val="2E75B6"/>
-                <w:sz w:val="19"/>
-              </w:rPr>
-              <w:t>Bài 15:</w:t>
-            </w:r>
-          </w:p>
-          <w:p>
-            <w:pPr>
-              <w:spacing w:before="20" w:after="20" w:line="276" w:lineRule="auto"/>
-              <w:jc w:val="center"/>
-            </w:pPr>
-            <w:r>
-              <w:rPr>
-                <w:rFonts w:ascii="Times New Roman" w:hAnsi="Times New Roman"/>
-                <w:sz w:val="19"/>
-              </w:rPr>
-              <w:t>Con vật xung quanh em</w:t>
+              <w:t>Tự nhiên và Xã hội (Tuần 6)</w:t>
             </w:r>
           </w:p>
         </w:tc>
         <w:tc>
           <w:tcPr>
             <w:tcW w:type="dxa" w:w="3168"/>
-            <w:shd w:fill="F2F5F9"/>
-            <w:vAlign w:val="center"/>
+            <w:shd w:val="clear" w:color="auto" w:fill="F2F5F9"/>
             <w:tcMar>
               <w:top w:w="100" w:type="dxa"/>
               <w:bottom w:w="100" w:type="dxa"/>
-              <w:left w:w="100" w:type="dxa"/>
-              <w:right w:w="100" w:type="dxa"/>
+              <w:left w:w="120" w:type="dxa"/>
+              <w:right w:w="120" w:type="dxa"/>
             </w:tcMar>
+            <w:vAlign w:val="center"/>
           </w:tcPr>
           <w:p>
-            <w:pPr>
-              <w:spacing w:before="20" w:after="20" w:line="276" w:lineRule="auto"/>
-              <w:jc w:val="left"/>
-            </w:pPr>
-            <w:r/>
             <w:r>
               <w:rPr>
                 <w:rFonts w:ascii="Times New Roman" w:hAnsi="Times New Roman"/>
-                <w:b/>
-                <w:color w:val="1F4E78"/>
                 <w:sz w:val="19"/>
               </w:rPr>
-              <w:t>Chủ đề 6 GDĐP 1: Nghề nghiệp của người dân quê em (Trang 31 - QĐ 554/QĐ-BGDĐT)</w:t>
-            </w:r>
-          </w:p>
-          <w:p>
-            <w:pPr>
-              <w:spacing w:before="20" w:after="20" w:line="276" w:lineRule="auto"/>
-              <w:jc w:val="left"/>
-            </w:pPr>
-            <w:r>
-              <w:rPr>
-                <w:rFonts w:ascii="Times New Roman" w:hAnsi="Times New Roman"/>
-                <w:b/>
-                <w:color w:val="1F4E78"/>
-                <w:sz w:val="19"/>
-              </w:rPr>
-              <w:t>Chủ đề 1 GDĐP 1: Bến Tre - Quê hương tươi đẹp (Trang 5 - QĐ 2985/QĐ-BGDĐT)</w:t>
-            </w:r>
-          </w:p>
-          <w:p>
-            <w:pPr>
-              <w:spacing w:before="20" w:after="20" w:line="276" w:lineRule="auto"/>
-              <w:jc w:val="left"/>
-            </w:pPr>
-            <w:r>
-              <w:rPr>
-                <w:rFonts w:ascii="Times New Roman" w:hAnsi="Times New Roman"/>
-                <w:b/>
-                <w:color w:val="1F4E78"/>
-                <w:sz w:val="19"/>
-              </w:rPr>
-              <w:t>Bài 7 GDĐP 1: Cảnh sắc thiên nhiên quê em (Trang 47 - TLGDĐP Trà Vinh)</w:t>
+              <w:t>Bài 6: Lớp học của em</w:t>
             </w:r>
           </w:p>
         </w:tc>
         <w:tc>
           <w:tcPr>
-            <w:tcW w:type="dxa" w:w="3024"/>
-            <w:shd w:fill="F2F5F9"/>
-            <w:vAlign w:val="center"/>
+            <w:tcW w:type="dxa" w:w="3312"/>
+            <w:shd w:val="clear" w:color="auto" w:fill="F2F5F9"/>
             <w:tcMar>
               <w:top w:w="100" w:type="dxa"/>
               <w:bottom w:w="100" w:type="dxa"/>
-              <w:left w:w="100" w:type="dxa"/>
-              <w:right w:w="100" w:type="dxa"/>
+              <w:left w:w="120" w:type="dxa"/>
+              <w:right w:w="120" w:type="dxa"/>
             </w:tcMar>
+            <w:vAlign w:val="center"/>
           </w:tcPr>
           <w:p>
-            <w:pPr>
-              <w:spacing w:before="20" w:after="20" w:line="276" w:lineRule="auto"/>
-              <w:jc w:val="left"/>
-            </w:pPr>
-            <w:r/>
-            <w:r>
-              <w:rPr>
-                <w:rFonts w:ascii="Times New Roman" w:hAnsi="Times New Roman"/>
-                <w:b/>
-                <w:color w:val="C00000"/>
-                <w:sz w:val="19"/>
-              </w:rPr>
-              <w:t>Hoạt động Khám phá &amp; Luyện tập:</w:t>
-            </w:r>
-          </w:p>
-          <w:p>
-            <w:pPr>
-              <w:spacing w:before="20" w:after="20" w:line="276" w:lineRule="auto"/>
-              <w:jc w:val="left"/>
-            </w:pPr>
             <w:r>
               <w:rPr>
                 <w:rFonts w:ascii="Times New Roman" w:hAnsi="Times New Roman"/>
                 <w:sz w:val="19"/>
               </w:rPr>
-              <w:t>Nhận biết hình dáng, ích lợi của các con vật nuôi quen thuộc và các loài thủy sản đặc trưng vùng sông nước (cá tra, tôm sú, đàn vịt chạy đồng, chim cò ở cồn bãi).</w:t>
-            </w:r>
-          </w:p>
-        </w:tc>
-        <w:tc>
-          <w:tcPr>
-            <w:tcW w:type="dxa" w:w="4450"/>
-            <w:shd w:fill="F2F5F9"/>
-            <w:vAlign w:val="center"/>
-            <w:tcMar>
-              <w:top w:w="100" w:type="dxa"/>
-              <w:bottom w:w="100" w:type="dxa"/>
-              <w:left w:w="100" w:type="dxa"/>
-              <w:right w:w="100" w:type="dxa"/>
-            </w:tcMar>
-          </w:tcPr>
-          <w:p>
-            <w:pPr>
-              <w:spacing w:before="20" w:after="20" w:line="276" w:lineRule="auto"/>
-              <w:jc w:val="left"/>
-            </w:pPr>
-            <w:r/>
-            <w:r>
-              <w:rPr>
-                <w:rFonts w:ascii="Times New Roman" w:hAnsi="Times New Roman"/>
-                <w:b/>
-                <w:color w:val="1F4E78"/>
-                <w:sz w:val="19"/>
-              </w:rPr>
-              <w:t>1. GV</w:t>
-            </w:r>
-            <w:r>
-              <w:rPr>
-                <w:rFonts w:ascii="Times New Roman" w:hAnsi="Times New Roman"/>
-                <w:sz w:val="19"/>
-              </w:rPr>
-              <w:t xml:space="preserve"> tổ chức trò chơi "Đố vui về các con vật quê em": Chiếu hình ảnh bóng của các con vật (chim cò, con vịt, cá bống kèo, con trâu) và phát âm thanh tiếng kêu/tiếng quẫy nước để HS đoán.</w:t>
-            </w:r>
-          </w:p>
-          <w:p>
-            <w:pPr>
-              <w:spacing w:before="20" w:after="20" w:line="276" w:lineRule="auto"/>
-              <w:jc w:val="left"/>
-            </w:pPr>
-            <w:r/>
-            <w:r>
-              <w:rPr>
-                <w:rFonts w:ascii="Times New Roman" w:hAnsi="Times New Roman"/>
-                <w:b/>
-                <w:color w:val="0070C0"/>
-                <w:sz w:val="19"/>
-              </w:rPr>
-              <w:t>2. HS</w:t>
-            </w:r>
-            <w:r>
-              <w:rPr>
-                <w:rFonts w:ascii="Times New Roman" w:hAnsi="Times New Roman"/>
-                <w:sz w:val="19"/>
-              </w:rPr>
-              <w:t xml:space="preserve"> hào hứng giơ tay đoán tên con vật, mô tả hình dạng bên ngoài và nơi sống của chúng (con vịt bơi dưới mương nước, đàn cò trắng bay lượn trên đồng lúa, cá sống dưới sông).</w:t>
-            </w:r>
-          </w:p>
-          <w:p>
-            <w:pPr>
-              <w:spacing w:before="20" w:after="20" w:line="276" w:lineRule="auto"/>
-              <w:jc w:val="left"/>
-            </w:pPr>
-            <w:r/>
-            <w:r>
-              <w:rPr>
-                <w:rFonts w:ascii="Times New Roman" w:hAnsi="Times New Roman"/>
-                <w:b/>
-                <w:color w:val="1F4E78"/>
-                <w:sz w:val="19"/>
-              </w:rPr>
-              <w:t>3. GV</w:t>
-            </w:r>
-            <w:r>
-              <w:rPr>
-                <w:rFonts w:ascii="Times New Roman" w:hAnsi="Times New Roman"/>
-                <w:sz w:val="19"/>
-              </w:rPr>
-              <w:t xml:space="preserve"> chốt kiến thức: Các con vật nuôi và động vật tự nhiên gắn liền với đời sống lao động của người nông dân quê ta; nhắc nhở HS đối xử nhân hậu, chăm sóc và bảo vệ vật nuôi an toàn.</w:t>
-            </w:r>
-          </w:p>
-        </w:tc>
-      </w:tr>
-      <w:tr>
-        <w:trPr>
-          <w:cantSplit/>
-        </w:trPr>
-        <w:tc>
-          <w:tcPr>
-            <w:tcW w:type="dxa" w:w="2160"/>
-            <w:vAlign w:val="center"/>
-            <w:tcMar>
-              <w:top w:w="100" w:type="dxa"/>
-              <w:bottom w:w="100" w:type="dxa"/>
-              <w:left w:w="100" w:type="dxa"/>
-              <w:right w:w="100" w:type="dxa"/>
-            </w:tcMar>
-          </w:tcPr>
-          <w:p>
-            <w:pPr>
-              <w:spacing w:before="20" w:after="20" w:line="276" w:lineRule="auto"/>
-              <w:jc w:val="center"/>
-            </w:pPr>
-            <w:r/>
-            <w:r>
-              <w:rPr>
-                <w:rFonts w:ascii="Times New Roman" w:hAnsi="Times New Roman"/>
-                <w:b/>
-                <w:color w:val="1F4E78"/>
-                <w:sz w:val="19"/>
-              </w:rPr>
-              <w:t>Tự nhiên và Xã hội</w:t>
-            </w:r>
-          </w:p>
-          <w:p>
-            <w:pPr>
-              <w:spacing w:before="20" w:after="20" w:line="276" w:lineRule="auto"/>
-              <w:jc w:val="center"/>
-            </w:pPr>
-            <w:r>
-              <w:rPr>
-                <w:rFonts w:ascii="Times New Roman" w:hAnsi="Times New Roman"/>
-                <w:sz w:val="19"/>
-              </w:rPr>
-              <w:t>(Tuần 22 - Tiết 43, 44)</w:t>
-            </w:r>
-          </w:p>
-        </w:tc>
-        <w:tc>
-          <w:tcPr>
-            <w:tcW w:type="dxa" w:w="2304"/>
-            <w:vAlign w:val="center"/>
-            <w:tcMar>
-              <w:top w:w="100" w:type="dxa"/>
-              <w:bottom w:w="100" w:type="dxa"/>
-              <w:left w:w="100" w:type="dxa"/>
-              <w:right w:w="100" w:type="dxa"/>
-            </w:tcMar>
-          </w:tcPr>
-          <w:p>
-            <w:pPr>
-              <w:spacing w:before="20" w:after="20" w:line="276" w:lineRule="auto"/>
-              <w:jc w:val="center"/>
-            </w:pPr>
-            <w:r/>
-            <w:r>
-              <w:rPr>
-                <w:rFonts w:ascii="Times New Roman" w:hAnsi="Times New Roman"/>
-                <w:b/>
-                <w:color w:val="2E75B6"/>
-                <w:sz w:val="19"/>
-              </w:rPr>
-              <w:t>Bài 22:</w:t>
-            </w:r>
-          </w:p>
-          <w:p>
-            <w:pPr>
-              <w:spacing w:before="20" w:after="20" w:line="276" w:lineRule="auto"/>
-              <w:jc w:val="center"/>
-            </w:pPr>
-            <w:r>
-              <w:rPr>
-                <w:rFonts w:ascii="Times New Roman" w:hAnsi="Times New Roman"/>
-                <w:sz w:val="19"/>
-              </w:rPr>
-              <w:t>Chăm sóc và bảo vệ cây trồng, vật nuôi</w:t>
+              <w:t>Chủ đề 1: Cách chào hỏi ở quê em</w:t>
             </w:r>
           </w:p>
         </w:tc>
         <w:tc>
           <w:tcPr>
             <w:tcW w:type="dxa" w:w="3168"/>
-            <w:vAlign w:val="center"/>
+            <w:shd w:val="clear" w:color="auto" w:fill="F2F5F9"/>
             <w:tcMar>
               <w:top w:w="100" w:type="dxa"/>
               <w:bottom w:w="100" w:type="dxa"/>
-              <w:left w:w="100" w:type="dxa"/>
-              <w:right w:w="100" w:type="dxa"/>
+              <w:left w:w="120" w:type="dxa"/>
+              <w:right w:w="120" w:type="dxa"/>
             </w:tcMar>
+            <w:vAlign w:val="center"/>
           </w:tcPr>
           <w:p>
-            <w:pPr>
-              <w:spacing w:before="20" w:after="20" w:line="276" w:lineRule="auto"/>
-              <w:jc w:val="left"/>
-            </w:pPr>
-            <w:r/>
             <w:r>
               <w:rPr>
                 <w:rFonts w:ascii="Times New Roman" w:hAnsi="Times New Roman"/>
-                <w:b/>
-                <w:color w:val="1F4E78"/>
                 <w:sz w:val="19"/>
               </w:rPr>
-              <w:t>Bài 8 GDĐP 1: Bảo vệ môi trường nơi em sống (Trang 54 - TLGDĐP Trà Vinh)</w:t>
-            </w:r>
-          </w:p>
-          <w:p>
-            <w:pPr>
-              <w:spacing w:before="20" w:after="20" w:line="276" w:lineRule="auto"/>
-              <w:jc w:val="left"/>
-            </w:pPr>
-            <w:r>
-              <w:rPr>
-                <w:rFonts w:ascii="Times New Roman" w:hAnsi="Times New Roman"/>
-                <w:b/>
-                <w:color w:val="1F4E78"/>
-                <w:sz w:val="19"/>
-              </w:rPr>
-              <w:t>Chủ đề 6 GDĐP 1: Nghề nghiệp của người dân quê em (Trang 31 - QĐ 554/QĐ-BGDĐT)</w:t>
-            </w:r>
-          </w:p>
-          <w:p>
-            <w:pPr>
-              <w:spacing w:before="20" w:after="20" w:line="276" w:lineRule="auto"/>
-              <w:jc w:val="left"/>
-            </w:pPr>
-            <w:r>
-              <w:rPr>
-                <w:rFonts w:ascii="Times New Roman" w:hAnsi="Times New Roman"/>
-                <w:b/>
-                <w:color w:val="1F4E78"/>
-                <w:sz w:val="19"/>
-              </w:rPr>
-              <w:t>Chủ đề 1 GDĐP 1: Bến Tre - Quê hương tươi đẹp (Trang 5 - QĐ 2985/QĐ-BGDĐT)</w:t>
+              <w:t>Hoạt động Khám phá &amp; Thực hành: Thực hành lời chào thân thiện, cử chỉ đúng mực khi đến lớp học.</w:t>
+              <w:br/>
+              <w:br/>
+              <w:t>* Yêu cầu cần đạt:</w:t>
+              <w:br/>
+              <w:t>- Tích hợp GDĐP tỉnh Trà Vinh (Chủ đề 1: Cách chào hỏi ở quê em): Biết chào hỏi thầy cô giáo, bác bảo vệ và các bạn khi đến lớp học; thể hiện nét đẹp văn hóa chào hỏi thân thiện, lễ phép của học sinh Trà Vinh.</w:t>
             </w:r>
           </w:p>
         </w:tc>
         <w:tc>
           <w:tcPr>
-            <w:tcW w:type="dxa" w:w="3024"/>
-            <w:vAlign w:val="center"/>
+            <w:tcW w:type="dxa" w:w="3600"/>
+            <w:shd w:val="clear" w:color="auto" w:fill="F2F5F9"/>
             <w:tcMar>
               <w:top w:w="100" w:type="dxa"/>
               <w:bottom w:w="100" w:type="dxa"/>
-              <w:left w:w="100" w:type="dxa"/>
-              <w:right w:w="100" w:type="dxa"/>
+              <w:left w:w="120" w:type="dxa"/>
+              <w:right w:w="120" w:type="dxa"/>
             </w:tcMar>
+            <w:vAlign w:val="center"/>
           </w:tcPr>
           <w:p>
-            <w:pPr>
-              <w:spacing w:before="20" w:after="20" w:line="276" w:lineRule="auto"/>
-              <w:jc w:val="left"/>
-            </w:pPr>
-            <w:r/>
-            <w:r>
-              <w:rPr>
-                <w:rFonts w:ascii="Times New Roman" w:hAnsi="Times New Roman"/>
-                <w:b/>
-                <w:color w:val="C00000"/>
-                <w:sz w:val="19"/>
-              </w:rPr>
-              <w:t>Hoạt động Vận dụng &amp; Thực hành:</w:t>
-            </w:r>
-          </w:p>
-          <w:p>
-            <w:pPr>
-              <w:spacing w:before="20" w:after="20" w:line="276" w:lineRule="auto"/>
-              <w:jc w:val="left"/>
-            </w:pPr>
             <w:r>
               <w:rPr>
                 <w:rFonts w:ascii="Times New Roman" w:hAnsi="Times New Roman"/>
                 <w:sz w:val="19"/>
               </w:rPr>
-              <w:t>Thực hành tưới nước, bắt sâu cho cây xanh vườn trường và gia đình; bảo vệ đàn gia cầm, gia súc tại quê hương.</w:t>
+              <w:t>1. Hoạt động của GV:</w:t>
+              <w:br/>
+              <w:t>GV tổ chức tình huống học sinh gặp thầy cô giáo và bạn bè khi bước vào cổng trường và vào lớp học; hướng dẫn HS tư thế đứng nghiêm, nét mặt tươi cười, cúi đầu chào kính cẩn theo phong tục truyền thống của người dân Trà Vinh.</w:t>
+              <w:br/>
+              <w:br/>
+              <w:t>2. Hoạt động của HS:</w:t>
+              <w:br/>
+              <w:t>HS sắm vai thực hành chào thầy cô giáo khi vào lớp: 'Em chào thầy/cô ạ!'; chào hỏi các bạn cùng bàn: 'Chào bạn, chúc bạn một ngày vui vẻ!'.</w:t>
             </w:r>
           </w:p>
         </w:tc>
+      </w:tr>
+      <w:tr>
         <w:tc>
           <w:tcPr>
-            <w:tcW w:type="dxa" w:w="4450"/>
-            <w:vAlign w:val="center"/>
+            <w:tcW w:type="dxa" w:w="2592"/>
+            <w:shd w:val="clear" w:color="auto" w:fill="FFFFFF"/>
             <w:tcMar>
               <w:top w:w="100" w:type="dxa"/>
               <w:bottom w:w="100" w:type="dxa"/>
-              <w:left w:w="100" w:type="dxa"/>
-              <w:right w:w="100" w:type="dxa"/>
+              <w:left w:w="120" w:type="dxa"/>
+              <w:right w:w="120" w:type="dxa"/>
             </w:tcMar>
+            <w:vAlign w:val="center"/>
           </w:tcPr>
           <w:p>
-            <w:pPr>
-              <w:spacing w:before="20" w:after="20" w:line="276" w:lineRule="auto"/>
-              <w:jc w:val="left"/>
-            </w:pPr>
-            <w:r/>
-            <w:r>
-              <w:rPr>
-                <w:rFonts w:ascii="Times New Roman" w:hAnsi="Times New Roman"/>
-                <w:b/>
-                <w:color w:val="1F4E78"/>
-                <w:sz w:val="19"/>
-              </w:rPr>
-              <w:t>1. GV</w:t>
-            </w:r>
             <w:r>
               <w:rPr>
                 <w:rFonts w:ascii="Times New Roman" w:hAnsi="Times New Roman"/>
                 <w:sz w:val="19"/>
               </w:rPr>
-              <w:t xml:space="preserve"> chiếu video ngắn quay cảnh bác nông dân Nam Bộ cẩn thận tưới mát cho liếp rau, bón phân cho cây ăn trái và chăm sóc đàn gà con.</w:t>
-            </w:r>
-          </w:p>
-          <w:p>
-            <w:pPr>
-              <w:spacing w:before="20" w:after="20" w:line="276" w:lineRule="auto"/>
-              <w:jc w:val="left"/>
-            </w:pPr>
-            <w:r/>
-            <w:r>
-              <w:rPr>
-                <w:rFonts w:ascii="Times New Roman" w:hAnsi="Times New Roman"/>
-                <w:b/>
-                <w:color w:val="0070C0"/>
-                <w:sz w:val="19"/>
-              </w:rPr>
-              <w:t>2. HS</w:t>
-            </w:r>
-            <w:r>
-              <w:rPr>
-                <w:rFonts w:ascii="Times New Roman" w:hAnsi="Times New Roman"/>
-                <w:sz w:val="19"/>
-              </w:rPr>
-              <w:t xml:space="preserve"> chia nhóm 4, cùng thực hành động tác mô phỏng xới đất, nhổ cỏ dại, tưới nước bằng bình hoa sen mini cho bồn hoa lớp học; chia sẻ việc mình đã giúp cha mẹ cho gà vịt ăn ở nhà.</w:t>
-            </w:r>
-          </w:p>
-          <w:p>
-            <w:pPr>
-              <w:spacing w:before="20" w:after="20" w:line="276" w:lineRule="auto"/>
-              <w:jc w:val="left"/>
-            </w:pPr>
-            <w:r/>
-            <w:r>
-              <w:rPr>
-                <w:rFonts w:ascii="Times New Roman" w:hAnsi="Times New Roman"/>
-                <w:b/>
-                <w:color w:val="1F4E78"/>
-                <w:sz w:val="19"/>
-              </w:rPr>
-              <w:t>3. GV</w:t>
-            </w:r>
-            <w:r>
-              <w:rPr>
-                <w:rFonts w:ascii="Times New Roman" w:hAnsi="Times New Roman"/>
-                <w:sz w:val="19"/>
-              </w:rPr>
-              <w:t xml:space="preserve"> nhận xét, tuyên dương các nhóm thực hành khéo léo, dặn dò HS rửa tay sạch bằng xà phòng sau khi chăm sóc cây cối, thú cưng.</w:t>
-            </w:r>
-          </w:p>
-        </w:tc>
-      </w:tr>
-      <w:tr>
-        <w:trPr>
-          <w:cantSplit/>
-        </w:trPr>
-        <w:tc>
-          <w:tcPr>
-            <w:tcW w:type="dxa" w:w="2160"/>
-            <w:shd w:fill="F2F5F9"/>
-            <w:vAlign w:val="center"/>
-            <w:tcMar>
-              <w:top w:w="100" w:type="dxa"/>
-              <w:bottom w:w="100" w:type="dxa"/>
-              <w:left w:w="100" w:type="dxa"/>
-              <w:right w:w="100" w:type="dxa"/>
-            </w:tcMar>
-          </w:tcPr>
-          <w:p>
-            <w:pPr>
-              <w:spacing w:before="20" w:after="20" w:line="276" w:lineRule="auto"/>
-              <w:jc w:val="center"/>
-            </w:pPr>
-            <w:r/>
-            <w:r>
-              <w:rPr>
-                <w:rFonts w:ascii="Times New Roman" w:hAnsi="Times New Roman"/>
-                <w:b/>
-                <w:color w:val="1F4E78"/>
-                <w:sz w:val="19"/>
-              </w:rPr>
-              <w:t>Tự nhiên và Xã hội</w:t>
-            </w:r>
-          </w:p>
-          <w:p>
-            <w:pPr>
-              <w:spacing w:before="20" w:after="20" w:line="276" w:lineRule="auto"/>
-              <w:jc w:val="center"/>
-            </w:pPr>
-            <w:r>
-              <w:rPr>
-                <w:rFonts w:ascii="Times New Roman" w:hAnsi="Times New Roman"/>
-                <w:sz w:val="19"/>
-              </w:rPr>
-              <w:t>(Tuần 29 - Tiết 57, 58)</w:t>
-            </w:r>
-          </w:p>
-        </w:tc>
-        <w:tc>
-          <w:tcPr>
-            <w:tcW w:type="dxa" w:w="2304"/>
-            <w:shd w:fill="F2F5F9"/>
-            <w:vAlign w:val="center"/>
-            <w:tcMar>
-              <w:top w:w="100" w:type="dxa"/>
-              <w:bottom w:w="100" w:type="dxa"/>
-              <w:left w:w="100" w:type="dxa"/>
-              <w:right w:w="100" w:type="dxa"/>
-            </w:tcMar>
-          </w:tcPr>
-          <w:p>
-            <w:pPr>
-              <w:spacing w:before="20" w:after="20" w:line="276" w:lineRule="auto"/>
-              <w:jc w:val="center"/>
-            </w:pPr>
-            <w:r/>
-            <w:r>
-              <w:rPr>
-                <w:rFonts w:ascii="Times New Roman" w:hAnsi="Times New Roman"/>
-                <w:b/>
-                <w:color w:val="2E75B6"/>
-                <w:sz w:val="19"/>
-              </w:rPr>
-              <w:t>Bài 29:</w:t>
-            </w:r>
-          </w:p>
-          <w:p>
-            <w:pPr>
-              <w:spacing w:before="20" w:after="20" w:line="276" w:lineRule="auto"/>
-              <w:jc w:val="center"/>
-            </w:pPr>
-            <w:r>
-              <w:rPr>
-                <w:rFonts w:ascii="Times New Roman" w:hAnsi="Times New Roman"/>
-                <w:sz w:val="19"/>
-              </w:rPr>
-              <w:t>Nơi em sống</w:t>
+              <w:t>Tự nhiên và Xã hội (Tuần 17, 18)</w:t>
             </w:r>
           </w:p>
         </w:tc>
         <w:tc>
           <w:tcPr>
             <w:tcW w:type="dxa" w:w="3168"/>
-            <w:shd w:fill="F2F5F9"/>
-            <w:vAlign w:val="center"/>
+            <w:shd w:val="clear" w:color="auto" w:fill="FFFFFF"/>
             <w:tcMar>
               <w:top w:w="100" w:type="dxa"/>
               <w:bottom w:w="100" w:type="dxa"/>
-              <w:left w:w="100" w:type="dxa"/>
-              <w:right w:w="100" w:type="dxa"/>
+              <w:left w:w="120" w:type="dxa"/>
+              <w:right w:w="120" w:type="dxa"/>
             </w:tcMar>
+            <w:vAlign w:val="center"/>
           </w:tcPr>
           <w:p>
-            <w:pPr>
-              <w:spacing w:before="20" w:after="20" w:line="276" w:lineRule="auto"/>
-              <w:jc w:val="left"/>
-            </w:pPr>
-            <w:r/>
             <w:r>
               <w:rPr>
                 <w:rFonts w:ascii="Times New Roman" w:hAnsi="Times New Roman"/>
-                <w:b/>
-                <w:color w:val="1F4E78"/>
                 <w:sz w:val="19"/>
               </w:rPr>
-              <w:t>Chủ đề 1 GDĐP 1: Vĩnh Long nơi em sống (Trang 5 - QĐ 554/QĐ-BGDĐT)</w:t>
-            </w:r>
-          </w:p>
-          <w:p>
-            <w:pPr>
-              <w:spacing w:before="20" w:after="20" w:line="276" w:lineRule="auto"/>
-              <w:jc w:val="left"/>
-            </w:pPr>
-            <w:r>
-              <w:rPr>
-                <w:rFonts w:ascii="Times New Roman" w:hAnsi="Times New Roman"/>
-                <w:b/>
-                <w:color w:val="1F4E78"/>
-                <w:sz w:val="19"/>
-              </w:rPr>
-              <w:t>Chủ đề 1 GDĐP 1: Bến Tre - Quê hương tươi đẹp (Trang 5 - QĐ 2985/QĐ-BGDĐT)</w:t>
-            </w:r>
-          </w:p>
-          <w:p>
-            <w:pPr>
-              <w:spacing w:before="20" w:after="20" w:line="276" w:lineRule="auto"/>
-              <w:jc w:val="left"/>
-            </w:pPr>
-            <w:r>
-              <w:rPr>
-                <w:rFonts w:ascii="Times New Roman" w:hAnsi="Times New Roman"/>
-                <w:b/>
-                <w:color w:val="1F4E78"/>
-                <w:sz w:val="19"/>
-              </w:rPr>
-              <w:t>Bài 3 GDĐP 1: Danh lam thắng cảnh quê em (Trang 19 - TLGDĐP Trà Vinh)</w:t>
+              <w:t>Bài 15: Cây xung quanh em</w:t>
             </w:r>
           </w:p>
         </w:tc>
         <w:tc>
           <w:tcPr>
-            <w:tcW w:type="dxa" w:w="3024"/>
-            <w:shd w:fill="F2F5F9"/>
-            <w:vAlign w:val="center"/>
+            <w:tcW w:type="dxa" w:w="3312"/>
+            <w:shd w:val="clear" w:color="auto" w:fill="FFFFFF"/>
             <w:tcMar>
               <w:top w:w="100" w:type="dxa"/>
               <w:bottom w:w="100" w:type="dxa"/>
-              <w:left w:w="100" w:type="dxa"/>
-              <w:right w:w="100" w:type="dxa"/>
+              <w:left w:w="120" w:type="dxa"/>
+              <w:right w:w="120" w:type="dxa"/>
             </w:tcMar>
+            <w:vAlign w:val="center"/>
           </w:tcPr>
           <w:p>
-            <w:pPr>
-              <w:spacing w:before="20" w:after="20" w:line="276" w:lineRule="auto"/>
-              <w:jc w:val="left"/>
-            </w:pPr>
-            <w:r/>
-            <w:r>
-              <w:rPr>
-                <w:rFonts w:ascii="Times New Roman" w:hAnsi="Times New Roman"/>
-                <w:b/>
-                <w:color w:val="C00000"/>
-                <w:sz w:val="19"/>
-              </w:rPr>
-              <w:t>Hoạt động Khám phá &amp; Giới thiệu:</w:t>
-            </w:r>
-          </w:p>
-          <w:p>
-            <w:pPr>
-              <w:spacing w:before="20" w:after="20" w:line="276" w:lineRule="auto"/>
-              <w:jc w:val="left"/>
-            </w:pPr>
             <w:r>
               <w:rPr>
                 <w:rFonts w:ascii="Times New Roman" w:hAnsi="Times New Roman"/>
                 <w:sz w:val="19"/>
               </w:rPr>
-              <w:t>Khám phá cảnh quan xóm ấp, cù lao xanh tươi (Cù lao An Bình - Vĩnh Long, cồn Phụng - Bến Tre, cồn Long Trị - Trà Vinh) và các công trình giao thông cầu đường bắc qua sông Tiền, sông Cổ Chiên.</w:t>
-            </w:r>
-          </w:p>
-        </w:tc>
-        <w:tc>
-          <w:tcPr>
-            <w:tcW w:type="dxa" w:w="4450"/>
-            <w:shd w:fill="F2F5F9"/>
-            <w:vAlign w:val="center"/>
-            <w:tcMar>
-              <w:top w:w="100" w:type="dxa"/>
-              <w:bottom w:w="100" w:type="dxa"/>
-              <w:left w:w="100" w:type="dxa"/>
-              <w:right w:w="100" w:type="dxa"/>
-            </w:tcMar>
-          </w:tcPr>
-          <w:p>
-            <w:pPr>
-              <w:spacing w:before="20" w:after="20" w:line="276" w:lineRule="auto"/>
-              <w:jc w:val="left"/>
-            </w:pPr>
-            <w:r/>
-            <w:r>
-              <w:rPr>
-                <w:rFonts w:ascii="Times New Roman" w:hAnsi="Times New Roman"/>
-                <w:b/>
-                <w:color w:val="1F4E78"/>
-                <w:sz w:val="19"/>
-              </w:rPr>
-              <w:t>1. GV</w:t>
-            </w:r>
-            <w:r>
-              <w:rPr>
-                <w:rFonts w:ascii="Times New Roman" w:hAnsi="Times New Roman"/>
-                <w:sz w:val="19"/>
-              </w:rPr>
-              <w:t xml:space="preserve"> trình chiếu bản đồ tranh vẽ sinh động và ảnh chụp toàn cảnh cù lao xanh ngát giữa dòng sông quê hương, cây cầu Cổ Chiên, cầu Rạch Miễu nối nhịp đôi bờ.</w:t>
-            </w:r>
-          </w:p>
-          <w:p>
-            <w:pPr>
-              <w:spacing w:before="20" w:after="20" w:line="276" w:lineRule="auto"/>
-              <w:jc w:val="left"/>
-            </w:pPr>
-            <w:r/>
-            <w:r>
-              <w:rPr>
-                <w:rFonts w:ascii="Times New Roman" w:hAnsi="Times New Roman"/>
-                <w:b/>
-                <w:color w:val="0070C0"/>
-                <w:sz w:val="19"/>
-              </w:rPr>
-              <w:t>2. HS</w:t>
-            </w:r>
-            <w:r>
-              <w:rPr>
-                <w:rFonts w:ascii="Times New Roman" w:hAnsi="Times New Roman"/>
-                <w:sz w:val="19"/>
-              </w:rPr>
-              <w:t xml:space="preserve"> thảo luận nhóm đôi: Nêu tên ấp/khóm, xã/phường nơi mình đang ở; kể cho bạn nghe những cảnh đẹp quen thuộc quanh nhà (bến đò, rặng dừa, đồng lúa, chợ quê).</w:t>
-            </w:r>
-          </w:p>
-          <w:p>
-            <w:pPr>
-              <w:spacing w:before="20" w:after="20" w:line="276" w:lineRule="auto"/>
-              <w:jc w:val="left"/>
-            </w:pPr>
-            <w:r/>
-            <w:r>
-              <w:rPr>
-                <w:rFonts w:ascii="Times New Roman" w:hAnsi="Times New Roman"/>
-                <w:b/>
-                <w:color w:val="1F4E78"/>
-                <w:sz w:val="19"/>
-              </w:rPr>
-              <w:t>3. GV</w:t>
-            </w:r>
-            <w:r>
-              <w:rPr>
-                <w:rFonts w:ascii="Times New Roman" w:hAnsi="Times New Roman"/>
-                <w:sz w:val="19"/>
-              </w:rPr>
-              <w:t xml:space="preserve"> tổng kết: Khắc sâu lòng tự hào về mảnh đất quê hương trù phú, nhắc nhở HS yêu quý hàng xóm láng giềng, giữ gìn đường làng ngõ xóm luôn phong quang, sạch đẹp.</w:t>
-            </w:r>
-          </w:p>
-        </w:tc>
-      </w:tr>
-      <w:tr>
-        <w:trPr>
-          <w:cantSplit/>
-        </w:trPr>
-        <w:tc>
-          <w:tcPr>
-            <w:tcW w:type="dxa" w:w="2160"/>
-            <w:vAlign w:val="center"/>
-            <w:tcMar>
-              <w:top w:w="100" w:type="dxa"/>
-              <w:bottom w:w="100" w:type="dxa"/>
-              <w:left w:w="100" w:type="dxa"/>
-              <w:right w:w="100" w:type="dxa"/>
-            </w:tcMar>
-          </w:tcPr>
-          <w:p>
-            <w:pPr>
-              <w:spacing w:before="20" w:after="20" w:line="276" w:lineRule="auto"/>
-              <w:jc w:val="center"/>
-            </w:pPr>
-            <w:r/>
-            <w:r>
-              <w:rPr>
-                <w:rFonts w:ascii="Times New Roman" w:hAnsi="Times New Roman"/>
-                <w:b/>
-                <w:color w:val="1F4E78"/>
-                <w:sz w:val="19"/>
-              </w:rPr>
-              <w:t>Tiếng Việt</w:t>
-            </w:r>
-          </w:p>
-          <w:p>
-            <w:pPr>
-              <w:spacing w:before="20" w:after="20" w:line="276" w:lineRule="auto"/>
-              <w:jc w:val="center"/>
-            </w:pPr>
-            <w:r>
-              <w:rPr>
-                <w:rFonts w:ascii="Times New Roman" w:hAnsi="Times New Roman"/>
-                <w:sz w:val="19"/>
-              </w:rPr>
-              <w:t>(Tuần 5 - Tiết 3, 4)</w:t>
-            </w:r>
-          </w:p>
-        </w:tc>
-        <w:tc>
-          <w:tcPr>
-            <w:tcW w:type="dxa" w:w="2304"/>
-            <w:vAlign w:val="center"/>
-            <w:tcMar>
-              <w:top w:w="100" w:type="dxa"/>
-              <w:bottom w:w="100" w:type="dxa"/>
-              <w:left w:w="100" w:type="dxa"/>
-              <w:right w:w="100" w:type="dxa"/>
-            </w:tcMar>
-          </w:tcPr>
-          <w:p>
-            <w:pPr>
-              <w:spacing w:before="20" w:after="20" w:line="276" w:lineRule="auto"/>
-              <w:jc w:val="center"/>
-            </w:pPr>
-            <w:r/>
-            <w:r>
-              <w:rPr>
-                <w:rFonts w:ascii="Times New Roman" w:hAnsi="Times New Roman"/>
-                <w:b/>
-                <w:color w:val="2E75B6"/>
-                <w:sz w:val="19"/>
-              </w:rPr>
-              <w:t>Bài 23:</w:t>
-            </w:r>
-          </w:p>
-          <w:p>
-            <w:pPr>
-              <w:spacing w:before="20" w:after="20" w:line="276" w:lineRule="auto"/>
-              <w:jc w:val="center"/>
-            </w:pPr>
-            <w:r>
-              <w:rPr>
-                <w:rFonts w:ascii="Times New Roman" w:hAnsi="Times New Roman"/>
-                <w:sz w:val="19"/>
-              </w:rPr>
-              <w:t>Âm u, ư</w:t>
+              <w:t>Chủ đề 2: Cảnh đẹp quê hương Trà Vinh</w:t>
             </w:r>
           </w:p>
         </w:tc>
         <w:tc>
           <w:tcPr>
             <w:tcW w:type="dxa" w:w="3168"/>
-            <w:vAlign w:val="center"/>
+            <w:shd w:val="clear" w:color="auto" w:fill="FFFFFF"/>
             <w:tcMar>
               <w:top w:w="100" w:type="dxa"/>
               <w:bottom w:w="100" w:type="dxa"/>
-              <w:left w:w="100" w:type="dxa"/>
-              <w:right w:w="100" w:type="dxa"/>
+              <w:left w:w="120" w:type="dxa"/>
+              <w:right w:w="120" w:type="dxa"/>
             </w:tcMar>
+            <w:vAlign w:val="center"/>
           </w:tcPr>
           <w:p>
-            <w:pPr>
-              <w:spacing w:before="20" w:after="20" w:line="276" w:lineRule="auto"/>
-              <w:jc w:val="left"/>
-            </w:pPr>
-            <w:r/>
             <w:r>
               <w:rPr>
                 <w:rFonts w:ascii="Times New Roman" w:hAnsi="Times New Roman"/>
-                <w:b/>
-                <w:color w:val="1F4E78"/>
                 <w:sz w:val="19"/>
               </w:rPr>
-              <w:t>Chủ đề 1 GDĐP 1: Bến Tre - Quê hương tươi đẹp (Trang 5 - QĐ 2985/QĐ-BGDĐT)</w:t>
-            </w:r>
-          </w:p>
-          <w:p>
-            <w:pPr>
-              <w:spacing w:before="20" w:after="20" w:line="276" w:lineRule="auto"/>
-              <w:jc w:val="left"/>
-            </w:pPr>
-            <w:r>
-              <w:rPr>
-                <w:rFonts w:ascii="Times New Roman" w:hAnsi="Times New Roman"/>
-                <w:b/>
-                <w:color w:val="1F4E78"/>
-                <w:sz w:val="19"/>
-              </w:rPr>
-              <w:t>Bài 7 GDĐP 1: Cảnh sắc thiên nhiên quê em (Trang 47 - TLGDĐP Trà Vinh)</w:t>
-            </w:r>
-          </w:p>
-          <w:p>
-            <w:pPr>
-              <w:spacing w:before="20" w:after="20" w:line="276" w:lineRule="auto"/>
-              <w:jc w:val="left"/>
-            </w:pPr>
-            <w:r>
-              <w:rPr>
-                <w:rFonts w:ascii="Times New Roman" w:hAnsi="Times New Roman"/>
-                <w:b/>
-                <w:color w:val="1F4E78"/>
-                <w:sz w:val="19"/>
-              </w:rPr>
-              <w:t>Chủ đề 5 GDĐP 1: Món ngon Vĩnh Long (Trang 24 - QĐ 554/QĐ-BGDĐT)</w:t>
+              <w:t>Hoạt động Khám phá &amp; Nhận biết: Tìm hiểu về các loài cây đặc trưng và hàng cây cổ thụ nổi tiếng ở quê hương Trà Vinh.</w:t>
+              <w:br/>
+              <w:br/>
+              <w:t>* Yêu cầu cần đạt:</w:t>
+              <w:br/>
+              <w:t>- Tích hợp GDĐP tỉnh Trà Vinh (Chủ đề 2: Cảnh đẹp quê hương Trà Vinh): Nhận biết tên gọi và ích lợi của các loài cây quen thuộc gắn bó với Trà Vinh (cây dừa sáp Cầu Kè, hàng cây sao, cây dầu cổ thụ che bóng mát quanh danh thắng Ao Bà Om); có ý thức chăm sóc, bảo vệ cây xanh trường học và quê hương.</w:t>
             </w:r>
           </w:p>
         </w:tc>
         <w:tc>
           <w:tcPr>
-            <w:tcW w:type="dxa" w:w="3024"/>
-            <w:vAlign w:val="center"/>
+            <w:tcW w:type="dxa" w:w="3600"/>
+            <w:shd w:val="clear" w:color="auto" w:fill="FFFFFF"/>
             <w:tcMar>
               <w:top w:w="100" w:type="dxa"/>
               <w:bottom w:w="100" w:type="dxa"/>
-              <w:left w:w="100" w:type="dxa"/>
-              <w:right w:w="100" w:type="dxa"/>
+              <w:left w:w="120" w:type="dxa"/>
+              <w:right w:w="120" w:type="dxa"/>
             </w:tcMar>
+            <w:vAlign w:val="center"/>
           </w:tcPr>
           <w:p>
-            <w:pPr>
-              <w:spacing w:before="20" w:after="20" w:line="276" w:lineRule="auto"/>
-              <w:jc w:val="left"/>
-            </w:pPr>
-            <w:r/>
-            <w:r>
-              <w:rPr>
-                <w:rFonts w:ascii="Times New Roman" w:hAnsi="Times New Roman"/>
-                <w:b/>
-                <w:color w:val="C00000"/>
-                <w:sz w:val="19"/>
-              </w:rPr>
-              <w:t>Hoạt động Đọc mở rộng &amp; Luyện nói:</w:t>
-            </w:r>
-          </w:p>
-          <w:p>
-            <w:pPr>
-              <w:spacing w:before="20" w:after="20" w:line="276" w:lineRule="auto"/>
-              <w:jc w:val="left"/>
-            </w:pPr>
             <w:r>
               <w:rPr>
                 <w:rFonts w:ascii="Times New Roman" w:hAnsi="Times New Roman"/>
                 <w:sz w:val="19"/>
               </w:rPr>
-              <w:t>Luyện đọc các từ ngữ ứng dụng có âm / vần đang học gắn với sản vật địa phương (cây dừa, mứt dừa, đò đưa, củ từ...).</w:t>
+              <w:t>1. Hoạt động của GV:</w:t>
+              <w:br/>
+              <w:t>GV trình chiếu hình ảnh cây dừa xiêm, dừa sáp Cầu Kè trĩu quả và hàng cây sao, cây dầu đại thụ trăm năm tuổi quanh Thắng cảnh Ao Bà Om; hướng dẫn HS phân biệt các bộ phận của cây (rễ, thân, lá, hoa, quả) và nêu lợi ích làm bóng mát, cho quả ngọt.</w:t>
+              <w:br/>
+              <w:br/>
+              <w:t>2. Hoạt động của HS:</w:t>
+              <w:br/>
+              <w:t>HS quan sát, thảo luận nhóm và kể tên các loại cây bóng mát, cây ăn quả có trong vườn nhà hoặc trường em ở Trà Vinh; cam kết không bẻ cành, hái hoa trong khuôn viên di tích và trường lớp.</w:t>
             </w:r>
           </w:p>
         </w:tc>
+      </w:tr>
+      <w:tr>
         <w:tc>
           <w:tcPr>
-            <w:tcW w:type="dxa" w:w="4450"/>
-            <w:vAlign w:val="center"/>
+            <w:tcW w:type="dxa" w:w="2592"/>
+            <w:shd w:val="clear" w:color="auto" w:fill="F2F5F9"/>
             <w:tcMar>
               <w:top w:w="100" w:type="dxa"/>
               <w:bottom w:w="100" w:type="dxa"/>
-              <w:left w:w="100" w:type="dxa"/>
-              <w:right w:w="100" w:type="dxa"/>
+              <w:left w:w="120" w:type="dxa"/>
+              <w:right w:w="120" w:type="dxa"/>
             </w:tcMar>
+            <w:vAlign w:val="center"/>
           </w:tcPr>
           <w:p>
-            <w:pPr>
-              <w:spacing w:before="20" w:after="20" w:line="276" w:lineRule="auto"/>
-              <w:jc w:val="left"/>
-            </w:pPr>
-            <w:r/>
-            <w:r>
-              <w:rPr>
-                <w:rFonts w:ascii="Times New Roman" w:hAnsi="Times New Roman"/>
-                <w:b/>
-                <w:color w:val="1F4E78"/>
-                <w:sz w:val="19"/>
-              </w:rPr>
-              <w:t>1. GV</w:t>
-            </w:r>
             <w:r>
               <w:rPr>
                 <w:rFonts w:ascii="Times New Roman" w:hAnsi="Times New Roman"/>
                 <w:sz w:val="19"/>
               </w:rPr>
-              <w:t xml:space="preserve"> đưa ra tranh minh họa rặng dừa xanh mướt và đĩa mứt dừa thơm ngon; viết lên bảng từ ngữ ứng dụng: "cây dừa", "mứt dừa".</w:t>
-            </w:r>
-          </w:p>
-          <w:p>
-            <w:pPr>
-              <w:spacing w:before="20" w:after="20" w:line="276" w:lineRule="auto"/>
-              <w:jc w:val="left"/>
-            </w:pPr>
-            <w:r/>
-            <w:r>
-              <w:rPr>
-                <w:rFonts w:ascii="Times New Roman" w:hAnsi="Times New Roman"/>
-                <w:b/>
-                <w:color w:val="0070C0"/>
-                <w:sz w:val="19"/>
-              </w:rPr>
-              <w:t>2. HS</w:t>
-            </w:r>
-            <w:r>
-              <w:rPr>
-                <w:rFonts w:ascii="Times New Roman" w:hAnsi="Times New Roman"/>
-                <w:sz w:val="19"/>
-              </w:rPr>
-              <w:t xml:space="preserve"> đánh vần, đọc trơn từ "cây dừa", "mứt dừa"; thi đua đọc to, rõ ràng trước lớp; nói 1 câu có từ "cây dừa" (VD: "Quê em có nhiều cây dừa").</w:t>
-            </w:r>
-          </w:p>
-          <w:p>
-            <w:pPr>
-              <w:spacing w:before="20" w:after="20" w:line="276" w:lineRule="auto"/>
-              <w:jc w:val="left"/>
-            </w:pPr>
-            <w:r/>
-            <w:r>
-              <w:rPr>
-                <w:rFonts w:ascii="Times New Roman" w:hAnsi="Times New Roman"/>
-                <w:b/>
-                <w:color w:val="1F4E78"/>
-                <w:sz w:val="19"/>
-              </w:rPr>
-              <w:t>3. GV</w:t>
-            </w:r>
-            <w:r>
-              <w:rPr>
-                <w:rFonts w:ascii="Times New Roman" w:hAnsi="Times New Roman"/>
-                <w:sz w:val="19"/>
-              </w:rPr>
-              <w:t xml:space="preserve"> chỉnh sửa phát âm chuẩn cho HS; giải thích ngắn gọn: Cây dừa là biểu tượng thân thương của quê hương Bến Tre, Vĩnh Long, Trà Vinh, cho ta trái ngọt và làm nên nhiều món kẹo mứt nức tiếng.</w:t>
-            </w:r>
-          </w:p>
-        </w:tc>
-      </w:tr>
-      <w:tr>
-        <w:trPr>
-          <w:cantSplit/>
-        </w:trPr>
-        <w:tc>
-          <w:tcPr>
-            <w:tcW w:type="dxa" w:w="2160"/>
-            <w:shd w:fill="F2F5F9"/>
-            <w:vAlign w:val="center"/>
-            <w:tcMar>
-              <w:top w:w="100" w:type="dxa"/>
-              <w:bottom w:w="100" w:type="dxa"/>
-              <w:left w:w="100" w:type="dxa"/>
-              <w:right w:w="100" w:type="dxa"/>
-            </w:tcMar>
-          </w:tcPr>
-          <w:p>
-            <w:pPr>
-              <w:spacing w:before="20" w:after="20" w:line="276" w:lineRule="auto"/>
-              <w:jc w:val="center"/>
-            </w:pPr>
-            <w:r/>
-            <w:r>
-              <w:rPr>
-                <w:rFonts w:ascii="Times New Roman" w:hAnsi="Times New Roman"/>
-                <w:b/>
-                <w:color w:val="1F4E78"/>
-                <w:sz w:val="19"/>
-              </w:rPr>
-              <w:t>Tiếng Việt</w:t>
-            </w:r>
-          </w:p>
-          <w:p>
-            <w:pPr>
-              <w:spacing w:before="20" w:after="20" w:line="276" w:lineRule="auto"/>
-              <w:jc w:val="center"/>
-            </w:pPr>
-            <w:r>
-              <w:rPr>
-                <w:rFonts w:ascii="Times New Roman" w:hAnsi="Times New Roman"/>
-                <w:sz w:val="19"/>
-              </w:rPr>
-              <w:t>(Tuần 11 - Tiết 1, 2)</w:t>
-            </w:r>
-          </w:p>
-        </w:tc>
-        <w:tc>
-          <w:tcPr>
-            <w:tcW w:type="dxa" w:w="2304"/>
-            <w:shd w:fill="F2F5F9"/>
-            <w:vAlign w:val="center"/>
-            <w:tcMar>
-              <w:top w:w="100" w:type="dxa"/>
-              <w:bottom w:w="100" w:type="dxa"/>
-              <w:left w:w="100" w:type="dxa"/>
-              <w:right w:w="100" w:type="dxa"/>
-            </w:tcMar>
-          </w:tcPr>
-          <w:p>
-            <w:pPr>
-              <w:spacing w:before="20" w:after="20" w:line="276" w:lineRule="auto"/>
-              <w:jc w:val="center"/>
-            </w:pPr>
-            <w:r/>
-            <w:r>
-              <w:rPr>
-                <w:rFonts w:ascii="Times New Roman" w:hAnsi="Times New Roman"/>
-                <w:b/>
-                <w:color w:val="2E75B6"/>
-                <w:sz w:val="19"/>
-              </w:rPr>
-              <w:t>Bài 53:</w:t>
-            </w:r>
-          </w:p>
-          <w:p>
-            <w:pPr>
-              <w:spacing w:before="20" w:after="20" w:line="276" w:lineRule="auto"/>
-              <w:jc w:val="center"/>
-            </w:pPr>
-            <w:r>
-              <w:rPr>
-                <w:rFonts w:ascii="Times New Roman" w:hAnsi="Times New Roman"/>
-                <w:sz w:val="19"/>
-              </w:rPr>
-              <w:t>Vần anh, ach</w:t>
+              <w:t>Tự nhiên và Xã hội (Tuần 20, 21)</w:t>
             </w:r>
           </w:p>
         </w:tc>
         <w:tc>
           <w:tcPr>
             <w:tcW w:type="dxa" w:w="3168"/>
-            <w:shd w:fill="F2F5F9"/>
-            <w:vAlign w:val="center"/>
+            <w:shd w:val="clear" w:color="auto" w:fill="F2F5F9"/>
             <w:tcMar>
               <w:top w:w="100" w:type="dxa"/>
               <w:bottom w:w="100" w:type="dxa"/>
-              <w:left w:w="100" w:type="dxa"/>
-              <w:right w:w="100" w:type="dxa"/>
+              <w:left w:w="120" w:type="dxa"/>
+              <w:right w:w="120" w:type="dxa"/>
             </w:tcMar>
+            <w:vAlign w:val="center"/>
           </w:tcPr>
           <w:p>
-            <w:pPr>
-              <w:spacing w:before="20" w:after="20" w:line="276" w:lineRule="auto"/>
-              <w:jc w:val="left"/>
-            </w:pPr>
-            <w:r/>
             <w:r>
               <w:rPr>
                 <w:rFonts w:ascii="Times New Roman" w:hAnsi="Times New Roman"/>
-                <w:b/>
-                <w:color w:val="1F4E78"/>
                 <w:sz w:val="19"/>
               </w:rPr>
-              <w:t>Bài 4 GDĐP 1: Món ngon quê em (Trang 26 - TLGDĐP Trà Vinh)</w:t>
-            </w:r>
-          </w:p>
-          <w:p>
-            <w:pPr>
-              <w:spacing w:before="20" w:after="20" w:line="276" w:lineRule="auto"/>
-              <w:jc w:val="left"/>
-            </w:pPr>
-            <w:r>
-              <w:rPr>
-                <w:rFonts w:ascii="Times New Roman" w:hAnsi="Times New Roman"/>
-                <w:b/>
-                <w:color w:val="1F4E78"/>
-                <w:sz w:val="19"/>
-              </w:rPr>
-              <w:t>Chủ đề 4 GDĐP 1: Bánh tráng Mỹ Lồng và bánh phồng Sơn Đốc (Trang 26 - QĐ 2985/QĐ-BGDĐT)</w:t>
-            </w:r>
-          </w:p>
-          <w:p>
-            <w:pPr>
-              <w:spacing w:before="20" w:after="20" w:line="276" w:lineRule="auto"/>
-              <w:jc w:val="left"/>
-            </w:pPr>
-            <w:r>
-              <w:rPr>
-                <w:rFonts w:ascii="Times New Roman" w:hAnsi="Times New Roman"/>
-                <w:b/>
-                <w:color w:val="1F4E78"/>
-                <w:sz w:val="19"/>
-              </w:rPr>
-              <w:t>Chủ đề 5 GDĐP 1: Món ngon Vĩnh Long (Trang 24 - QĐ 554/QĐ-BGDĐT)</w:t>
+              <w:t>Bài 17: Con vật quanh em</w:t>
             </w:r>
           </w:p>
         </w:tc>
         <w:tc>
           <w:tcPr>
-            <w:tcW w:type="dxa" w:w="3024"/>
-            <w:shd w:fill="F2F5F9"/>
-            <w:vAlign w:val="center"/>
+            <w:tcW w:type="dxa" w:w="3312"/>
+            <w:shd w:val="clear" w:color="auto" w:fill="F2F5F9"/>
             <w:tcMar>
               <w:top w:w="100" w:type="dxa"/>
               <w:bottom w:w="100" w:type="dxa"/>
-              <w:left w:w="100" w:type="dxa"/>
-              <w:right w:w="100" w:type="dxa"/>
+              <w:left w:w="120" w:type="dxa"/>
+              <w:right w:w="120" w:type="dxa"/>
             </w:tcMar>
+            <w:vAlign w:val="center"/>
           </w:tcPr>
           <w:p>
-            <w:pPr>
-              <w:spacing w:before="20" w:after="20" w:line="276" w:lineRule="auto"/>
-              <w:jc w:val="left"/>
-            </w:pPr>
-            <w:r/>
-            <w:r>
-              <w:rPr>
-                <w:rFonts w:ascii="Times New Roman" w:hAnsi="Times New Roman"/>
-                <w:b/>
-                <w:color w:val="C00000"/>
-                <w:sz w:val="19"/>
-              </w:rPr>
-              <w:t>Hoạt động Khám phá &amp; Luyện đọc câu:</w:t>
-            </w:r>
-          </w:p>
-          <w:p>
-            <w:pPr>
-              <w:spacing w:before="20" w:after="20" w:line="276" w:lineRule="auto"/>
-              <w:jc w:val="left"/>
-            </w:pPr>
             <w:r>
               <w:rPr>
                 <w:rFonts w:ascii="Times New Roman" w:hAnsi="Times New Roman"/>
                 <w:sz w:val="19"/>
               </w:rPr>
-              <w:t>Đọc câu ứng dụng chứa tiếng có vần "anh" gắn với các món bánh truyền thống quê hương ("Mẹ mua bánh tét, bánh tráng cho bé").</w:t>
-            </w:r>
-          </w:p>
-        </w:tc>
-        <w:tc>
-          <w:tcPr>
-            <w:tcW w:type="dxa" w:w="4450"/>
-            <w:shd w:fill="F2F5F9"/>
-            <w:vAlign w:val="center"/>
-            <w:tcMar>
-              <w:top w:w="100" w:type="dxa"/>
-              <w:bottom w:w="100" w:type="dxa"/>
-              <w:left w:w="100" w:type="dxa"/>
-              <w:right w:w="100" w:type="dxa"/>
-            </w:tcMar>
-          </w:tcPr>
-          <w:p>
-            <w:pPr>
-              <w:spacing w:before="20" w:after="20" w:line="276" w:lineRule="auto"/>
-              <w:jc w:val="left"/>
-            </w:pPr>
-            <w:r/>
-            <w:r>
-              <w:rPr>
-                <w:rFonts w:ascii="Times New Roman" w:hAnsi="Times New Roman"/>
-                <w:b/>
-                <w:color w:val="1F4E78"/>
-                <w:sz w:val="19"/>
-              </w:rPr>
-              <w:t>1. GV</w:t>
-            </w:r>
-            <w:r>
-              <w:rPr>
-                <w:rFonts w:ascii="Times New Roman" w:hAnsi="Times New Roman"/>
-                <w:sz w:val="19"/>
-              </w:rPr>
-              <w:t xml:space="preserve"> chiếu hình ảnh mẹ đang bóc đĩa bánh tét Trà Cuôn và nướng chiếc bánh tráng Mỹ Lồng thơm lừng; gắn câu ứng dụng lên bảng: "Mẹ mua bánh tét, bánh tráng nướng cho bé".</w:t>
-            </w:r>
-          </w:p>
-          <w:p>
-            <w:pPr>
-              <w:spacing w:before="20" w:after="20" w:line="276" w:lineRule="auto"/>
-              <w:jc w:val="left"/>
-            </w:pPr>
-            <w:r/>
-            <w:r>
-              <w:rPr>
-                <w:rFonts w:ascii="Times New Roman" w:hAnsi="Times New Roman"/>
-                <w:b/>
-                <w:color w:val="0070C0"/>
-                <w:sz w:val="19"/>
-              </w:rPr>
-              <w:t>2. HS</w:t>
-            </w:r>
-            <w:r>
-              <w:rPr>
-                <w:rFonts w:ascii="Times New Roman" w:hAnsi="Times New Roman"/>
-                <w:sz w:val="19"/>
-              </w:rPr>
-              <w:t xml:space="preserve"> tìm và gạch chân tiếng có vần "anh" (bánh, tráng); luyện đọc trơn từng cụm từ rồi đọc cả câu hoàn chỉnh; chia sẻ món bánh quê mà mình thích ăn nhất.</w:t>
-            </w:r>
-          </w:p>
-          <w:p>
-            <w:pPr>
-              <w:spacing w:before="20" w:after="20" w:line="276" w:lineRule="auto"/>
-              <w:jc w:val="left"/>
-            </w:pPr>
-            <w:r/>
-            <w:r>
-              <w:rPr>
-                <w:rFonts w:ascii="Times New Roman" w:hAnsi="Times New Roman"/>
-                <w:b/>
-                <w:color w:val="1F4E78"/>
-                <w:sz w:val="19"/>
-              </w:rPr>
-              <w:t>3. GV</w:t>
-            </w:r>
-            <w:r>
-              <w:rPr>
-                <w:rFonts w:ascii="Times New Roman" w:hAnsi="Times New Roman"/>
-                <w:sz w:val="19"/>
-              </w:rPr>
-              <w:t xml:space="preserve"> nhận xét, khen ngợi giọng đọc lưu loát của HS; giáo dục các em biết trân trọng công sức của các cô bác làm nghề tráng bánh truyền thống.</w:t>
-            </w:r>
-          </w:p>
-        </w:tc>
-      </w:tr>
-      <w:tr>
-        <w:trPr>
-          <w:cantSplit/>
-        </w:trPr>
-        <w:tc>
-          <w:tcPr>
-            <w:tcW w:type="dxa" w:w="2160"/>
-            <w:vAlign w:val="center"/>
-            <w:tcMar>
-              <w:top w:w="100" w:type="dxa"/>
-              <w:bottom w:w="100" w:type="dxa"/>
-              <w:left w:w="100" w:type="dxa"/>
-              <w:right w:w="100" w:type="dxa"/>
-            </w:tcMar>
-          </w:tcPr>
-          <w:p>
-            <w:pPr>
-              <w:spacing w:before="20" w:after="20" w:line="276" w:lineRule="auto"/>
-              <w:jc w:val="center"/>
-            </w:pPr>
-            <w:r/>
-            <w:r>
-              <w:rPr>
-                <w:rFonts w:ascii="Times New Roman" w:hAnsi="Times New Roman"/>
-                <w:b/>
-                <w:color w:val="1F4E78"/>
-                <w:sz w:val="19"/>
-              </w:rPr>
-              <w:t>Tiếng Việt</w:t>
-            </w:r>
-          </w:p>
-          <w:p>
-            <w:pPr>
-              <w:spacing w:before="20" w:after="20" w:line="276" w:lineRule="auto"/>
-              <w:jc w:val="center"/>
-            </w:pPr>
-            <w:r>
-              <w:rPr>
-                <w:rFonts w:ascii="Times New Roman" w:hAnsi="Times New Roman"/>
-                <w:sz w:val="19"/>
-              </w:rPr>
-              <w:t>(Tuần 16 - Tiết 3, 4)</w:t>
-            </w:r>
-          </w:p>
-        </w:tc>
-        <w:tc>
-          <w:tcPr>
-            <w:tcW w:type="dxa" w:w="2304"/>
-            <w:vAlign w:val="center"/>
-            <w:tcMar>
-              <w:top w:w="100" w:type="dxa"/>
-              <w:bottom w:w="100" w:type="dxa"/>
-              <w:left w:w="100" w:type="dxa"/>
-              <w:right w:w="100" w:type="dxa"/>
-            </w:tcMar>
-          </w:tcPr>
-          <w:p>
-            <w:pPr>
-              <w:spacing w:before="20" w:after="20" w:line="276" w:lineRule="auto"/>
-              <w:jc w:val="center"/>
-            </w:pPr>
-            <w:r/>
-            <w:r>
-              <w:rPr>
-                <w:rFonts w:ascii="Times New Roman" w:hAnsi="Times New Roman"/>
-                <w:b/>
-                <w:color w:val="2E75B6"/>
-                <w:sz w:val="19"/>
-              </w:rPr>
-              <w:t>Bài 78:</w:t>
-            </w:r>
-          </w:p>
-          <w:p>
-            <w:pPr>
-              <w:spacing w:before="20" w:after="20" w:line="276" w:lineRule="auto"/>
-              <w:jc w:val="center"/>
-            </w:pPr>
-            <w:r>
-              <w:rPr>
-                <w:rFonts w:ascii="Times New Roman" w:hAnsi="Times New Roman"/>
-                <w:sz w:val="19"/>
-              </w:rPr>
-              <w:t>Vần ươn, ươt</w:t>
+              <w:t>Chủ đề 2: Cảnh đẹp quê hương Trà Vinh</w:t>
             </w:r>
           </w:p>
         </w:tc>
         <w:tc>
           <w:tcPr>
             <w:tcW w:type="dxa" w:w="3168"/>
-            <w:vAlign w:val="center"/>
+            <w:shd w:val="clear" w:color="auto" w:fill="F2F5F9"/>
             <w:tcMar>
               <w:top w:w="100" w:type="dxa"/>
               <w:bottom w:w="100" w:type="dxa"/>
-              <w:left w:w="100" w:type="dxa"/>
-              <w:right w:w="100" w:type="dxa"/>
+              <w:left w:w="120" w:type="dxa"/>
+              <w:right w:w="120" w:type="dxa"/>
             </w:tcMar>
+            <w:vAlign w:val="center"/>
           </w:tcPr>
           <w:p>
-            <w:pPr>
-              <w:spacing w:before="20" w:after="20" w:line="276" w:lineRule="auto"/>
-              <w:jc w:val="left"/>
-            </w:pPr>
-            <w:r/>
             <w:r>
               <w:rPr>
                 <w:rFonts w:ascii="Times New Roman" w:hAnsi="Times New Roman"/>
-                <w:b/>
-                <w:color w:val="1F4E78"/>
                 <w:sz w:val="19"/>
               </w:rPr>
-              <w:t>Chủ đề 1 GDĐP 1: Vĩnh Long nơi em sống (Trang 5 - QĐ 554/QĐ-BGDĐT)</w:t>
-            </w:r>
-          </w:p>
-          <w:p>
-            <w:pPr>
-              <w:spacing w:before="20" w:after="20" w:line="276" w:lineRule="auto"/>
-              <w:jc w:val="left"/>
-            </w:pPr>
-            <w:r>
-              <w:rPr>
-                <w:rFonts w:ascii="Times New Roman" w:hAnsi="Times New Roman"/>
-                <w:b/>
-                <w:color w:val="1F4E78"/>
-                <w:sz w:val="19"/>
-              </w:rPr>
-              <w:t>Chủ đề 1 GDĐP 1: Bến Tre - Quê hương tươi đẹp (Trang 5 - QĐ 2985/QĐ-BGDĐT)</w:t>
-            </w:r>
-          </w:p>
-          <w:p>
-            <w:pPr>
-              <w:spacing w:before="20" w:after="20" w:line="276" w:lineRule="auto"/>
-              <w:jc w:val="left"/>
-            </w:pPr>
-            <w:r>
-              <w:rPr>
-                <w:rFonts w:ascii="Times New Roman" w:hAnsi="Times New Roman"/>
-                <w:b/>
-                <w:color w:val="1F4E78"/>
-                <w:sz w:val="19"/>
-              </w:rPr>
-              <w:t>Bài 7 GDĐP 1: Cảnh sắc thiên nhiên quê em (Trang 47 - TLGDĐP Trà Vinh)</w:t>
+              <w:t>Hoạt động Khám phá &amp; Luyện tập: Nhận biết các loài vật quen thuộc vùng đồng bằng sông nước và duyên hải Trà Vinh.</w:t>
+              <w:br/>
+              <w:br/>
+              <w:t>* Yêu cầu cần đạt:</w:t>
+              <w:br/>
+              <w:t>- Tích hợp GDĐP tỉnh Trà Vinh (Chủ đề 2: Cảnh đẹp quê hương Trà Vinh): Nhận biết đặc điểm, nơi sống của một số loài vật, thủy hải sản đặc trưng tại các vùng sông rạch và ven biển Trà Vinh (con cua biển, con tôm sú Duyên Hải, cá bống kèo, các đàn chim ở cồn bãi); biết yêu quý và bảo vệ loài vật có ích.</w:t>
             </w:r>
           </w:p>
         </w:tc>
         <w:tc>
           <w:tcPr>
-            <w:tcW w:type="dxa" w:w="3024"/>
-            <w:vAlign w:val="center"/>
+            <w:tcW w:type="dxa" w:w="3600"/>
+            <w:shd w:val="clear" w:color="auto" w:fill="F2F5F9"/>
             <w:tcMar>
               <w:top w:w="100" w:type="dxa"/>
               <w:bottom w:w="100" w:type="dxa"/>
-              <w:left w:w="100" w:type="dxa"/>
-              <w:right w:w="100" w:type="dxa"/>
+              <w:left w:w="120" w:type="dxa"/>
+              <w:right w:w="120" w:type="dxa"/>
             </w:tcMar>
+            <w:vAlign w:val="center"/>
           </w:tcPr>
           <w:p>
-            <w:pPr>
-              <w:spacing w:before="20" w:after="20" w:line="276" w:lineRule="auto"/>
-              <w:jc w:val="left"/>
-            </w:pPr>
-            <w:r/>
-            <w:r>
-              <w:rPr>
-                <w:rFonts w:ascii="Times New Roman" w:hAnsi="Times New Roman"/>
-                <w:b/>
-                <w:color w:val="C00000"/>
-                <w:sz w:val="19"/>
-              </w:rPr>
-              <w:t>Hoạt động Nói và nghe (Kể chuyện):</w:t>
-            </w:r>
-          </w:p>
-          <w:p>
-            <w:pPr>
-              <w:spacing w:before="20" w:after="20" w:line="276" w:lineRule="auto"/>
-              <w:jc w:val="left"/>
-            </w:pPr>
             <w:r>
               <w:rPr>
                 <w:rFonts w:ascii="Times New Roman" w:hAnsi="Times New Roman"/>
                 <w:sz w:val="19"/>
               </w:rPr>
-              <w:t>Xem tranh và nói về khung cảnh "vườn cây ăn trái sum suê, quả chín mọng ướt sương đêm" ở miệt vườn Tây Nam Bộ.</w:t>
+              <w:t>1. Hoạt động của GV:</w:t>
+              <w:br/>
+              <w:t>GV chiếu tranh ảnh một số loài động vật thân quen: đàn gà, chú chó giữ nhà, đàn vịt trên đồng lúa và các loài thủy sản như tôm sú, cá lóc, cua biển Duyên Hải; hướng dẫn HS gọi tên đúng và phân biệt nơi sống.</w:t>
+              <w:br/>
+              <w:br/>
+              <w:t>2. Hoạt động của HS:</w:t>
+              <w:br/>
+              <w:t>HS kể tên các con vật nuôi trong gia đình; quan sát nhận diện các con vật sống dưới nước qua hình ảnh; bày tỏ sự yêu thích và bảo vệ con vật có ích cho cuộc sống gia đình.</w:t>
             </w:r>
           </w:p>
         </w:tc>
+      </w:tr>
+      <w:tr>
         <w:tc>
           <w:tcPr>
-            <w:tcW w:type="dxa" w:w="4450"/>
-            <w:vAlign w:val="center"/>
+            <w:tcW w:type="dxa" w:w="2592"/>
+            <w:shd w:val="clear" w:color="auto" w:fill="FFFFFF"/>
             <w:tcMar>
               <w:top w:w="100" w:type="dxa"/>
               <w:bottom w:w="100" w:type="dxa"/>
-              <w:left w:w="100" w:type="dxa"/>
-              <w:right w:w="100" w:type="dxa"/>
+              <w:left w:w="120" w:type="dxa"/>
+              <w:right w:w="120" w:type="dxa"/>
             </w:tcMar>
+            <w:vAlign w:val="center"/>
           </w:tcPr>
           <w:p>
-            <w:pPr>
-              <w:spacing w:before="20" w:after="20" w:line="276" w:lineRule="auto"/>
-              <w:jc w:val="left"/>
-            </w:pPr>
-            <w:r/>
-            <w:r>
-              <w:rPr>
-                <w:rFonts w:ascii="Times New Roman" w:hAnsi="Times New Roman"/>
-                <w:b/>
-                <w:color w:val="1F4E78"/>
-                <w:sz w:val="19"/>
-              </w:rPr>
-              <w:t>1. GV</w:t>
-            </w:r>
             <w:r>
               <w:rPr>
                 <w:rFonts w:ascii="Times New Roman" w:hAnsi="Times New Roman"/>
                 <w:sz w:val="19"/>
               </w:rPr>
-              <w:t xml:space="preserve"> trình chiếu 2 bức tranh khổ lớn: Tranh 1 - Khu vườn cây ăn trái với chùm bưởi, chôm chôm trĩu quả; Tranh 2 - Cảnh em cùng ông thu hoạch trái cây trong vườn.</w:t>
-            </w:r>
-          </w:p>
-          <w:p>
-            <w:pPr>
-              <w:spacing w:before="20" w:after="20" w:line="276" w:lineRule="auto"/>
-              <w:jc w:val="left"/>
-            </w:pPr>
-            <w:r/>
-            <w:r>
-              <w:rPr>
-                <w:rFonts w:ascii="Times New Roman" w:hAnsi="Times New Roman"/>
-                <w:b/>
-                <w:color w:val="0070C0"/>
-                <w:sz w:val="19"/>
-              </w:rPr>
-              <w:t>2. HS</w:t>
-            </w:r>
-            <w:r>
-              <w:rPr>
-                <w:rFonts w:ascii="Times New Roman" w:hAnsi="Times New Roman"/>
-                <w:sz w:val="19"/>
-              </w:rPr>
-              <w:t xml:space="preserve"> quan sát kĩ từng cử chỉ, cảnh vật trong tranh; tập nói từ 2 đến 3 câu theo gợi ý của GV: "Khu vườn nhà em rất rộng. Trong vườn có nhiều cây ăn quả trĩu cành. Quả bưởi Năm Roi ngọt lịm".</w:t>
-            </w:r>
-          </w:p>
-          <w:p>
-            <w:pPr>
-              <w:spacing w:before="20" w:after="20" w:line="276" w:lineRule="auto"/>
-              <w:jc w:val="left"/>
-            </w:pPr>
-            <w:r/>
-            <w:r>
-              <w:rPr>
-                <w:rFonts w:ascii="Times New Roman" w:hAnsi="Times New Roman"/>
-                <w:b/>
-                <w:color w:val="1F4E78"/>
-                <w:sz w:val="19"/>
-              </w:rPr>
-              <w:t>3. GV</w:t>
-            </w:r>
-            <w:r>
-              <w:rPr>
-                <w:rFonts w:ascii="Times New Roman" w:hAnsi="Times New Roman"/>
-                <w:sz w:val="19"/>
-              </w:rPr>
-              <w:t xml:space="preserve"> tuyên dương các em nói năng tự tin, tròn câu rõ ý; khuyến khích HS luôn yêu quý cây trái quê nhà và biết giúp đỡ ông bà quét dọn lá trong vườn.</w:t>
-            </w:r>
-          </w:p>
-        </w:tc>
-      </w:tr>
-      <w:tr>
-        <w:trPr>
-          <w:cantSplit/>
-        </w:trPr>
-        <w:tc>
-          <w:tcPr>
-            <w:tcW w:type="dxa" w:w="2160"/>
-            <w:shd w:fill="F2F5F9"/>
-            <w:vAlign w:val="center"/>
-            <w:tcMar>
-              <w:top w:w="100" w:type="dxa"/>
-              <w:bottom w:w="100" w:type="dxa"/>
-              <w:left w:w="100" w:type="dxa"/>
-              <w:right w:w="100" w:type="dxa"/>
-            </w:tcMar>
-          </w:tcPr>
-          <w:p>
-            <w:pPr>
-              <w:spacing w:before="20" w:after="20" w:line="276" w:lineRule="auto"/>
-              <w:jc w:val="center"/>
-            </w:pPr>
-            <w:r/>
-            <w:r>
-              <w:rPr>
-                <w:rFonts w:ascii="Times New Roman" w:hAnsi="Times New Roman"/>
-                <w:b/>
-                <w:color w:val="1F4E78"/>
-                <w:sz w:val="19"/>
-              </w:rPr>
-              <w:t>Tiếng Việt</w:t>
-            </w:r>
-          </w:p>
-          <w:p>
-            <w:pPr>
-              <w:spacing w:before="20" w:after="20" w:line="276" w:lineRule="auto"/>
-              <w:jc w:val="center"/>
-            </w:pPr>
-            <w:r>
-              <w:rPr>
-                <w:rFonts w:ascii="Times New Roman" w:hAnsi="Times New Roman"/>
-                <w:sz w:val="19"/>
-              </w:rPr>
-              <w:t>(Tuần 22 - Tiết 1, 2)</w:t>
-            </w:r>
-          </w:p>
-        </w:tc>
-        <w:tc>
-          <w:tcPr>
-            <w:tcW w:type="dxa" w:w="2304"/>
-            <w:shd w:fill="F2F5F9"/>
-            <w:vAlign w:val="center"/>
-            <w:tcMar>
-              <w:top w:w="100" w:type="dxa"/>
-              <w:bottom w:w="100" w:type="dxa"/>
-              <w:left w:w="100" w:type="dxa"/>
-              <w:right w:w="100" w:type="dxa"/>
-            </w:tcMar>
-          </w:tcPr>
-          <w:p>
-            <w:pPr>
-              <w:spacing w:before="20" w:after="20" w:line="276" w:lineRule="auto"/>
-              <w:jc w:val="center"/>
-            </w:pPr>
-            <w:r/>
-            <w:r>
-              <w:rPr>
-                <w:rFonts w:ascii="Times New Roman" w:hAnsi="Times New Roman"/>
-                <w:b/>
-                <w:color w:val="2E75B6"/>
-                <w:sz w:val="19"/>
-              </w:rPr>
-              <w:t>Bài 3 (Tập 2):</w:t>
-            </w:r>
-          </w:p>
-          <w:p>
-            <w:pPr>
-              <w:spacing w:before="20" w:after="20" w:line="276" w:lineRule="auto"/>
-              <w:jc w:val="center"/>
-            </w:pPr>
-            <w:r>
-              <w:rPr>
-                <w:rFonts w:ascii="Times New Roman" w:hAnsi="Times New Roman"/>
-                <w:sz w:val="19"/>
-              </w:rPr>
-              <w:t>Cây bàng trường em</w:t>
+              <w:t>Tự nhiên và Xã hội (Tuần 21, 22)</w:t>
             </w:r>
           </w:p>
         </w:tc>
         <w:tc>
           <w:tcPr>
             <w:tcW w:type="dxa" w:w="3168"/>
-            <w:shd w:fill="F2F5F9"/>
-            <w:vAlign w:val="center"/>
+            <w:shd w:val="clear" w:color="auto" w:fill="FFFFFF"/>
             <w:tcMar>
               <w:top w:w="100" w:type="dxa"/>
               <w:bottom w:w="100" w:type="dxa"/>
-              <w:left w:w="100" w:type="dxa"/>
-              <w:right w:w="100" w:type="dxa"/>
+              <w:left w:w="120" w:type="dxa"/>
+              <w:right w:w="120" w:type="dxa"/>
             </w:tcMar>
+            <w:vAlign w:val="center"/>
           </w:tcPr>
           <w:p>
-            <w:pPr>
-              <w:spacing w:before="20" w:after="20" w:line="276" w:lineRule="auto"/>
-              <w:jc w:val="left"/>
-            </w:pPr>
-            <w:r/>
             <w:r>
               <w:rPr>
                 <w:rFonts w:ascii="Times New Roman" w:hAnsi="Times New Roman"/>
-                <w:b/>
-                <w:color w:val="1F4E78"/>
                 <w:sz w:val="19"/>
               </w:rPr>
-              <w:t>Bài 3 GDĐP 1: Danh lam thắng cảnh quê em (Trang 19 - TLGDĐP Trà Vinh)</w:t>
-            </w:r>
-          </w:p>
-          <w:p>
-            <w:pPr>
-              <w:spacing w:before="20" w:after="20" w:line="276" w:lineRule="auto"/>
-              <w:jc w:val="left"/>
-            </w:pPr>
-            <w:r>
-              <w:rPr>
-                <w:rFonts w:ascii="Times New Roman" w:hAnsi="Times New Roman"/>
-                <w:b/>
-                <w:color w:val="1F4E78"/>
-                <w:sz w:val="19"/>
-              </w:rPr>
-              <w:t>Chủ đề 2 GDĐP 1: Di tích lịch sử - văn hoá ở Vĩnh Long (Trang 11 - QĐ 554/QĐ-BGDĐT)</w:t>
-            </w:r>
-          </w:p>
-          <w:p>
-            <w:pPr>
-              <w:spacing w:before="20" w:after="20" w:line="276" w:lineRule="auto"/>
-              <w:jc w:val="left"/>
-            </w:pPr>
-            <w:r>
-              <w:rPr>
-                <w:rFonts w:ascii="Times New Roman" w:hAnsi="Times New Roman"/>
-                <w:b/>
-                <w:color w:val="1F4E78"/>
-                <w:sz w:val="19"/>
-              </w:rPr>
-              <w:t>Chủ đề 1 GDĐP 1: Bến Tre - Quê hương tươi đẹp (Trang 5 - QĐ 2985/QĐ-BGDĐT)</w:t>
+              <w:t>Bài 18: Chăm sóc và bảo vệ vật nuôi</w:t>
             </w:r>
           </w:p>
         </w:tc>
         <w:tc>
           <w:tcPr>
-            <w:tcW w:type="dxa" w:w="3024"/>
-            <w:shd w:fill="F2F5F9"/>
-            <w:vAlign w:val="center"/>
+            <w:tcW w:type="dxa" w:w="3312"/>
+            <w:shd w:val="clear" w:color="auto" w:fill="FFFFFF"/>
             <w:tcMar>
               <w:top w:w="100" w:type="dxa"/>
               <w:bottom w:w="100" w:type="dxa"/>
-              <w:left w:w="100" w:type="dxa"/>
-              <w:right w:w="100" w:type="dxa"/>
+              <w:left w:w="120" w:type="dxa"/>
+              <w:right w:w="120" w:type="dxa"/>
             </w:tcMar>
+            <w:vAlign w:val="center"/>
           </w:tcPr>
           <w:p>
-            <w:pPr>
-              <w:spacing w:before="20" w:after="20" w:line="276" w:lineRule="auto"/>
-              <w:jc w:val="left"/>
-            </w:pPr>
-            <w:r/>
-            <w:r>
-              <w:rPr>
-                <w:rFonts w:ascii="Times New Roman" w:hAnsi="Times New Roman"/>
-                <w:b/>
-                <w:color w:val="C00000"/>
-                <w:sz w:val="19"/>
-              </w:rPr>
-              <w:t>Hoạt động Đọc hiểu &amp; Mở rộng:</w:t>
-            </w:r>
-          </w:p>
-          <w:p>
-            <w:pPr>
-              <w:spacing w:before="20" w:after="20" w:line="276" w:lineRule="auto"/>
-              <w:jc w:val="left"/>
-            </w:pPr>
             <w:r>
               <w:rPr>
                 <w:rFonts w:ascii="Times New Roman" w:hAnsi="Times New Roman"/>
                 <w:sz w:val="19"/>
               </w:rPr>
-              <w:t>Tìm hiểu về những hàng cây cổ thụ (cây sao, cây dầu, cây bàng) tỏa bóng mát tại các danh lam thắng cảnh và sân trường quê hương.</w:t>
-            </w:r>
-          </w:p>
-        </w:tc>
-        <w:tc>
-          <w:tcPr>
-            <w:tcW w:type="dxa" w:w="4450"/>
-            <w:shd w:fill="F2F5F9"/>
-            <w:vAlign w:val="center"/>
-            <w:tcMar>
-              <w:top w:w="100" w:type="dxa"/>
-              <w:bottom w:w="100" w:type="dxa"/>
-              <w:left w:w="100" w:type="dxa"/>
-              <w:right w:w="100" w:type="dxa"/>
-            </w:tcMar>
-          </w:tcPr>
-          <w:p>
-            <w:pPr>
-              <w:spacing w:before="20" w:after="20" w:line="276" w:lineRule="auto"/>
-              <w:jc w:val="left"/>
-            </w:pPr>
-            <w:r/>
-            <w:r>
-              <w:rPr>
-                <w:rFonts w:ascii="Times New Roman" w:hAnsi="Times New Roman"/>
-                <w:b/>
-                <w:color w:val="1F4E78"/>
-                <w:sz w:val="19"/>
-              </w:rPr>
-              <w:t>1. GV</w:t>
-            </w:r>
-            <w:r>
-              <w:rPr>
-                <w:rFonts w:ascii="Times New Roman" w:hAnsi="Times New Roman"/>
-                <w:sz w:val="19"/>
-              </w:rPr>
-              <w:t xml:space="preserve"> chiếu hình ảnh hàng cây sao, cây dầu đại thụ trăm năm tuổi che bóng mát quanh Danh thắng Ao Bà Om (Trà Vinh), khuôn viên Văn Thánh Miếu (Vĩnh Long) và bóng mát sân trường em.</w:t>
-            </w:r>
-          </w:p>
-          <w:p>
-            <w:pPr>
-              <w:spacing w:before="20" w:after="20" w:line="276" w:lineRule="auto"/>
-              <w:jc w:val="left"/>
-            </w:pPr>
-            <w:r/>
-            <w:r>
-              <w:rPr>
-                <w:rFonts w:ascii="Times New Roman" w:hAnsi="Times New Roman"/>
-                <w:b/>
-                <w:color w:val="0070C0"/>
-                <w:sz w:val="19"/>
-              </w:rPr>
-              <w:t>2. HS</w:t>
-            </w:r>
-            <w:r>
-              <w:rPr>
-                <w:rFonts w:ascii="Times New Roman" w:hAnsi="Times New Roman"/>
-                <w:sz w:val="19"/>
-              </w:rPr>
-              <w:t xml:space="preserve"> luyện đọc đoạn văn miêu tả thân cây, vòm lá xòe rộng như chiếc ô khổng lồ; thảo luận nhóm đôi trả lời: "Cây cổ thụ mang lại lợi ích gì cho con người và cảnh quan?".</w:t>
-            </w:r>
-          </w:p>
-          <w:p>
-            <w:pPr>
-              <w:spacing w:before="20" w:after="20" w:line="276" w:lineRule="auto"/>
-              <w:jc w:val="left"/>
-            </w:pPr>
-            <w:r/>
-            <w:r>
-              <w:rPr>
-                <w:rFonts w:ascii="Times New Roman" w:hAnsi="Times New Roman"/>
-                <w:b/>
-                <w:color w:val="1F4E78"/>
-                <w:sz w:val="19"/>
-              </w:rPr>
-              <w:t>3. GV</w:t>
-            </w:r>
-            <w:r>
-              <w:rPr>
-                <w:rFonts w:ascii="Times New Roman" w:hAnsi="Times New Roman"/>
-                <w:sz w:val="19"/>
-              </w:rPr>
-              <w:t xml:space="preserve"> chốt lại: Cây cổ thụ không chỉ che bóng mát cho chúng ta vui chơi mà còn là di sản thiên nhiên vô giá; nhắc nhở HS không khắc tên, bẻ cành cây.</w:t>
-            </w:r>
-          </w:p>
-        </w:tc>
-      </w:tr>
-      <w:tr>
-        <w:trPr>
-          <w:cantSplit/>
-        </w:trPr>
-        <w:tc>
-          <w:tcPr>
-            <w:tcW w:type="dxa" w:w="2160"/>
-            <w:vAlign w:val="center"/>
-            <w:tcMar>
-              <w:top w:w="100" w:type="dxa"/>
-              <w:bottom w:w="100" w:type="dxa"/>
-              <w:left w:w="100" w:type="dxa"/>
-              <w:right w:w="100" w:type="dxa"/>
-            </w:tcMar>
-          </w:tcPr>
-          <w:p>
-            <w:pPr>
-              <w:spacing w:before="20" w:after="20" w:line="276" w:lineRule="auto"/>
-              <w:jc w:val="center"/>
-            </w:pPr>
-            <w:r/>
-            <w:r>
-              <w:rPr>
-                <w:rFonts w:ascii="Times New Roman" w:hAnsi="Times New Roman"/>
-                <w:b/>
-                <w:color w:val="1F4E78"/>
-                <w:sz w:val="19"/>
-              </w:rPr>
-              <w:t>Tiếng Việt</w:t>
-            </w:r>
-          </w:p>
-          <w:p>
-            <w:pPr>
-              <w:spacing w:before="20" w:after="20" w:line="276" w:lineRule="auto"/>
-              <w:jc w:val="center"/>
-            </w:pPr>
-            <w:r>
-              <w:rPr>
-                <w:rFonts w:ascii="Times New Roman" w:hAnsi="Times New Roman"/>
-                <w:sz w:val="19"/>
-              </w:rPr>
-              <w:t>(Tuần 27 - Tiết 1, 2)</w:t>
-            </w:r>
-          </w:p>
-        </w:tc>
-        <w:tc>
-          <w:tcPr>
-            <w:tcW w:type="dxa" w:w="2304"/>
-            <w:vAlign w:val="center"/>
-            <w:tcMar>
-              <w:top w:w="100" w:type="dxa"/>
-              <w:bottom w:w="100" w:type="dxa"/>
-              <w:left w:w="100" w:type="dxa"/>
-              <w:right w:w="100" w:type="dxa"/>
-            </w:tcMar>
-          </w:tcPr>
-          <w:p>
-            <w:pPr>
-              <w:spacing w:before="20" w:after="20" w:line="276" w:lineRule="auto"/>
-              <w:jc w:val="center"/>
-            </w:pPr>
-            <w:r/>
-            <w:r>
-              <w:rPr>
-                <w:rFonts w:ascii="Times New Roman" w:hAnsi="Times New Roman"/>
-                <w:b/>
-                <w:color w:val="2E75B6"/>
-                <w:sz w:val="19"/>
-              </w:rPr>
-              <w:t>Bài 14 (Tập 2):</w:t>
-            </w:r>
-          </w:p>
-          <w:p>
-            <w:pPr>
-              <w:spacing w:before="20" w:after="20" w:line="276" w:lineRule="auto"/>
-              <w:jc w:val="center"/>
-            </w:pPr>
-            <w:r>
-              <w:rPr>
-                <w:rFonts w:ascii="Times New Roman" w:hAnsi="Times New Roman"/>
-                <w:sz w:val="19"/>
-              </w:rPr>
-              <w:t>Rừng ngập mặn</w:t>
+              <w:t>Chủ đề 2: Cảnh đẹp quê hương Trà Vinh</w:t>
             </w:r>
           </w:p>
         </w:tc>
         <w:tc>
           <w:tcPr>
             <w:tcW w:type="dxa" w:w="3168"/>
-            <w:vAlign w:val="center"/>
+            <w:shd w:val="clear" w:color="auto" w:fill="FFFFFF"/>
             <w:tcMar>
               <w:top w:w="100" w:type="dxa"/>
               <w:bottom w:w="100" w:type="dxa"/>
-              <w:left w:w="100" w:type="dxa"/>
-              <w:right w:w="100" w:type="dxa"/>
+              <w:left w:w="120" w:type="dxa"/>
+              <w:right w:w="120" w:type="dxa"/>
             </w:tcMar>
+            <w:vAlign w:val="center"/>
           </w:tcPr>
           <w:p>
-            <w:pPr>
-              <w:spacing w:before="20" w:after="20" w:line="276" w:lineRule="auto"/>
-              <w:jc w:val="left"/>
-            </w:pPr>
-            <w:r/>
             <w:r>
               <w:rPr>
                 <w:rFonts w:ascii="Times New Roman" w:hAnsi="Times New Roman"/>
-                <w:b/>
-                <w:color w:val="1F4E78"/>
                 <w:sz w:val="19"/>
               </w:rPr>
-              <w:t>Bài 7 GDĐP 1: Cảnh sắc thiên nhiên quê em (Trang 47 - TLGDĐP Trà Vinh)</w:t>
-            </w:r>
-          </w:p>
-          <w:p>
-            <w:pPr>
-              <w:spacing w:before="20" w:after="20" w:line="276" w:lineRule="auto"/>
-              <w:jc w:val="left"/>
-            </w:pPr>
-            <w:r>
-              <w:rPr>
-                <w:rFonts w:ascii="Times New Roman" w:hAnsi="Times New Roman"/>
-                <w:b/>
-                <w:color w:val="1F4E78"/>
-                <w:sz w:val="19"/>
-              </w:rPr>
-              <w:t>Chủ đề 1 GDĐP 1: Bến Tre - Quê hương tươi đẹp (Trang 5 - QĐ 2985/QĐ-BGDĐT)</w:t>
-            </w:r>
-          </w:p>
-          <w:p>
-            <w:pPr>
-              <w:spacing w:before="20" w:after="20" w:line="276" w:lineRule="auto"/>
-              <w:jc w:val="left"/>
-            </w:pPr>
-            <w:r>
-              <w:rPr>
-                <w:rFonts w:ascii="Times New Roman" w:hAnsi="Times New Roman"/>
-                <w:b/>
-                <w:color w:val="1F4E78"/>
-                <w:sz w:val="19"/>
-              </w:rPr>
-              <w:t>Chủ đề 1 GDĐP 1: Vĩnh Long nơi em sống (Trang 5 - QĐ 554/QĐ-BGDĐT)</w:t>
+              <w:t>Hoạt động Vận dụng &amp; Liên hệ: Thực hành những việc nhỏ chăm sóc vật nuôi tại gia đình ở vùng quê Trà Vinh.</w:t>
+              <w:br/>
+              <w:br/>
+              <w:t>* Yêu cầu cần đạt:</w:t>
+              <w:br/>
+              <w:t>- Tích hợp GDĐP tỉnh Trà Vinh (Chủ đề 2: Cảnh đẹp quê hương Trà Vinh): Nêu được những việc làm phù hợp với lứa tuổi để chăm sóc, cho ăn và giữ vệ sinh chuồng nuôi động vật trong gia đình; không trêu chọc động vật, phòng tránh bị cắn, cào.</w:t>
             </w:r>
           </w:p>
         </w:tc>
         <w:tc>
           <w:tcPr>
-            <w:tcW w:type="dxa" w:w="3024"/>
-            <w:vAlign w:val="center"/>
+            <w:tcW w:type="dxa" w:w="3600"/>
+            <w:shd w:val="clear" w:color="auto" w:fill="FFFFFF"/>
             <w:tcMar>
               <w:top w:w="100" w:type="dxa"/>
               <w:bottom w:w="100" w:type="dxa"/>
-              <w:left w:w="100" w:type="dxa"/>
-              <w:right w:w="100" w:type="dxa"/>
+              <w:left w:w="120" w:type="dxa"/>
+              <w:right w:w="120" w:type="dxa"/>
             </w:tcMar>
+            <w:vAlign w:val="center"/>
           </w:tcPr>
           <w:p>
-            <w:pPr>
-              <w:spacing w:before="20" w:after="20" w:line="276" w:lineRule="auto"/>
-              <w:jc w:val="left"/>
-            </w:pPr>
-            <w:r/>
-            <w:r>
-              <w:rPr>
-                <w:rFonts w:ascii="Times New Roman" w:hAnsi="Times New Roman"/>
-                <w:b/>
-                <w:color w:val="C00000"/>
-                <w:sz w:val="19"/>
-              </w:rPr>
-              <w:t>Hoạt động Luyện đọc &amp; Khám phá:</w:t>
-            </w:r>
-          </w:p>
-          <w:p>
-            <w:pPr>
-              <w:spacing w:before="20" w:after="20" w:line="276" w:lineRule="auto"/>
-              <w:jc w:val="left"/>
-            </w:pPr>
             <w:r>
               <w:rPr>
                 <w:rFonts w:ascii="Times New Roman" w:hAnsi="Times New Roman"/>
                 <w:sz w:val="19"/>
               </w:rPr>
-              <w:t>Luyện đọc đúng, diễn cảm bài đọc "Rừng ngập mặn" và tìm hiểu về rừng đước ven biển Duyên Hải (Trà Vinh), Ba Tri, Thạnh Phú (Bến Tre).</w:t>
+              <w:t>1. Hoạt động của GV:</w:t>
+              <w:br/>
+              <w:t>GV nêu các câu hỏi gợi mở: Ở nhà em nuôi con vật gì? Em và người thân đã chăm sóc chúng như thế nào? GV hướng dẫn giữ vệ sinh chuồng trại để bảo vệ nguồn nước và môi trường làng quê xanh, sạch, đẹp.</w:t>
+              <w:br/>
+              <w:br/>
+              <w:t>2. Hoạt động của HS:</w:t>
+              <w:br/>
+              <w:t>HS giơ tay chia sẻ việc làm: Giúp mẹ cho gà ăn thóc, đổ nước cho cún con uống; rửa tay sạch sẽ sau khi tiếp xúc với vật nuôi; có ý thức giữ sạch môi trường xung quanh.</w:t>
             </w:r>
           </w:p>
         </w:tc>
+      </w:tr>
+      <w:tr>
         <w:tc>
           <w:tcPr>
-            <w:tcW w:type="dxa" w:w="4450"/>
-            <w:vAlign w:val="center"/>
+            <w:tcW w:type="dxa" w:w="2592"/>
+            <w:shd w:val="clear" w:color="auto" w:fill="F2F5F9"/>
             <w:tcMar>
               <w:top w:w="100" w:type="dxa"/>
               <w:bottom w:w="100" w:type="dxa"/>
-              <w:left w:w="100" w:type="dxa"/>
-              <w:right w:w="100" w:type="dxa"/>
+              <w:left w:w="120" w:type="dxa"/>
+              <w:right w:w="120" w:type="dxa"/>
             </w:tcMar>
+            <w:vAlign w:val="center"/>
           </w:tcPr>
           <w:p>
-            <w:pPr>
-              <w:spacing w:before="20" w:after="20" w:line="276" w:lineRule="auto"/>
-              <w:jc w:val="left"/>
-            </w:pPr>
-            <w:r/>
-            <w:r>
-              <w:rPr>
-                <w:rFonts w:ascii="Times New Roman" w:hAnsi="Times New Roman"/>
-                <w:b/>
-                <w:color w:val="1F4E78"/>
-                <w:sz w:val="19"/>
-              </w:rPr>
-              <w:t>1. GV</w:t>
-            </w:r>
             <w:r>
               <w:rPr>
                 <w:rFonts w:ascii="Times New Roman" w:hAnsi="Times New Roman"/>
                 <w:sz w:val="19"/>
               </w:rPr>
-              <w:t xml:space="preserve"> mở đoạn phim tư liệu ngắn (30 giây) về cánh rừng ngập mặn xanh ngắt với bộ rễ đước chằng chịt bám sâu vào bùn đất, đàn chim sải cánh bay lượn trên ngọn cây.</w:t>
-            </w:r>
-          </w:p>
-          <w:p>
-            <w:pPr>
-              <w:spacing w:before="20" w:after="20" w:line="276" w:lineRule="auto"/>
-              <w:jc w:val="left"/>
-            </w:pPr>
-            <w:r/>
-            <w:r>
-              <w:rPr>
-                <w:rFonts w:ascii="Times New Roman" w:hAnsi="Times New Roman"/>
-                <w:b/>
-                <w:color w:val="0070C0"/>
-                <w:sz w:val="19"/>
-              </w:rPr>
-              <w:t>2. HS</w:t>
-            </w:r>
-            <w:r>
-              <w:rPr>
-                <w:rFonts w:ascii="Times New Roman" w:hAnsi="Times New Roman"/>
-                <w:sz w:val="19"/>
-              </w:rPr>
-              <w:t xml:space="preserve"> luyện đọc từng câu, từng đoạn; tìm trong bài các từ ngữ tả bộ rễ và loài vật sống trong rừng (cây đước, cây mắm, con ba khía, con cá thòi lòi); trả lời câu hỏi tìm hiểu bài.</w:t>
-            </w:r>
-          </w:p>
-          <w:p>
-            <w:pPr>
-              <w:spacing w:before="20" w:after="20" w:line="276" w:lineRule="auto"/>
-              <w:jc w:val="left"/>
-            </w:pPr>
-            <w:r/>
-            <w:r>
-              <w:rPr>
-                <w:rFonts w:ascii="Times New Roman" w:hAnsi="Times New Roman"/>
-                <w:b/>
-                <w:color w:val="1F4E78"/>
-                <w:sz w:val="19"/>
-              </w:rPr>
-              <w:t>3. GV</w:t>
-            </w:r>
-            <w:r>
-              <w:rPr>
-                <w:rFonts w:ascii="Times New Roman" w:hAnsi="Times New Roman"/>
-                <w:sz w:val="19"/>
-              </w:rPr>
-              <w:t xml:space="preserve"> khắc sâu: Rừng ngập mặn là "lá chắn xanh" ngăn bão gió, giữ đất phù sa bồi đắp cho quê hương Tây Nam Bộ tươi đẹp vững bền; khơi gợi ý thức bảo vệ rừng cho HS.</w:t>
-            </w:r>
-          </w:p>
-        </w:tc>
-      </w:tr>
-      <w:tr>
-        <w:trPr>
-          <w:cantSplit/>
-        </w:trPr>
-        <w:tc>
-          <w:tcPr>
-            <w:tcW w:type="dxa" w:w="2160"/>
-            <w:shd w:fill="F2F5F9"/>
-            <w:vAlign w:val="center"/>
-            <w:tcMar>
-              <w:top w:w="100" w:type="dxa"/>
-              <w:bottom w:w="100" w:type="dxa"/>
-              <w:left w:w="100" w:type="dxa"/>
-              <w:right w:w="100" w:type="dxa"/>
-            </w:tcMar>
-          </w:tcPr>
-          <w:p>
-            <w:pPr>
-              <w:spacing w:before="20" w:after="20" w:line="276" w:lineRule="auto"/>
-              <w:jc w:val="center"/>
-            </w:pPr>
-            <w:r/>
-            <w:r>
-              <w:rPr>
-                <w:rFonts w:ascii="Times New Roman" w:hAnsi="Times New Roman"/>
-                <w:b/>
-                <w:color w:val="1F4E78"/>
-                <w:sz w:val="19"/>
-              </w:rPr>
-              <w:t>Tiếng Việt</w:t>
-            </w:r>
-          </w:p>
-          <w:p>
-            <w:pPr>
-              <w:spacing w:before="20" w:after="20" w:line="276" w:lineRule="auto"/>
-              <w:jc w:val="center"/>
-            </w:pPr>
-            <w:r>
-              <w:rPr>
-                <w:rFonts w:ascii="Times New Roman" w:hAnsi="Times New Roman"/>
-                <w:sz w:val="19"/>
-              </w:rPr>
-              <w:t>(Tuần 31 - Tiết 3, 4)</w:t>
-            </w:r>
-          </w:p>
-        </w:tc>
-        <w:tc>
-          <w:tcPr>
-            <w:tcW w:type="dxa" w:w="2304"/>
-            <w:shd w:fill="F2F5F9"/>
-            <w:vAlign w:val="center"/>
-            <w:tcMar>
-              <w:top w:w="100" w:type="dxa"/>
-              <w:bottom w:w="100" w:type="dxa"/>
-              <w:left w:w="100" w:type="dxa"/>
-              <w:right w:w="100" w:type="dxa"/>
-            </w:tcMar>
-          </w:tcPr>
-          <w:p>
-            <w:pPr>
-              <w:spacing w:before="20" w:after="20" w:line="276" w:lineRule="auto"/>
-              <w:jc w:val="center"/>
-            </w:pPr>
-            <w:r/>
-            <w:r>
-              <w:rPr>
-                <w:rFonts w:ascii="Times New Roman" w:hAnsi="Times New Roman"/>
-                <w:b/>
-                <w:color w:val="2E75B6"/>
-                <w:sz w:val="19"/>
-              </w:rPr>
-              <w:t>Bài 24 (Tập 2):</w:t>
-            </w:r>
-          </w:p>
-          <w:p>
-            <w:pPr>
-              <w:spacing w:before="20" w:after="20" w:line="276" w:lineRule="auto"/>
-              <w:jc w:val="center"/>
-            </w:pPr>
-            <w:r>
-              <w:rPr>
-                <w:rFonts w:ascii="Times New Roman" w:hAnsi="Times New Roman"/>
-                <w:sz w:val="19"/>
-              </w:rPr>
-              <w:t>Kể về một lễ hội hoặc trò chơi em thích</w:t>
+              <w:t>Tự nhiên và Xã hội (Tuần 13)</w:t>
             </w:r>
           </w:p>
         </w:tc>
         <w:tc>
           <w:tcPr>
             <w:tcW w:type="dxa" w:w="3168"/>
-            <w:shd w:fill="F2F5F9"/>
-            <w:vAlign w:val="center"/>
+            <w:shd w:val="clear" w:color="auto" w:fill="F2F5F9"/>
             <w:tcMar>
               <w:top w:w="100" w:type="dxa"/>
               <w:bottom w:w="100" w:type="dxa"/>
-              <w:left w:w="100" w:type="dxa"/>
-              <w:right w:w="100" w:type="dxa"/>
+              <w:left w:w="120" w:type="dxa"/>
+              <w:right w:w="120" w:type="dxa"/>
             </w:tcMar>
+            <w:vAlign w:val="center"/>
           </w:tcPr>
           <w:p>
-            <w:pPr>
-              <w:spacing w:before="20" w:after="20" w:line="276" w:lineRule="auto"/>
-              <w:jc w:val="left"/>
-            </w:pPr>
-            <w:r/>
             <w:r>
               <w:rPr>
                 <w:rFonts w:ascii="Times New Roman" w:hAnsi="Times New Roman"/>
-                <w:b/>
-                <w:color w:val="1F4E78"/>
                 <w:sz w:val="19"/>
               </w:rPr>
-              <w:t>Bài 6 GDĐP 1: Trò chơi dân gian quê em (Trang 40 - TLGDĐP Trà Vinh)</w:t>
-            </w:r>
-          </w:p>
-          <w:p>
-            <w:pPr>
-              <w:spacing w:before="20" w:after="20" w:line="276" w:lineRule="auto"/>
-              <w:jc w:val="left"/>
-            </w:pPr>
-            <w:r>
-              <w:rPr>
-                <w:rFonts w:ascii="Times New Roman" w:hAnsi="Times New Roman"/>
-                <w:b/>
-                <w:color w:val="1F4E78"/>
-                <w:sz w:val="19"/>
-              </w:rPr>
-              <w:t>Chủ đề 4 GDĐP 1: Lễ hội quê em (Trang 20 - QĐ 554/QĐ-BGDĐT)</w:t>
-            </w:r>
-          </w:p>
-          <w:p>
-            <w:pPr>
-              <w:spacing w:before="20" w:after="20" w:line="276" w:lineRule="auto"/>
-              <w:jc w:val="left"/>
-            </w:pPr>
-            <w:r>
-              <w:rPr>
-                <w:rFonts w:ascii="Times New Roman" w:hAnsi="Times New Roman"/>
-                <w:b/>
-                <w:color w:val="1F4E78"/>
-                <w:sz w:val="19"/>
-              </w:rPr>
-              <w:t>Chủ đề 1 GDĐP 1: Bến Tre - Quê hương tươi đẹp (Trang 5 - QĐ 2985/QĐ-BGDĐT)</w:t>
+              <w:t>Bài 11: Con người nơi em sống</w:t>
             </w:r>
           </w:p>
         </w:tc>
         <w:tc>
           <w:tcPr>
-            <w:tcW w:type="dxa" w:w="3024"/>
-            <w:shd w:fill="F2F5F9"/>
-            <w:vAlign w:val="center"/>
+            <w:tcW w:type="dxa" w:w="3312"/>
+            <w:shd w:val="clear" w:color="auto" w:fill="F2F5F9"/>
             <w:tcMar>
               <w:top w:w="100" w:type="dxa"/>
               <w:bottom w:w="100" w:type="dxa"/>
-              <w:left w:w="100" w:type="dxa"/>
-              <w:right w:w="100" w:type="dxa"/>
+              <w:left w:w="120" w:type="dxa"/>
+              <w:right w:w="120" w:type="dxa"/>
             </w:tcMar>
+            <w:vAlign w:val="center"/>
           </w:tcPr>
           <w:p>
-            <w:pPr>
-              <w:spacing w:before="20" w:after="20" w:line="276" w:lineRule="auto"/>
-              <w:jc w:val="left"/>
-            </w:pPr>
-            <w:r/>
-            <w:r>
-              <w:rPr>
-                <w:rFonts w:ascii="Times New Roman" w:hAnsi="Times New Roman"/>
-                <w:b/>
-                <w:color w:val="C00000"/>
-                <w:sz w:val="19"/>
-              </w:rPr>
-              <w:t>Hoạt động Nói và nghe:</w:t>
-            </w:r>
-          </w:p>
-          <w:p>
-            <w:pPr>
-              <w:spacing w:before="20" w:after="20" w:line="276" w:lineRule="auto"/>
-              <w:jc w:val="left"/>
-            </w:pPr>
             <w:r>
               <w:rPr>
                 <w:rFonts w:ascii="Times New Roman" w:hAnsi="Times New Roman"/>
                 <w:sz w:val="19"/>
               </w:rPr>
-              <w:t>Kể lại trải nghiệm cùng bạn bè, người thân tham gia trò chơi dân gian (kéo co, rồng rắn lên mây, nhảy bao bố) hoặc xem hội Đua ghe Ngo.</w:t>
-            </w:r>
-          </w:p>
-        </w:tc>
-        <w:tc>
-          <w:tcPr>
-            <w:tcW w:type="dxa" w:w="4450"/>
-            <w:shd w:fill="F2F5F9"/>
-            <w:vAlign w:val="center"/>
-            <w:tcMar>
-              <w:top w:w="100" w:type="dxa"/>
-              <w:bottom w:w="100" w:type="dxa"/>
-              <w:left w:w="100" w:type="dxa"/>
-              <w:right w:w="100" w:type="dxa"/>
-            </w:tcMar>
-          </w:tcPr>
-          <w:p>
-            <w:pPr>
-              <w:spacing w:before="20" w:after="20" w:line="276" w:lineRule="auto"/>
-              <w:jc w:val="left"/>
-            </w:pPr>
-            <w:r/>
-            <w:r>
-              <w:rPr>
-                <w:rFonts w:ascii="Times New Roman" w:hAnsi="Times New Roman"/>
-                <w:b/>
-                <w:color w:val="1F4E78"/>
-                <w:sz w:val="19"/>
-              </w:rPr>
-              <w:t>1. GV</w:t>
-            </w:r>
-            <w:r>
-              <w:rPr>
-                <w:rFonts w:ascii="Times New Roman" w:hAnsi="Times New Roman"/>
-                <w:sz w:val="19"/>
-              </w:rPr>
-              <w:t xml:space="preserve"> chiếu ảnh chụp các bạn nhỏ đang vui tươi chơi trò rồng rắn lên mây, kéo co trên sân đình và cảnh dòng người náo nức xem đua ghe Ngo sôi động.</w:t>
-            </w:r>
-          </w:p>
-          <w:p>
-            <w:pPr>
-              <w:spacing w:before="20" w:after="20" w:line="276" w:lineRule="auto"/>
-              <w:jc w:val="left"/>
-            </w:pPr>
-            <w:r/>
-            <w:r>
-              <w:rPr>
-                <w:rFonts w:ascii="Times New Roman" w:hAnsi="Times New Roman"/>
-                <w:b/>
-                <w:color w:val="0070C0"/>
-                <w:sz w:val="19"/>
-              </w:rPr>
-              <w:t>2. HS</w:t>
-            </w:r>
-            <w:r>
-              <w:rPr>
-                <w:rFonts w:ascii="Times New Roman" w:hAnsi="Times New Roman"/>
-                <w:sz w:val="19"/>
-              </w:rPr>
-              <w:t xml:space="preserve"> dựa vào gợi ý của GV để chia sẻ trước lớp: "Vào dịp Tết hoặc lễ hội, em thích nhất trò chơi gì? Em chơi cùng ai? Cảm xúc của em thế nào?".</w:t>
-            </w:r>
-          </w:p>
-          <w:p>
-            <w:pPr>
-              <w:spacing w:before="20" w:after="20" w:line="276" w:lineRule="auto"/>
-              <w:jc w:val="left"/>
-            </w:pPr>
-            <w:r/>
-            <w:r>
-              <w:rPr>
-                <w:rFonts w:ascii="Times New Roman" w:hAnsi="Times New Roman"/>
-                <w:b/>
-                <w:color w:val="1F4E78"/>
-                <w:sz w:val="19"/>
-              </w:rPr>
-              <w:t>3. GV</w:t>
-            </w:r>
-            <w:r>
-              <w:rPr>
-                <w:rFonts w:ascii="Times New Roman" w:hAnsi="Times New Roman"/>
-                <w:sz w:val="19"/>
-              </w:rPr>
-              <w:t xml:space="preserve"> nhận xét, khích lệ sự tự tin của HS; nhấn mạnh các trò chơi dân gian giúp rèn luyện sức khỏe, tăng cường tình bạn đoàn kết và lưu giữ nét đẹp văn hóa quê hương.</w:t>
-            </w:r>
-          </w:p>
-        </w:tc>
-      </w:tr>
-      <w:tr>
-        <w:trPr>
-          <w:cantSplit/>
-        </w:trPr>
-        <w:tc>
-          <w:tcPr>
-            <w:tcW w:type="dxa" w:w="2160"/>
-            <w:vAlign w:val="center"/>
-            <w:tcMar>
-              <w:top w:w="100" w:type="dxa"/>
-              <w:bottom w:w="100" w:type="dxa"/>
-              <w:left w:w="100" w:type="dxa"/>
-              <w:right w:w="100" w:type="dxa"/>
-            </w:tcMar>
-          </w:tcPr>
-          <w:p>
-            <w:pPr>
-              <w:spacing w:before="20" w:after="20" w:line="276" w:lineRule="auto"/>
-              <w:jc w:val="center"/>
-            </w:pPr>
-            <w:r/>
-            <w:r>
-              <w:rPr>
-                <w:rFonts w:ascii="Times New Roman" w:hAnsi="Times New Roman"/>
-                <w:b/>
-                <w:color w:val="1F4E78"/>
-                <w:sz w:val="19"/>
-              </w:rPr>
-              <w:t>Đạo đức</w:t>
-            </w:r>
-          </w:p>
-          <w:p>
-            <w:pPr>
-              <w:spacing w:before="20" w:after="20" w:line="276" w:lineRule="auto"/>
-              <w:jc w:val="center"/>
-            </w:pPr>
-            <w:r>
-              <w:rPr>
-                <w:rFonts w:ascii="Times New Roman" w:hAnsi="Times New Roman"/>
-                <w:sz w:val="19"/>
-              </w:rPr>
-              <w:t>(Tuần 4 - Tiết 4)</w:t>
-            </w:r>
-          </w:p>
-        </w:tc>
-        <w:tc>
-          <w:tcPr>
-            <w:tcW w:type="dxa" w:w="2304"/>
-            <w:vAlign w:val="center"/>
-            <w:tcMar>
-              <w:top w:w="100" w:type="dxa"/>
-              <w:bottom w:w="100" w:type="dxa"/>
-              <w:left w:w="100" w:type="dxa"/>
-              <w:right w:w="100" w:type="dxa"/>
-            </w:tcMar>
-          </w:tcPr>
-          <w:p>
-            <w:pPr>
-              <w:spacing w:before="20" w:after="20" w:line="276" w:lineRule="auto"/>
-              <w:jc w:val="center"/>
-            </w:pPr>
-            <w:r/>
-            <w:r>
-              <w:rPr>
-                <w:rFonts w:ascii="Times New Roman" w:hAnsi="Times New Roman"/>
-                <w:b/>
-                <w:color w:val="2E75B6"/>
-                <w:sz w:val="19"/>
-              </w:rPr>
-              <w:t>Bài 4:</w:t>
-            </w:r>
-          </w:p>
-          <w:p>
-            <w:pPr>
-              <w:spacing w:before="20" w:after="20" w:line="276" w:lineRule="auto"/>
-              <w:jc w:val="center"/>
-            </w:pPr>
-            <w:r>
-              <w:rPr>
-                <w:rFonts w:ascii="Times New Roman" w:hAnsi="Times New Roman"/>
-                <w:sz w:val="19"/>
-              </w:rPr>
-              <w:t>Em giữ trang phục gọn gàng, sạch sẽ</w:t>
+              <w:t>Chủ đề 2: Cảnh đẹp quê hương Trà Vinh</w:t>
             </w:r>
           </w:p>
         </w:tc>
         <w:tc>
           <w:tcPr>
             <w:tcW w:type="dxa" w:w="3168"/>
-            <w:vAlign w:val="center"/>
+            <w:shd w:val="clear" w:color="auto" w:fill="F2F5F9"/>
             <w:tcMar>
               <w:top w:w="100" w:type="dxa"/>
               <w:bottom w:w="100" w:type="dxa"/>
-              <w:left w:w="100" w:type="dxa"/>
-              <w:right w:w="100" w:type="dxa"/>
+              <w:left w:w="120" w:type="dxa"/>
+              <w:right w:w="120" w:type="dxa"/>
             </w:tcMar>
+            <w:vAlign w:val="center"/>
           </w:tcPr>
           <w:p>
-            <w:pPr>
-              <w:spacing w:before="20" w:after="20" w:line="276" w:lineRule="auto"/>
-              <w:jc w:val="left"/>
-            </w:pPr>
-            <w:r/>
             <w:r>
               <w:rPr>
                 <w:rFonts w:ascii="Times New Roman" w:hAnsi="Times New Roman"/>
-                <w:b/>
-                <w:color w:val="1F4E78"/>
                 <w:sz w:val="19"/>
               </w:rPr>
-              <w:t>Bài 1 GDĐP 1: Phong tục chào hỏi ở quê em (Trang 5 - TLGDĐP Trà Vinh)</w:t>
-            </w:r>
-          </w:p>
-          <w:p>
-            <w:pPr>
-              <w:spacing w:before="20" w:after="20" w:line="276" w:lineRule="auto"/>
-              <w:jc w:val="left"/>
-            </w:pPr>
-            <w:r>
-              <w:rPr>
-                <w:rFonts w:ascii="Times New Roman" w:hAnsi="Times New Roman"/>
-                <w:b/>
-                <w:color w:val="1F4E78"/>
-                <w:sz w:val="19"/>
-              </w:rPr>
-              <w:t>Chủ đề 1 GDĐP 1: Vĩnh Long nơi em sống (Trang 5 - QĐ 554/QĐ-BGDĐT)</w:t>
-            </w:r>
-          </w:p>
-          <w:p>
-            <w:pPr>
-              <w:spacing w:before="20" w:after="20" w:line="276" w:lineRule="auto"/>
-              <w:jc w:val="left"/>
-            </w:pPr>
-            <w:r>
-              <w:rPr>
-                <w:rFonts w:ascii="Times New Roman" w:hAnsi="Times New Roman"/>
-                <w:b/>
-                <w:color w:val="1F4E78"/>
-                <w:sz w:val="19"/>
-              </w:rPr>
-              <w:t>Chủ đề 1 GDĐP 1: Bến Tre - Quê hương tươi đẹp (Trang 5 - QĐ 2985/QĐ-BGDĐT)</w:t>
+              <w:t>Hoạt động Khám phá &amp; Giao lưu: Kể về con người, làng xóm và danh lam thắng cảnh tiêu biểu trên quê hương Trà Vinh.</w:t>
+              <w:br/>
+              <w:br/>
+              <w:t>* Yêu cầu cần đạt:</w:t>
+              <w:br/>
+              <w:t>- Tích hợp GDĐP tỉnh Trà Vinh (Chủ đề 2: Cảnh đẹp quê hương Trà Vinh): Giới thiệu được quang cảnh nơi em sinh sống và các địa danh nổi tiếng của quê hương Trà Vinh (Ao Bà Om, Chùa Hang, bãi biển Ba Động); cảm nhận tình cảm gắn bó, thân thiện của bà con làng xóm ba dân tộc Kinh - Khmer - Hoa.</w:t>
             </w:r>
           </w:p>
         </w:tc>
         <w:tc>
           <w:tcPr>
-            <w:tcW w:type="dxa" w:w="3024"/>
-            <w:vAlign w:val="center"/>
+            <w:tcW w:type="dxa" w:w="3600"/>
+            <w:shd w:val="clear" w:color="auto" w:fill="F2F5F9"/>
             <w:tcMar>
               <w:top w:w="100" w:type="dxa"/>
               <w:bottom w:w="100" w:type="dxa"/>
-              <w:left w:w="100" w:type="dxa"/>
-              <w:right w:w="100" w:type="dxa"/>
+              <w:left w:w="120" w:type="dxa"/>
+              <w:right w:w="120" w:type="dxa"/>
             </w:tcMar>
+            <w:vAlign w:val="center"/>
           </w:tcPr>
           <w:p>
-            <w:pPr>
-              <w:spacing w:before="20" w:after="20" w:line="276" w:lineRule="auto"/>
-              <w:jc w:val="left"/>
-            </w:pPr>
-            <w:r/>
-            <w:r>
-              <w:rPr>
-                <w:rFonts w:ascii="Times New Roman" w:hAnsi="Times New Roman"/>
-                <w:b/>
-                <w:color w:val="C00000"/>
-                <w:sz w:val="19"/>
-              </w:rPr>
-              <w:t>Hoạt động Khám phá &amp; Rèn luyện thói quen:</w:t>
-            </w:r>
-          </w:p>
-          <w:p>
-            <w:pPr>
-              <w:spacing w:before="20" w:after="20" w:line="276" w:lineRule="auto"/>
-              <w:jc w:val="left"/>
-            </w:pPr>
             <w:r>
               <w:rPr>
                 <w:rFonts w:ascii="Times New Roman" w:hAnsi="Times New Roman"/>
                 <w:sz w:val="19"/>
               </w:rPr>
-              <w:t>Hình thành thói quen mặc quần áo chỉnh tề, sạch sẽ khi đến trường, đi lễ chùa, đình miếu và khi tham gia sinh hoạt cộng đồng.</w:t>
+              <w:t>1. Hoạt động của GV:</w:t>
+              <w:br/>
+              <w:t>GV trình chiếu video clip ngắn giới thiệu về Thắng cảnh Ao Bà Om, Đền thờ Bác Hồ (Long Đức) và cảnh sinh hoạt ấm áp tình làng nghĩa xóm ở nông thôn mới Trà Vinh; khơi dậy lòng tự hào về quê hương tươi đẹp.</w:t>
+              <w:br/>
+              <w:br/>
+              <w:t>2. Hoạt động của HS:</w:t>
+              <w:br/>
+              <w:t>HS lắng nghe, giơ tay nói về quang cảnh con đường, dòng kênh, cánh đồng quanh nhà mình; thể hiện niềm vui được sinh ra và lớn lên trên mảnh đất Trà Vinh hiền hòa.</w:t>
             </w:r>
           </w:p>
         </w:tc>
+      </w:tr>
+      <w:tr>
         <w:tc>
           <w:tcPr>
-            <w:tcW w:type="dxa" w:w="4450"/>
-            <w:vAlign w:val="center"/>
+            <w:tcW w:type="dxa" w:w="2592"/>
+            <w:shd w:val="clear" w:color="auto" w:fill="FFFFFF"/>
             <w:tcMar>
               <w:top w:w="100" w:type="dxa"/>
               <w:bottom w:w="100" w:type="dxa"/>
-              <w:left w:w="100" w:type="dxa"/>
-              <w:right w:w="100" w:type="dxa"/>
+              <w:left w:w="120" w:type="dxa"/>
+              <w:right w:w="120" w:type="dxa"/>
             </w:tcMar>
+            <w:vAlign w:val="center"/>
           </w:tcPr>
           <w:p>
-            <w:pPr>
-              <w:spacing w:before="20" w:after="20" w:line="276" w:lineRule="auto"/>
-              <w:jc w:val="left"/>
-            </w:pPr>
-            <w:r/>
-            <w:r>
-              <w:rPr>
-                <w:rFonts w:ascii="Times New Roman" w:hAnsi="Times New Roman"/>
-                <w:b/>
-                <w:color w:val="1F4E78"/>
-                <w:sz w:val="19"/>
-              </w:rPr>
-              <w:t>1. GV</w:t>
-            </w:r>
             <w:r>
               <w:rPr>
                 <w:rFonts w:ascii="Times New Roman" w:hAnsi="Times New Roman"/>
                 <w:sz w:val="19"/>
               </w:rPr>
-              <w:t xml:space="preserve"> chiếu hình ảnh học sinh mặc đồng phục chỉnh tề đến trường và hình ảnh gia đình mặc trang phục áo dài truyền thống / trang phục lễ hội trang nhã đi viếng đền đài, chùa chiền.</w:t>
-            </w:r>
-          </w:p>
-          <w:p>
-            <w:pPr>
-              <w:spacing w:before="20" w:after="20" w:line="276" w:lineRule="auto"/>
-              <w:jc w:val="left"/>
-            </w:pPr>
-            <w:r/>
-            <w:r>
-              <w:rPr>
-                <w:rFonts w:ascii="Times New Roman" w:hAnsi="Times New Roman"/>
-                <w:b/>
-                <w:color w:val="0070C0"/>
-                <w:sz w:val="19"/>
-              </w:rPr>
-              <w:t>2. HS</w:t>
-            </w:r>
-            <w:r>
-              <w:rPr>
-                <w:rFonts w:ascii="Times New Roman" w:hAnsi="Times New Roman"/>
-                <w:sz w:val="19"/>
-              </w:rPr>
-              <w:t xml:space="preserve"> thảo luận nhóm đôi: Phân biệt trang phục gọn gàng, phù hợp và trang phục luộm thuộm; tự chỉnh lại cổ áo, vạt áo cho ngay ngắn trước gương hoặc nhờ bạn chỉnh giúp.</w:t>
-            </w:r>
-          </w:p>
-          <w:p>
-            <w:pPr>
-              <w:spacing w:before="20" w:after="20" w:line="276" w:lineRule="auto"/>
-              <w:jc w:val="left"/>
-            </w:pPr>
-            <w:r/>
-            <w:r>
-              <w:rPr>
-                <w:rFonts w:ascii="Times New Roman" w:hAnsi="Times New Roman"/>
-                <w:b/>
-                <w:color w:val="1F4E78"/>
-                <w:sz w:val="19"/>
-              </w:rPr>
-              <w:t>3. GV</w:t>
-            </w:r>
-            <w:r>
-              <w:rPr>
-                <w:rFonts w:ascii="Times New Roman" w:hAnsi="Times New Roman"/>
-                <w:sz w:val="19"/>
-              </w:rPr>
-              <w:t xml:space="preserve"> khen ngợi HS, nhắc nhở: "Trang phục sạch sẽ, gọn gàng thể hiện sự tự trọng bản thân và lòng tôn trọng thầy cô, người lớn tuổi và không gian trang nghiêm của quê hương".</w:t>
-            </w:r>
-          </w:p>
-        </w:tc>
-      </w:tr>
-      <w:tr>
-        <w:trPr>
-          <w:cantSplit/>
-        </w:trPr>
-        <w:tc>
-          <w:tcPr>
-            <w:tcW w:type="dxa" w:w="2160"/>
-            <w:shd w:fill="F2F5F9"/>
-            <w:vAlign w:val="center"/>
-            <w:tcMar>
-              <w:top w:w="100" w:type="dxa"/>
-              <w:bottom w:w="100" w:type="dxa"/>
-              <w:left w:w="100" w:type="dxa"/>
-              <w:right w:w="100" w:type="dxa"/>
-            </w:tcMar>
-          </w:tcPr>
-          <w:p>
-            <w:pPr>
-              <w:spacing w:before="20" w:after="20" w:line="276" w:lineRule="auto"/>
-              <w:jc w:val="center"/>
-            </w:pPr>
-            <w:r/>
-            <w:r>
-              <w:rPr>
-                <w:rFonts w:ascii="Times New Roman" w:hAnsi="Times New Roman"/>
-                <w:b/>
-                <w:color w:val="1F4E78"/>
-                <w:sz w:val="19"/>
-              </w:rPr>
-              <w:t>Đạo đức</w:t>
-            </w:r>
-          </w:p>
-          <w:p>
-            <w:pPr>
-              <w:spacing w:before="20" w:after="20" w:line="276" w:lineRule="auto"/>
-              <w:jc w:val="center"/>
-            </w:pPr>
-            <w:r>
-              <w:rPr>
-                <w:rFonts w:ascii="Times New Roman" w:hAnsi="Times New Roman"/>
-                <w:sz w:val="19"/>
-              </w:rPr>
-              <w:t>(Tuần 12 - Tiết 12)</w:t>
-            </w:r>
-          </w:p>
-        </w:tc>
-        <w:tc>
-          <w:tcPr>
-            <w:tcW w:type="dxa" w:w="2304"/>
-            <w:shd w:fill="F2F5F9"/>
-            <w:vAlign w:val="center"/>
-            <w:tcMar>
-              <w:top w:w="100" w:type="dxa"/>
-              <w:bottom w:w="100" w:type="dxa"/>
-              <w:left w:w="100" w:type="dxa"/>
-              <w:right w:w="100" w:type="dxa"/>
-            </w:tcMar>
-          </w:tcPr>
-          <w:p>
-            <w:pPr>
-              <w:spacing w:before="20" w:after="20" w:line="276" w:lineRule="auto"/>
-              <w:jc w:val="center"/>
-            </w:pPr>
-            <w:r/>
-            <w:r>
-              <w:rPr>
-                <w:rFonts w:ascii="Times New Roman" w:hAnsi="Times New Roman"/>
-                <w:b/>
-                <w:color w:val="2E75B6"/>
-                <w:sz w:val="19"/>
-              </w:rPr>
-              <w:t>Bài 12:</w:t>
-            </w:r>
-          </w:p>
-          <w:p>
-            <w:pPr>
-              <w:spacing w:before="20" w:after="20" w:line="276" w:lineRule="auto"/>
-              <w:jc w:val="center"/>
-            </w:pPr>
-            <w:r>
-              <w:rPr>
-                <w:rFonts w:ascii="Times New Roman" w:hAnsi="Times New Roman"/>
-                <w:sz w:val="19"/>
-              </w:rPr>
-              <w:t>Chào hỏi, lễ phép với thầy cô và người lớn</w:t>
+              <w:t>Tiếng Việt (Tuần 4)</w:t>
             </w:r>
           </w:p>
         </w:tc>
         <w:tc>
           <w:tcPr>
             <w:tcW w:type="dxa" w:w="3168"/>
-            <w:shd w:fill="F2F5F9"/>
-            <w:vAlign w:val="center"/>
+            <w:shd w:val="clear" w:color="auto" w:fill="FFFFFF"/>
             <w:tcMar>
               <w:top w:w="100" w:type="dxa"/>
               <w:bottom w:w="100" w:type="dxa"/>
-              <w:left w:w="100" w:type="dxa"/>
-              <w:right w:w="100" w:type="dxa"/>
+              <w:left w:w="120" w:type="dxa"/>
+              <w:right w:w="120" w:type="dxa"/>
             </w:tcMar>
+            <w:vAlign w:val="center"/>
           </w:tcPr>
           <w:p>
-            <w:pPr>
-              <w:spacing w:before="20" w:after="20" w:line="276" w:lineRule="auto"/>
-              <w:jc w:val="left"/>
-            </w:pPr>
-            <w:r/>
             <w:r>
               <w:rPr>
                 <w:rFonts w:ascii="Times New Roman" w:hAnsi="Times New Roman"/>
-                <w:b/>
-                <w:color w:val="1F4E78"/>
                 <w:sz w:val="19"/>
               </w:rPr>
-              <w:t>Bài 1 GDĐP 1: Phong tục chào hỏi ở quê em (Trang 5 - TLGDĐP Trà Vinh)</w:t>
-            </w:r>
-          </w:p>
-          <w:p>
-            <w:pPr>
-              <w:spacing w:before="20" w:after="20" w:line="276" w:lineRule="auto"/>
-              <w:jc w:val="left"/>
-            </w:pPr>
-            <w:r>
-              <w:rPr>
-                <w:rFonts w:ascii="Times New Roman" w:hAnsi="Times New Roman"/>
-                <w:b/>
-                <w:color w:val="1F4E78"/>
-                <w:sz w:val="19"/>
-              </w:rPr>
-              <w:t>Chủ đề 1 GDĐP 1: Vĩnh Long nơi em sống (Trang 5 - QĐ 554/QĐ-BGDĐT)</w:t>
-            </w:r>
-          </w:p>
-          <w:p>
-            <w:pPr>
-              <w:spacing w:before="20" w:after="20" w:line="276" w:lineRule="auto"/>
-              <w:jc w:val="left"/>
-            </w:pPr>
-            <w:r>
-              <w:rPr>
-                <w:rFonts w:ascii="Times New Roman" w:hAnsi="Times New Roman"/>
-                <w:b/>
-                <w:color w:val="1F4E78"/>
-                <w:sz w:val="19"/>
-              </w:rPr>
-              <w:t>Chủ đề 1 GDĐP 1: Bến Tre - Quê hương tươi đẹp (Trang 5 - QĐ 2985/QĐ-BGDĐT)</w:t>
+              <w:t>Bài 13: U u, Ư ư</w:t>
             </w:r>
           </w:p>
         </w:tc>
         <w:tc>
           <w:tcPr>
-            <w:tcW w:type="dxa" w:w="3024"/>
-            <w:shd w:fill="F2F5F9"/>
-            <w:vAlign w:val="center"/>
+            <w:tcW w:type="dxa" w:w="3312"/>
+            <w:shd w:val="clear" w:color="auto" w:fill="FFFFFF"/>
             <w:tcMar>
               <w:top w:w="100" w:type="dxa"/>
               <w:bottom w:w="100" w:type="dxa"/>
-              <w:left w:w="100" w:type="dxa"/>
-              <w:right w:w="100" w:type="dxa"/>
+              <w:left w:w="120" w:type="dxa"/>
+              <w:right w:w="120" w:type="dxa"/>
             </w:tcMar>
+            <w:vAlign w:val="center"/>
           </w:tcPr>
           <w:p>
-            <w:pPr>
-              <w:spacing w:before="20" w:after="20" w:line="276" w:lineRule="auto"/>
-              <w:jc w:val="left"/>
-            </w:pPr>
-            <w:r/>
-            <w:r>
-              <w:rPr>
-                <w:rFonts w:ascii="Times New Roman" w:hAnsi="Times New Roman"/>
-                <w:b/>
-                <w:color w:val="C00000"/>
-                <w:sz w:val="19"/>
-              </w:rPr>
-              <w:t>Hoạt động Sắm vai &amp; Xử lí tình huống:</w:t>
-            </w:r>
-          </w:p>
-          <w:p>
-            <w:pPr>
-              <w:spacing w:before="20" w:after="20" w:line="276" w:lineRule="auto"/>
-              <w:jc w:val="left"/>
-            </w:pPr>
             <w:r>
               <w:rPr>
                 <w:rFonts w:ascii="Times New Roman" w:hAnsi="Times New Roman"/>
                 <w:sz w:val="19"/>
               </w:rPr>
-              <w:t>Thực hành phong tục chào hỏi kính trên nhường dưới, xưng hô lễ phép "thưa, gửi, dạ, vâng" đặc trưng của người dân Nam Bộ.</w:t>
-            </w:r>
-          </w:p>
-        </w:tc>
-        <w:tc>
-          <w:tcPr>
-            <w:tcW w:type="dxa" w:w="4450"/>
-            <w:shd w:fill="F2F5F9"/>
-            <w:vAlign w:val="center"/>
-            <w:tcMar>
-              <w:top w:w="100" w:type="dxa"/>
-              <w:bottom w:w="100" w:type="dxa"/>
-              <w:left w:w="100" w:type="dxa"/>
-              <w:right w:w="100" w:type="dxa"/>
-            </w:tcMar>
-          </w:tcPr>
-          <w:p>
-            <w:pPr>
-              <w:spacing w:before="20" w:after="20" w:line="276" w:lineRule="auto"/>
-              <w:jc w:val="left"/>
-            </w:pPr>
-            <w:r/>
-            <w:r>
-              <w:rPr>
-                <w:rFonts w:ascii="Times New Roman" w:hAnsi="Times New Roman"/>
-                <w:b/>
-                <w:color w:val="1F4E78"/>
-                <w:sz w:val="19"/>
-              </w:rPr>
-              <w:t>1. GV</w:t>
-            </w:r>
-            <w:r>
-              <w:rPr>
-                <w:rFonts w:ascii="Times New Roman" w:hAnsi="Times New Roman"/>
-                <w:sz w:val="19"/>
-              </w:rPr>
-              <w:t xml:space="preserve"> đưa ra 2 tình huống: Tình huống 1 - Em gặp bác hàng xóm lớn tuổi đi dạo trên đường làng; Tình huống 2 - Khách quý đến thăm nhà ông bà em.</w:t>
-            </w:r>
-          </w:p>
-          <w:p>
-            <w:pPr>
-              <w:spacing w:before="20" w:after="20" w:line="276" w:lineRule="auto"/>
-              <w:jc w:val="left"/>
-            </w:pPr>
-            <w:r>
-              <w:rPr>
-                <w:rFonts w:ascii="Times New Roman" w:hAnsi="Times New Roman"/>
-                <w:sz w:val="19"/>
-              </w:rPr>
-              <w:t>2. Đại diện 2 nhóm HS lên bảng sắm vai: HS khoanh tay trước ngực, hơi cúi đầu cung kính và cất lời: "Dạ, con chào bác ạ!", "Dạ, con mời bác vào nhà uống nước dừa tươi ạ!".</w:t>
-            </w:r>
-          </w:p>
-          <w:p>
-            <w:pPr>
-              <w:spacing w:before="20" w:after="20" w:line="276" w:lineRule="auto"/>
-              <w:jc w:val="left"/>
-            </w:pPr>
-            <w:r/>
-            <w:r>
-              <w:rPr>
-                <w:rFonts w:ascii="Times New Roman" w:hAnsi="Times New Roman"/>
-                <w:b/>
-                <w:color w:val="1F4E78"/>
-                <w:sz w:val="19"/>
-              </w:rPr>
-              <w:t>3. GV</w:t>
-            </w:r>
-            <w:r>
-              <w:rPr>
-                <w:rFonts w:ascii="Times New Roman" w:hAnsi="Times New Roman"/>
-                <w:sz w:val="19"/>
-              </w:rPr>
-              <w:t xml:space="preserve"> nhận xét cách xưng hô, cử chỉ của từng cặp HS; nhấn mạnh nét đẹp truyền thống "Lời chào cao hơn mâm cỗ" của con người Nam Bộ nhân hậu, nghĩa tình.</w:t>
-            </w:r>
-          </w:p>
-        </w:tc>
-      </w:tr>
-      <w:tr>
-        <w:trPr>
-          <w:cantSplit/>
-        </w:trPr>
-        <w:tc>
-          <w:tcPr>
-            <w:tcW w:type="dxa" w:w="2160"/>
-            <w:vAlign w:val="center"/>
-            <w:tcMar>
-              <w:top w:w="100" w:type="dxa"/>
-              <w:bottom w:w="100" w:type="dxa"/>
-              <w:left w:w="100" w:type="dxa"/>
-              <w:right w:w="100" w:type="dxa"/>
-            </w:tcMar>
-          </w:tcPr>
-          <w:p>
-            <w:pPr>
-              <w:spacing w:before="20" w:after="20" w:line="276" w:lineRule="auto"/>
-              <w:jc w:val="center"/>
-            </w:pPr>
-            <w:r/>
-            <w:r>
-              <w:rPr>
-                <w:rFonts w:ascii="Times New Roman" w:hAnsi="Times New Roman"/>
-                <w:b/>
-                <w:color w:val="1F4E78"/>
-                <w:sz w:val="19"/>
-              </w:rPr>
-              <w:t>Đạo đức</w:t>
-            </w:r>
-          </w:p>
-          <w:p>
-            <w:pPr>
-              <w:spacing w:before="20" w:after="20" w:line="276" w:lineRule="auto"/>
-              <w:jc w:val="center"/>
-            </w:pPr>
-            <w:r>
-              <w:rPr>
-                <w:rFonts w:ascii="Times New Roman" w:hAnsi="Times New Roman"/>
-                <w:sz w:val="19"/>
-              </w:rPr>
-              <w:t>(Tuần 20 - Tiết 20)</w:t>
-            </w:r>
-          </w:p>
-        </w:tc>
-        <w:tc>
-          <w:tcPr>
-            <w:tcW w:type="dxa" w:w="2304"/>
-            <w:vAlign w:val="center"/>
-            <w:tcMar>
-              <w:top w:w="100" w:type="dxa"/>
-              <w:bottom w:w="100" w:type="dxa"/>
-              <w:left w:w="100" w:type="dxa"/>
-              <w:right w:w="100" w:type="dxa"/>
-            </w:tcMar>
-          </w:tcPr>
-          <w:p>
-            <w:pPr>
-              <w:spacing w:before="20" w:after="20" w:line="276" w:lineRule="auto"/>
-              <w:jc w:val="center"/>
-            </w:pPr>
-            <w:r/>
-            <w:r>
-              <w:rPr>
-                <w:rFonts w:ascii="Times New Roman" w:hAnsi="Times New Roman"/>
-                <w:b/>
-                <w:color w:val="2E75B6"/>
-                <w:sz w:val="19"/>
-              </w:rPr>
-              <w:t>Bài 8:</w:t>
-            </w:r>
-          </w:p>
-          <w:p>
-            <w:pPr>
-              <w:spacing w:before="20" w:after="20" w:line="276" w:lineRule="auto"/>
-              <w:jc w:val="center"/>
-            </w:pPr>
-            <w:r>
-              <w:rPr>
-                <w:rFonts w:ascii="Times New Roman" w:hAnsi="Times New Roman"/>
-                <w:sz w:val="19"/>
-              </w:rPr>
-              <w:t>Tự giác học tập</w:t>
+              <w:t>Chủ đề 6: Món ngon Trà Vinh</w:t>
             </w:r>
           </w:p>
         </w:tc>
         <w:tc>
           <w:tcPr>
             <w:tcW w:type="dxa" w:w="3168"/>
-            <w:vAlign w:val="center"/>
+            <w:shd w:val="clear" w:color="auto" w:fill="FFFFFF"/>
             <w:tcMar>
               <w:top w:w="100" w:type="dxa"/>
               <w:bottom w:w="100" w:type="dxa"/>
-              <w:left w:w="100" w:type="dxa"/>
-              <w:right w:w="100" w:type="dxa"/>
+              <w:left w:w="120" w:type="dxa"/>
+              <w:right w:w="120" w:type="dxa"/>
             </w:tcMar>
+            <w:vAlign w:val="center"/>
           </w:tcPr>
           <w:p>
-            <w:pPr>
-              <w:spacing w:before="20" w:after="20" w:line="276" w:lineRule="auto"/>
-              <w:jc w:val="left"/>
-            </w:pPr>
-            <w:r/>
             <w:r>
               <w:rPr>
                 <w:rFonts w:ascii="Times New Roman" w:hAnsi="Times New Roman"/>
-                <w:b/>
-                <w:color w:val="1F4E78"/>
                 <w:sz w:val="19"/>
               </w:rPr>
-              <w:t>Bài 5 GDĐP 1: Tấm gương chăm chỉ học tập (Trang 33 - TLGDĐP Trà Vinh)</w:t>
-            </w:r>
-          </w:p>
-          <w:p>
-            <w:pPr>
-              <w:spacing w:before="20" w:after="20" w:line="276" w:lineRule="auto"/>
-              <w:jc w:val="left"/>
-            </w:pPr>
-            <w:r>
-              <w:rPr>
-                <w:rFonts w:ascii="Times New Roman" w:hAnsi="Times New Roman"/>
-                <w:b/>
-                <w:color w:val="1F4E78"/>
-                <w:sz w:val="19"/>
-              </w:rPr>
-              <w:t>Chủ đề 3 GDĐP 1: Những nhân vật lịch sử tiêu biểu ở Vĩnh Long (Trang 16 - QĐ 554/QĐ-BGDĐT)</w:t>
-            </w:r>
-          </w:p>
-          <w:p>
-            <w:pPr>
-              <w:spacing w:before="20" w:after="20" w:line="276" w:lineRule="auto"/>
-              <w:jc w:val="left"/>
-            </w:pPr>
-            <w:r>
-              <w:rPr>
-                <w:rFonts w:ascii="Times New Roman" w:hAnsi="Times New Roman"/>
-                <w:b/>
-                <w:color w:val="1F4E78"/>
-                <w:sz w:val="19"/>
-              </w:rPr>
-              <w:t>Chủ đề 2 GDĐP 1: Anh hùng LLVTND Nguyễn Thị Định (Trang 13 - QĐ 2985/QĐ-BGDĐT)</w:t>
+              <w:t>Hoạt động Luyện đọc &amp; Mở rộng từ ngữ: Đọc tiếng, từ ngữ chứa âm u, ư gắn với cây trái, món ăn mộc mạc quê hương Trà Vinh.</w:t>
+              <w:br/>
+              <w:br/>
+              <w:t>* Yêu cầu cần đạt:</w:t>
+              <w:br/>
+              <w:t>- Tích hợp GDĐP tỉnh Trà Vinh (Chủ đề 6: Món ngon Trà Vinh): Đọc và viết đúng chữ u, ư; nhận biết từ ngữ ứng dụng chỉ sản vật địa phương (quả dừa, mứt dừa, củ khoai mì); bước đầu yêu thích các sản vật ẩm thực quê nhà.</w:t>
             </w:r>
           </w:p>
         </w:tc>
         <w:tc>
           <w:tcPr>
-            <w:tcW w:type="dxa" w:w="3024"/>
-            <w:vAlign w:val="center"/>
+            <w:tcW w:type="dxa" w:w="3600"/>
+            <w:shd w:val="clear" w:color="auto" w:fill="FFFFFF"/>
             <w:tcMar>
               <w:top w:w="100" w:type="dxa"/>
               <w:bottom w:w="100" w:type="dxa"/>
-              <w:left w:w="100" w:type="dxa"/>
-              <w:right w:w="100" w:type="dxa"/>
+              <w:left w:w="120" w:type="dxa"/>
+              <w:right w:w="120" w:type="dxa"/>
             </w:tcMar>
+            <w:vAlign w:val="center"/>
           </w:tcPr>
           <w:p>
-            <w:pPr>
-              <w:spacing w:before="20" w:after="20" w:line="276" w:lineRule="auto"/>
-              <w:jc w:val="left"/>
-            </w:pPr>
-            <w:r/>
-            <w:r>
-              <w:rPr>
-                <w:rFonts w:ascii="Times New Roman" w:hAnsi="Times New Roman"/>
-                <w:b/>
-                <w:color w:val="C00000"/>
-                <w:sz w:val="19"/>
-              </w:rPr>
-              <w:t>Hoạt động Khám phá &amp; Noi gương:</w:t>
-            </w:r>
-          </w:p>
-          <w:p>
-            <w:pPr>
-              <w:spacing w:before="20" w:after="20" w:line="276" w:lineRule="auto"/>
-              <w:jc w:val="left"/>
-            </w:pPr>
             <w:r>
               <w:rPr>
                 <w:rFonts w:ascii="Times New Roman" w:hAnsi="Times New Roman"/>
                 <w:sz w:val="19"/>
               </w:rPr>
-              <w:t>Tìm hiểu câu chuyện về những tấm gương hiếu học, vượt khó vươn lên của tuổi trẻ quê hương Trà Vinh, Vĩnh Long, Bến Tre.</w:t>
+              <w:t>1. Hoạt động của GV:</w:t>
+              <w:br/>
+              <w:t>GV viết bảng từ khóa ứng dụng: 'mứt dừa', 'củ từ', 'củ từ thơm'; cho HS xem ảnh trái dừa sáp Cầu Kè béo ngậy, hướng dẫn HS đánh vần, đọc trơn rõ ràng, tròn môi.</w:t>
+              <w:br/>
+              <w:br/>
+              <w:t>2. Hoạt động của HS:</w:t>
+              <w:br/>
+              <w:t>HS nhìn bảng luyện đọc to, rõ: 'u - dừa - mứt dừa'; 'ư - củ - củ từ'; tập nói câu ngắn: 'Quê em có nhiều quả dừa ngọt mát'.</w:t>
             </w:r>
           </w:p>
         </w:tc>
+      </w:tr>
+      <w:tr>
         <w:tc>
           <w:tcPr>
-            <w:tcW w:type="dxa" w:w="4450"/>
-            <w:vAlign w:val="center"/>
+            <w:tcW w:type="dxa" w:w="2592"/>
+            <w:shd w:val="clear" w:color="auto" w:fill="F2F5F9"/>
             <w:tcMar>
               <w:top w:w="100" w:type="dxa"/>
               <w:bottom w:w="100" w:type="dxa"/>
-              <w:left w:w="100" w:type="dxa"/>
-              <w:right w:w="100" w:type="dxa"/>
+              <w:left w:w="120" w:type="dxa"/>
+              <w:right w:w="120" w:type="dxa"/>
             </w:tcMar>
+            <w:vAlign w:val="center"/>
           </w:tcPr>
           <w:p>
-            <w:pPr>
-              <w:spacing w:before="20" w:after="20" w:line="276" w:lineRule="auto"/>
-              <w:jc w:val="left"/>
-            </w:pPr>
-            <w:r/>
-            <w:r>
-              <w:rPr>
-                <w:rFonts w:ascii="Times New Roman" w:hAnsi="Times New Roman"/>
-                <w:b/>
-                <w:color w:val="1F4E78"/>
-                <w:sz w:val="19"/>
-              </w:rPr>
-              <w:t>1. GV</w:t>
-            </w:r>
             <w:r>
               <w:rPr>
                 <w:rFonts w:ascii="Times New Roman" w:hAnsi="Times New Roman"/>
                 <w:sz w:val="19"/>
               </w:rPr>
-              <w:t xml:space="preserve"> kể câu chuyện ngắn sinh động bằng hình ảnh về các cô chú, anh chị học sinh nghèo vượt khó, miệt mài học tập dưới ánh đèn dầu bên dòng sông quê để trở thành những người có ích cho xã hội.</w:t>
-            </w:r>
-          </w:p>
-          <w:p>
-            <w:pPr>
-              <w:spacing w:before="20" w:after="20" w:line="276" w:lineRule="auto"/>
-              <w:jc w:val="left"/>
-            </w:pPr>
-            <w:r/>
-            <w:r>
-              <w:rPr>
-                <w:rFonts w:ascii="Times New Roman" w:hAnsi="Times New Roman"/>
-                <w:b/>
-                <w:color w:val="0070C0"/>
-                <w:sz w:val="19"/>
-              </w:rPr>
-              <w:t>2. HS</w:t>
-            </w:r>
-            <w:r>
-              <w:rPr>
-                <w:rFonts w:ascii="Times New Roman" w:hAnsi="Times New Roman"/>
-                <w:sz w:val="19"/>
-              </w:rPr>
-              <w:t xml:space="preserve"> chăm chú lắng nghe, bày tỏ cảm nghĩ về sự siêng năng của nhân vật; tự liên hệ bản thân: nêu những việc mình đã tự giác làm như ngồi vào bàn học đúng giờ, tự soạn sách vở theo thời khóa biểu.</w:t>
-            </w:r>
-          </w:p>
-          <w:p>
-            <w:pPr>
-              <w:spacing w:before="20" w:after="20" w:line="276" w:lineRule="auto"/>
-              <w:jc w:val="left"/>
-            </w:pPr>
-            <w:r/>
-            <w:r>
-              <w:rPr>
-                <w:rFonts w:ascii="Times New Roman" w:hAnsi="Times New Roman"/>
-                <w:b/>
-                <w:color w:val="1F4E78"/>
-                <w:sz w:val="19"/>
-              </w:rPr>
-              <w:t>3. GV</w:t>
-            </w:r>
-            <w:r>
-              <w:rPr>
-                <w:rFonts w:ascii="Times New Roman" w:hAnsi="Times New Roman"/>
-                <w:sz w:val="19"/>
-              </w:rPr>
-              <w:t xml:space="preserve"> biểu dương các bạn đã có ý thức tự giác, khuyến khích cả lớp noi theo những tấm gương hiếu học của quê hương để học tập thật giỏi, trở thành con ngoan trò giỏi.</w:t>
-            </w:r>
-          </w:p>
-        </w:tc>
-      </w:tr>
-      <w:tr>
-        <w:trPr>
-          <w:cantSplit/>
-        </w:trPr>
-        <w:tc>
-          <w:tcPr>
-            <w:tcW w:type="dxa" w:w="2160"/>
-            <w:shd w:fill="F2F5F9"/>
-            <w:vAlign w:val="center"/>
-            <w:tcMar>
-              <w:top w:w="100" w:type="dxa"/>
-              <w:bottom w:w="100" w:type="dxa"/>
-              <w:left w:w="100" w:type="dxa"/>
-              <w:right w:w="100" w:type="dxa"/>
-            </w:tcMar>
-          </w:tcPr>
-          <w:p>
-            <w:pPr>
-              <w:spacing w:before="20" w:after="20" w:line="276" w:lineRule="auto"/>
-              <w:jc w:val="center"/>
-            </w:pPr>
-            <w:r/>
-            <w:r>
-              <w:rPr>
-                <w:rFonts w:ascii="Times New Roman" w:hAnsi="Times New Roman"/>
-                <w:b/>
-                <w:color w:val="1F4E78"/>
-                <w:sz w:val="19"/>
-              </w:rPr>
-              <w:t>Đạo đức</w:t>
-            </w:r>
-          </w:p>
-          <w:p>
-            <w:pPr>
-              <w:spacing w:before="20" w:after="20" w:line="276" w:lineRule="auto"/>
-              <w:jc w:val="center"/>
-            </w:pPr>
-            <w:r>
-              <w:rPr>
-                <w:rFonts w:ascii="Times New Roman" w:hAnsi="Times New Roman"/>
-                <w:sz w:val="19"/>
-              </w:rPr>
-              <w:t>(Tuần 28 - Tiết 28)</w:t>
-            </w:r>
-          </w:p>
-        </w:tc>
-        <w:tc>
-          <w:tcPr>
-            <w:tcW w:type="dxa" w:w="2304"/>
-            <w:shd w:fill="F2F5F9"/>
-            <w:vAlign w:val="center"/>
-            <w:tcMar>
-              <w:top w:w="100" w:type="dxa"/>
-              <w:bottom w:w="100" w:type="dxa"/>
-              <w:left w:w="100" w:type="dxa"/>
-              <w:right w:w="100" w:type="dxa"/>
-            </w:tcMar>
-          </w:tcPr>
-          <w:p>
-            <w:pPr>
-              <w:spacing w:before="20" w:after="20" w:line="276" w:lineRule="auto"/>
-              <w:jc w:val="center"/>
-            </w:pPr>
-            <w:r/>
-            <w:r>
-              <w:rPr>
-                <w:rFonts w:ascii="Times New Roman" w:hAnsi="Times New Roman"/>
-                <w:b/>
-                <w:color w:val="2E75B6"/>
-                <w:sz w:val="19"/>
-              </w:rPr>
-              <w:t>Bài 16:</w:t>
-            </w:r>
-          </w:p>
-          <w:p>
-            <w:pPr>
-              <w:spacing w:before="20" w:after="20" w:line="276" w:lineRule="auto"/>
-              <w:jc w:val="center"/>
-            </w:pPr>
-            <w:r>
-              <w:rPr>
-                <w:rFonts w:ascii="Times New Roman" w:hAnsi="Times New Roman"/>
-                <w:sz w:val="19"/>
-              </w:rPr>
-              <w:t>Chăm sóc cây xanh và con vật</w:t>
+              <w:t>Tiếng Việt (Tuần 13)</w:t>
             </w:r>
           </w:p>
         </w:tc>
         <w:tc>
           <w:tcPr>
             <w:tcW w:type="dxa" w:w="3168"/>
-            <w:shd w:fill="F2F5F9"/>
-            <w:vAlign w:val="center"/>
+            <w:shd w:val="clear" w:color="auto" w:fill="F2F5F9"/>
             <w:tcMar>
               <w:top w:w="100" w:type="dxa"/>
               <w:bottom w:w="100" w:type="dxa"/>
-              <w:left w:w="100" w:type="dxa"/>
-              <w:right w:w="100" w:type="dxa"/>
+              <w:left w:w="120" w:type="dxa"/>
+              <w:right w:w="120" w:type="dxa"/>
             </w:tcMar>
+            <w:vAlign w:val="center"/>
           </w:tcPr>
           <w:p>
-            <w:pPr>
-              <w:spacing w:before="20" w:after="20" w:line="276" w:lineRule="auto"/>
-              <w:jc w:val="left"/>
-            </w:pPr>
-            <w:r/>
             <w:r>
               <w:rPr>
                 <w:rFonts w:ascii="Times New Roman" w:hAnsi="Times New Roman"/>
-                <w:b/>
-                <w:color w:val="1F4E78"/>
                 <w:sz w:val="19"/>
               </w:rPr>
-              <w:t>Bài 8 GDĐP 1: Bảo vệ môi trường nơi em sống (Trang 54 - TLGDĐP Trà Vinh)</w:t>
-            </w:r>
-          </w:p>
-          <w:p>
-            <w:pPr>
-              <w:spacing w:before="20" w:after="20" w:line="276" w:lineRule="auto"/>
-              <w:jc w:val="left"/>
-            </w:pPr>
-            <w:r>
-              <w:rPr>
-                <w:rFonts w:ascii="Times New Roman" w:hAnsi="Times New Roman"/>
-                <w:b/>
-                <w:color w:val="1F4E78"/>
-                <w:sz w:val="19"/>
-              </w:rPr>
-              <w:t>Chủ đề 6 GDĐP 1: Nghề nghiệp của người dân quê em (Trang 31 - QĐ 554/QĐ-BGDĐT)</w:t>
-            </w:r>
-          </w:p>
-          <w:p>
-            <w:pPr>
-              <w:spacing w:before="20" w:after="20" w:line="276" w:lineRule="auto"/>
-              <w:jc w:val="left"/>
-            </w:pPr>
-            <w:r>
-              <w:rPr>
-                <w:rFonts w:ascii="Times New Roman" w:hAnsi="Times New Roman"/>
-                <w:b/>
-                <w:color w:val="1F4E78"/>
-                <w:sz w:val="19"/>
-              </w:rPr>
-              <w:t>Chủ đề 1 GDĐP 1: Bến Tre - Quê hương tươi đẹp (Trang 5 - QĐ 2985/QĐ-BGDĐT)</w:t>
+              <w:t>Bài 57: Anh, ênh, inh</w:t>
             </w:r>
           </w:p>
         </w:tc>
         <w:tc>
           <w:tcPr>
-            <w:tcW w:type="dxa" w:w="3024"/>
-            <w:shd w:fill="F2F5F9"/>
-            <w:vAlign w:val="center"/>
+            <w:tcW w:type="dxa" w:w="3312"/>
+            <w:shd w:val="clear" w:color="auto" w:fill="F2F5F9"/>
             <w:tcMar>
               <w:top w:w="100" w:type="dxa"/>
               <w:bottom w:w="100" w:type="dxa"/>
-              <w:left w:w="100" w:type="dxa"/>
-              <w:right w:w="100" w:type="dxa"/>
+              <w:left w:w="120" w:type="dxa"/>
+              <w:right w:w="120" w:type="dxa"/>
             </w:tcMar>
+            <w:vAlign w:val="center"/>
           </w:tcPr>
           <w:p>
-            <w:pPr>
-              <w:spacing w:before="20" w:after="20" w:line="276" w:lineRule="auto"/>
-              <w:jc w:val="left"/>
-            </w:pPr>
-            <w:r/>
-            <w:r>
-              <w:rPr>
-                <w:rFonts w:ascii="Times New Roman" w:hAnsi="Times New Roman"/>
-                <w:b/>
-                <w:color w:val="C00000"/>
-                <w:sz w:val="19"/>
-              </w:rPr>
-              <w:t>Hoạt động Liên hệ &amp; Hành động:</w:t>
-            </w:r>
-          </w:p>
-          <w:p>
-            <w:pPr>
-              <w:spacing w:before="20" w:after="20" w:line="276" w:lineRule="auto"/>
-              <w:jc w:val="left"/>
-            </w:pPr>
             <w:r>
               <w:rPr>
                 <w:rFonts w:ascii="Times New Roman" w:hAnsi="Times New Roman"/>
                 <w:sz w:val="19"/>
               </w:rPr>
-              <w:t>Nhận biết những hành vi đúng - sai đối với cây trồng và động vật xung quanh ta; cam kết chăm sóc vườn cây, chuồng nuôi.</w:t>
-            </w:r>
-          </w:p>
-        </w:tc>
-        <w:tc>
-          <w:tcPr>
-            <w:tcW w:type="dxa" w:w="4450"/>
-            <w:shd w:fill="F2F5F9"/>
-            <w:vAlign w:val="center"/>
-            <w:tcMar>
-              <w:top w:w="100" w:type="dxa"/>
-              <w:bottom w:w="100" w:type="dxa"/>
-              <w:left w:w="100" w:type="dxa"/>
-              <w:right w:w="100" w:type="dxa"/>
-            </w:tcMar>
-          </w:tcPr>
-          <w:p>
-            <w:pPr>
-              <w:spacing w:before="20" w:after="20" w:line="276" w:lineRule="auto"/>
-              <w:jc w:val="left"/>
-            </w:pPr>
-            <w:r/>
-            <w:r>
-              <w:rPr>
-                <w:rFonts w:ascii="Times New Roman" w:hAnsi="Times New Roman"/>
-                <w:b/>
-                <w:color w:val="1F4E78"/>
-                <w:sz w:val="19"/>
-              </w:rPr>
-              <w:t>1. GV</w:t>
-            </w:r>
-            <w:r>
-              <w:rPr>
-                <w:rFonts w:ascii="Times New Roman" w:hAnsi="Times New Roman"/>
-                <w:sz w:val="19"/>
-              </w:rPr>
-              <w:t xml:space="preserve"> gắn tranh tình huống lên bảng: Tranh A - Bạn nhỏ dùng que chọc phá tổ chim trên cây dừa; Tranh B - Bạn nhỏ đang che mát, cho chú cún con uống nước sạch.</w:t>
-            </w:r>
-          </w:p>
-          <w:p>
-            <w:pPr>
-              <w:spacing w:before="20" w:after="20" w:line="276" w:lineRule="auto"/>
-              <w:jc w:val="left"/>
-            </w:pPr>
-            <w:r/>
-            <w:r>
-              <w:rPr>
-                <w:rFonts w:ascii="Times New Roman" w:hAnsi="Times New Roman"/>
-                <w:b/>
-                <w:color w:val="0070C0"/>
-                <w:sz w:val="19"/>
-              </w:rPr>
-              <w:t>2. HS</w:t>
-            </w:r>
-            <w:r>
-              <w:rPr>
-                <w:rFonts w:ascii="Times New Roman" w:hAnsi="Times New Roman"/>
-                <w:sz w:val="19"/>
-              </w:rPr>
-              <w:t xml:space="preserve"> dùng thẻ mặt cười (đồng tình) / mặt khóc (không đồng tình) để bày tỏ thái độ; giải thích vì sao không nên trêu chọc, đánh đập con vật và bẻ gãy cành cây non.</w:t>
-            </w:r>
-          </w:p>
-          <w:p>
-            <w:pPr>
-              <w:spacing w:before="20" w:after="20" w:line="276" w:lineRule="auto"/>
-              <w:jc w:val="left"/>
-            </w:pPr>
-            <w:r/>
-            <w:r>
-              <w:rPr>
-                <w:rFonts w:ascii="Times New Roman" w:hAnsi="Times New Roman"/>
-                <w:b/>
-                <w:color w:val="1F4E78"/>
-                <w:sz w:val="19"/>
-              </w:rPr>
-              <w:t>3. GV</w:t>
-            </w:r>
-            <w:r>
-              <w:rPr>
-                <w:rFonts w:ascii="Times New Roman" w:hAnsi="Times New Roman"/>
-                <w:sz w:val="19"/>
-              </w:rPr>
-              <w:t xml:space="preserve"> kết luận: Cây xanh và động vật là những người bạn thân thiết làm đẹp cho môi trường sống quê hương; dặn dò HS cùng cha mẹ chăm sóc tốt vật nuôi trong gia đình.</w:t>
-            </w:r>
-          </w:p>
-        </w:tc>
-      </w:tr>
-      <w:tr>
-        <w:trPr>
-          <w:cantSplit/>
-        </w:trPr>
-        <w:tc>
-          <w:tcPr>
-            <w:tcW w:type="dxa" w:w="2160"/>
-            <w:vAlign w:val="center"/>
-            <w:tcMar>
-              <w:top w:w="100" w:type="dxa"/>
-              <w:bottom w:w="100" w:type="dxa"/>
-              <w:left w:w="100" w:type="dxa"/>
-              <w:right w:w="100" w:type="dxa"/>
-            </w:tcMar>
-          </w:tcPr>
-          <w:p>
-            <w:pPr>
-              <w:spacing w:before="20" w:after="20" w:line="276" w:lineRule="auto"/>
-              <w:jc w:val="center"/>
-            </w:pPr>
-            <w:r/>
-            <w:r>
-              <w:rPr>
-                <w:rFonts w:ascii="Times New Roman" w:hAnsi="Times New Roman"/>
-                <w:b/>
-                <w:color w:val="1F4E78"/>
-                <w:sz w:val="19"/>
-              </w:rPr>
-              <w:t>Hoạt động trải nghiệm</w:t>
-            </w:r>
-          </w:p>
-          <w:p>
-            <w:pPr>
-              <w:spacing w:before="20" w:after="20" w:line="276" w:lineRule="auto"/>
-              <w:jc w:val="center"/>
-            </w:pPr>
-            <w:r>
-              <w:rPr>
-                <w:rFonts w:ascii="Times New Roman" w:hAnsi="Times New Roman"/>
-                <w:sz w:val="19"/>
-              </w:rPr>
-              <w:t>(Tuần 3 - Tiết 9)</w:t>
-            </w:r>
-          </w:p>
-        </w:tc>
-        <w:tc>
-          <w:tcPr>
-            <w:tcW w:type="dxa" w:w="2304"/>
-            <w:vAlign w:val="center"/>
-            <w:tcMar>
-              <w:top w:w="100" w:type="dxa"/>
-              <w:bottom w:w="100" w:type="dxa"/>
-              <w:left w:w="100" w:type="dxa"/>
-              <w:right w:w="100" w:type="dxa"/>
-            </w:tcMar>
-          </w:tcPr>
-          <w:p>
-            <w:pPr>
-              <w:spacing w:before="20" w:after="20" w:line="276" w:lineRule="auto"/>
-              <w:jc w:val="center"/>
-            </w:pPr>
-            <w:r/>
-            <w:r>
-              <w:rPr>
-                <w:rFonts w:ascii="Times New Roman" w:hAnsi="Times New Roman"/>
-                <w:b/>
-                <w:color w:val="2E75B6"/>
-                <w:sz w:val="19"/>
-              </w:rPr>
-              <w:t>Chủ đề 1: Chào năm học mới</w:t>
-            </w:r>
-          </w:p>
-          <w:p>
-            <w:pPr>
-              <w:spacing w:before="20" w:after="20" w:line="276" w:lineRule="auto"/>
-              <w:jc w:val="center"/>
-            </w:pPr>
-            <w:r>
-              <w:rPr>
-                <w:rFonts w:ascii="Times New Roman" w:hAnsi="Times New Roman"/>
-                <w:sz w:val="19"/>
-              </w:rPr>
-              <w:t>(Sinh hoạt lớp: Giữ gìn lớp học khang trang)</w:t>
+              <w:t>Chủ đề 6: Món ngon Trà Vinh</w:t>
             </w:r>
           </w:p>
         </w:tc>
         <w:tc>
           <w:tcPr>
             <w:tcW w:type="dxa" w:w="3168"/>
-            <w:vAlign w:val="center"/>
+            <w:shd w:val="clear" w:color="auto" w:fill="F2F5F9"/>
             <w:tcMar>
               <w:top w:w="100" w:type="dxa"/>
               <w:bottom w:w="100" w:type="dxa"/>
-              <w:left w:w="100" w:type="dxa"/>
-              <w:right w:w="100" w:type="dxa"/>
+              <w:left w:w="120" w:type="dxa"/>
+              <w:right w:w="120" w:type="dxa"/>
             </w:tcMar>
+            <w:vAlign w:val="center"/>
           </w:tcPr>
           <w:p>
-            <w:pPr>
-              <w:spacing w:before="20" w:after="20" w:line="276" w:lineRule="auto"/>
-              <w:jc w:val="left"/>
-            </w:pPr>
-            <w:r/>
             <w:r>
               <w:rPr>
                 <w:rFonts w:ascii="Times New Roman" w:hAnsi="Times New Roman"/>
-                <w:b/>
-                <w:color w:val="1F4E78"/>
                 <w:sz w:val="19"/>
               </w:rPr>
-              <w:t>Chủ đề 1 GDĐP 1: Vĩnh Long nơi em sống (Trang 5 - QĐ 554/QĐ-BGDĐT)</w:t>
-            </w:r>
-          </w:p>
-          <w:p>
-            <w:pPr>
-              <w:spacing w:before="20" w:after="20" w:line="276" w:lineRule="auto"/>
-              <w:jc w:val="left"/>
-            </w:pPr>
-            <w:r>
-              <w:rPr>
-                <w:rFonts w:ascii="Times New Roman" w:hAnsi="Times New Roman"/>
-                <w:b/>
-                <w:color w:val="1F4E78"/>
-                <w:sz w:val="19"/>
-              </w:rPr>
-              <w:t>Bài 8 GDĐP 1: Bảo vệ môi trường nơi em sống (Trang 54 - TLGDĐP Trà Vinh)</w:t>
-            </w:r>
-          </w:p>
-          <w:p>
-            <w:pPr>
-              <w:spacing w:before="20" w:after="20" w:line="276" w:lineRule="auto"/>
-              <w:jc w:val="left"/>
-            </w:pPr>
-            <w:r>
-              <w:rPr>
-                <w:rFonts w:ascii="Times New Roman" w:hAnsi="Times New Roman"/>
-                <w:b/>
-                <w:color w:val="1F4E78"/>
-                <w:sz w:val="19"/>
-              </w:rPr>
-              <w:t>Chủ đề 1 GDĐP 1: Bến Tre - Quê hương tươi đẹp (Trang 5 - QĐ 2985/QĐ-BGDĐT)</w:t>
+              <w:t>Hoạt động Mở rộng vốn từ &amp; Nói câu: Luyện đọc các từ ngữ chứa vần anh chỉ món ngon quê hương Trà Vinh.</w:t>
+              <w:br/>
+              <w:br/>
+              <w:t>* Yêu cầu cần đạt:</w:t>
+              <w:br/>
+              <w:t>- Tích hợp GDĐP tỉnh Trà Vinh (Chủ đề 6: Món ngon Trà Vinh): Đọc, viết đúng vần anh, ênh, inh; mở rộng vốn từ qua tên gọi các món đặc sản Trà Vinh (bánh canh Bến Có, bánh tét, dòng kênh xanh); bồi dưỡng niềm tự hào về ẩm thực quê hương.</w:t>
             </w:r>
           </w:p>
         </w:tc>
         <w:tc>
           <w:tcPr>
-            <w:tcW w:type="dxa" w:w="3024"/>
-            <w:vAlign w:val="center"/>
+            <w:tcW w:type="dxa" w:w="3600"/>
+            <w:shd w:val="clear" w:color="auto" w:fill="F2F5F9"/>
             <w:tcMar>
               <w:top w:w="100" w:type="dxa"/>
               <w:bottom w:w="100" w:type="dxa"/>
-              <w:left w:w="100" w:type="dxa"/>
-              <w:right w:w="100" w:type="dxa"/>
+              <w:left w:w="120" w:type="dxa"/>
+              <w:right w:w="120" w:type="dxa"/>
             </w:tcMar>
+            <w:vAlign w:val="center"/>
           </w:tcPr>
           <w:p>
-            <w:pPr>
-              <w:spacing w:before="20" w:after="20" w:line="276" w:lineRule="auto"/>
-              <w:jc w:val="left"/>
-            </w:pPr>
-            <w:r/>
-            <w:r>
-              <w:rPr>
-                <w:rFonts w:ascii="Times New Roman" w:hAnsi="Times New Roman"/>
-                <w:b/>
-                <w:color w:val="C00000"/>
-                <w:sz w:val="19"/>
-              </w:rPr>
-              <w:t>Hoạt động Trải nghiệm thực hành:</w:t>
-            </w:r>
-          </w:p>
-          <w:p>
-            <w:pPr>
-              <w:spacing w:before="20" w:after="20" w:line="276" w:lineRule="auto"/>
-              <w:jc w:val="left"/>
-            </w:pPr>
             <w:r>
               <w:rPr>
                 <w:rFonts w:ascii="Times New Roman" w:hAnsi="Times New Roman"/>
                 <w:sz w:val="19"/>
               </w:rPr>
-              <w:t>Cùng bạn bè sắp xếp bàn ghế ngay ngắn, lau chùi bảng đen, sắp đặt góc học tập gọn gàng, trang trí lớp học bằng chậu cây xanh nhỏ.</w:t>
+              <w:t>1. Hoạt động của GV:</w:t>
+              <w:br/>
+              <w:t>GV chiếu tranh đĩa 'bánh canh Bến Có' nóng hổi thơm ngon; hướng dẫn HS phân tích cấu tạo tiếng 'bánh', 'canh' chứa vần 'anh'; giới thiệu đây là món ăn nổi tiếng khắp Nam Bộ của tỉnh Trà Vinh.</w:t>
+              <w:br/>
+              <w:br/>
+              <w:t>2. Hoạt động của HS:</w:t>
+              <w:br/>
+              <w:t>HS ghép chữ tạo tiếng mới: b-anh-sắc-bánh, c-anh-canh -&gt; 'bánh canh'; luyện đọc trơn; giơ tay kể về những món bánh dân dã mẹ làm cho ăn dịp cuối tuần.</w:t>
             </w:r>
           </w:p>
         </w:tc>
+      </w:tr>
+      <w:tr>
         <w:tc>
           <w:tcPr>
-            <w:tcW w:type="dxa" w:w="4450"/>
-            <w:vAlign w:val="center"/>
+            <w:tcW w:type="dxa" w:w="2592"/>
+            <w:shd w:val="clear" w:color="auto" w:fill="FFFFFF"/>
             <w:tcMar>
               <w:top w:w="100" w:type="dxa"/>
               <w:bottom w:w="100" w:type="dxa"/>
-              <w:left w:w="100" w:type="dxa"/>
-              <w:right w:w="100" w:type="dxa"/>
+              <w:left w:w="120" w:type="dxa"/>
+              <w:right w:w="120" w:type="dxa"/>
             </w:tcMar>
+            <w:vAlign w:val="center"/>
           </w:tcPr>
           <w:p>
-            <w:pPr>
-              <w:spacing w:before="20" w:after="20" w:line="276" w:lineRule="auto"/>
-              <w:jc w:val="left"/>
-            </w:pPr>
-            <w:r/>
-            <w:r>
-              <w:rPr>
-                <w:rFonts w:ascii="Times New Roman" w:hAnsi="Times New Roman"/>
-                <w:b/>
-                <w:color w:val="1F4E78"/>
-                <w:sz w:val="19"/>
-              </w:rPr>
-              <w:t>1. GV</w:t>
-            </w:r>
             <w:r>
               <w:rPr>
                 <w:rFonts w:ascii="Times New Roman" w:hAnsi="Times New Roman"/>
                 <w:sz w:val="19"/>
               </w:rPr>
-              <w:t xml:space="preserve"> phát động phong trào "Lớp học xanh - Xóm ấp sạch": Hướng dẫn các nhóm phân công nhau lau bàn, nhặt giấy rác bỏ vào thùng rác có nắp đậy.</w:t>
-            </w:r>
-          </w:p>
-          <w:p>
-            <w:pPr>
-              <w:spacing w:before="20" w:after="20" w:line="276" w:lineRule="auto"/>
-              <w:jc w:val="left"/>
-            </w:pPr>
-            <w:r/>
-            <w:r>
-              <w:rPr>
-                <w:rFonts w:ascii="Times New Roman" w:hAnsi="Times New Roman"/>
-                <w:b/>
-                <w:color w:val="0070C0"/>
-                <w:sz w:val="19"/>
-              </w:rPr>
-              <w:t>2. HS</w:t>
-            </w:r>
-            <w:r>
-              <w:rPr>
-                <w:rFonts w:ascii="Times New Roman" w:hAnsi="Times New Roman"/>
-                <w:sz w:val="19"/>
-              </w:rPr>
-              <w:t xml:space="preserve"> hào hứng tham gia theo tổ: Tổ 1 lau bảng, Tổ 2 kê thẳng hàng bàn ghế, Tổ 3 tưới chậu cây trầu bà trên kệ sách; kiểm tra chéo lẫn nhau.</w:t>
-            </w:r>
-          </w:p>
-          <w:p>
-            <w:pPr>
-              <w:spacing w:before="20" w:after="20" w:line="276" w:lineRule="auto"/>
-              <w:jc w:val="left"/>
-            </w:pPr>
-            <w:r/>
-            <w:r>
-              <w:rPr>
-                <w:rFonts w:ascii="Times New Roman" w:hAnsi="Times New Roman"/>
-                <w:b/>
-                <w:color w:val="1F4E78"/>
-                <w:sz w:val="19"/>
-              </w:rPr>
-              <w:t>3. GV</w:t>
-            </w:r>
-            <w:r>
-              <w:rPr>
-                <w:rFonts w:ascii="Times New Roman" w:hAnsi="Times New Roman"/>
-                <w:sz w:val="19"/>
-              </w:rPr>
-              <w:t xml:space="preserve"> nhận xét, tuyên dương tinh thần hợp tác đoàn kết của cả lớp; nhắc nhở giữ gìn nếp sống văn minh, sạch đẹp từ trường học đến gia đình, ngõ xóm.</w:t>
-            </w:r>
-          </w:p>
-        </w:tc>
-      </w:tr>
-      <w:tr>
-        <w:trPr>
-          <w:cantSplit/>
-        </w:trPr>
-        <w:tc>
-          <w:tcPr>
-            <w:tcW w:type="dxa" w:w="2160"/>
-            <w:shd w:fill="F2F5F9"/>
-            <w:vAlign w:val="center"/>
-            <w:tcMar>
-              <w:top w:w="100" w:type="dxa"/>
-              <w:bottom w:w="100" w:type="dxa"/>
-              <w:left w:w="100" w:type="dxa"/>
-              <w:right w:w="100" w:type="dxa"/>
-            </w:tcMar>
-          </w:tcPr>
-          <w:p>
-            <w:pPr>
-              <w:spacing w:before="20" w:after="20" w:line="276" w:lineRule="auto"/>
-              <w:jc w:val="center"/>
-            </w:pPr>
-            <w:r/>
-            <w:r>
-              <w:rPr>
-                <w:rFonts w:ascii="Times New Roman" w:hAnsi="Times New Roman"/>
-                <w:b/>
-                <w:color w:val="1F4E78"/>
-                <w:sz w:val="19"/>
-              </w:rPr>
-              <w:t>Hoạt động trải nghiệm</w:t>
-            </w:r>
-          </w:p>
-          <w:p>
-            <w:pPr>
-              <w:spacing w:before="20" w:after="20" w:line="276" w:lineRule="auto"/>
-              <w:jc w:val="center"/>
-            </w:pPr>
-            <w:r>
-              <w:rPr>
-                <w:rFonts w:ascii="Times New Roman" w:hAnsi="Times New Roman"/>
-                <w:sz w:val="19"/>
-              </w:rPr>
-              <w:t>(Tuần 10 - Tiết 30)</w:t>
-            </w:r>
-          </w:p>
-        </w:tc>
-        <w:tc>
-          <w:tcPr>
-            <w:tcW w:type="dxa" w:w="2304"/>
-            <w:shd w:fill="F2F5F9"/>
-            <w:vAlign w:val="center"/>
-            <w:tcMar>
-              <w:top w:w="100" w:type="dxa"/>
-              <w:bottom w:w="100" w:type="dxa"/>
-              <w:left w:w="100" w:type="dxa"/>
-              <w:right w:w="100" w:type="dxa"/>
-            </w:tcMar>
-          </w:tcPr>
-          <w:p>
-            <w:pPr>
-              <w:spacing w:before="20" w:after="20" w:line="276" w:lineRule="auto"/>
-              <w:jc w:val="center"/>
-            </w:pPr>
-            <w:r/>
-            <w:r>
-              <w:rPr>
-                <w:rFonts w:ascii="Times New Roman" w:hAnsi="Times New Roman"/>
-                <w:b/>
-                <w:color w:val="2E75B6"/>
-                <w:sz w:val="19"/>
-              </w:rPr>
-              <w:t>Chủ đề 3: Nếp sống đẹp</w:t>
-            </w:r>
-          </w:p>
-          <w:p>
-            <w:pPr>
-              <w:spacing w:before="20" w:after="20" w:line="276" w:lineRule="auto"/>
-              <w:jc w:val="center"/>
-            </w:pPr>
-            <w:r>
-              <w:rPr>
-                <w:rFonts w:ascii="Times New Roman" w:hAnsi="Times New Roman"/>
-                <w:sz w:val="19"/>
-              </w:rPr>
-              <w:t>(HĐGD theo chủ đề: Văn hóa chào hỏi)</w:t>
+              <w:t>Tiếng Việt (Tuần 16)</w:t>
             </w:r>
           </w:p>
         </w:tc>
         <w:tc>
           <w:tcPr>
             <w:tcW w:type="dxa" w:w="3168"/>
-            <w:shd w:fill="F2F5F9"/>
-            <w:vAlign w:val="center"/>
+            <w:shd w:val="clear" w:color="auto" w:fill="FFFFFF"/>
             <w:tcMar>
               <w:top w:w="100" w:type="dxa"/>
               <w:bottom w:w="100" w:type="dxa"/>
-              <w:left w:w="100" w:type="dxa"/>
-              <w:right w:w="100" w:type="dxa"/>
+              <w:left w:w="120" w:type="dxa"/>
+              <w:right w:w="120" w:type="dxa"/>
             </w:tcMar>
+            <w:vAlign w:val="center"/>
           </w:tcPr>
           <w:p>
-            <w:pPr>
-              <w:spacing w:before="20" w:after="20" w:line="276" w:lineRule="auto"/>
-              <w:jc w:val="left"/>
-            </w:pPr>
-            <w:r/>
             <w:r>
               <w:rPr>
                 <w:rFonts w:ascii="Times New Roman" w:hAnsi="Times New Roman"/>
-                <w:b/>
-                <w:color w:val="1F4E78"/>
                 <w:sz w:val="19"/>
               </w:rPr>
-              <w:t>Bài 1 GDĐP 1: Phong tục chào hỏi ở quê em (Trang 5 - TLGDĐP Trà Vinh)</w:t>
-            </w:r>
-          </w:p>
-          <w:p>
-            <w:pPr>
-              <w:spacing w:before="20" w:after="20" w:line="276" w:lineRule="auto"/>
-              <w:jc w:val="left"/>
-            </w:pPr>
-            <w:r>
-              <w:rPr>
-                <w:rFonts w:ascii="Times New Roman" w:hAnsi="Times New Roman"/>
-                <w:b/>
-                <w:color w:val="1F4E78"/>
-                <w:sz w:val="19"/>
-              </w:rPr>
-              <w:t>Chủ đề 1 GDĐP 1: Vĩnh Long nơi em sống (Trang 5 - QĐ 554/QĐ-BGDĐT)</w:t>
-            </w:r>
-          </w:p>
-          <w:p>
-            <w:pPr>
-              <w:spacing w:before="20" w:after="20" w:line="276" w:lineRule="auto"/>
-              <w:jc w:val="left"/>
-            </w:pPr>
-            <w:r>
-              <w:rPr>
-                <w:rFonts w:ascii="Times New Roman" w:hAnsi="Times New Roman"/>
-                <w:b/>
-                <w:color w:val="1F4E78"/>
-                <w:sz w:val="19"/>
-              </w:rPr>
-              <w:t>Chủ đề 1 GDĐP 1: Bến Tre - Quê hương tươi đẹp (Trang 5 - QĐ 2985/QĐ-BGDĐT)</w:t>
+              <w:t>Bài 71: Ươc, ươt</w:t>
             </w:r>
           </w:p>
         </w:tc>
         <w:tc>
           <w:tcPr>
-            <w:tcW w:type="dxa" w:w="3024"/>
-            <w:shd w:fill="F2F5F9"/>
-            <w:vAlign w:val="center"/>
+            <w:tcW w:type="dxa" w:w="3312"/>
+            <w:shd w:val="clear" w:color="auto" w:fill="FFFFFF"/>
             <w:tcMar>
               <w:top w:w="100" w:type="dxa"/>
               <w:bottom w:w="100" w:type="dxa"/>
-              <w:left w:w="100" w:type="dxa"/>
-              <w:right w:w="100" w:type="dxa"/>
+              <w:left w:w="120" w:type="dxa"/>
+              <w:right w:w="120" w:type="dxa"/>
             </w:tcMar>
+            <w:vAlign w:val="center"/>
           </w:tcPr>
           <w:p>
-            <w:pPr>
-              <w:spacing w:before="20" w:after="20" w:line="276" w:lineRule="auto"/>
-              <w:jc w:val="left"/>
-            </w:pPr>
-            <w:r/>
-            <w:r>
-              <w:rPr>
-                <w:rFonts w:ascii="Times New Roman" w:hAnsi="Times New Roman"/>
-                <w:b/>
-                <w:color w:val="C00000"/>
-                <w:sz w:val="19"/>
-              </w:rPr>
-              <w:t>Hoạt động Giao lưu &amp; Thực hành:</w:t>
-            </w:r>
-          </w:p>
-          <w:p>
-            <w:pPr>
-              <w:spacing w:before="20" w:after="20" w:line="276" w:lineRule="auto"/>
-              <w:jc w:val="left"/>
-            </w:pPr>
             <w:r>
               <w:rPr>
                 <w:rFonts w:ascii="Times New Roman" w:hAnsi="Times New Roman"/>
                 <w:sz w:val="19"/>
               </w:rPr>
-              <w:t>Thực hành chào hỏi thân thiện, văn minh trong các tình huống giao tiếp ở trường học, bến đò, khu chợ quê và nơi công cộng.</w:t>
-            </w:r>
-          </w:p>
-        </w:tc>
-        <w:tc>
-          <w:tcPr>
-            <w:tcW w:type="dxa" w:w="4450"/>
-            <w:shd w:fill="F2F5F9"/>
-            <w:vAlign w:val="center"/>
-            <w:tcMar>
-              <w:top w:w="100" w:type="dxa"/>
-              <w:bottom w:w="100" w:type="dxa"/>
-              <w:left w:w="100" w:type="dxa"/>
-              <w:right w:w="100" w:type="dxa"/>
-            </w:tcMar>
-          </w:tcPr>
-          <w:p>
-            <w:pPr>
-              <w:spacing w:before="20" w:after="20" w:line="276" w:lineRule="auto"/>
-              <w:jc w:val="left"/>
-            </w:pPr>
-            <w:r/>
-            <w:r>
-              <w:rPr>
-                <w:rFonts w:ascii="Times New Roman" w:hAnsi="Times New Roman"/>
-                <w:b/>
-                <w:color w:val="1F4E78"/>
-                <w:sz w:val="19"/>
-              </w:rPr>
-              <w:t>1. GV</w:t>
-            </w:r>
-            <w:r>
-              <w:rPr>
-                <w:rFonts w:ascii="Times New Roman" w:hAnsi="Times New Roman"/>
-                <w:sz w:val="19"/>
-              </w:rPr>
-              <w:t xml:space="preserve"> tổ chức trò chơi "Vòng tròn thân thiện": Cho cả lớp đứng thành 2 vòng tròn đồng tâm quay mặt vào nhau, bật một đoạn nhạc đồng dao vui tươi.</w:t>
-            </w:r>
-          </w:p>
-          <w:p>
-            <w:pPr>
-              <w:spacing w:before="20" w:after="20" w:line="276" w:lineRule="auto"/>
-              <w:jc w:val="left"/>
-            </w:pPr>
-            <w:r>
-              <w:rPr>
-                <w:rFonts w:ascii="Times New Roman" w:hAnsi="Times New Roman"/>
-                <w:sz w:val="19"/>
-              </w:rPr>
-              <w:t>2. Khi nhạc dừng, mỗi HS thực hiện chào hỏi bạn đối diện bằng nụ cười tươi tắn và lời chào thân ái ("Chào bạn, chúc bạn một ngày vui vẻ!"); đổi bạn và tiếp tục thực hành.</w:t>
-            </w:r>
-          </w:p>
-          <w:p>
-            <w:pPr>
-              <w:spacing w:before="20" w:after="20" w:line="276" w:lineRule="auto"/>
-              <w:jc w:val="left"/>
-            </w:pPr>
-            <w:r/>
-            <w:r>
-              <w:rPr>
-                <w:rFonts w:ascii="Times New Roman" w:hAnsi="Times New Roman"/>
-                <w:b/>
-                <w:color w:val="1F4E78"/>
-                <w:sz w:val="19"/>
-              </w:rPr>
-              <w:t>3. GV</w:t>
-            </w:r>
-            <w:r>
-              <w:rPr>
-                <w:rFonts w:ascii="Times New Roman" w:hAnsi="Times New Roman"/>
-                <w:sz w:val="19"/>
-              </w:rPr>
-              <w:t xml:space="preserve"> nhận xét, đúc kết: Nụ cười và lời chào lễ phép là nét đẹp truyền thống của người dân Nam Bộ, giúp gắn kết tình bạn bè, thầy cô và xóm giềng thêm ấm áp.</w:t>
-            </w:r>
-          </w:p>
-        </w:tc>
-      </w:tr>
-      <w:tr>
-        <w:trPr>
-          <w:cantSplit/>
-        </w:trPr>
-        <w:tc>
-          <w:tcPr>
-            <w:tcW w:type="dxa" w:w="2160"/>
-            <w:vAlign w:val="center"/>
-            <w:tcMar>
-              <w:top w:w="100" w:type="dxa"/>
-              <w:bottom w:w="100" w:type="dxa"/>
-              <w:left w:w="100" w:type="dxa"/>
-              <w:right w:w="100" w:type="dxa"/>
-            </w:tcMar>
-          </w:tcPr>
-          <w:p>
-            <w:pPr>
-              <w:spacing w:before="20" w:after="20" w:line="276" w:lineRule="auto"/>
-              <w:jc w:val="center"/>
-            </w:pPr>
-            <w:r/>
-            <w:r>
-              <w:rPr>
-                <w:rFonts w:ascii="Times New Roman" w:hAnsi="Times New Roman"/>
-                <w:b/>
-                <w:color w:val="1F4E78"/>
-                <w:sz w:val="19"/>
-              </w:rPr>
-              <w:t>Hoạt động trải nghiệm</w:t>
-            </w:r>
-          </w:p>
-          <w:p>
-            <w:pPr>
-              <w:spacing w:before="20" w:after="20" w:line="276" w:lineRule="auto"/>
-              <w:jc w:val="center"/>
-            </w:pPr>
-            <w:r>
-              <w:rPr>
-                <w:rFonts w:ascii="Times New Roman" w:hAnsi="Times New Roman"/>
-                <w:sz w:val="19"/>
-              </w:rPr>
-              <w:t>(Tuần 18 - Tiết 54)</w:t>
-            </w:r>
-          </w:p>
-        </w:tc>
-        <w:tc>
-          <w:tcPr>
-            <w:tcW w:type="dxa" w:w="2304"/>
-            <w:vAlign w:val="center"/>
-            <w:tcMar>
-              <w:top w:w="100" w:type="dxa"/>
-              <w:bottom w:w="100" w:type="dxa"/>
-              <w:left w:w="100" w:type="dxa"/>
-              <w:right w:w="100" w:type="dxa"/>
-            </w:tcMar>
-          </w:tcPr>
-          <w:p>
-            <w:pPr>
-              <w:spacing w:before="20" w:after="20" w:line="276" w:lineRule="auto"/>
-              <w:jc w:val="center"/>
-            </w:pPr>
-            <w:r/>
-            <w:r>
-              <w:rPr>
-                <w:rFonts w:ascii="Times New Roman" w:hAnsi="Times New Roman"/>
-                <w:b/>
-                <w:color w:val="2E75B6"/>
-                <w:sz w:val="19"/>
-              </w:rPr>
-              <w:t>Chủ đề 5: Đón Tết sum vầy</w:t>
-            </w:r>
-          </w:p>
-          <w:p>
-            <w:pPr>
-              <w:spacing w:before="20" w:after="20" w:line="276" w:lineRule="auto"/>
-              <w:jc w:val="center"/>
-            </w:pPr>
-            <w:r>
-              <w:rPr>
-                <w:rFonts w:ascii="Times New Roman" w:hAnsi="Times New Roman"/>
-                <w:sz w:val="19"/>
-              </w:rPr>
-              <w:t>(Sinh hoạt theo chủ đề: Tết cổ truyền quê em)</w:t>
+              <w:t>Chủ đề 2: Cảnh đẹp quê hương Trà Vinh</w:t>
             </w:r>
           </w:p>
         </w:tc>
         <w:tc>
           <w:tcPr>
             <w:tcW w:type="dxa" w:w="3168"/>
-            <w:vAlign w:val="center"/>
+            <w:shd w:val="clear" w:color="auto" w:fill="FFFFFF"/>
             <w:tcMar>
               <w:top w:w="100" w:type="dxa"/>
               <w:bottom w:w="100" w:type="dxa"/>
-              <w:left w:w="100" w:type="dxa"/>
-              <w:right w:w="100" w:type="dxa"/>
+              <w:left w:w="120" w:type="dxa"/>
+              <w:right w:w="120" w:type="dxa"/>
             </w:tcMar>
+            <w:vAlign w:val="center"/>
           </w:tcPr>
           <w:p>
-            <w:pPr>
-              <w:spacing w:before="20" w:after="20" w:line="276" w:lineRule="auto"/>
-              <w:jc w:val="left"/>
-            </w:pPr>
-            <w:r/>
             <w:r>
               <w:rPr>
                 <w:rFonts w:ascii="Times New Roman" w:hAnsi="Times New Roman"/>
-                <w:b/>
-                <w:color w:val="1F4E78"/>
                 <w:sz w:val="19"/>
               </w:rPr>
-              <w:t>Bài 2 GDĐP 1: Vui đón Tết cổ truyền ở quê em (Trang 12 - TLGDĐP Trà Vinh)</w:t>
-            </w:r>
-          </w:p>
-          <w:p>
-            <w:pPr>
-              <w:spacing w:before="20" w:after="20" w:line="276" w:lineRule="auto"/>
-              <w:jc w:val="left"/>
-            </w:pPr>
-            <w:r>
-              <w:rPr>
-                <w:rFonts w:ascii="Times New Roman" w:hAnsi="Times New Roman"/>
-                <w:b/>
-                <w:color w:val="1F4E78"/>
-                <w:sz w:val="19"/>
-              </w:rPr>
-              <w:t>Chủ đề 4 GDĐP 1: Lễ hội quê em (Trang 20 - QĐ 554/QĐ-BGDĐT)</w:t>
-            </w:r>
-          </w:p>
-          <w:p>
-            <w:pPr>
-              <w:spacing w:before="20" w:after="20" w:line="276" w:lineRule="auto"/>
-              <w:jc w:val="left"/>
-            </w:pPr>
-            <w:r>
-              <w:rPr>
-                <w:rFonts w:ascii="Times New Roman" w:hAnsi="Times New Roman"/>
-                <w:b/>
-                <w:color w:val="1F4E78"/>
-                <w:sz w:val="19"/>
-              </w:rPr>
-              <w:t>Chủ đề 5 GDĐP 1: Các loại bánh, kẹo, mứt làm từ dừa (Trang 33 - QĐ 2985/QĐ-BGDĐT)</w:t>
+              <w:t>Hoạt động Nói và nghe: Xem tranh và nói về vườn cây ăn trái xanh mướt sum suê ở cù lao quê em.</w:t>
+              <w:br/>
+              <w:br/>
+              <w:t>* Yêu cầu cần đạt:</w:t>
+              <w:br/>
+              <w:t>- Tích hợp GDĐP tỉnh Trà Vinh (Chủ đề 2: Cảnh đẹp quê hương Trà Vinh): Đọc, viết thành thạo vần ươc, ươt; cảm nhận vẻ đẹp miệt vườn 'xanh mướt', 'dòng nước mát' của sông Cổ Chiên bồi đắp cho cù lao cây trái Trà Vinh.</w:t>
             </w:r>
           </w:p>
         </w:tc>
         <w:tc>
           <w:tcPr>
-            <w:tcW w:type="dxa" w:w="3024"/>
-            <w:vAlign w:val="center"/>
+            <w:tcW w:type="dxa" w:w="3600"/>
+            <w:shd w:val="clear" w:color="auto" w:fill="FFFFFF"/>
             <w:tcMar>
               <w:top w:w="100" w:type="dxa"/>
               <w:bottom w:w="100" w:type="dxa"/>
-              <w:left w:w="100" w:type="dxa"/>
-              <w:right w:w="100" w:type="dxa"/>
+              <w:left w:w="120" w:type="dxa"/>
+              <w:right w:w="120" w:type="dxa"/>
             </w:tcMar>
+            <w:vAlign w:val="center"/>
           </w:tcPr>
           <w:p>
-            <w:pPr>
-              <w:spacing w:before="20" w:after="20" w:line="276" w:lineRule="auto"/>
-              <w:jc w:val="left"/>
-            </w:pPr>
-            <w:r/>
-            <w:r>
-              <w:rPr>
-                <w:rFonts w:ascii="Times New Roman" w:hAnsi="Times New Roman"/>
-                <w:b/>
-                <w:color w:val="C00000"/>
-                <w:sz w:val="19"/>
-              </w:rPr>
-              <w:t>Hoạt động Trải nghiệm &amp; Chia sẻ:</w:t>
-            </w:r>
-          </w:p>
-          <w:p>
-            <w:pPr>
-              <w:spacing w:before="20" w:after="20" w:line="276" w:lineRule="auto"/>
-              <w:jc w:val="left"/>
-            </w:pPr>
             <w:r>
               <w:rPr>
                 <w:rFonts w:ascii="Times New Roman" w:hAnsi="Times New Roman"/>
                 <w:sz w:val="19"/>
               </w:rPr>
-              <w:t>Tìm hiểu phong tục đón Tết Nguyên đán và Tết cổ truyền Chôl Chnăm Thmây (lau dọn nhà cửa, bày mâm ngũ quả, gói bánh tét, chúc Tết ông bà).</w:t>
+              <w:t>1. Hoạt động của GV:</w:t>
+              <w:br/>
+              <w:t>GV chiếu bức tranh vườn chôm chôm, măng cụt trĩu quả ở Cù lao Tân Quy (huyện Cầu Kè); gợi ý HS tìm tiếng có vần 'ươt' (xanh mướt, ướt sương); hướng dẫn HS nói tròn câu, tự tin.</w:t>
+              <w:br/>
+              <w:br/>
+              <w:t>2. Hoạt động của HS:</w:t>
+              <w:br/>
+              <w:t>HS tập nói 2 - 3 câu: 'Vườn cây nhà ông xanh mướt. Dòng sông quê em chở nặng phù sa'. HS chia sẻ niềm vui khi được về thăm vườn cù lao rợp bóng mát.</w:t>
             </w:r>
           </w:p>
         </w:tc>
+      </w:tr>
+      <w:tr>
         <w:tc>
           <w:tcPr>
-            <w:tcW w:type="dxa" w:w="4450"/>
-            <w:vAlign w:val="center"/>
+            <w:tcW w:type="dxa" w:w="2592"/>
+            <w:shd w:val="clear" w:color="auto" w:fill="F2F5F9"/>
             <w:tcMar>
               <w:top w:w="100" w:type="dxa"/>
               <w:bottom w:w="100" w:type="dxa"/>
-              <w:left w:w="100" w:type="dxa"/>
-              <w:right w:w="100" w:type="dxa"/>
+              <w:left w:w="120" w:type="dxa"/>
+              <w:right w:w="120" w:type="dxa"/>
             </w:tcMar>
+            <w:vAlign w:val="center"/>
           </w:tcPr>
           <w:p>
-            <w:pPr>
-              <w:spacing w:before="20" w:after="20" w:line="276" w:lineRule="auto"/>
-              <w:jc w:val="left"/>
-            </w:pPr>
-            <w:r/>
-            <w:r>
-              <w:rPr>
-                <w:rFonts w:ascii="Times New Roman" w:hAnsi="Times New Roman"/>
-                <w:b/>
-                <w:color w:val="1F4E78"/>
-                <w:sz w:val="19"/>
-              </w:rPr>
-              <w:t>1. GV</w:t>
-            </w:r>
             <w:r>
               <w:rPr>
                 <w:rFonts w:ascii="Times New Roman" w:hAnsi="Times New Roman"/>
                 <w:sz w:val="19"/>
               </w:rPr>
-              <w:t xml:space="preserve"> trình chiếu chùm ảnh sum vầy ngày Tết miền Tây: Nồi bánh tét đỏ lửa đêm giao thừa, cành mai vàng rực rỡ, mâm bánh mứt kẹo dừa, lễ dâng hoa mừng năm mới Chôl Chnăm Thmây tại chùa Khmer.</w:t>
-            </w:r>
-          </w:p>
-          <w:p>
-            <w:pPr>
-              <w:spacing w:before="20" w:after="20" w:line="276" w:lineRule="auto"/>
-              <w:jc w:val="left"/>
-            </w:pPr>
-            <w:r/>
-            <w:r>
-              <w:rPr>
-                <w:rFonts w:ascii="Times New Roman" w:hAnsi="Times New Roman"/>
-                <w:b/>
-                <w:color w:val="0070C0"/>
-                <w:sz w:val="19"/>
-              </w:rPr>
-              <w:t>2. HS</w:t>
-            </w:r>
-            <w:r>
-              <w:rPr>
-                <w:rFonts w:ascii="Times New Roman" w:hAnsi="Times New Roman"/>
-                <w:sz w:val="19"/>
-              </w:rPr>
-              <w:t xml:space="preserve"> hào hứng kể lại những việc em đã làm cùng cha mẹ để chuẩn bị đón Tết: lau chùi bàn ghế, tưới hoa vạn thọ trước ngõ, phụ mẹ xếp kẹo mứt dừa ra đĩa; thực hành nói lời chúc Tết ông bà.</w:t>
-            </w:r>
-          </w:p>
-          <w:p>
-            <w:pPr>
-              <w:spacing w:before="20" w:after="20" w:line="276" w:lineRule="auto"/>
-              <w:jc w:val="left"/>
-            </w:pPr>
-            <w:r/>
-            <w:r>
-              <w:rPr>
-                <w:rFonts w:ascii="Times New Roman" w:hAnsi="Times New Roman"/>
-                <w:b/>
-                <w:color w:val="1F4E78"/>
-                <w:sz w:val="19"/>
-              </w:rPr>
-              <w:t>3. GV</w:t>
-            </w:r>
-            <w:r>
-              <w:rPr>
-                <w:rFonts w:ascii="Times New Roman" w:hAnsi="Times New Roman"/>
-                <w:sz w:val="19"/>
-              </w:rPr>
-              <w:t xml:space="preserve"> khen ngợi sự hiếu thảo của HS; dặn dò các em khi đi chơi Tết luôn biết vâng lời người lớn, giữ an toàn và gìn giữ phong tục tốt đẹp của quê hương.</w:t>
-            </w:r>
-          </w:p>
-        </w:tc>
-      </w:tr>
-      <w:tr>
-        <w:trPr>
-          <w:cantSplit/>
-        </w:trPr>
-        <w:tc>
-          <w:tcPr>
-            <w:tcW w:type="dxa" w:w="2160"/>
-            <w:shd w:fill="F2F5F9"/>
-            <w:vAlign w:val="center"/>
-            <w:tcMar>
-              <w:top w:w="100" w:type="dxa"/>
-              <w:bottom w:w="100" w:type="dxa"/>
-              <w:left w:w="100" w:type="dxa"/>
-              <w:right w:w="100" w:type="dxa"/>
-            </w:tcMar>
-          </w:tcPr>
-          <w:p>
-            <w:pPr>
-              <w:spacing w:before="20" w:after="20" w:line="276" w:lineRule="auto"/>
-              <w:jc w:val="center"/>
-            </w:pPr>
-            <w:r/>
-            <w:r>
-              <w:rPr>
-                <w:rFonts w:ascii="Times New Roman" w:hAnsi="Times New Roman"/>
-                <w:b/>
-                <w:color w:val="1F4E78"/>
-                <w:sz w:val="19"/>
-              </w:rPr>
-              <w:t>Hoạt động trải nghiệm</w:t>
-            </w:r>
-          </w:p>
-          <w:p>
-            <w:pPr>
-              <w:spacing w:before="20" w:after="20" w:line="276" w:lineRule="auto"/>
-              <w:jc w:val="center"/>
-            </w:pPr>
-            <w:r>
-              <w:rPr>
-                <w:rFonts w:ascii="Times New Roman" w:hAnsi="Times New Roman"/>
-                <w:sz w:val="19"/>
-              </w:rPr>
-              <w:t>(Tuần 24 - Tiết 72)</w:t>
-            </w:r>
-          </w:p>
-        </w:tc>
-        <w:tc>
-          <w:tcPr>
-            <w:tcW w:type="dxa" w:w="2304"/>
-            <w:shd w:fill="F2F5F9"/>
-            <w:vAlign w:val="center"/>
-            <w:tcMar>
-              <w:top w:w="100" w:type="dxa"/>
-              <w:bottom w:w="100" w:type="dxa"/>
-              <w:left w:w="100" w:type="dxa"/>
-              <w:right w:w="100" w:type="dxa"/>
-            </w:tcMar>
-          </w:tcPr>
-          <w:p>
-            <w:pPr>
-              <w:spacing w:before="20" w:after="20" w:line="276" w:lineRule="auto"/>
-              <w:jc w:val="center"/>
-            </w:pPr>
-            <w:r/>
-            <w:r>
-              <w:rPr>
-                <w:rFonts w:ascii="Times New Roman" w:hAnsi="Times New Roman"/>
-                <w:b/>
-                <w:color w:val="2E75B6"/>
-                <w:sz w:val="19"/>
-              </w:rPr>
-              <w:t>Chủ đề 6: Đôi bàn tay khéo léo</w:t>
-            </w:r>
-          </w:p>
-          <w:p>
-            <w:pPr>
-              <w:spacing w:before="20" w:after="20" w:line="276" w:lineRule="auto"/>
-              <w:jc w:val="center"/>
-            </w:pPr>
-            <w:r>
-              <w:rPr>
-                <w:rFonts w:ascii="Times New Roman" w:hAnsi="Times New Roman"/>
-                <w:sz w:val="19"/>
-              </w:rPr>
-              <w:t>(Làm đồ chơi từ lá cây, vỏ dừa thiên nhiên)</w:t>
+              <w:t>Tiếng Việt (Tuần 24)</w:t>
             </w:r>
           </w:p>
         </w:tc>
         <w:tc>
           <w:tcPr>
             <w:tcW w:type="dxa" w:w="3168"/>
-            <w:shd w:fill="F2F5F9"/>
-            <w:vAlign w:val="center"/>
+            <w:shd w:val="clear" w:color="auto" w:fill="F2F5F9"/>
             <w:tcMar>
               <w:top w:w="100" w:type="dxa"/>
               <w:bottom w:w="100" w:type="dxa"/>
-              <w:left w:w="100" w:type="dxa"/>
-              <w:right w:w="100" w:type="dxa"/>
+              <w:left w:w="120" w:type="dxa"/>
+              <w:right w:w="120" w:type="dxa"/>
             </w:tcMar>
+            <w:vAlign w:val="center"/>
           </w:tcPr>
           <w:p>
-            <w:pPr>
-              <w:spacing w:before="20" w:after="20" w:line="276" w:lineRule="auto"/>
-              <w:jc w:val="left"/>
-            </w:pPr>
-            <w:r/>
             <w:r>
               <w:rPr>
                 <w:rFonts w:ascii="Times New Roman" w:hAnsi="Times New Roman"/>
-                <w:b/>
-                <w:color w:val="1F4E78"/>
                 <w:sz w:val="19"/>
               </w:rPr>
-              <w:t>Chủ đề 1 GDĐP 1: Bến Tre - Quê hương tươi đẹp (Trang 5 - QĐ 2985/QĐ-BGDĐT)</w:t>
-            </w:r>
-          </w:p>
-          <w:p>
-            <w:pPr>
-              <w:spacing w:before="20" w:after="20" w:line="276" w:lineRule="auto"/>
-              <w:jc w:val="left"/>
-            </w:pPr>
-            <w:r>
-              <w:rPr>
-                <w:rFonts w:ascii="Times New Roman" w:hAnsi="Times New Roman"/>
-                <w:b/>
-                <w:color w:val="1F4E78"/>
-                <w:sz w:val="19"/>
-              </w:rPr>
-              <w:t>Chủ đề 6 GDĐP 1: Nghề nghiệp của người dân quê em (Trang 31 - QĐ 554/QĐ-BGDĐT)</w:t>
-            </w:r>
-          </w:p>
-          <w:p>
-            <w:pPr>
-              <w:spacing w:before="20" w:after="20" w:line="276" w:lineRule="auto"/>
-              <w:jc w:val="left"/>
-            </w:pPr>
-            <w:r>
-              <w:rPr>
-                <w:rFonts w:ascii="Times New Roman" w:hAnsi="Times New Roman"/>
-                <w:b/>
-                <w:color w:val="1F4E78"/>
-                <w:sz w:val="19"/>
-              </w:rPr>
-              <w:t>Bài 6 GDĐP 1: Trò chơi dân gian quê em (Trang 40 - TLGDĐP Trà Vinh)</w:t>
+              <w:t>Bài 4: Cây bàng và lớp học</w:t>
             </w:r>
           </w:p>
         </w:tc>
         <w:tc>
           <w:tcPr>
-            <w:tcW w:type="dxa" w:w="3024"/>
-            <w:shd w:fill="F2F5F9"/>
-            <w:vAlign w:val="center"/>
+            <w:tcW w:type="dxa" w:w="3312"/>
+            <w:shd w:val="clear" w:color="auto" w:fill="F2F5F9"/>
             <w:tcMar>
               <w:top w:w="100" w:type="dxa"/>
               <w:bottom w:w="100" w:type="dxa"/>
-              <w:left w:w="100" w:type="dxa"/>
-              <w:right w:w="100" w:type="dxa"/>
+              <w:left w:w="120" w:type="dxa"/>
+              <w:right w:w="120" w:type="dxa"/>
             </w:tcMar>
+            <w:vAlign w:val="center"/>
           </w:tcPr>
           <w:p>
-            <w:pPr>
-              <w:spacing w:before="20" w:after="20" w:line="276" w:lineRule="auto"/>
-              <w:jc w:val="left"/>
-            </w:pPr>
-            <w:r/>
-            <w:r>
-              <w:rPr>
-                <w:rFonts w:ascii="Times New Roman" w:hAnsi="Times New Roman"/>
-                <w:b/>
-                <w:color w:val="C00000"/>
-                <w:sz w:val="19"/>
-              </w:rPr>
-              <w:t>Hoạt động Sáng tạo &amp; Trải nghiệm:</w:t>
-            </w:r>
-          </w:p>
-          <w:p>
-            <w:pPr>
-              <w:spacing w:before="20" w:after="20" w:line="276" w:lineRule="auto"/>
-              <w:jc w:val="left"/>
-            </w:pPr>
             <w:r>
               <w:rPr>
                 <w:rFonts w:ascii="Times New Roman" w:hAnsi="Times New Roman"/>
                 <w:sz w:val="19"/>
               </w:rPr>
-              <w:t>Trải nghiệm gấp kèn lá dừa, thắt con cào cào, làm đồng hồ đeo tay bằng cọng lá dừa non hoặc xếp thuyền giấy thả trôi dòng mương nhỏ.</w:t>
-            </w:r>
-          </w:p>
-        </w:tc>
-        <w:tc>
-          <w:tcPr>
-            <w:tcW w:type="dxa" w:w="4450"/>
-            <w:shd w:fill="F2F5F9"/>
-            <w:vAlign w:val="center"/>
-            <w:tcMar>
-              <w:top w:w="100" w:type="dxa"/>
-              <w:bottom w:w="100" w:type="dxa"/>
-              <w:left w:w="100" w:type="dxa"/>
-              <w:right w:w="100" w:type="dxa"/>
-            </w:tcMar>
-          </w:tcPr>
-          <w:p>
-            <w:pPr>
-              <w:spacing w:before="20" w:after="20" w:line="276" w:lineRule="auto"/>
-              <w:jc w:val="left"/>
-            </w:pPr>
-            <w:r/>
-            <w:r>
-              <w:rPr>
-                <w:rFonts w:ascii="Times New Roman" w:hAnsi="Times New Roman"/>
-                <w:b/>
-                <w:color w:val="1F4E78"/>
-                <w:sz w:val="19"/>
-              </w:rPr>
-              <w:t>1. GV</w:t>
-            </w:r>
-            <w:r>
-              <w:rPr>
-                <w:rFonts w:ascii="Times New Roman" w:hAnsi="Times New Roman"/>
-                <w:sz w:val="19"/>
-              </w:rPr>
-              <w:t xml:space="preserve"> chuẩn bị sẵn các dải lá dừa non tươi xanh, làm mẫu chậm rãi từng bước: Gấp lá dừa thành chiếc đồng hồ đeo tay xinh xắn và cuộn chiếc kèn lá dừa thổi kêu "te te".</w:t>
-            </w:r>
-          </w:p>
-          <w:p>
-            <w:pPr>
-              <w:spacing w:before="20" w:after="20" w:line="276" w:lineRule="auto"/>
-              <w:jc w:val="left"/>
-            </w:pPr>
-            <w:r/>
-            <w:r>
-              <w:rPr>
-                <w:rFonts w:ascii="Times New Roman" w:hAnsi="Times New Roman"/>
-                <w:b/>
-                <w:color w:val="0070C0"/>
-                <w:sz w:val="19"/>
-              </w:rPr>
-              <w:t>2. HS</w:t>
-            </w:r>
-            <w:r>
-              <w:rPr>
-                <w:rFonts w:ascii="Times New Roman" w:hAnsi="Times New Roman"/>
-                <w:sz w:val="19"/>
-              </w:rPr>
-              <w:t xml:space="preserve"> thực hành dưới sự hướng dẫn tỉ mỉ của GV: Từng em khéo léo luồn lá, thắt nút thành chiếc đồng hồ đeo vào cổ tay; cùng nhau thổi vang tiếng kèn lá dừa rộn rã sân lớp.</w:t>
-            </w:r>
-          </w:p>
-          <w:p>
-            <w:pPr>
-              <w:spacing w:before="20" w:after="20" w:line="276" w:lineRule="auto"/>
-              <w:jc w:val="left"/>
-            </w:pPr>
-            <w:r/>
-            <w:r>
-              <w:rPr>
-                <w:rFonts w:ascii="Times New Roman" w:hAnsi="Times New Roman"/>
-                <w:b/>
-                <w:color w:val="1F4E78"/>
-                <w:sz w:val="19"/>
-              </w:rPr>
-              <w:t>3. GV</w:t>
-            </w:r>
-            <w:r>
-              <w:rPr>
-                <w:rFonts w:ascii="Times New Roman" w:hAnsi="Times New Roman"/>
-                <w:sz w:val="19"/>
-              </w:rPr>
-              <w:t xml:space="preserve"> biểu dương sự khéo léo của cả lớp; giới thiệu đây là những món đồ chơi dân gian mộc mạc gắn bó với tuổi thơ bao thế hệ người dân đồng bằng sông Cửu Long.</w:t>
-            </w:r>
-          </w:p>
-        </w:tc>
-      </w:tr>
-      <w:tr>
-        <w:trPr>
-          <w:cantSplit/>
-        </w:trPr>
-        <w:tc>
-          <w:tcPr>
-            <w:tcW w:type="dxa" w:w="2160"/>
-            <w:vAlign w:val="center"/>
-            <w:tcMar>
-              <w:top w:w="100" w:type="dxa"/>
-              <w:bottom w:w="100" w:type="dxa"/>
-              <w:left w:w="100" w:type="dxa"/>
-              <w:right w:w="100" w:type="dxa"/>
-            </w:tcMar>
-          </w:tcPr>
-          <w:p>
-            <w:pPr>
-              <w:spacing w:before="20" w:after="20" w:line="276" w:lineRule="auto"/>
-              <w:jc w:val="center"/>
-            </w:pPr>
-            <w:r/>
-            <w:r>
-              <w:rPr>
-                <w:rFonts w:ascii="Times New Roman" w:hAnsi="Times New Roman"/>
-                <w:b/>
-                <w:color w:val="1F4E78"/>
-                <w:sz w:val="19"/>
-              </w:rPr>
-              <w:t>Hoạt động trải nghiệm</w:t>
-            </w:r>
-          </w:p>
-          <w:p>
-            <w:pPr>
-              <w:spacing w:before="20" w:after="20" w:line="276" w:lineRule="auto"/>
-              <w:jc w:val="center"/>
-            </w:pPr>
-            <w:r>
-              <w:rPr>
-                <w:rFonts w:ascii="Times New Roman" w:hAnsi="Times New Roman"/>
-                <w:sz w:val="19"/>
-              </w:rPr>
-              <w:t>(Tuần 32 - Tiết 96)</w:t>
-            </w:r>
-          </w:p>
-        </w:tc>
-        <w:tc>
-          <w:tcPr>
-            <w:tcW w:type="dxa" w:w="2304"/>
-            <w:vAlign w:val="center"/>
-            <w:tcMar>
-              <w:top w:w="100" w:type="dxa"/>
-              <w:bottom w:w="100" w:type="dxa"/>
-              <w:left w:w="100" w:type="dxa"/>
-              <w:right w:w="100" w:type="dxa"/>
-            </w:tcMar>
-          </w:tcPr>
-          <w:p>
-            <w:pPr>
-              <w:spacing w:before="20" w:after="20" w:line="276" w:lineRule="auto"/>
-              <w:jc w:val="center"/>
-            </w:pPr>
-            <w:r/>
-            <w:r>
-              <w:rPr>
-                <w:rFonts w:ascii="Times New Roman" w:hAnsi="Times New Roman"/>
-                <w:b/>
-                <w:color w:val="2E75B6"/>
-                <w:sz w:val="19"/>
-              </w:rPr>
-              <w:t>Chủ đề 8: Em bảo vệ môi trường quê hương</w:t>
-            </w:r>
-          </w:p>
-          <w:p>
-            <w:pPr>
-              <w:spacing w:before="20" w:after="20" w:line="276" w:lineRule="auto"/>
-              <w:jc w:val="center"/>
-            </w:pPr>
-            <w:r>
-              <w:rPr>
-                <w:rFonts w:ascii="Times New Roman" w:hAnsi="Times New Roman"/>
-                <w:sz w:val="19"/>
-              </w:rPr>
-              <w:t>(Hành động xanh vì nguồn nước sạch)</w:t>
+              <w:t>Chủ đề 2: Cảnh đẹp quê hương Trà Vinh</w:t>
             </w:r>
           </w:p>
         </w:tc>
         <w:tc>
           <w:tcPr>
             <w:tcW w:type="dxa" w:w="3168"/>
-            <w:vAlign w:val="center"/>
+            <w:shd w:val="clear" w:color="auto" w:fill="F2F5F9"/>
             <w:tcMar>
               <w:top w:w="100" w:type="dxa"/>
               <w:bottom w:w="100" w:type="dxa"/>
-              <w:left w:w="100" w:type="dxa"/>
-              <w:right w:w="100" w:type="dxa"/>
+              <w:left w:w="120" w:type="dxa"/>
+              <w:right w:w="120" w:type="dxa"/>
             </w:tcMar>
+            <w:vAlign w:val="center"/>
           </w:tcPr>
           <w:p>
-            <w:pPr>
-              <w:spacing w:before="20" w:after="20" w:line="276" w:lineRule="auto"/>
-              <w:jc w:val="left"/>
-            </w:pPr>
-            <w:r/>
             <w:r>
               <w:rPr>
                 <w:rFonts w:ascii="Times New Roman" w:hAnsi="Times New Roman"/>
-                <w:b/>
-                <w:color w:val="1F4E78"/>
                 <w:sz w:val="19"/>
               </w:rPr>
-              <w:t>Bài 8 GDĐP 1: Bảo vệ môi trường nơi em sống (Trang 54 - TLGDĐP Trà Vinh)</w:t>
-            </w:r>
-          </w:p>
-          <w:p>
-            <w:pPr>
-              <w:spacing w:before="20" w:after="20" w:line="276" w:lineRule="auto"/>
-              <w:jc w:val="left"/>
-            </w:pPr>
-            <w:r>
-              <w:rPr>
-                <w:rFonts w:ascii="Times New Roman" w:hAnsi="Times New Roman"/>
-                <w:b/>
-                <w:color w:val="1F4E78"/>
-                <w:sz w:val="19"/>
-              </w:rPr>
-              <w:t>Chủ đề 1 GDĐP 1: Vĩnh Long nơi em sống (Trang 5 - QĐ 554/QĐ-BGDĐT)</w:t>
-            </w:r>
-          </w:p>
-          <w:p>
-            <w:pPr>
-              <w:spacing w:before="20" w:after="20" w:line="276" w:lineRule="auto"/>
-              <w:jc w:val="left"/>
-            </w:pPr>
-            <w:r>
-              <w:rPr>
-                <w:rFonts w:ascii="Times New Roman" w:hAnsi="Times New Roman"/>
-                <w:b/>
-                <w:color w:val="1F4E78"/>
-                <w:sz w:val="19"/>
-              </w:rPr>
-              <w:t>Chủ đề 1 GDĐP 1: Bến Tre - Quê hương tươi đẹp (Trang 5 - QĐ 2985/QĐ-BGDĐT)</w:t>
+              <w:t>Hoạt động Đọc hiểu &amp; Liên hệ thực tế: Tìm hiểu về bóng mát của những hàng cây cổ thụ xanh tươi trên quê hương.</w:t>
+              <w:br/>
+              <w:br/>
+              <w:t>* Yêu cầu cần đạt:</w:t>
+              <w:br/>
+              <w:t>- Tích hợp GDĐP tỉnh Trà Vinh (Chủ đề 2: Cảnh đẹp quê hương Trà Vinh): Luyện đọc bài đọc 'Cây bàng và lớp học'; liên hệ với những cây cổ thụ tỏa bóng mát ở trường học và quần thể cây sao, cây dầu cổ thụ quanh Thắng cảnh Ao Bà Om (Trà Vinh).</w:t>
             </w:r>
           </w:p>
         </w:tc>
         <w:tc>
           <w:tcPr>
-            <w:tcW w:type="dxa" w:w="3024"/>
-            <w:vAlign w:val="center"/>
+            <w:tcW w:type="dxa" w:w="3600"/>
+            <w:shd w:val="clear" w:color="auto" w:fill="F2F5F9"/>
             <w:tcMar>
               <w:top w:w="100" w:type="dxa"/>
               <w:bottom w:w="100" w:type="dxa"/>
-              <w:left w:w="100" w:type="dxa"/>
-              <w:right w:w="100" w:type="dxa"/>
+              <w:left w:w="120" w:type="dxa"/>
+              <w:right w:w="120" w:type="dxa"/>
             </w:tcMar>
+            <w:vAlign w:val="center"/>
           </w:tcPr>
           <w:p>
-            <w:pPr>
-              <w:spacing w:before="20" w:after="20" w:line="276" w:lineRule="auto"/>
-              <w:jc w:val="left"/>
-            </w:pPr>
-            <w:r/>
-            <w:r>
-              <w:rPr>
-                <w:rFonts w:ascii="Times New Roman" w:hAnsi="Times New Roman"/>
-                <w:b/>
-                <w:color w:val="C00000"/>
-                <w:sz w:val="19"/>
-              </w:rPr>
-              <w:t>Hoạt động Trải nghiệm hành động:</w:t>
-            </w:r>
-          </w:p>
-          <w:p>
-            <w:pPr>
-              <w:spacing w:before="20" w:after="20" w:line="276" w:lineRule="auto"/>
-              <w:jc w:val="left"/>
-            </w:pPr>
             <w:r>
               <w:rPr>
                 <w:rFonts w:ascii="Times New Roman" w:hAnsi="Times New Roman"/>
                 <w:sz w:val="19"/>
               </w:rPr>
-              <w:t>Thực hiện phân loại rác thải, dọn dẹp lá khô, không xả rác xuống sông rạch, ao hồ để bảo vệ dòng nước ngọt ngào quê hương.</w:t>
+              <w:t>1. Hoạt động của GV:</w:t>
+              <w:br/>
+              <w:t>GV chiếu hình ảnh cây bàng sân trường và hàng cây sao, cây dầu đại thụ hàng trăm năm tuổi bao quanh bờ Ao Bà Om rợp mát; đặt câu hỏi: Cây che mát giúp ích gì cho các bạn học sinh và du khách?</w:t>
+              <w:br/>
+              <w:br/>
+              <w:t>2. Hoạt động của HS:</w:t>
+              <w:br/>
+              <w:t>HS luyện đọc trôi chảy từng câu; trả lời câu hỏi: Cây che bóng mát cho chúng em vui chơi dưới sân trường; HS hứa giữ gìn cây xanh, tưới nước cho bồn cây quanh lớp.</w:t>
             </w:r>
           </w:p>
         </w:tc>
+      </w:tr>
+      <w:tr>
         <w:tc>
           <w:tcPr>
-            <w:tcW w:type="dxa" w:w="4450"/>
-            <w:vAlign w:val="center"/>
+            <w:tcW w:type="dxa" w:w="2592"/>
+            <w:shd w:val="clear" w:color="auto" w:fill="FFFFFF"/>
             <w:tcMar>
               <w:top w:w="100" w:type="dxa"/>
               <w:bottom w:w="100" w:type="dxa"/>
-              <w:left w:w="100" w:type="dxa"/>
-              <w:right w:w="100" w:type="dxa"/>
+              <w:left w:w="120" w:type="dxa"/>
+              <w:right w:w="120" w:type="dxa"/>
             </w:tcMar>
+            <w:vAlign w:val="center"/>
           </w:tcPr>
           <w:p>
-            <w:pPr>
-              <w:spacing w:before="20" w:after="20" w:line="276" w:lineRule="auto"/>
-              <w:jc w:val="left"/>
-            </w:pPr>
-            <w:r/>
-            <w:r>
-              <w:rPr>
-                <w:rFonts w:ascii="Times New Roman" w:hAnsi="Times New Roman"/>
-                <w:b/>
-                <w:color w:val="1F4E78"/>
-                <w:sz w:val="19"/>
-              </w:rPr>
-              <w:t>1. GV</w:t>
-            </w:r>
             <w:r>
               <w:rPr>
                 <w:rFonts w:ascii="Times New Roman" w:hAnsi="Times New Roman"/>
                 <w:sz w:val="19"/>
               </w:rPr>
-              <w:t xml:space="preserve"> chiếu phóng sự ảnh về dòng sông quê trong xanh phẳng lặng và đối lập với dòng kênh bị nghẽn vì rác thải nhựa; đặt câu hỏi gợi mở: "Chúng ta cần làm gì để dòng sông quê luôn trong sạch?".</w:t>
-            </w:r>
-          </w:p>
-          <w:p>
-            <w:pPr>
-              <w:spacing w:before="20" w:after="20" w:line="276" w:lineRule="auto"/>
-              <w:jc w:val="left"/>
-            </w:pPr>
-            <w:r/>
-            <w:r>
-              <w:rPr>
-                <w:rFonts w:ascii="Times New Roman" w:hAnsi="Times New Roman"/>
-                <w:b/>
-                <w:color w:val="0070C0"/>
-                <w:sz w:val="19"/>
-              </w:rPr>
-              <w:t>2. HS</w:t>
-            </w:r>
-            <w:r>
-              <w:rPr>
-                <w:rFonts w:ascii="Times New Roman" w:hAnsi="Times New Roman"/>
-                <w:sz w:val="19"/>
-              </w:rPr>
-              <w:t xml:space="preserve"> giơ tay phát biểu sôi nổi: Không vứt vỏ hộp sữa, túi ni-lông xuống mương nước; nhắc nhở người thân gom rác đúng nơi quy định; cùng nhau tham gia nhặt rác quanh bồn hoa sân trường.</w:t>
-            </w:r>
-          </w:p>
-          <w:p>
-            <w:pPr>
-              <w:spacing w:before="20" w:after="20" w:line="276" w:lineRule="auto"/>
-              <w:jc w:val="left"/>
-            </w:pPr>
-            <w:r/>
-            <w:r>
-              <w:rPr>
-                <w:rFonts w:ascii="Times New Roman" w:hAnsi="Times New Roman"/>
-                <w:b/>
-                <w:color w:val="1F4E78"/>
-                <w:sz w:val="19"/>
-              </w:rPr>
-              <w:t>3. GV</w:t>
-            </w:r>
-            <w:r>
-              <w:rPr>
-                <w:rFonts w:ascii="Times New Roman" w:hAnsi="Times New Roman"/>
-                <w:sz w:val="19"/>
-              </w:rPr>
-              <w:t xml:space="preserve"> tổng kết, đánh giá giờ học; trao tặng huy hiệu "Chiến sĩ nhí bảo vệ môi trường" cho các tổ hoàn thành xuất sắc nhiệm vụ.</w:t>
-            </w:r>
-          </w:p>
-        </w:tc>
-      </w:tr>
-      <w:tr>
-        <w:trPr>
-          <w:cantSplit/>
-        </w:trPr>
-        <w:tc>
-          <w:tcPr>
-            <w:tcW w:type="dxa" w:w="2160"/>
-            <w:shd w:fill="F2F5F9"/>
-            <w:vAlign w:val="center"/>
-            <w:tcMar>
-              <w:top w:w="100" w:type="dxa"/>
-              <w:bottom w:w="100" w:type="dxa"/>
-              <w:left w:w="100" w:type="dxa"/>
-              <w:right w:w="100" w:type="dxa"/>
-            </w:tcMar>
-          </w:tcPr>
-          <w:p>
-            <w:pPr>
-              <w:spacing w:before="20" w:after="20" w:line="276" w:lineRule="auto"/>
-              <w:jc w:val="center"/>
-            </w:pPr>
-            <w:r/>
-            <w:r>
-              <w:rPr>
-                <w:rFonts w:ascii="Times New Roman" w:hAnsi="Times New Roman"/>
-                <w:b/>
-                <w:color w:val="1F4E78"/>
-                <w:sz w:val="19"/>
-              </w:rPr>
-              <w:t>Mĩ thuật</w:t>
-            </w:r>
-          </w:p>
-          <w:p>
-            <w:pPr>
-              <w:spacing w:before="20" w:after="20" w:line="276" w:lineRule="auto"/>
-              <w:jc w:val="center"/>
-            </w:pPr>
-            <w:r>
-              <w:rPr>
-                <w:rFonts w:ascii="Times New Roman" w:hAnsi="Times New Roman"/>
-                <w:sz w:val="19"/>
-              </w:rPr>
-              <w:t>(Tuần 9 - Tiết 9)</w:t>
-            </w:r>
-          </w:p>
-        </w:tc>
-        <w:tc>
-          <w:tcPr>
-            <w:tcW w:type="dxa" w:w="2304"/>
-            <w:shd w:fill="F2F5F9"/>
-            <w:vAlign w:val="center"/>
-            <w:tcMar>
-              <w:top w:w="100" w:type="dxa"/>
-              <w:bottom w:w="100" w:type="dxa"/>
-              <w:left w:w="100" w:type="dxa"/>
-              <w:right w:w="100" w:type="dxa"/>
-            </w:tcMar>
-          </w:tcPr>
-          <w:p>
-            <w:pPr>
-              <w:spacing w:before="20" w:after="20" w:line="276" w:lineRule="auto"/>
-              <w:jc w:val="center"/>
-            </w:pPr>
-            <w:r/>
-            <w:r>
-              <w:rPr>
-                <w:rFonts w:ascii="Times New Roman" w:hAnsi="Times New Roman"/>
-                <w:b/>
-                <w:color w:val="2E75B6"/>
-                <w:sz w:val="19"/>
-              </w:rPr>
-              <w:t>Chủ đề:</w:t>
-            </w:r>
-          </w:p>
-          <w:p>
-            <w:pPr>
-              <w:spacing w:before="20" w:after="20" w:line="276" w:lineRule="auto"/>
-              <w:jc w:val="center"/>
-            </w:pPr>
-            <w:r>
-              <w:rPr>
-                <w:rFonts w:ascii="Times New Roman" w:hAnsi="Times New Roman"/>
-                <w:sz w:val="19"/>
-              </w:rPr>
-              <w:t>Sắc màu thiên nhiên</w:t>
-            </w:r>
-          </w:p>
-          <w:p>
-            <w:pPr>
-              <w:spacing w:before="20" w:after="20" w:line="276" w:lineRule="auto"/>
-              <w:jc w:val="center"/>
-            </w:pPr>
-            <w:r>
-              <w:rPr>
-                <w:rFonts w:ascii="Times New Roman" w:hAnsi="Times New Roman"/>
-                <w:sz w:val="19"/>
-              </w:rPr>
-              <w:t>(Vẽ tranh phong cảnh quê em)</w:t>
+              <w:t>Tiếng Việt (Tuần 29)</w:t>
             </w:r>
           </w:p>
         </w:tc>
         <w:tc>
           <w:tcPr>
             <w:tcW w:type="dxa" w:w="3168"/>
-            <w:shd w:fill="F2F5F9"/>
-            <w:vAlign w:val="center"/>
+            <w:shd w:val="clear" w:color="auto" w:fill="FFFFFF"/>
             <w:tcMar>
               <w:top w:w="100" w:type="dxa"/>
               <w:bottom w:w="100" w:type="dxa"/>
-              <w:left w:w="100" w:type="dxa"/>
-              <w:right w:w="100" w:type="dxa"/>
+              <w:left w:w="120" w:type="dxa"/>
+              <w:right w:w="120" w:type="dxa"/>
             </w:tcMar>
+            <w:vAlign w:val="center"/>
           </w:tcPr>
           <w:p>
-            <w:pPr>
-              <w:spacing w:before="20" w:after="20" w:line="276" w:lineRule="auto"/>
-              <w:jc w:val="left"/>
-            </w:pPr>
-            <w:r/>
             <w:r>
               <w:rPr>
                 <w:rFonts w:ascii="Times New Roman" w:hAnsi="Times New Roman"/>
-                <w:b/>
-                <w:color w:val="1F4E78"/>
                 <w:sz w:val="19"/>
               </w:rPr>
-              <w:t>Chủ đề 1 GDĐP 1: Bến Tre - Quê hương tươi đẹp (Trang 5 - QĐ 2985/QĐ-BGDĐT)</w:t>
-            </w:r>
-          </w:p>
-          <w:p>
-            <w:pPr>
-              <w:spacing w:before="20" w:after="20" w:line="276" w:lineRule="auto"/>
-              <w:jc w:val="left"/>
-            </w:pPr>
-            <w:r>
-              <w:rPr>
-                <w:rFonts w:ascii="Times New Roman" w:hAnsi="Times New Roman"/>
-                <w:b/>
-                <w:color w:val="1F4E78"/>
-                <w:sz w:val="19"/>
-              </w:rPr>
-              <w:t>Bài 7 GDĐP 1: Cảnh sắc thiên nhiên quê em (Trang 47 - TLGDĐP Trà Vinh)</w:t>
-            </w:r>
-          </w:p>
-          <w:p>
-            <w:pPr>
-              <w:spacing w:before="20" w:after="20" w:line="276" w:lineRule="auto"/>
-              <w:jc w:val="left"/>
-            </w:pPr>
-            <w:r>
-              <w:rPr>
-                <w:rFonts w:ascii="Times New Roman" w:hAnsi="Times New Roman"/>
-                <w:b/>
-                <w:color w:val="1F4E78"/>
-                <w:sz w:val="19"/>
-              </w:rPr>
-              <w:t>Chủ đề 1 GDĐP 1: Vĩnh Long nơi em sống (Trang 5 - QĐ 554/QĐ-BGDĐT)</w:t>
+              <w:t>Bài 1: Loài chim của biển cả</w:t>
             </w:r>
           </w:p>
         </w:tc>
         <w:tc>
           <w:tcPr>
-            <w:tcW w:type="dxa" w:w="3024"/>
-            <w:shd w:fill="F2F5F9"/>
-            <w:vAlign w:val="center"/>
+            <w:tcW w:type="dxa" w:w="3312"/>
+            <w:shd w:val="clear" w:color="auto" w:fill="FFFFFF"/>
             <w:tcMar>
               <w:top w:w="100" w:type="dxa"/>
               <w:bottom w:w="100" w:type="dxa"/>
-              <w:left w:w="100" w:type="dxa"/>
-              <w:right w:w="100" w:type="dxa"/>
+              <w:left w:w="120" w:type="dxa"/>
+              <w:right w:w="120" w:type="dxa"/>
             </w:tcMar>
+            <w:vAlign w:val="center"/>
           </w:tcPr>
           <w:p>
-            <w:pPr>
-              <w:spacing w:before="20" w:after="20" w:line="276" w:lineRule="auto"/>
-              <w:jc w:val="left"/>
-            </w:pPr>
-            <w:r/>
-            <w:r>
-              <w:rPr>
-                <w:rFonts w:ascii="Times New Roman" w:hAnsi="Times New Roman"/>
-                <w:b/>
-                <w:color w:val="C00000"/>
-                <w:sz w:val="19"/>
-              </w:rPr>
-              <w:t>Hoạt động Sáng tạo mĩ thuật:</w:t>
-            </w:r>
-          </w:p>
-          <w:p>
-            <w:pPr>
-              <w:spacing w:before="20" w:after="20" w:line="276" w:lineRule="auto"/>
-              <w:jc w:val="left"/>
-            </w:pPr>
             <w:r>
               <w:rPr>
                 <w:rFonts w:ascii="Times New Roman" w:hAnsi="Times New Roman"/>
                 <w:sz w:val="19"/>
               </w:rPr>
-              <w:t>Sử dụng các chấm, nét, mảng màu cơ bản để vẽ bức tranh phong cảnh quê hương tươi sáng (dòng sông, chiếc thuyền, hàng dừa, ngôi nhà mái ngói).</w:t>
-            </w:r>
-          </w:p>
-        </w:tc>
-        <w:tc>
-          <w:tcPr>
-            <w:tcW w:type="dxa" w:w="4450"/>
-            <w:shd w:fill="F2F5F9"/>
-            <w:vAlign w:val="center"/>
-            <w:tcMar>
-              <w:top w:w="100" w:type="dxa"/>
-              <w:bottom w:w="100" w:type="dxa"/>
-              <w:left w:w="100" w:type="dxa"/>
-              <w:right w:w="100" w:type="dxa"/>
-            </w:tcMar>
-          </w:tcPr>
-          <w:p>
-            <w:pPr>
-              <w:spacing w:before="20" w:after="20" w:line="276" w:lineRule="auto"/>
-              <w:jc w:val="left"/>
-            </w:pPr>
-            <w:r/>
-            <w:r>
-              <w:rPr>
-                <w:rFonts w:ascii="Times New Roman" w:hAnsi="Times New Roman"/>
-                <w:b/>
-                <w:color w:val="1F4E78"/>
-                <w:sz w:val="19"/>
-              </w:rPr>
-              <w:t>1. GV</w:t>
-            </w:r>
-            <w:r>
-              <w:rPr>
-                <w:rFonts w:ascii="Times New Roman" w:hAnsi="Times New Roman"/>
-                <w:sz w:val="19"/>
-              </w:rPr>
-              <w:t xml:space="preserve"> trình chiếu các bức tranh mẫu của học sinh vẽ về cảnh hoàng hôn trên sông Tiền, chiếc đò ngang chở khách và rặng dừa xanh; hướng dẫn cách chọn màu sắc tươi sáng, hài hòa.</w:t>
-            </w:r>
-          </w:p>
-          <w:p>
-            <w:pPr>
-              <w:spacing w:before="20" w:after="20" w:line="276" w:lineRule="auto"/>
-              <w:jc w:val="left"/>
-            </w:pPr>
-            <w:r/>
-            <w:r>
-              <w:rPr>
-                <w:rFonts w:ascii="Times New Roman" w:hAnsi="Times New Roman"/>
-                <w:b/>
-                <w:color w:val="0070C0"/>
-                <w:sz w:val="19"/>
-              </w:rPr>
-              <w:t>2. HS</w:t>
-            </w:r>
-            <w:r>
-              <w:rPr>
-                <w:rFonts w:ascii="Times New Roman" w:hAnsi="Times New Roman"/>
-                <w:sz w:val="19"/>
-              </w:rPr>
-              <w:t xml:space="preserve"> thực hành vẽ vào vở bài tập: Vẽ nét cong tạo dòng sông uốn lượn, nét xiên tạo tán dừa, tô màu nước sông xanh biếc, mái nhà đỏ tươi, mặt trời đỏ rực rỡ; trưng bày bài vẽ lên bảng.</w:t>
-            </w:r>
-          </w:p>
-          <w:p>
-            <w:pPr>
-              <w:spacing w:before="20" w:after="20" w:line="276" w:lineRule="auto"/>
-              <w:jc w:val="left"/>
-            </w:pPr>
-            <w:r/>
-            <w:r>
-              <w:rPr>
-                <w:rFonts w:ascii="Times New Roman" w:hAnsi="Times New Roman"/>
-                <w:b/>
-                <w:color w:val="1F4E78"/>
-                <w:sz w:val="19"/>
-              </w:rPr>
-              <w:t>3. GV</w:t>
-            </w:r>
-            <w:r>
-              <w:rPr>
-                <w:rFonts w:ascii="Times New Roman" w:hAnsi="Times New Roman"/>
-                <w:sz w:val="19"/>
-              </w:rPr>
-              <w:t xml:space="preserve"> tổ chức cho HS nhận xét, chia sẻ cảm xúc về bức tranh yêu thích nhất; khen ngợi sự sáng tạo ngây thơ, đáng yêu và bồi đắp tình yêu cảnh sắc quê hương cho các em.</w:t>
-            </w:r>
-          </w:p>
-        </w:tc>
-      </w:tr>
-      <w:tr>
-        <w:trPr>
-          <w:cantSplit/>
-        </w:trPr>
-        <w:tc>
-          <w:tcPr>
-            <w:tcW w:type="dxa" w:w="2160"/>
-            <w:vAlign w:val="center"/>
-            <w:tcMar>
-              <w:top w:w="100" w:type="dxa"/>
-              <w:bottom w:w="100" w:type="dxa"/>
-              <w:left w:w="100" w:type="dxa"/>
-              <w:right w:w="100" w:type="dxa"/>
-            </w:tcMar>
-          </w:tcPr>
-          <w:p>
-            <w:pPr>
-              <w:spacing w:before="20" w:after="20" w:line="276" w:lineRule="auto"/>
-              <w:jc w:val="center"/>
-            </w:pPr>
-            <w:r/>
-            <w:r>
-              <w:rPr>
-                <w:rFonts w:ascii="Times New Roman" w:hAnsi="Times New Roman"/>
-                <w:b/>
-                <w:color w:val="1F4E78"/>
-                <w:sz w:val="19"/>
-              </w:rPr>
-              <w:t>Mĩ thuật</w:t>
-            </w:r>
-          </w:p>
-          <w:p>
-            <w:pPr>
-              <w:spacing w:before="20" w:after="20" w:line="276" w:lineRule="auto"/>
-              <w:jc w:val="center"/>
-            </w:pPr>
-            <w:r>
-              <w:rPr>
-                <w:rFonts w:ascii="Times New Roman" w:hAnsi="Times New Roman"/>
-                <w:sz w:val="19"/>
-              </w:rPr>
-              <w:t>(Tuần 23 - Tiết 23)</w:t>
-            </w:r>
-          </w:p>
-        </w:tc>
-        <w:tc>
-          <w:tcPr>
-            <w:tcW w:type="dxa" w:w="2304"/>
-            <w:vAlign w:val="center"/>
-            <w:tcMar>
-              <w:top w:w="100" w:type="dxa"/>
-              <w:bottom w:w="100" w:type="dxa"/>
-              <w:left w:w="100" w:type="dxa"/>
-              <w:right w:w="100" w:type="dxa"/>
-            </w:tcMar>
-          </w:tcPr>
-          <w:p>
-            <w:pPr>
-              <w:spacing w:before="20" w:after="20" w:line="276" w:lineRule="auto"/>
-              <w:jc w:val="center"/>
-            </w:pPr>
-            <w:r/>
-            <w:r>
-              <w:rPr>
-                <w:rFonts w:ascii="Times New Roman" w:hAnsi="Times New Roman"/>
-                <w:b/>
-                <w:color w:val="2E75B6"/>
-                <w:sz w:val="19"/>
-              </w:rPr>
-              <w:t>Chủ đề:</w:t>
-            </w:r>
-          </w:p>
-          <w:p>
-            <w:pPr>
-              <w:spacing w:before="20" w:after="20" w:line="276" w:lineRule="auto"/>
-              <w:jc w:val="center"/>
-            </w:pPr>
-            <w:r>
-              <w:rPr>
-                <w:rFonts w:ascii="Times New Roman" w:hAnsi="Times New Roman"/>
-                <w:sz w:val="19"/>
-              </w:rPr>
-              <w:t>Những con vật ngộ nghĩnh</w:t>
-            </w:r>
-          </w:p>
-          <w:p>
-            <w:pPr>
-              <w:spacing w:before="20" w:after="20" w:line="276" w:lineRule="auto"/>
-              <w:jc w:val="center"/>
-            </w:pPr>
-            <w:r>
-              <w:rPr>
-                <w:rFonts w:ascii="Times New Roman" w:hAnsi="Times New Roman"/>
-                <w:sz w:val="19"/>
-              </w:rPr>
-              <w:t>(Nặn tôm, cá từ đất nặn)</w:t>
+              <w:t>Chủ đề 2: Cảnh đẹp quê hương Trà Vinh</w:t>
             </w:r>
           </w:p>
         </w:tc>
         <w:tc>
           <w:tcPr>
             <w:tcW w:type="dxa" w:w="3168"/>
-            <w:vAlign w:val="center"/>
+            <w:shd w:val="clear" w:color="auto" w:fill="FFFFFF"/>
             <w:tcMar>
               <w:top w:w="100" w:type="dxa"/>
               <w:bottom w:w="100" w:type="dxa"/>
-              <w:left w:w="100" w:type="dxa"/>
-              <w:right w:w="100" w:type="dxa"/>
+              <w:left w:w="120" w:type="dxa"/>
+              <w:right w:w="120" w:type="dxa"/>
             </w:tcMar>
+            <w:vAlign w:val="center"/>
           </w:tcPr>
           <w:p>
-            <w:pPr>
-              <w:spacing w:before="20" w:after="20" w:line="276" w:lineRule="auto"/>
-              <w:jc w:val="left"/>
-            </w:pPr>
-            <w:r/>
             <w:r>
               <w:rPr>
                 <w:rFonts w:ascii="Times New Roman" w:hAnsi="Times New Roman"/>
-                <w:b/>
-                <w:color w:val="1F4E78"/>
                 <w:sz w:val="19"/>
               </w:rPr>
-              <w:t>Chủ đề 6 GDĐP 1: Nghề nghiệp của người dân quê em (Trang 31 - QĐ 554/QĐ-BGDĐT)</w:t>
-            </w:r>
-          </w:p>
-          <w:p>
-            <w:pPr>
-              <w:spacing w:before="20" w:after="20" w:line="276" w:lineRule="auto"/>
-              <w:jc w:val="left"/>
-            </w:pPr>
-            <w:r>
-              <w:rPr>
-                <w:rFonts w:ascii="Times New Roman" w:hAnsi="Times New Roman"/>
-                <w:b/>
-                <w:color w:val="1F4E78"/>
-                <w:sz w:val="19"/>
-              </w:rPr>
-              <w:t>Bài 7 GDĐP 1: Cảnh sắc thiên nhiên quê em (Trang 47 - TLGDĐP Trà Vinh)</w:t>
-            </w:r>
-          </w:p>
-          <w:p>
-            <w:pPr>
-              <w:spacing w:before="20" w:after="20" w:line="276" w:lineRule="auto"/>
-              <w:jc w:val="left"/>
-            </w:pPr>
-            <w:r>
-              <w:rPr>
-                <w:rFonts w:ascii="Times New Roman" w:hAnsi="Times New Roman"/>
-                <w:b/>
-                <w:color w:val="1F4E78"/>
-                <w:sz w:val="19"/>
-              </w:rPr>
-              <w:t>Chủ đề 1 GDĐP 1: Bến Tre - Quê hương tươi đẹp (Trang 5 - QĐ 2985/QĐ-BGDĐT)</w:t>
+              <w:t>Hoạt động Luyện đọc &amp; Khám phá thế giới thiên nhiên: Cảm nhận cảnh đẹp biển khơi và rừng ngập mặn quê hương Trà Vinh.</w:t>
+              <w:br/>
+              <w:br/>
+              <w:t>* Yêu cầu cần đạt:</w:t>
+              <w:br/>
+              <w:t>- Tích hợp GDĐP tỉnh Trà Vinh (Chủ đề 2: Cảnh đẹp quê hương Trà Vinh): Đọc đúng và tìm hiểu bài 'Loài chim của biển cả'; nhận biết vẻ đẹp thiên nhiên vùng biển Ba Động, rừng ngập mặn đước, vẹt ven biển Duyên Hải (Trà Vinh) nơi có nhiều cánh chim chao lượn.</w:t>
             </w:r>
           </w:p>
         </w:tc>
         <w:tc>
           <w:tcPr>
-            <w:tcW w:type="dxa" w:w="3024"/>
-            <w:vAlign w:val="center"/>
+            <w:tcW w:type="dxa" w:w="3600"/>
+            <w:shd w:val="clear" w:color="auto" w:fill="FFFFFF"/>
             <w:tcMar>
               <w:top w:w="100" w:type="dxa"/>
               <w:bottom w:w="100" w:type="dxa"/>
-              <w:left w:w="100" w:type="dxa"/>
-              <w:right w:w="100" w:type="dxa"/>
+              <w:left w:w="120" w:type="dxa"/>
+              <w:right w:w="120" w:type="dxa"/>
             </w:tcMar>
+            <w:vAlign w:val="center"/>
           </w:tcPr>
           <w:p>
-            <w:pPr>
-              <w:spacing w:before="20" w:after="20" w:line="276" w:lineRule="auto"/>
-              <w:jc w:val="left"/>
-            </w:pPr>
-            <w:r/>
-            <w:r>
-              <w:rPr>
-                <w:rFonts w:ascii="Times New Roman" w:hAnsi="Times New Roman"/>
-                <w:b/>
-                <w:color w:val="C00000"/>
-                <w:sz w:val="19"/>
-              </w:rPr>
-              <w:t>Hoạt động Thực hành nặn hình:</w:t>
-            </w:r>
-          </w:p>
-          <w:p>
-            <w:pPr>
-              <w:spacing w:before="20" w:after="20" w:line="276" w:lineRule="auto"/>
-              <w:jc w:val="left"/>
-            </w:pPr>
             <w:r>
               <w:rPr>
                 <w:rFonts w:ascii="Times New Roman" w:hAnsi="Times New Roman"/>
                 <w:sz w:val="19"/>
               </w:rPr>
-              <w:t>Sử dụng đất nặn nhiều màu sắc để tạo hình các con vật quen thuộc miền sông nước (con cá, chú tôm, con ốc, chú chim cò).</w:t>
+              <w:t>1. Hoạt động của GV:</w:t>
+              <w:br/>
+              <w:t>GV chiếu clip ngắn cảnh biển Ba Động rì rào sóng vỗ và đàn hải âu, cò trắng bay lượn trên ngọn đước xanh ngắt ở Duyên Hải; hướng dẫn HS đọc diễn cảm, rõ ràng bài đọc.</w:t>
+              <w:br/>
+              <w:br/>
+              <w:t>2. Hoạt động của HS:</w:t>
+              <w:br/>
+              <w:t>HS đọc bài to, rõ ràng; trả lời câu hỏi tìm hiểu bài; bày tỏ tình yêu thiên nhiên biển đảo quê hương và ý thức bảo vệ chim muông hoang dã.</w:t>
             </w:r>
           </w:p>
         </w:tc>
+      </w:tr>
+      <w:tr>
         <w:tc>
           <w:tcPr>
-            <w:tcW w:type="dxa" w:w="4450"/>
-            <w:vAlign w:val="center"/>
+            <w:tcW w:type="dxa" w:w="2592"/>
+            <w:shd w:val="clear" w:color="auto" w:fill="F2F5F9"/>
             <w:tcMar>
               <w:top w:w="100" w:type="dxa"/>
               <w:bottom w:w="100" w:type="dxa"/>
-              <w:left w:w="100" w:type="dxa"/>
-              <w:right w:w="100" w:type="dxa"/>
+              <w:left w:w="120" w:type="dxa"/>
+              <w:right w:w="120" w:type="dxa"/>
             </w:tcMar>
+            <w:vAlign w:val="center"/>
           </w:tcPr>
           <w:p>
-            <w:pPr>
-              <w:spacing w:before="20" w:after="20" w:line="276" w:lineRule="auto"/>
-              <w:jc w:val="left"/>
-            </w:pPr>
-            <w:r/>
-            <w:r>
-              <w:rPr>
-                <w:rFonts w:ascii="Times New Roman" w:hAnsi="Times New Roman"/>
-                <w:b/>
-                <w:color w:val="1F4E78"/>
-                <w:sz w:val="19"/>
-              </w:rPr>
-              <w:t>1. GV</w:t>
-            </w:r>
             <w:r>
               <w:rPr>
                 <w:rFonts w:ascii="Times New Roman" w:hAnsi="Times New Roman"/>
                 <w:sz w:val="19"/>
               </w:rPr>
-              <w:t xml:space="preserve"> làm mẫu các thao tác cơ bản: Vo tròn đất nặn làm thân cá, lăn dài vuốt nhọn làm đuôi, gắn vây và ấn nhẹ tạo mắt cá; giới thiệu các loài thủy sản thân thuộc của đồng quê.</w:t>
-            </w:r>
-          </w:p>
-          <w:p>
-            <w:pPr>
-              <w:spacing w:before="20" w:after="20" w:line="276" w:lineRule="auto"/>
-              <w:jc w:val="left"/>
-            </w:pPr>
-            <w:r/>
-            <w:r>
-              <w:rPr>
-                <w:rFonts w:ascii="Times New Roman" w:hAnsi="Times New Roman"/>
-                <w:b/>
-                <w:color w:val="0070C0"/>
-                <w:sz w:val="19"/>
-              </w:rPr>
-              <w:t>2. HS</w:t>
-            </w:r>
-            <w:r>
-              <w:rPr>
-                <w:rFonts w:ascii="Times New Roman" w:hAnsi="Times New Roman"/>
-                <w:sz w:val="19"/>
-              </w:rPr>
-              <w:t xml:space="preserve"> hào hứng lấy đất nặn nhiều màu thực hành: Nặn chú cá bơi lội, con tôm cong mình, chú ếch xanh; sắp xếp các con vật lên bìa carton tạo thành một "Hồ nước quê em" sinh động.</w:t>
-            </w:r>
-          </w:p>
-          <w:p>
-            <w:pPr>
-              <w:spacing w:before="20" w:after="20" w:line="276" w:lineRule="auto"/>
-              <w:jc w:val="left"/>
-            </w:pPr>
-            <w:r/>
-            <w:r>
-              <w:rPr>
-                <w:rFonts w:ascii="Times New Roman" w:hAnsi="Times New Roman"/>
-                <w:b/>
-                <w:color w:val="1F4E78"/>
-                <w:sz w:val="19"/>
-              </w:rPr>
-              <w:t>3. GV</w:t>
-            </w:r>
-            <w:r>
-              <w:rPr>
-                <w:rFonts w:ascii="Times New Roman" w:hAnsi="Times New Roman"/>
-                <w:sz w:val="19"/>
-              </w:rPr>
-              <w:t xml:space="preserve"> quan sát, giúp đỡ HS còn lúng túng; tổ chức triển lãm nhỏ tại bàn học, tuyên dương các tác phẩm ngộ nghĩnh, khéo léo.</w:t>
-            </w:r>
-          </w:p>
-        </w:tc>
-      </w:tr>
-      <w:tr>
-        <w:trPr>
-          <w:cantSplit/>
-        </w:trPr>
-        <w:tc>
-          <w:tcPr>
-            <w:tcW w:type="dxa" w:w="2160"/>
-            <w:shd w:fill="F2F5F9"/>
-            <w:vAlign w:val="center"/>
-            <w:tcMar>
-              <w:top w:w="100" w:type="dxa"/>
-              <w:bottom w:w="100" w:type="dxa"/>
-              <w:left w:w="100" w:type="dxa"/>
-              <w:right w:w="100" w:type="dxa"/>
-            </w:tcMar>
-          </w:tcPr>
-          <w:p>
-            <w:pPr>
-              <w:spacing w:before="20" w:after="20" w:line="276" w:lineRule="auto"/>
-              <w:jc w:val="center"/>
-            </w:pPr>
-            <w:r/>
-            <w:r>
-              <w:rPr>
-                <w:rFonts w:ascii="Times New Roman" w:hAnsi="Times New Roman"/>
-                <w:b/>
-                <w:color w:val="1F4E78"/>
-                <w:sz w:val="19"/>
-              </w:rPr>
-              <w:t>Âm nhạc</w:t>
-            </w:r>
-          </w:p>
-          <w:p>
-            <w:pPr>
-              <w:spacing w:before="20" w:after="20" w:line="276" w:lineRule="auto"/>
-              <w:jc w:val="center"/>
-            </w:pPr>
-            <w:r>
-              <w:rPr>
-                <w:rFonts w:ascii="Times New Roman" w:hAnsi="Times New Roman"/>
-                <w:sz w:val="19"/>
-              </w:rPr>
-              <w:t>(Tuần 6 - Tiết 6)</w:t>
-            </w:r>
-          </w:p>
-        </w:tc>
-        <w:tc>
-          <w:tcPr>
-            <w:tcW w:type="dxa" w:w="2304"/>
-            <w:shd w:fill="F2F5F9"/>
-            <w:vAlign w:val="center"/>
-            <w:tcMar>
-              <w:top w:w="100" w:type="dxa"/>
-              <w:bottom w:w="100" w:type="dxa"/>
-              <w:left w:w="100" w:type="dxa"/>
-              <w:right w:w="100" w:type="dxa"/>
-            </w:tcMar>
-          </w:tcPr>
-          <w:p>
-            <w:pPr>
-              <w:spacing w:before="20" w:after="20" w:line="276" w:lineRule="auto"/>
-              <w:jc w:val="center"/>
-            </w:pPr>
-            <w:r/>
-            <w:r>
-              <w:rPr>
-                <w:rFonts w:ascii="Times New Roman" w:hAnsi="Times New Roman"/>
-                <w:b/>
-                <w:color w:val="2E75B6"/>
-                <w:sz w:val="19"/>
-              </w:rPr>
-              <w:t>Chủ đề 2:</w:t>
-            </w:r>
-          </w:p>
-          <w:p>
-            <w:pPr>
-              <w:spacing w:before="20" w:after="20" w:line="276" w:lineRule="auto"/>
-              <w:jc w:val="center"/>
-            </w:pPr>
-            <w:r>
-              <w:rPr>
-                <w:rFonts w:ascii="Times New Roman" w:hAnsi="Times New Roman"/>
-                <w:sz w:val="19"/>
-              </w:rPr>
-              <w:t>Khúc ca tuổi thơ</w:t>
-            </w:r>
-          </w:p>
-          <w:p>
-            <w:pPr>
-              <w:spacing w:before="20" w:after="20" w:line="276" w:lineRule="auto"/>
-              <w:jc w:val="center"/>
-            </w:pPr>
-            <w:r>
-              <w:rPr>
-                <w:rFonts w:ascii="Times New Roman" w:hAnsi="Times New Roman"/>
-                <w:sz w:val="19"/>
-              </w:rPr>
-              <w:t>(Hát dân ca &amp; Gõ thanh phách)</w:t>
+              <w:t>Tiếng Việt (Tuần 34)</w:t>
             </w:r>
           </w:p>
         </w:tc>
         <w:tc>
           <w:tcPr>
             <w:tcW w:type="dxa" w:w="3168"/>
-            <w:shd w:fill="F2F5F9"/>
-            <w:vAlign w:val="center"/>
+            <w:shd w:val="clear" w:color="auto" w:fill="F2F5F9"/>
             <w:tcMar>
               <w:top w:w="100" w:type="dxa"/>
               <w:bottom w:w="100" w:type="dxa"/>
-              <w:left w:w="100" w:type="dxa"/>
-              <w:right w:w="100" w:type="dxa"/>
+              <w:left w:w="120" w:type="dxa"/>
+              <w:right w:w="120" w:type="dxa"/>
             </w:tcMar>
+            <w:vAlign w:val="center"/>
           </w:tcPr>
           <w:p>
-            <w:pPr>
-              <w:spacing w:before="20" w:after="20" w:line="276" w:lineRule="auto"/>
-              <w:jc w:val="left"/>
-            </w:pPr>
-            <w:r/>
             <w:r>
               <w:rPr>
                 <w:rFonts w:ascii="Times New Roman" w:hAnsi="Times New Roman"/>
-                <w:b/>
-                <w:color w:val="1F4E78"/>
                 <w:sz w:val="19"/>
               </w:rPr>
-              <w:t>Chủ đề 4 GDĐP 1: Lễ hội quê em (Trang 20 - QĐ 554/QĐ-BGDĐT)</w:t>
-            </w:r>
-          </w:p>
-          <w:p>
-            <w:pPr>
-              <w:spacing w:before="20" w:after="20" w:line="276" w:lineRule="auto"/>
-              <w:jc w:val="left"/>
-            </w:pPr>
-            <w:r>
-              <w:rPr>
-                <w:rFonts w:ascii="Times New Roman" w:hAnsi="Times New Roman"/>
-                <w:b/>
-                <w:color w:val="1F4E78"/>
-                <w:sz w:val="19"/>
-              </w:rPr>
-              <w:t>Bài 6 GDĐP 1: Trò chơi dân gian quê em (Trang 40 - TLGDĐP Trà Vinh)</w:t>
-            </w:r>
-          </w:p>
-          <w:p>
-            <w:pPr>
-              <w:spacing w:before="20" w:after="20" w:line="276" w:lineRule="auto"/>
-              <w:jc w:val="left"/>
-            </w:pPr>
-            <w:r>
-              <w:rPr>
-                <w:rFonts w:ascii="Times New Roman" w:hAnsi="Times New Roman"/>
-                <w:b/>
-                <w:color w:val="1F4E78"/>
-                <w:sz w:val="19"/>
-              </w:rPr>
-              <w:t>Chủ đề 1 GDĐP 1: Bến Tre - Quê hương tươi đẹp (Trang 5 - QĐ 2985/QĐ-BGDĐT)</w:t>
+              <w:t>Bài 6: Du lịch biển Việt Nam</w:t>
             </w:r>
           </w:p>
         </w:tc>
         <w:tc>
           <w:tcPr>
-            <w:tcW w:type="dxa" w:w="3024"/>
-            <w:shd w:fill="F2F5F9"/>
-            <w:vAlign w:val="center"/>
+            <w:tcW w:type="dxa" w:w="3312"/>
+            <w:shd w:val="clear" w:color="auto" w:fill="F2F5F9"/>
             <w:tcMar>
               <w:top w:w="100" w:type="dxa"/>
               <w:bottom w:w="100" w:type="dxa"/>
-              <w:left w:w="100" w:type="dxa"/>
-              <w:right w:w="100" w:type="dxa"/>
+              <w:left w:w="120" w:type="dxa"/>
+              <w:right w:w="120" w:type="dxa"/>
             </w:tcMar>
+            <w:vAlign w:val="center"/>
           </w:tcPr>
           <w:p>
-            <w:pPr>
-              <w:spacing w:before="20" w:after="20" w:line="276" w:lineRule="auto"/>
-              <w:jc w:val="left"/>
-            </w:pPr>
-            <w:r/>
-            <w:r>
-              <w:rPr>
-                <w:rFonts w:ascii="Times New Roman" w:hAnsi="Times New Roman"/>
-                <w:b/>
-                <w:color w:val="C00000"/>
-                <w:sz w:val="19"/>
-              </w:rPr>
-              <w:t>Hoạt động Học hát &amp; Gõ đệm:</w:t>
-            </w:r>
-          </w:p>
-          <w:p>
-            <w:pPr>
-              <w:spacing w:before="20" w:after="20" w:line="276" w:lineRule="auto"/>
-              <w:jc w:val="left"/>
-            </w:pPr>
             <w:r>
               <w:rPr>
                 <w:rFonts w:ascii="Times New Roman" w:hAnsi="Times New Roman"/>
                 <w:sz w:val="19"/>
               </w:rPr>
-              <w:t>Học hát lời ca trong trẻo của các điệu Lý, bài đồng dao Nam Bộ kết hợp gõ đệm bằng nhạc cụ thanh phách hoặc xúc xắc theo phách, nhịp.</w:t>
-            </w:r>
-          </w:p>
-        </w:tc>
-        <w:tc>
-          <w:tcPr>
-            <w:tcW w:type="dxa" w:w="4450"/>
-            <w:shd w:fill="F2F5F9"/>
-            <w:vAlign w:val="center"/>
-            <w:tcMar>
-              <w:top w:w="100" w:type="dxa"/>
-              <w:bottom w:w="100" w:type="dxa"/>
-              <w:left w:w="100" w:type="dxa"/>
-              <w:right w:w="100" w:type="dxa"/>
-            </w:tcMar>
-          </w:tcPr>
-          <w:p>
-            <w:pPr>
-              <w:spacing w:before="20" w:after="20" w:line="276" w:lineRule="auto"/>
-              <w:jc w:val="left"/>
-            </w:pPr>
-            <w:r/>
-            <w:r>
-              <w:rPr>
-                <w:rFonts w:ascii="Times New Roman" w:hAnsi="Times New Roman"/>
-                <w:b/>
-                <w:color w:val="1F4E78"/>
-                <w:sz w:val="19"/>
-              </w:rPr>
-              <w:t>1. GV</w:t>
-            </w:r>
-            <w:r>
-              <w:rPr>
-                <w:rFonts w:ascii="Times New Roman" w:hAnsi="Times New Roman"/>
-                <w:sz w:val="19"/>
-              </w:rPr>
-              <w:t xml:space="preserve"> hát mẫu làn điệu dân ca Nam Bộ với giọng điệu ngọt ngào, truyền cảm; gõ thanh phách làm mẫu từng nhịp phách rõ ràng theo câu hát.</w:t>
-            </w:r>
-          </w:p>
-          <w:p>
-            <w:pPr>
-              <w:spacing w:before="20" w:after="20" w:line="276" w:lineRule="auto"/>
-              <w:jc w:val="left"/>
-            </w:pPr>
-            <w:r/>
-            <w:r>
-              <w:rPr>
-                <w:rFonts w:ascii="Times New Roman" w:hAnsi="Times New Roman"/>
-                <w:b/>
-                <w:color w:val="0070C0"/>
-                <w:sz w:val="19"/>
-              </w:rPr>
-              <w:t>2. HS</w:t>
-            </w:r>
-            <w:r>
-              <w:rPr>
-                <w:rFonts w:ascii="Times New Roman" w:hAnsi="Times New Roman"/>
-                <w:sz w:val="19"/>
-              </w:rPr>
-              <w:t xml:space="preserve"> lắng nghe, nhại lại từng câu hát theo GV; cả lớp cùng hòa giọng hát vang bài đồng dao kết hợp gõ đệm thanh phách "cắc - tùng" đều đặn, rộn ràng.</w:t>
-            </w:r>
-          </w:p>
-          <w:p>
-            <w:pPr>
-              <w:spacing w:before="20" w:after="20" w:line="276" w:lineRule="auto"/>
-              <w:jc w:val="left"/>
-            </w:pPr>
-            <w:r/>
-            <w:r>
-              <w:rPr>
-                <w:rFonts w:ascii="Times New Roman" w:hAnsi="Times New Roman"/>
-                <w:b/>
-                <w:color w:val="1F4E78"/>
-                <w:sz w:val="19"/>
-              </w:rPr>
-              <w:t>3. GV</w:t>
-            </w:r>
-            <w:r>
-              <w:rPr>
-                <w:rFonts w:ascii="Times New Roman" w:hAnsi="Times New Roman"/>
-                <w:sz w:val="19"/>
-              </w:rPr>
-              <w:t xml:space="preserve"> chia nhóm HS biểu diễn nối tiếp (nhóm hát, nhóm gõ đệm); chỉnh sửa cao độ, nhịp điệu cho HS; giáo dục niềm tự hào về âm vang dân ca sông nước Nam Bộ.</w:t>
-            </w:r>
-          </w:p>
-        </w:tc>
-      </w:tr>
-      <w:tr>
-        <w:trPr>
-          <w:cantSplit/>
-        </w:trPr>
-        <w:tc>
-          <w:tcPr>
-            <w:tcW w:type="dxa" w:w="2160"/>
-            <w:vAlign w:val="center"/>
-            <w:tcMar>
-              <w:top w:w="100" w:type="dxa"/>
-              <w:bottom w:w="100" w:type="dxa"/>
-              <w:left w:w="100" w:type="dxa"/>
-              <w:right w:w="100" w:type="dxa"/>
-            </w:tcMar>
-          </w:tcPr>
-          <w:p>
-            <w:pPr>
-              <w:spacing w:before="20" w:after="20" w:line="276" w:lineRule="auto"/>
-              <w:jc w:val="center"/>
-            </w:pPr>
-            <w:r/>
-            <w:r>
-              <w:rPr>
-                <w:rFonts w:ascii="Times New Roman" w:hAnsi="Times New Roman"/>
-                <w:b/>
-                <w:color w:val="1F4E78"/>
-                <w:sz w:val="19"/>
-              </w:rPr>
-              <w:t>Âm nhạc</w:t>
-            </w:r>
-          </w:p>
-          <w:p>
-            <w:pPr>
-              <w:spacing w:before="20" w:after="20" w:line="276" w:lineRule="auto"/>
-              <w:jc w:val="center"/>
-            </w:pPr>
-            <w:r>
-              <w:rPr>
-                <w:rFonts w:ascii="Times New Roman" w:hAnsi="Times New Roman"/>
-                <w:sz w:val="19"/>
-              </w:rPr>
-              <w:t>(Tuần 25 - Tiết 25)</w:t>
-            </w:r>
-          </w:p>
-        </w:tc>
-        <w:tc>
-          <w:tcPr>
-            <w:tcW w:type="dxa" w:w="2304"/>
-            <w:vAlign w:val="center"/>
-            <w:tcMar>
-              <w:top w:w="100" w:type="dxa"/>
-              <w:bottom w:w="100" w:type="dxa"/>
-              <w:left w:w="100" w:type="dxa"/>
-              <w:right w:w="100" w:type="dxa"/>
-            </w:tcMar>
-          </w:tcPr>
-          <w:p>
-            <w:pPr>
-              <w:spacing w:before="20" w:after="20" w:line="276" w:lineRule="auto"/>
-              <w:jc w:val="center"/>
-            </w:pPr>
-            <w:r/>
-            <w:r>
-              <w:rPr>
-                <w:rFonts w:ascii="Times New Roman" w:hAnsi="Times New Roman"/>
-                <w:b/>
-                <w:color w:val="2E75B6"/>
-                <w:sz w:val="19"/>
-              </w:rPr>
-              <w:t>Chủ đề 7:</w:t>
-            </w:r>
-          </w:p>
-          <w:p>
-            <w:pPr>
-              <w:spacing w:before="20" w:after="20" w:line="276" w:lineRule="auto"/>
-              <w:jc w:val="center"/>
-            </w:pPr>
-            <w:r>
-              <w:rPr>
-                <w:rFonts w:ascii="Times New Roman" w:hAnsi="Times New Roman"/>
-                <w:sz w:val="19"/>
-              </w:rPr>
-              <w:t>Âm vang quê hương</w:t>
-            </w:r>
-          </w:p>
-          <w:p>
-            <w:pPr>
-              <w:spacing w:before="20" w:after="20" w:line="276" w:lineRule="auto"/>
-              <w:jc w:val="center"/>
-            </w:pPr>
-            <w:r>
-              <w:rPr>
-                <w:rFonts w:ascii="Times New Roman" w:hAnsi="Times New Roman"/>
-                <w:sz w:val="19"/>
-              </w:rPr>
-              <w:t>(Vận động cơ thể &amp; Phụ họa)</w:t>
+              <w:t>Chủ đề 2: Cảnh đẹp quê hương Trà Vinh &amp; CĐ 4: Hội đua ghe ngo ở Trà Vinh</w:t>
             </w:r>
           </w:p>
         </w:tc>
         <w:tc>
           <w:tcPr>
             <w:tcW w:type="dxa" w:w="3168"/>
-            <w:vAlign w:val="center"/>
+            <w:shd w:val="clear" w:color="auto" w:fill="F2F5F9"/>
             <w:tcMar>
               <w:top w:w="100" w:type="dxa"/>
               <w:bottom w:w="100" w:type="dxa"/>
-              <w:left w:w="100" w:type="dxa"/>
-              <w:right w:w="100" w:type="dxa"/>
+              <w:left w:w="120" w:type="dxa"/>
+              <w:right w:w="120" w:type="dxa"/>
             </w:tcMar>
+            <w:vAlign w:val="center"/>
           </w:tcPr>
           <w:p>
-            <w:pPr>
-              <w:spacing w:before="20" w:after="20" w:line="276" w:lineRule="auto"/>
-              <w:jc w:val="left"/>
-            </w:pPr>
-            <w:r/>
             <w:r>
               <w:rPr>
                 <w:rFonts w:ascii="Times New Roman" w:hAnsi="Times New Roman"/>
-                <w:b/>
-                <w:color w:val="1F4E78"/>
                 <w:sz w:val="19"/>
               </w:rPr>
-              <w:t>Bài 6 GDĐP 1: Trò chơi dân gian quê em (Trang 40 - TLGDĐP Trà Vinh)</w:t>
-            </w:r>
-          </w:p>
-          <w:p>
-            <w:pPr>
-              <w:spacing w:before="20" w:after="20" w:line="276" w:lineRule="auto"/>
-              <w:jc w:val="left"/>
-            </w:pPr>
-            <w:r>
-              <w:rPr>
-                <w:rFonts w:ascii="Times New Roman" w:hAnsi="Times New Roman"/>
-                <w:b/>
-                <w:color w:val="1F4E78"/>
-                <w:sz w:val="19"/>
-              </w:rPr>
-              <w:t>Chủ đề 4 GDĐP 1: Lễ hội quê em (Trang 20 - QĐ 554/QĐ-BGDĐT)</w:t>
-            </w:r>
-          </w:p>
-          <w:p>
-            <w:pPr>
-              <w:spacing w:before="20" w:after="20" w:line="276" w:lineRule="auto"/>
-              <w:jc w:val="left"/>
-            </w:pPr>
-            <w:r>
-              <w:rPr>
-                <w:rFonts w:ascii="Times New Roman" w:hAnsi="Times New Roman"/>
-                <w:b/>
-                <w:color w:val="1F4E78"/>
-                <w:sz w:val="19"/>
-              </w:rPr>
-              <w:t>Chủ đề 1 GDĐP 1: Bến Tre - Quê hương tươi đẹp (Trang 5 - QĐ 2985/QĐ-BGDĐT)</w:t>
+              <w:t>Hoạt động Nói và nghe: Kể về một chuyến tham quan bãi biển hoặc lễ hội đua thuyền náo nức ở quê em.</w:t>
+              <w:br/>
+              <w:br/>
+              <w:t>* Yêu cầu cần đạt:</w:t>
+              <w:br/>
+              <w:t>- Tích hợp GDĐP tỉnh Trà Vinh (Chủ đề 2 &amp; Chủ đề 4): Luyện đọc và nói về danh lam thắng cảnh biển Ba Động (thị xã Duyên Hải) cùng các lễ hội truyền thống náo nức như Hội đua ghe Ngo sông Long Bình (Trà Vinh); bồi đắp niềm tự hào quê hương tươi đẹp.</w:t>
             </w:r>
           </w:p>
         </w:tc>
         <w:tc>
           <w:tcPr>
-            <w:tcW w:type="dxa" w:w="3024"/>
-            <w:vAlign w:val="center"/>
+            <w:tcW w:type="dxa" w:w="3600"/>
+            <w:shd w:val="clear" w:color="auto" w:fill="F2F5F9"/>
             <w:tcMar>
               <w:top w:w="100" w:type="dxa"/>
               <w:bottom w:w="100" w:type="dxa"/>
-              <w:left w:w="100" w:type="dxa"/>
-              <w:right w:w="100" w:type="dxa"/>
+              <w:left w:w="120" w:type="dxa"/>
+              <w:right w:w="120" w:type="dxa"/>
             </w:tcMar>
+            <w:vAlign w:val="center"/>
           </w:tcPr>
           <w:p>
-            <w:pPr>
-              <w:spacing w:before="20" w:after="20" w:line="276" w:lineRule="auto"/>
-              <w:jc w:val="left"/>
-            </w:pPr>
-            <w:r/>
-            <w:r>
-              <w:rPr>
-                <w:rFonts w:ascii="Times New Roman" w:hAnsi="Times New Roman"/>
-                <w:b/>
-                <w:color w:val="C00000"/>
-                <w:sz w:val="19"/>
-              </w:rPr>
-              <w:t>Hoạt động Vận động theo nhạc:</w:t>
-            </w:r>
-          </w:p>
-          <w:p>
-            <w:pPr>
-              <w:spacing w:before="20" w:after="20" w:line="276" w:lineRule="auto"/>
-              <w:jc w:val="left"/>
-            </w:pPr>
             <w:r>
               <w:rPr>
                 <w:rFonts w:ascii="Times New Roman" w:hAnsi="Times New Roman"/>
                 <w:sz w:val="19"/>
               </w:rPr>
-              <w:t>Thực hiện các động tác vận động cơ thể (vỗ tay, giậm chân, nghiêng đầu, chèo thuyền mô phỏng) hòa theo nhịp điệu bài hát ngày hội quê hương.</w:t>
+              <w:t>1. Hoạt động của GV:</w:t>
+              <w:br/>
+              <w:t>GV chiếu hình ảnh bãi biển Ba Động đón gió mát và cảnh dòng người reo hò cổ vũ Hội đua ghe Ngo Ok Om Bok; gợi ý HS chia sẻ trải nghiệm: Em đã từng đi chơi biển Ba Động hoặc xem hội đua ghe Ngo chưa? Cảm xúc của em ra sao?</w:t>
+              <w:br/>
+              <w:br/>
+              <w:t>2. Hoạt động của HS:</w:t>
+              <w:br/>
+              <w:t>HS hào hứng giơ tay chia sẻ: 'Em được bố mẹ đưa đi tắm biển Ba Động, cát mịn và gió mát', 'Em xem hội đua ghe ngo rất đông vui và rộn ràng tiếng trống'.</w:t>
+            </w:r>
+          </w:p>
+        </w:tc>
+      </w:tr>
+      <w:tr>
+        <w:tc>
+          <w:tcPr>
+            <w:tcW w:type="dxa" w:w="2592"/>
+            <w:shd w:val="clear" w:color="auto" w:fill="FFFFFF"/>
+            <w:tcMar>
+              <w:top w:w="100" w:type="dxa"/>
+              <w:bottom w:w="100" w:type="dxa"/>
+              <w:left w:w="120" w:type="dxa"/>
+              <w:right w:w="120" w:type="dxa"/>
+            </w:tcMar>
+            <w:vAlign w:val="center"/>
+          </w:tcPr>
+          <w:p>
+            <w:r>
+              <w:rPr>
+                <w:rFonts w:ascii="Times New Roman" w:hAnsi="Times New Roman"/>
+                <w:sz w:val="19"/>
+              </w:rPr>
+              <w:t>Đạo đức (Tuần 4)</w:t>
             </w:r>
           </w:p>
         </w:tc>
         <w:tc>
           <w:tcPr>
-            <w:tcW w:type="dxa" w:w="4450"/>
-            <w:vAlign w:val="center"/>
+            <w:tcW w:type="dxa" w:w="3168"/>
+            <w:shd w:val="clear" w:color="auto" w:fill="FFFFFF"/>
             <w:tcMar>
               <w:top w:w="100" w:type="dxa"/>
               <w:bottom w:w="100" w:type="dxa"/>
-              <w:left w:w="100" w:type="dxa"/>
-              <w:right w:w="100" w:type="dxa"/>
+              <w:left w:w="120" w:type="dxa"/>
+              <w:right w:w="120" w:type="dxa"/>
             </w:tcMar>
+            <w:vAlign w:val="center"/>
           </w:tcPr>
           <w:p>
-            <w:pPr>
-              <w:spacing w:before="20" w:after="20" w:line="276" w:lineRule="auto"/>
-              <w:jc w:val="left"/>
-            </w:pPr>
-            <w:r/>
-            <w:r>
-              <w:rPr>
-                <w:rFonts w:ascii="Times New Roman" w:hAnsi="Times New Roman"/>
-                <w:b/>
-                <w:color w:val="1F4E78"/>
-                <w:sz w:val="19"/>
-              </w:rPr>
-              <w:t>1. GV</w:t>
-            </w:r>
             <w:r>
               <w:rPr>
                 <w:rFonts w:ascii="Times New Roman" w:hAnsi="Times New Roman"/>
                 <w:sz w:val="19"/>
               </w:rPr>
-              <w:t xml:space="preserve"> hướng dẫn các động tác phụ họa mộc mạc: Động tác 1 - Vỗ tay sang trái, sang phải theo nhịp đôi; Động tác 2 - Hai tay làm động tác khua chèo nhịp nhàng như đang bơi xuồng trên sông.</w:t>
+              <w:t>Bài 4: Em giữ trang phục gọn gàng, sạch sẽ</w:t>
             </w:r>
           </w:p>
+        </w:tc>
+        <w:tc>
+          <w:tcPr>
+            <w:tcW w:type="dxa" w:w="3312"/>
+            <w:shd w:val="clear" w:color="auto" w:fill="FFFFFF"/>
+            <w:tcMar>
+              <w:top w:w="100" w:type="dxa"/>
+              <w:bottom w:w="100" w:type="dxa"/>
+              <w:left w:w="120" w:type="dxa"/>
+              <w:right w:w="120" w:type="dxa"/>
+            </w:tcMar>
+            <w:vAlign w:val="center"/>
+          </w:tcPr>
           <w:p>
-            <w:pPr>
-              <w:spacing w:before="20" w:after="20" w:line="276" w:lineRule="auto"/>
-              <w:jc w:val="left"/>
-            </w:pPr>
-            <w:r/>
-            <w:r>
-              <w:rPr>
-                <w:rFonts w:ascii="Times New Roman" w:hAnsi="Times New Roman"/>
-                <w:b/>
-                <w:color w:val="0070C0"/>
-                <w:sz w:val="19"/>
-              </w:rPr>
-              <w:t>2. HS</w:t>
-            </w:r>
             <w:r>
               <w:rPr>
                 <w:rFonts w:ascii="Times New Roman" w:hAnsi="Times New Roman"/>
                 <w:sz w:val="19"/>
               </w:rPr>
-              <w:t xml:space="preserve"> đứng thành hàng ngay ngắn, vừa hát vang bài ca quê hương vừa hào hứng làm động tác khua chèo, giậm chân nhịp nhàng theo tiếng trống hội rộn rã.</w:t>
+              <w:t>Chủ đề 1: Cách chào hỏi ở quê em</w:t>
             </w:r>
           </w:p>
+        </w:tc>
+        <w:tc>
+          <w:tcPr>
+            <w:tcW w:type="dxa" w:w="3168"/>
+            <w:shd w:val="clear" w:color="auto" w:fill="FFFFFF"/>
+            <w:tcMar>
+              <w:top w:w="100" w:type="dxa"/>
+              <w:bottom w:w="100" w:type="dxa"/>
+              <w:left w:w="120" w:type="dxa"/>
+              <w:right w:w="120" w:type="dxa"/>
+            </w:tcMar>
+            <w:vAlign w:val="center"/>
+          </w:tcPr>
           <w:p>
-            <w:pPr>
-              <w:spacing w:before="20" w:after="20" w:line="276" w:lineRule="auto"/>
-              <w:jc w:val="left"/>
-            </w:pPr>
-            <w:r/>
-            <w:r>
-              <w:rPr>
-                <w:rFonts w:ascii="Times New Roman" w:hAnsi="Times New Roman"/>
-                <w:b/>
-                <w:color w:val="1F4E78"/>
-                <w:sz w:val="19"/>
-              </w:rPr>
-              <w:t>3. GV</w:t>
-            </w:r>
             <w:r>
               <w:rPr>
                 <w:rFonts w:ascii="Times New Roman" w:hAnsi="Times New Roman"/>
                 <w:sz w:val="19"/>
               </w:rPr>
-              <w:t xml:space="preserve"> nhận xét tinh thần biểu diễn tự tin, vui tươi của cả lớp; biểu dương các cá nhân và nhóm có động tác mềm mại, đúng nhịp điệu âm nhạc truyền thống.</w:t>
+              <w:t>Hoạt động Khám phá &amp; Rèn luyện hành vi: Giữ trang phục trang nhã, chỉnh tề nơi tôn nghiêm và trường lớp quê hương.</w:t>
+              <w:br/>
+              <w:br/>
+              <w:t>* Yêu cầu cần đạt:</w:t>
+              <w:br/>
+              <w:t>- Tích hợp GDĐP tỉnh Trà Vinh (Chủ đề 1: Cách chào hỏi ở quê em): Rèn luyện thói quen mặc trang phục gọn gàng, sạch sẽ khi đến trường, khi đi viếng Đền thờ Bác Hồ (Long Đức), Chùa Hang, Chùa Âng hay khi tham gia sinh hoạt cộng đồng tại Trà Vinh.</w:t>
+            </w:r>
+          </w:p>
+        </w:tc>
+        <w:tc>
+          <w:tcPr>
+            <w:tcW w:type="dxa" w:w="3600"/>
+            <w:shd w:val="clear" w:color="auto" w:fill="FFFFFF"/>
+            <w:tcMar>
+              <w:top w:w="100" w:type="dxa"/>
+              <w:bottom w:w="100" w:type="dxa"/>
+              <w:left w:w="120" w:type="dxa"/>
+              <w:right w:w="120" w:type="dxa"/>
+            </w:tcMar>
+            <w:vAlign w:val="center"/>
+          </w:tcPr>
+          <w:p>
+            <w:r>
+              <w:rPr>
+                <w:rFonts w:ascii="Times New Roman" w:hAnsi="Times New Roman"/>
+                <w:sz w:val="19"/>
+              </w:rPr>
+              <w:t>1. Hoạt động của GV:</w:t>
+              <w:br/>
+              <w:t>GV chiếu ảnh học sinh mặc đồng phục chỉnh tề đến trường và trang phục lễ hội trang nhã của đồng bào các dân tộc Trà Vinh khi đi viếng đình, chùa; hướng dẫn HS biết vuốt thẳng nếp áo, cài cúc áo ngay ngắn.</w:t>
+              <w:br/>
+              <w:br/>
+              <w:t>2. Hoạt động của HS:</w:t>
+              <w:br/>
+              <w:t>HS quan sát, thảo luận nhóm đôi; thực hành tự soi gương hoặc nhờ bạn chỉnh lại cổ áo, vạt áo cho thẳng thớm; nhắc nhở nhau luôn giữ áo quần sạch đẹp, không bôi bẩn.</w:t>
+            </w:r>
+          </w:p>
+        </w:tc>
+      </w:tr>
+      <w:tr>
+        <w:tc>
+          <w:tcPr>
+            <w:tcW w:type="dxa" w:w="2592"/>
+            <w:shd w:val="clear" w:color="auto" w:fill="F2F5F9"/>
+            <w:tcMar>
+              <w:top w:w="100" w:type="dxa"/>
+              <w:bottom w:w="100" w:type="dxa"/>
+              <w:left w:w="120" w:type="dxa"/>
+              <w:right w:w="120" w:type="dxa"/>
+            </w:tcMar>
+            <w:vAlign w:val="center"/>
+          </w:tcPr>
+          <w:p>
+            <w:r>
+              <w:rPr>
+                <w:rFonts w:ascii="Times New Roman" w:hAnsi="Times New Roman"/>
+                <w:sz w:val="19"/>
+              </w:rPr>
+              <w:t>Đạo đức (Tuần 7)</w:t>
+            </w:r>
+          </w:p>
+        </w:tc>
+        <w:tc>
+          <w:tcPr>
+            <w:tcW w:type="dxa" w:w="3168"/>
+            <w:shd w:val="clear" w:color="auto" w:fill="F2F5F9"/>
+            <w:tcMar>
+              <w:top w:w="100" w:type="dxa"/>
+              <w:bottom w:w="100" w:type="dxa"/>
+              <w:left w:w="120" w:type="dxa"/>
+              <w:right w:w="120" w:type="dxa"/>
+            </w:tcMar>
+            <w:vAlign w:val="center"/>
+          </w:tcPr>
+          <w:p>
+            <w:r>
+              <w:rPr>
+                <w:rFonts w:ascii="Times New Roman" w:hAnsi="Times New Roman"/>
+                <w:sz w:val="19"/>
+              </w:rPr>
+              <w:t>Bài 6: Lễ phép, vâng lời ông bà, cha mẹ, anh chị</w:t>
+            </w:r>
+          </w:p>
+        </w:tc>
+        <w:tc>
+          <w:tcPr>
+            <w:tcW w:type="dxa" w:w="3312"/>
+            <w:shd w:val="clear" w:color="auto" w:fill="F2F5F9"/>
+            <w:tcMar>
+              <w:top w:w="100" w:type="dxa"/>
+              <w:bottom w:w="100" w:type="dxa"/>
+              <w:left w:w="120" w:type="dxa"/>
+              <w:right w:w="120" w:type="dxa"/>
+            </w:tcMar>
+            <w:vAlign w:val="center"/>
+          </w:tcPr>
+          <w:p>
+            <w:r>
+              <w:rPr>
+                <w:rFonts w:ascii="Times New Roman" w:hAnsi="Times New Roman"/>
+                <w:sz w:val="19"/>
+              </w:rPr>
+              <w:t>Chủ đề 1: Cách chào hỏi ở quê em</w:t>
+            </w:r>
+          </w:p>
+        </w:tc>
+        <w:tc>
+          <w:tcPr>
+            <w:tcW w:type="dxa" w:w="3168"/>
+            <w:shd w:val="clear" w:color="auto" w:fill="F2F5F9"/>
+            <w:tcMar>
+              <w:top w:w="100" w:type="dxa"/>
+              <w:bottom w:w="100" w:type="dxa"/>
+              <w:left w:w="120" w:type="dxa"/>
+              <w:right w:w="120" w:type="dxa"/>
+            </w:tcMar>
+            <w:vAlign w:val="center"/>
+          </w:tcPr>
+          <w:p>
+            <w:r>
+              <w:rPr>
+                <w:rFonts w:ascii="Times New Roman" w:hAnsi="Times New Roman"/>
+                <w:sz w:val="19"/>
+              </w:rPr>
+              <w:t>Hoạt động Sắm vai &amp; Xử lí tình huống: Thực hành cách chào hỏi người lớn tuổi trong gia đình và bà con lối xóm.</w:t>
+              <w:br/>
+              <w:br/>
+              <w:t>* Yêu cầu cần đạt:</w:t>
+              <w:br/>
+              <w:t>- Tích hợp GDĐP tỉnh Trà Vinh (Chủ đề 1: Cách chào hỏi ở quê em): Thực hiện được lời chào hỏi kính cẩn, xưng hô lễ phép 'thưa, gửi, dạ, vâng' với ông bà, cha mẹ, anh chị; thể hiện tình cảm hiếu thảo, hòa thuận trong gia đình người dân Trà Vinh.</w:t>
+            </w:r>
+          </w:p>
+        </w:tc>
+        <w:tc>
+          <w:tcPr>
+            <w:tcW w:type="dxa" w:w="3600"/>
+            <w:shd w:val="clear" w:color="auto" w:fill="F2F5F9"/>
+            <w:tcMar>
+              <w:top w:w="100" w:type="dxa"/>
+              <w:bottom w:w="100" w:type="dxa"/>
+              <w:left w:w="120" w:type="dxa"/>
+              <w:right w:w="120" w:type="dxa"/>
+            </w:tcMar>
+            <w:vAlign w:val="center"/>
+          </w:tcPr>
+          <w:p>
+            <w:r>
+              <w:rPr>
+                <w:rFonts w:ascii="Times New Roman" w:hAnsi="Times New Roman"/>
+                <w:sz w:val="19"/>
+              </w:rPr>
+              <w:t>1. Hoạt động của GV:</w:t>
+              <w:br/>
+              <w:t>GV đưa tình huống: Đi học về gặp ông bà đang ngồi uống nước chè trước sân; bác hàng xóm sang chơi nhà; hướng dẫn HS khoanh tay, hơi cúi đầu và cất lời chào lễ phép mộc mạc đặc trưng của người dân Nam Bộ.</w:t>
+              <w:br/>
+              <w:br/>
+              <w:t>2. Hoạt động của HS:</w:t>
+              <w:br/>
+              <w:t>Đại diện các nhóm lên bảng sắm vai: HS khoanh tay: 'Dạ, con chào ông bà con mới đi học về ạ!', 'Dạ, con mời bác vào nhà chơi ạ!'. Cả lớp theo dõi, vỗ tay tuyên dương.</w:t>
+            </w:r>
+          </w:p>
+        </w:tc>
+      </w:tr>
+      <w:tr>
+        <w:tc>
+          <w:tcPr>
+            <w:tcW w:type="dxa" w:w="2592"/>
+            <w:shd w:val="clear" w:color="auto" w:fill="FFFFFF"/>
+            <w:tcMar>
+              <w:top w:w="100" w:type="dxa"/>
+              <w:bottom w:w="100" w:type="dxa"/>
+              <w:left w:w="120" w:type="dxa"/>
+              <w:right w:w="120" w:type="dxa"/>
+            </w:tcMar>
+            <w:vAlign w:val="center"/>
+          </w:tcPr>
+          <w:p>
+            <w:r>
+              <w:rPr>
+                <w:rFonts w:ascii="Times New Roman" w:hAnsi="Times New Roman"/>
+                <w:sz w:val="19"/>
+              </w:rPr>
+              <w:t>Đạo đức (Tuần 20)</w:t>
+            </w:r>
+          </w:p>
+        </w:tc>
+        <w:tc>
+          <w:tcPr>
+            <w:tcW w:type="dxa" w:w="3168"/>
+            <w:shd w:val="clear" w:color="auto" w:fill="FFFFFF"/>
+            <w:tcMar>
+              <w:top w:w="100" w:type="dxa"/>
+              <w:bottom w:w="100" w:type="dxa"/>
+              <w:left w:w="120" w:type="dxa"/>
+              <w:right w:w="120" w:type="dxa"/>
+            </w:tcMar>
+            <w:vAlign w:val="center"/>
+          </w:tcPr>
+          <w:p>
+            <w:r>
+              <w:rPr>
+                <w:rFonts w:ascii="Times New Roman" w:hAnsi="Times New Roman"/>
+                <w:sz w:val="19"/>
+              </w:rPr>
+              <w:t>Bài 17: Tự giác học tập</w:t>
+            </w:r>
+          </w:p>
+        </w:tc>
+        <w:tc>
+          <w:tcPr>
+            <w:tcW w:type="dxa" w:w="3312"/>
+            <w:shd w:val="clear" w:color="auto" w:fill="FFFFFF"/>
+            <w:tcMar>
+              <w:top w:w="100" w:type="dxa"/>
+              <w:bottom w:w="100" w:type="dxa"/>
+              <w:left w:w="120" w:type="dxa"/>
+              <w:right w:w="120" w:type="dxa"/>
+            </w:tcMar>
+            <w:vAlign w:val="center"/>
+          </w:tcPr>
+          <w:p>
+            <w:r>
+              <w:rPr>
+                <w:rFonts w:ascii="Times New Roman" w:hAnsi="Times New Roman"/>
+                <w:sz w:val="19"/>
+              </w:rPr>
+              <w:t>Chủ đề 5: Thầy thuốc nhân dân Nguyễn Thiện Thành</w:t>
+            </w:r>
+          </w:p>
+        </w:tc>
+        <w:tc>
+          <w:tcPr>
+            <w:tcW w:type="dxa" w:w="3168"/>
+            <w:shd w:val="clear" w:color="auto" w:fill="FFFFFF"/>
+            <w:tcMar>
+              <w:top w:w="100" w:type="dxa"/>
+              <w:bottom w:w="100" w:type="dxa"/>
+              <w:left w:w="120" w:type="dxa"/>
+              <w:right w:w="120" w:type="dxa"/>
+            </w:tcMar>
+            <w:vAlign w:val="center"/>
+          </w:tcPr>
+          <w:p>
+            <w:r>
+              <w:rPr>
+                <w:rFonts w:ascii="Times New Roman" w:hAnsi="Times New Roman"/>
+                <w:sz w:val="19"/>
+              </w:rPr>
+              <w:t>Hoạt động Liên hệ thực tế &amp; Kể chuyện tấm gương: Học tập gương sáng hiếu học của danh nhân quê hương Trà Vinh.</w:t>
+              <w:br/>
+              <w:br/>
+              <w:t>* Yêu cầu cần đạt:</w:t>
+              <w:br/>
+              <w:t>- Tích hợp GDĐP tỉnh Trà Vinh (Chủ đề 5: Thầy thuốc nhân dân Nguyễn Thiện Thành): Rèn luyện tính tự giác ngồi vào bàn học đúng giờ, hoàn thành bài tập; noi theo tấm gương hiếu học, cần mẫn vượt khó vươn lên của Giáo sư, Thầy thuốc nhân dân Nguyễn Thiện Thành (quê hương Trà Vinh).</w:t>
+            </w:r>
+          </w:p>
+        </w:tc>
+        <w:tc>
+          <w:tcPr>
+            <w:tcW w:type="dxa" w:w="3600"/>
+            <w:shd w:val="clear" w:color="auto" w:fill="FFFFFF"/>
+            <w:tcMar>
+              <w:top w:w="100" w:type="dxa"/>
+              <w:bottom w:w="100" w:type="dxa"/>
+              <w:left w:w="120" w:type="dxa"/>
+              <w:right w:w="120" w:type="dxa"/>
+            </w:tcMar>
+            <w:vAlign w:val="center"/>
+          </w:tcPr>
+          <w:p>
+            <w:r>
+              <w:rPr>
+                <w:rFonts w:ascii="Times New Roman" w:hAnsi="Times New Roman"/>
+                <w:sz w:val="19"/>
+              </w:rPr>
+              <w:t>1. Hoạt động của GV:</w:t>
+              <w:br/>
+              <w:t>GV kể câu chuyện giản dị về tuổi thơ chăm chỉ đèn sách, vượt qua gian khó để trở thành vị giáo sư, thầy thuốc cứu người nổi tiếng của Thầy thuốc nhân dân Nguyễn Thiện Thành; khích lệ HS tự giác chuẩn bị sách vở mỗi tối.</w:t>
+              <w:br/>
+              <w:br/>
+              <w:t>2. Hoạt động của HS:</w:t>
+              <w:br/>
+              <w:t>HS lắng nghe đầy thán phục; tự liên hệ bản thân: Em tự giác xếp sách vở vào cặp, làm bài tập trước khi đi chơi, không để cha mẹ phải nhắc nhở.</w:t>
+            </w:r>
+          </w:p>
+        </w:tc>
+      </w:tr>
+      <w:tr>
+        <w:tc>
+          <w:tcPr>
+            <w:tcW w:type="dxa" w:w="2592"/>
+            <w:shd w:val="clear" w:color="auto" w:fill="F2F5F9"/>
+            <w:tcMar>
+              <w:top w:w="100" w:type="dxa"/>
+              <w:bottom w:w="100" w:type="dxa"/>
+              <w:left w:w="120" w:type="dxa"/>
+              <w:right w:w="120" w:type="dxa"/>
+            </w:tcMar>
+            <w:vAlign w:val="center"/>
+          </w:tcPr>
+          <w:p>
+            <w:r>
+              <w:rPr>
+                <w:rFonts w:ascii="Times New Roman" w:hAnsi="Times New Roman"/>
+                <w:sz w:val="19"/>
+              </w:rPr>
+              <w:t>Đạo đức (Tuần 15)</w:t>
+            </w:r>
+          </w:p>
+        </w:tc>
+        <w:tc>
+          <w:tcPr>
+            <w:tcW w:type="dxa" w:w="3168"/>
+            <w:shd w:val="clear" w:color="auto" w:fill="F2F5F9"/>
+            <w:tcMar>
+              <w:top w:w="100" w:type="dxa"/>
+              <w:bottom w:w="100" w:type="dxa"/>
+              <w:left w:w="120" w:type="dxa"/>
+              <w:right w:w="120" w:type="dxa"/>
+            </w:tcMar>
+            <w:vAlign w:val="center"/>
+          </w:tcPr>
+          <w:p>
+            <w:r>
+              <w:rPr>
+                <w:rFonts w:ascii="Times New Roman" w:hAnsi="Times New Roman"/>
+                <w:sz w:val="19"/>
+              </w:rPr>
+              <w:t>Bài 13: Giữ gìn tài sản của trường, lớp</w:t>
+            </w:r>
+          </w:p>
+        </w:tc>
+        <w:tc>
+          <w:tcPr>
+            <w:tcW w:type="dxa" w:w="3312"/>
+            <w:shd w:val="clear" w:color="auto" w:fill="F2F5F9"/>
+            <w:tcMar>
+              <w:top w:w="100" w:type="dxa"/>
+              <w:bottom w:w="100" w:type="dxa"/>
+              <w:left w:w="120" w:type="dxa"/>
+              <w:right w:w="120" w:type="dxa"/>
+            </w:tcMar>
+            <w:vAlign w:val="center"/>
+          </w:tcPr>
+          <w:p>
+            <w:r>
+              <w:rPr>
+                <w:rFonts w:ascii="Times New Roman" w:hAnsi="Times New Roman"/>
+                <w:sz w:val="19"/>
+              </w:rPr>
+              <w:t>Chủ đề 3: Đền thờ Chủ tịch Hồ Chí Minh &amp; CĐ 7: Di tích miếu Tiền Vãng</w:t>
+            </w:r>
+          </w:p>
+        </w:tc>
+        <w:tc>
+          <w:tcPr>
+            <w:tcW w:type="dxa" w:w="3168"/>
+            <w:shd w:val="clear" w:color="auto" w:fill="F2F5F9"/>
+            <w:tcMar>
+              <w:top w:w="100" w:type="dxa"/>
+              <w:bottom w:w="100" w:type="dxa"/>
+              <w:left w:w="120" w:type="dxa"/>
+              <w:right w:w="120" w:type="dxa"/>
+            </w:tcMar>
+            <w:vAlign w:val="center"/>
+          </w:tcPr>
+          <w:p>
+            <w:r>
+              <w:rPr>
+                <w:rFonts w:ascii="Times New Roman" w:hAnsi="Times New Roman"/>
+                <w:sz w:val="19"/>
+              </w:rPr>
+              <w:t>Hoạt động Thực hành hành vi: Giữ gìn bàn ghế sạch đẹp và bảo vệ của công nơi công cộng, di tích lịch sử.</w:t>
+              <w:br/>
+              <w:br/>
+              <w:t>* Yêu cầu cần đạt:</w:t>
+              <w:br/>
+              <w:t>- Tích hợp GDĐP tỉnh Trà Vinh (Chủ đề 3 &amp; Chủ đề 7): Biết giữ gìn bàn ghế, sách vở, thiết bị trường lớp; có ý thức không vẽ bậy, không làm hư hại công trình công cộng khi đến tham quan Đền thờ Bác Hồ hay Di tích miếu Tiền Vãng ở Trà Vinh.</w:t>
+            </w:r>
+          </w:p>
+        </w:tc>
+        <w:tc>
+          <w:tcPr>
+            <w:tcW w:type="dxa" w:w="3600"/>
+            <w:shd w:val="clear" w:color="auto" w:fill="F2F5F9"/>
+            <w:tcMar>
+              <w:top w:w="100" w:type="dxa"/>
+              <w:bottom w:w="100" w:type="dxa"/>
+              <w:left w:w="120" w:type="dxa"/>
+              <w:right w:w="120" w:type="dxa"/>
+            </w:tcMar>
+            <w:vAlign w:val="center"/>
+          </w:tcPr>
+          <w:p>
+            <w:r>
+              <w:rPr>
+                <w:rFonts w:ascii="Times New Roman" w:hAnsi="Times New Roman"/>
+                <w:sz w:val="19"/>
+              </w:rPr>
+              <w:t>1. Hoạt động của GV:</w:t>
+              <w:br/>
+              <w:t>GV nêu các việc làm đúng/sai: vẽ lên mặt bàn, đu bám cành cây di tích, xả rác bừa bãi; hướng dẫn HS biết giữ gìn tài sản chung của trường học và các công trình di tích lịch sử - văn hóa quê hương.</w:t>
+              <w:br/>
+              <w:br/>
+              <w:t>2. Hoạt động của HS:</w:t>
+              <w:br/>
+              <w:t>HS nhận xét tranh, bày tỏ thái độ tán thành việc giữ gìn bàn ghế sạch đẹp, nhắc nhở bạn bè không bôi bẩn lên tường lớp và giữ sạch khuôn viên di tích quê hương.</w:t>
+            </w:r>
+          </w:p>
+        </w:tc>
+      </w:tr>
+      <w:tr>
+        <w:tc>
+          <w:tcPr>
+            <w:tcW w:type="dxa" w:w="2592"/>
+            <w:shd w:val="clear" w:color="auto" w:fill="FFFFFF"/>
+            <w:tcMar>
+              <w:top w:w="100" w:type="dxa"/>
+              <w:bottom w:w="100" w:type="dxa"/>
+              <w:left w:w="120" w:type="dxa"/>
+              <w:right w:w="120" w:type="dxa"/>
+            </w:tcMar>
+            <w:vAlign w:val="center"/>
+          </w:tcPr>
+          <w:p>
+            <w:r>
+              <w:rPr>
+                <w:rFonts w:ascii="Times New Roman" w:hAnsi="Times New Roman"/>
+                <w:sz w:val="19"/>
+              </w:rPr>
+              <w:t>Hoạt động trải nghiệm (Tuần 3)</w:t>
+            </w:r>
+          </w:p>
+        </w:tc>
+        <w:tc>
+          <w:tcPr>
+            <w:tcW w:type="dxa" w:w="3168"/>
+            <w:shd w:val="clear" w:color="auto" w:fill="FFFFFF"/>
+            <w:tcMar>
+              <w:top w:w="100" w:type="dxa"/>
+              <w:bottom w:w="100" w:type="dxa"/>
+              <w:left w:w="120" w:type="dxa"/>
+              <w:right w:w="120" w:type="dxa"/>
+            </w:tcMar>
+            <w:vAlign w:val="center"/>
+          </w:tcPr>
+          <w:p>
+            <w:r>
+              <w:rPr>
+                <w:rFonts w:ascii="Times New Roman" w:hAnsi="Times New Roman"/>
+                <w:sz w:val="19"/>
+              </w:rPr>
+              <w:t>Bài 2: Những việc nên làm trong giờ học, giờ chơi</w:t>
+            </w:r>
+          </w:p>
+        </w:tc>
+        <w:tc>
+          <w:tcPr>
+            <w:tcW w:type="dxa" w:w="3312"/>
+            <w:shd w:val="clear" w:color="auto" w:fill="FFFFFF"/>
+            <w:tcMar>
+              <w:top w:w="100" w:type="dxa"/>
+              <w:bottom w:w="100" w:type="dxa"/>
+              <w:left w:w="120" w:type="dxa"/>
+              <w:right w:w="120" w:type="dxa"/>
+            </w:tcMar>
+            <w:vAlign w:val="center"/>
+          </w:tcPr>
+          <w:p>
+            <w:r>
+              <w:rPr>
+                <w:rFonts w:ascii="Times New Roman" w:hAnsi="Times New Roman"/>
+                <w:sz w:val="19"/>
+              </w:rPr>
+              <w:t>Chủ đề 1: Cách chào hỏi ở quê em</w:t>
+            </w:r>
+          </w:p>
+        </w:tc>
+        <w:tc>
+          <w:tcPr>
+            <w:tcW w:type="dxa" w:w="3168"/>
+            <w:shd w:val="clear" w:color="auto" w:fill="FFFFFF"/>
+            <w:tcMar>
+              <w:top w:w="100" w:type="dxa"/>
+              <w:bottom w:w="100" w:type="dxa"/>
+              <w:left w:w="120" w:type="dxa"/>
+              <w:right w:w="120" w:type="dxa"/>
+            </w:tcMar>
+            <w:vAlign w:val="center"/>
+          </w:tcPr>
+          <w:p>
+            <w:r>
+              <w:rPr>
+                <w:rFonts w:ascii="Times New Roman" w:hAnsi="Times New Roman"/>
+                <w:sz w:val="19"/>
+              </w:rPr>
+              <w:t>Hoạt động Trải nghiệm hành vi: Thực hiện văn hóa giao tiếp, chào hỏi thân thiện trong các hoạt động ở trường tiểu học quê hương.</w:t>
+              <w:br/>
+              <w:br/>
+              <w:t>* Yêu cầu cần đạt:</w:t>
+              <w:br/>
+              <w:t>- Tích hợp GDĐP tỉnh Trà Vinh (Chủ đề 1: Cách chào hỏi ở quê em): Thực hiện nếp sống văn minh, biết chào hỏi thầy cô, hòa nhã với bạn bè trong giờ ra chơi; giữ gìn vệ sinh lớp học và sân trường xanh - sạch - đẹp.</w:t>
+            </w:r>
+          </w:p>
+        </w:tc>
+        <w:tc>
+          <w:tcPr>
+            <w:tcW w:type="dxa" w:w="3600"/>
+            <w:shd w:val="clear" w:color="auto" w:fill="FFFFFF"/>
+            <w:tcMar>
+              <w:top w:w="100" w:type="dxa"/>
+              <w:bottom w:w="100" w:type="dxa"/>
+              <w:left w:w="120" w:type="dxa"/>
+              <w:right w:w="120" w:type="dxa"/>
+            </w:tcMar>
+            <w:vAlign w:val="center"/>
+          </w:tcPr>
+          <w:p>
+            <w:r>
+              <w:rPr>
+                <w:rFonts w:ascii="Times New Roman" w:hAnsi="Times New Roman"/>
+                <w:sz w:val="19"/>
+              </w:rPr>
+              <w:t>1. Hoạt động của GV:</w:t>
+              <w:br/>
+              <w:t>GV tổ chức cho các tổ chia sẻ những hành động đẹp trong giờ chơi: xếp hàng ngay ngắn mua đồ ăn sáng, chào thầy cô khi gặp trên sân trường, nhường nhịn bạn bè; giáo dục phong cách học sinh Trà Vinh thanh lịch, hiếu học.</w:t>
+              <w:br/>
+              <w:br/>
+              <w:t>2. Hoạt động của HS:</w:t>
+              <w:br/>
+              <w:t>HS theo tổ thảo luận và trình bày những việc nên làm: không xô đẩy bạn, cúi đầu chào thầy cô, nhặt rác bỏ vào thùng rác trên sân trường.</w:t>
+            </w:r>
+          </w:p>
+        </w:tc>
+      </w:tr>
+      <w:tr>
+        <w:tc>
+          <w:tcPr>
+            <w:tcW w:type="dxa" w:w="2592"/>
+            <w:shd w:val="clear" w:color="auto" w:fill="F2F5F9"/>
+            <w:tcMar>
+              <w:top w:w="100" w:type="dxa"/>
+              <w:bottom w:w="100" w:type="dxa"/>
+              <w:left w:w="120" w:type="dxa"/>
+              <w:right w:w="120" w:type="dxa"/>
+            </w:tcMar>
+            <w:vAlign w:val="center"/>
+          </w:tcPr>
+          <w:p>
+            <w:r>
+              <w:rPr>
+                <w:rFonts w:ascii="Times New Roman" w:hAnsi="Times New Roman"/>
+                <w:sz w:val="19"/>
+              </w:rPr>
+              <w:t>Hoạt động trải nghiệm (Tuần 10)</w:t>
+            </w:r>
+          </w:p>
+        </w:tc>
+        <w:tc>
+          <w:tcPr>
+            <w:tcW w:type="dxa" w:w="3168"/>
+            <w:shd w:val="clear" w:color="auto" w:fill="F2F5F9"/>
+            <w:tcMar>
+              <w:top w:w="100" w:type="dxa"/>
+              <w:bottom w:w="100" w:type="dxa"/>
+              <w:left w:w="120" w:type="dxa"/>
+              <w:right w:w="120" w:type="dxa"/>
+            </w:tcMar>
+            <w:vAlign w:val="center"/>
+          </w:tcPr>
+          <w:p>
+            <w:r>
+              <w:rPr>
+                <w:rFonts w:ascii="Times New Roman" w:hAnsi="Times New Roman"/>
+                <w:sz w:val="19"/>
+              </w:rPr>
+              <w:t>Bài 6: Thực hiện Năm điều Bác Hồ dạy</w:t>
+            </w:r>
+          </w:p>
+        </w:tc>
+        <w:tc>
+          <w:tcPr>
+            <w:tcW w:type="dxa" w:w="3312"/>
+            <w:shd w:val="clear" w:color="auto" w:fill="F2F5F9"/>
+            <w:tcMar>
+              <w:top w:w="100" w:type="dxa"/>
+              <w:bottom w:w="100" w:type="dxa"/>
+              <w:left w:w="120" w:type="dxa"/>
+              <w:right w:w="120" w:type="dxa"/>
+            </w:tcMar>
+            <w:vAlign w:val="center"/>
+          </w:tcPr>
+          <w:p>
+            <w:r>
+              <w:rPr>
+                <w:rFonts w:ascii="Times New Roman" w:hAnsi="Times New Roman"/>
+                <w:sz w:val="19"/>
+              </w:rPr>
+              <w:t>Chủ đề 3: Đền thờ Chủ tịch Hồ Chí Minh</w:t>
+            </w:r>
+          </w:p>
+        </w:tc>
+        <w:tc>
+          <w:tcPr>
+            <w:tcW w:type="dxa" w:w="3168"/>
+            <w:shd w:val="clear" w:color="auto" w:fill="F2F5F9"/>
+            <w:tcMar>
+              <w:top w:w="100" w:type="dxa"/>
+              <w:bottom w:w="100" w:type="dxa"/>
+              <w:left w:w="120" w:type="dxa"/>
+              <w:right w:w="120" w:type="dxa"/>
+            </w:tcMar>
+            <w:vAlign w:val="center"/>
+          </w:tcPr>
+          <w:p>
+            <w:r>
+              <w:rPr>
+                <w:rFonts w:ascii="Times New Roman" w:hAnsi="Times New Roman"/>
+                <w:sz w:val="19"/>
+              </w:rPr>
+              <w:t>Hoạt động Sinh hoạt dưới cờ &amp; Trải nghiệm theo chủ đề: Hướng về Đền thờ Bác Hồ kính yêu tại Long Đức - Trà Vinh.</w:t>
+              <w:br/>
+              <w:br/>
+              <w:t>* Yêu cầu cần đạt:</w:t>
+              <w:br/>
+              <w:t>- Tích hợp GDĐP tỉnh Trà Vinh (Chủ đề 3: Đền thờ Chủ tịch Hồ Chí Minh): Tìm hiểu ý nghĩa Di tích lịch sử Đền thờ Bác Hồ tại xã Long Đức (thành phố Trà Vinh); thể hiện lòng kính yêu Bác Hồ qua những việc làm cụ thể theo Năm điều Bác Hồ dạy thiếu niên, nhi đồng.</w:t>
+            </w:r>
+          </w:p>
+        </w:tc>
+        <w:tc>
+          <w:tcPr>
+            <w:tcW w:type="dxa" w:w="3600"/>
+            <w:shd w:val="clear" w:color="auto" w:fill="F2F5F9"/>
+            <w:tcMar>
+              <w:top w:w="100" w:type="dxa"/>
+              <w:bottom w:w="100" w:type="dxa"/>
+              <w:left w:w="120" w:type="dxa"/>
+              <w:right w:w="120" w:type="dxa"/>
+            </w:tcMar>
+            <w:vAlign w:val="center"/>
+          </w:tcPr>
+          <w:p>
+            <w:r>
+              <w:rPr>
+                <w:rFonts w:ascii="Times New Roman" w:hAnsi="Times New Roman"/>
+                <w:sz w:val="19"/>
+              </w:rPr>
+              <w:t>1. Hoạt động của GV:</w:t>
+              <w:br/>
+              <w:t>GV giới thiệu hình ảnh ngôi Đền thờ Bác Hồ uy nghiêm giữa rặng tre xanh tại ấp Vĩnh Hội, xã Long Đức, TP Trà Vinh - biểu tượng của tấm lòng son sắt của quân dân Trà Vinh với Bác; phát động phong trào làm theo Năm điều Bác dạy.</w:t>
+              <w:br/>
+              <w:br/>
+              <w:t>2. Hoạt động của HS:</w:t>
+              <w:br/>
+              <w:t>HS chăm chú lắng nghe, cùng nhau đọc vang Năm điều Bác Hồ dạy; đăng ký việc làm tốt: chăm ngoan, vâng lời cha mẹ, giữ sạch trường lớp để xứng đáng là cháu ngoan Bác Hồ của quê hương Trà Vinh.</w:t>
+            </w:r>
+          </w:p>
+        </w:tc>
+      </w:tr>
+      <w:tr>
+        <w:tc>
+          <w:tcPr>
+            <w:tcW w:type="dxa" w:w="2592"/>
+            <w:shd w:val="clear" w:color="auto" w:fill="FFFFFF"/>
+            <w:tcMar>
+              <w:top w:w="100" w:type="dxa"/>
+              <w:bottom w:w="100" w:type="dxa"/>
+              <w:left w:w="120" w:type="dxa"/>
+              <w:right w:w="120" w:type="dxa"/>
+            </w:tcMar>
+            <w:vAlign w:val="center"/>
+          </w:tcPr>
+          <w:p>
+            <w:r>
+              <w:rPr>
+                <w:rFonts w:ascii="Times New Roman" w:hAnsi="Times New Roman"/>
+                <w:sz w:val="19"/>
+              </w:rPr>
+              <w:t>Hoạt động trải nghiệm (Tuần 22)</w:t>
+            </w:r>
+          </w:p>
+        </w:tc>
+        <w:tc>
+          <w:tcPr>
+            <w:tcW w:type="dxa" w:w="3168"/>
+            <w:shd w:val="clear" w:color="auto" w:fill="FFFFFF"/>
+            <w:tcMar>
+              <w:top w:w="100" w:type="dxa"/>
+              <w:bottom w:w="100" w:type="dxa"/>
+              <w:left w:w="120" w:type="dxa"/>
+              <w:right w:w="120" w:type="dxa"/>
+            </w:tcMar>
+            <w:vAlign w:val="center"/>
+          </w:tcPr>
+          <w:p>
+            <w:r>
+              <w:rPr>
+                <w:rFonts w:ascii="Times New Roman" w:hAnsi="Times New Roman"/>
+                <w:sz w:val="19"/>
+              </w:rPr>
+              <w:t>Bài 15: Sắp xếp nhà cửa gọn gàng đón Tết</w:t>
+            </w:r>
+          </w:p>
+        </w:tc>
+        <w:tc>
+          <w:tcPr>
+            <w:tcW w:type="dxa" w:w="3312"/>
+            <w:shd w:val="clear" w:color="auto" w:fill="FFFFFF"/>
+            <w:tcMar>
+              <w:top w:w="100" w:type="dxa"/>
+              <w:bottom w:w="100" w:type="dxa"/>
+              <w:left w:w="120" w:type="dxa"/>
+              <w:right w:w="120" w:type="dxa"/>
+            </w:tcMar>
+            <w:vAlign w:val="center"/>
+          </w:tcPr>
+          <w:p>
+            <w:r>
+              <w:rPr>
+                <w:rFonts w:ascii="Times New Roman" w:hAnsi="Times New Roman"/>
+                <w:sz w:val="19"/>
+              </w:rPr>
+              <w:t>Chủ đề 6: Món ngon Trà Vinh</w:t>
+            </w:r>
+          </w:p>
+        </w:tc>
+        <w:tc>
+          <w:tcPr>
+            <w:tcW w:type="dxa" w:w="3168"/>
+            <w:shd w:val="clear" w:color="auto" w:fill="FFFFFF"/>
+            <w:tcMar>
+              <w:top w:w="100" w:type="dxa"/>
+              <w:bottom w:w="100" w:type="dxa"/>
+              <w:left w:w="120" w:type="dxa"/>
+              <w:right w:w="120" w:type="dxa"/>
+            </w:tcMar>
+            <w:vAlign w:val="center"/>
+          </w:tcPr>
+          <w:p>
+            <w:r>
+              <w:rPr>
+                <w:rFonts w:ascii="Times New Roman" w:hAnsi="Times New Roman"/>
+                <w:sz w:val="19"/>
+              </w:rPr>
+              <w:t>Hoạt động Trải nghiệm ngày Tết: Cùng gia đình chuẩn bị đón Tết đầm ấm bên mâm cỗ truyền thống Trà Vinh.</w:t>
+              <w:br/>
+              <w:br/>
+              <w:t>* Yêu cầu cần đạt:</w:t>
+              <w:br/>
+              <w:t>- Tích hợp GDĐP tỉnh Trà Vinh (Chủ đề 6: Món ngon Trà Vinh): Nhận biết nét đẹp phong tục Tết cổ truyền ở quê hương Trà Vinh; phụ giúp gia đình lau chùi bàn ghế, bày mâm ngũ quả và tìm hiểu đòn bánh tét Trà Cuôn thơm lừng trong ngày Tết sum vầy.</w:t>
+            </w:r>
+          </w:p>
+        </w:tc>
+        <w:tc>
+          <w:tcPr>
+            <w:tcW w:type="dxa" w:w="3600"/>
+            <w:shd w:val="clear" w:color="auto" w:fill="FFFFFF"/>
+            <w:tcMar>
+              <w:top w:w="100" w:type="dxa"/>
+              <w:bottom w:w="100" w:type="dxa"/>
+              <w:left w:w="120" w:type="dxa"/>
+              <w:right w:w="120" w:type="dxa"/>
+            </w:tcMar>
+            <w:vAlign w:val="center"/>
+          </w:tcPr>
+          <w:p>
+            <w:r>
+              <w:rPr>
+                <w:rFonts w:ascii="Times New Roman" w:hAnsi="Times New Roman"/>
+                <w:sz w:val="19"/>
+              </w:rPr>
+              <w:t>1. Hoạt động của GV:</w:t>
+              <w:br/>
+              <w:t>GV chiếu chùm ảnh gia đình gói bánh tét Trà Cuôn nếp dẻo nhân đậu thịt bên bếp lửa bập bùng ngày cuối năm; hướng dẫn HS kể tên các món ngon ngày Tết ở gia đình mình.</w:t>
+              <w:br/>
+              <w:br/>
+              <w:t>2. Hoạt động của HS:</w:t>
+              <w:br/>
+              <w:t>HS hào hứng chia sẻ: Em phụ mẹ lau lá chuối để gói bánh tét, xếp dọn đồ chơi ngăn nắp để đón Tết; chúc Tết ông bà cha mẹ những lời chúc tốt đẹp nhất.</w:t>
+            </w:r>
+          </w:p>
+        </w:tc>
+      </w:tr>
+      <w:tr>
+        <w:tc>
+          <w:tcPr>
+            <w:tcW w:type="dxa" w:w="2592"/>
+            <w:shd w:val="clear" w:color="auto" w:fill="F2F5F9"/>
+            <w:tcMar>
+              <w:top w:w="100" w:type="dxa"/>
+              <w:bottom w:w="100" w:type="dxa"/>
+              <w:left w:w="120" w:type="dxa"/>
+              <w:right w:w="120" w:type="dxa"/>
+            </w:tcMar>
+            <w:vAlign w:val="center"/>
+          </w:tcPr>
+          <w:p>
+            <w:r>
+              <w:rPr>
+                <w:rFonts w:ascii="Times New Roman" w:hAnsi="Times New Roman"/>
+                <w:sz w:val="19"/>
+              </w:rPr>
+              <w:t>Hoạt động trải nghiệm (Tuần 24)</w:t>
+            </w:r>
+          </w:p>
+        </w:tc>
+        <w:tc>
+          <w:tcPr>
+            <w:tcW w:type="dxa" w:w="3168"/>
+            <w:shd w:val="clear" w:color="auto" w:fill="F2F5F9"/>
+            <w:tcMar>
+              <w:top w:w="100" w:type="dxa"/>
+              <w:bottom w:w="100" w:type="dxa"/>
+              <w:left w:w="120" w:type="dxa"/>
+              <w:right w:w="120" w:type="dxa"/>
+            </w:tcMar>
+            <w:vAlign w:val="center"/>
+          </w:tcPr>
+          <w:p>
+            <w:r>
+              <w:rPr>
+                <w:rFonts w:ascii="Times New Roman" w:hAnsi="Times New Roman"/>
+                <w:sz w:val="19"/>
+              </w:rPr>
+              <w:t>Bài 16: Ứng xử khi được nhận quà ngày Tết</w:t>
+            </w:r>
+          </w:p>
+        </w:tc>
+        <w:tc>
+          <w:tcPr>
+            <w:tcW w:type="dxa" w:w="3312"/>
+            <w:shd w:val="clear" w:color="auto" w:fill="F2F5F9"/>
+            <w:tcMar>
+              <w:top w:w="100" w:type="dxa"/>
+              <w:bottom w:w="100" w:type="dxa"/>
+              <w:left w:w="120" w:type="dxa"/>
+              <w:right w:w="120" w:type="dxa"/>
+            </w:tcMar>
+            <w:vAlign w:val="center"/>
+          </w:tcPr>
+          <w:p>
+            <w:r>
+              <w:rPr>
+                <w:rFonts w:ascii="Times New Roman" w:hAnsi="Times New Roman"/>
+                <w:sz w:val="19"/>
+              </w:rPr>
+              <w:t>Chủ đề 8: Nghề dệt chiếu ở Trà Vinh &amp; Trò chơi dân gian</w:t>
+            </w:r>
+          </w:p>
+        </w:tc>
+        <w:tc>
+          <w:tcPr>
+            <w:tcW w:type="dxa" w:w="3168"/>
+            <w:shd w:val="clear" w:color="auto" w:fill="F2F5F9"/>
+            <w:tcMar>
+              <w:top w:w="100" w:type="dxa"/>
+              <w:bottom w:w="100" w:type="dxa"/>
+              <w:left w:w="120" w:type="dxa"/>
+              <w:right w:w="120" w:type="dxa"/>
+            </w:tcMar>
+            <w:vAlign w:val="center"/>
+          </w:tcPr>
+          <w:p>
+            <w:r>
+              <w:rPr>
+                <w:rFonts w:ascii="Times New Roman" w:hAnsi="Times New Roman"/>
+                <w:sz w:val="19"/>
+              </w:rPr>
+              <w:t>Hoạt động Sáng tạo &amp; Trải nghiệm: Trải nghiệm làm đồ chơi dân gian từ lá cây thiên nhiên và văn hóa nhận quà lễ phép.</w:t>
+              <w:br/>
+              <w:br/>
+              <w:t>* Yêu cầu cần đạt:</w:t>
+              <w:br/>
+              <w:t>- Tích hợp GDĐP tỉnh Trà Vinh (Chủ đề 8 &amp; Trò chơi dân gian): Biết nói lời cảm ơn lễ phép bằng hai tay khi nhận quà, nhận lì xì ngày Tết; làm quen với các món đồ chơi dân gian, đồ thủ công mộc mạc từ cọng dừa, lá dừa, cọng lác của làng quê Trà Vinh.</w:t>
+            </w:r>
+          </w:p>
+        </w:tc>
+        <w:tc>
+          <w:tcPr>
+            <w:tcW w:type="dxa" w:w="3600"/>
+            <w:shd w:val="clear" w:color="auto" w:fill="F2F5F9"/>
+            <w:tcMar>
+              <w:top w:w="100" w:type="dxa"/>
+              <w:bottom w:w="100" w:type="dxa"/>
+              <w:left w:w="120" w:type="dxa"/>
+              <w:right w:w="120" w:type="dxa"/>
+            </w:tcMar>
+            <w:vAlign w:val="center"/>
+          </w:tcPr>
+          <w:p>
+            <w:r>
+              <w:rPr>
+                <w:rFonts w:ascii="Times New Roman" w:hAnsi="Times New Roman"/>
+                <w:sz w:val="19"/>
+              </w:rPr>
+              <w:t>1. Hoạt động của GV:</w:t>
+              <w:br/>
+              <w:t>GV làm mẫu cách nhận quà bằng hai tay và cất lời: 'Dạ, con xin, con cảm ơn ông/bà ạ!'; hướng dẫn HS gấp con cào cào, chiếc chong chóng xinh xắn từ lá dừa non; giới thiệu làng nghề dệt chiếu Cà Hom (Trà Cú) khéo léo.</w:t>
+              <w:br/>
+              <w:br/>
+              <w:t>2. Hoạt động của HS:</w:t>
+              <w:br/>
+              <w:t>HS luyện tập đón nhận quà Tết bằng hai tay lễ phép; hào hứng thử luồn cọng lá dừa thắt chiếc đồng hồ đeo tay hoặc con cào cào ngộ nghĩnh dưới sự chỉ dẫn của thầy cô.</w:t>
+            </w:r>
+          </w:p>
+        </w:tc>
+      </w:tr>
+      <w:tr>
+        <w:tc>
+          <w:tcPr>
+            <w:tcW w:type="dxa" w:w="2592"/>
+            <w:shd w:val="clear" w:color="auto" w:fill="FFFFFF"/>
+            <w:tcMar>
+              <w:top w:w="100" w:type="dxa"/>
+              <w:bottom w:w="100" w:type="dxa"/>
+              <w:left w:w="120" w:type="dxa"/>
+              <w:right w:w="120" w:type="dxa"/>
+            </w:tcMar>
+            <w:vAlign w:val="center"/>
+          </w:tcPr>
+          <w:p>
+            <w:r>
+              <w:rPr>
+                <w:rFonts w:ascii="Times New Roman" w:hAnsi="Times New Roman"/>
+                <w:sz w:val="19"/>
+              </w:rPr>
+              <w:t>Hoạt động trải nghiệm (Tuần 31)</w:t>
+            </w:r>
+          </w:p>
+        </w:tc>
+        <w:tc>
+          <w:tcPr>
+            <w:tcW w:type="dxa" w:w="3168"/>
+            <w:shd w:val="clear" w:color="auto" w:fill="FFFFFF"/>
+            <w:tcMar>
+              <w:top w:w="100" w:type="dxa"/>
+              <w:bottom w:w="100" w:type="dxa"/>
+              <w:left w:w="120" w:type="dxa"/>
+              <w:right w:w="120" w:type="dxa"/>
+            </w:tcMar>
+            <w:vAlign w:val="center"/>
+          </w:tcPr>
+          <w:p>
+            <w:r>
+              <w:rPr>
+                <w:rFonts w:ascii="Times New Roman" w:hAnsi="Times New Roman"/>
+                <w:sz w:val="19"/>
+              </w:rPr>
+              <w:t>Bài 20: Em bảo vệ cảnh quan thiên nhiên</w:t>
+            </w:r>
+          </w:p>
+        </w:tc>
+        <w:tc>
+          <w:tcPr>
+            <w:tcW w:type="dxa" w:w="3312"/>
+            <w:shd w:val="clear" w:color="auto" w:fill="FFFFFF"/>
+            <w:tcMar>
+              <w:top w:w="100" w:type="dxa"/>
+              <w:bottom w:w="100" w:type="dxa"/>
+              <w:left w:w="120" w:type="dxa"/>
+              <w:right w:w="120" w:type="dxa"/>
+            </w:tcMar>
+            <w:vAlign w:val="center"/>
+          </w:tcPr>
+          <w:p>
+            <w:r>
+              <w:rPr>
+                <w:rFonts w:ascii="Times New Roman" w:hAnsi="Times New Roman"/>
+                <w:sz w:val="19"/>
+              </w:rPr>
+              <w:t>Chủ đề 2: Cảnh đẹp quê hương Trà Vinh</w:t>
+            </w:r>
+          </w:p>
+        </w:tc>
+        <w:tc>
+          <w:tcPr>
+            <w:tcW w:type="dxa" w:w="3168"/>
+            <w:shd w:val="clear" w:color="auto" w:fill="FFFFFF"/>
+            <w:tcMar>
+              <w:top w:w="100" w:type="dxa"/>
+              <w:bottom w:w="100" w:type="dxa"/>
+              <w:left w:w="120" w:type="dxa"/>
+              <w:right w:w="120" w:type="dxa"/>
+            </w:tcMar>
+            <w:vAlign w:val="center"/>
+          </w:tcPr>
+          <w:p>
+            <w:r>
+              <w:rPr>
+                <w:rFonts w:ascii="Times New Roman" w:hAnsi="Times New Roman"/>
+                <w:sz w:val="19"/>
+              </w:rPr>
+              <w:t>Hoạt động Trải nghiệm hành động xanh: Bảo vệ cảnh quan môi trường tại các danh lam thắng cảnh quê hương Trà Vinh.</w:t>
+              <w:br/>
+              <w:br/>
+              <w:t>* Yêu cầu cần đạt:</w:t>
+              <w:br/>
+              <w:t>- Tích hợp GDĐP tỉnh Trà Vinh (Chủ đề 2: Cảnh đẹp quê hương Trà Vinh): Nhận biết sự cần thiết của việc bảo vệ cây xanh, nguồn nước; không vứt rác bừa bãi khi đến vui chơi tại Ao Bà Om, bãi biển Ba Động; giữ gìn vệ sinh môi trường quê hương xanh - sạch - đẹp.</w:t>
+            </w:r>
+          </w:p>
+        </w:tc>
+        <w:tc>
+          <w:tcPr>
+            <w:tcW w:type="dxa" w:w="3600"/>
+            <w:shd w:val="clear" w:color="auto" w:fill="FFFFFF"/>
+            <w:tcMar>
+              <w:top w:w="100" w:type="dxa"/>
+              <w:bottom w:w="100" w:type="dxa"/>
+              <w:left w:w="120" w:type="dxa"/>
+              <w:right w:w="120" w:type="dxa"/>
+            </w:tcMar>
+            <w:vAlign w:val="center"/>
+          </w:tcPr>
+          <w:p>
+            <w:r>
+              <w:rPr>
+                <w:rFonts w:ascii="Times New Roman" w:hAnsi="Times New Roman"/>
+                <w:sz w:val="19"/>
+              </w:rPr>
+              <w:t>1. Hoạt động của GV:</w:t>
+              <w:br/>
+              <w:t>GV chiếu hình ảnh du khách tham quan giữ gìn vệ sinh bờ Ao Bà Om, nhặt rác bỏ vào thùng; đặt câu hỏi: Để cảnh đẹp quê mình luôn sạch mát, chúng ta cần làm gì?</w:t>
+              <w:br/>
+              <w:br/>
+              <w:t>2. Hoạt động của HS:</w:t>
+              <w:br/>
+              <w:t>HS giơ tay nêu ý kiến: Không vứt vỏ bánh kẹo xuống nước hồ, nhắc nhở người thân gom rác đúng nơi quy định; cùng tham gia nhặt lá khô quanh bồn hoa trường học.</w:t>
+            </w:r>
+          </w:p>
+        </w:tc>
+      </w:tr>
+      <w:tr>
+        <w:tc>
+          <w:tcPr>
+            <w:tcW w:type="dxa" w:w="2592"/>
+            <w:shd w:val="clear" w:color="auto" w:fill="F2F5F9"/>
+            <w:tcMar>
+              <w:top w:w="100" w:type="dxa"/>
+              <w:bottom w:w="100" w:type="dxa"/>
+              <w:left w:w="120" w:type="dxa"/>
+              <w:right w:w="120" w:type="dxa"/>
+            </w:tcMar>
+            <w:vAlign w:val="center"/>
+          </w:tcPr>
+          <w:p>
+            <w:r>
+              <w:rPr>
+                <w:rFonts w:ascii="Times New Roman" w:hAnsi="Times New Roman"/>
+                <w:sz w:val="19"/>
+              </w:rPr>
+              <w:t>Mĩ thuật (Tuần 9)</w:t>
+            </w:r>
+          </w:p>
+        </w:tc>
+        <w:tc>
+          <w:tcPr>
+            <w:tcW w:type="dxa" w:w="3168"/>
+            <w:shd w:val="clear" w:color="auto" w:fill="F2F5F9"/>
+            <w:tcMar>
+              <w:top w:w="100" w:type="dxa"/>
+              <w:bottom w:w="100" w:type="dxa"/>
+              <w:left w:w="120" w:type="dxa"/>
+              <w:right w:w="120" w:type="dxa"/>
+            </w:tcMar>
+            <w:vAlign w:val="center"/>
+          </w:tcPr>
+          <w:p>
+            <w:r>
+              <w:rPr>
+                <w:rFonts w:ascii="Times New Roman" w:hAnsi="Times New Roman"/>
+                <w:sz w:val="19"/>
+              </w:rPr>
+              <w:t>Chủ đề 4: Sáng tạo từ những hình cơ bản</w:t>
+            </w:r>
+          </w:p>
+        </w:tc>
+        <w:tc>
+          <w:tcPr>
+            <w:tcW w:type="dxa" w:w="3312"/>
+            <w:shd w:val="clear" w:color="auto" w:fill="F2F5F9"/>
+            <w:tcMar>
+              <w:top w:w="100" w:type="dxa"/>
+              <w:bottom w:w="100" w:type="dxa"/>
+              <w:left w:w="120" w:type="dxa"/>
+              <w:right w:w="120" w:type="dxa"/>
+            </w:tcMar>
+            <w:vAlign w:val="center"/>
+          </w:tcPr>
+          <w:p>
+            <w:r>
+              <w:rPr>
+                <w:rFonts w:ascii="Times New Roman" w:hAnsi="Times New Roman"/>
+                <w:sz w:val="19"/>
+              </w:rPr>
+              <w:t>Chủ đề 2: Cảnh đẹp quê hương Trà Vinh</w:t>
+            </w:r>
+          </w:p>
+        </w:tc>
+        <w:tc>
+          <w:tcPr>
+            <w:tcW w:type="dxa" w:w="3168"/>
+            <w:shd w:val="clear" w:color="auto" w:fill="F2F5F9"/>
+            <w:tcMar>
+              <w:top w:w="100" w:type="dxa"/>
+              <w:bottom w:w="100" w:type="dxa"/>
+              <w:left w:w="120" w:type="dxa"/>
+              <w:right w:w="120" w:type="dxa"/>
+            </w:tcMar>
+            <w:vAlign w:val="center"/>
+          </w:tcPr>
+          <w:p>
+            <w:r>
+              <w:rPr>
+                <w:rFonts w:ascii="Times New Roman" w:hAnsi="Times New Roman"/>
+                <w:sz w:val="19"/>
+              </w:rPr>
+              <w:t>Hoạt động Thực hành mĩ thuật: Vẽ tranh cảnh đẹp xóm làng quê hương Trà Vinh bằng những hình khối cơ bản.</w:t>
+              <w:br/>
+              <w:br/>
+              <w:t>* Yêu cầu cần đạt:</w:t>
+              <w:br/>
+              <w:t>- Tích hợp GDĐP tỉnh Trà Vinh (Chủ đề 2: Cảnh đẹp quê hương Trà Vinh): Sử dụng các hình cơ bản (hình tròn, tam giác, chữ nhật, vuông) để vẽ và tạo hình bức tranh phong cảnh quê hương Trà Vinh (ngôi nhà mái ngói, chiếc thuyền, hàng dừa xanh).</w:t>
+            </w:r>
+          </w:p>
+        </w:tc>
+        <w:tc>
+          <w:tcPr>
+            <w:tcW w:type="dxa" w:w="3600"/>
+            <w:shd w:val="clear" w:color="auto" w:fill="F2F5F9"/>
+            <w:tcMar>
+              <w:top w:w="100" w:type="dxa"/>
+              <w:bottom w:w="100" w:type="dxa"/>
+              <w:left w:w="120" w:type="dxa"/>
+              <w:right w:w="120" w:type="dxa"/>
+            </w:tcMar>
+            <w:vAlign w:val="center"/>
+          </w:tcPr>
+          <w:p>
+            <w:r>
+              <w:rPr>
+                <w:rFonts w:ascii="Times New Roman" w:hAnsi="Times New Roman"/>
+                <w:sz w:val="19"/>
+              </w:rPr>
+              <w:t>1. Hoạt động của GV:</w:t>
+              <w:br/>
+              <w:t>GV hướng dẫn vẽ kết hợp các hình: hình tam giác làm mái nhà, hình chữ nhật làm thân nhà, hình tròn làm ông mặt trời, nét cong làm tán dừa; giới thiệu vẻ đẹp yên bình của làng quê Trà Vinh.</w:t>
+              <w:br/>
+              <w:br/>
+              <w:t>2. Hoạt động của HS:</w:t>
+              <w:br/>
+              <w:t>HS thực hành vẽ vào giấy vẽ: Vẽ ngôi nhà thân thương, rặng dừa xanh soi bóng bên dòng sông; tô màu tươi sáng; cùng nhau dán bài lên bảng để triển lãm tranh của lớp.</w:t>
+            </w:r>
+          </w:p>
+        </w:tc>
+      </w:tr>
+      <w:tr>
+        <w:tc>
+          <w:tcPr>
+            <w:tcW w:type="dxa" w:w="2592"/>
+            <w:shd w:val="clear" w:color="auto" w:fill="FFFFFF"/>
+            <w:tcMar>
+              <w:top w:w="100" w:type="dxa"/>
+              <w:bottom w:w="100" w:type="dxa"/>
+              <w:left w:w="120" w:type="dxa"/>
+              <w:right w:w="120" w:type="dxa"/>
+            </w:tcMar>
+            <w:vAlign w:val="center"/>
+          </w:tcPr>
+          <w:p>
+            <w:r>
+              <w:rPr>
+                <w:rFonts w:ascii="Times New Roman" w:hAnsi="Times New Roman"/>
+                <w:sz w:val="19"/>
+              </w:rPr>
+              <w:t>Mĩ thuật (Tuần 18)</w:t>
+            </w:r>
+          </w:p>
+        </w:tc>
+        <w:tc>
+          <w:tcPr>
+            <w:tcW w:type="dxa" w:w="3168"/>
+            <w:shd w:val="clear" w:color="auto" w:fill="FFFFFF"/>
+            <w:tcMar>
+              <w:top w:w="100" w:type="dxa"/>
+              <w:bottom w:w="100" w:type="dxa"/>
+              <w:left w:w="120" w:type="dxa"/>
+              <w:right w:w="120" w:type="dxa"/>
+            </w:tcMar>
+            <w:vAlign w:val="center"/>
+          </w:tcPr>
+          <w:p>
+            <w:r>
+              <w:rPr>
+                <w:rFonts w:ascii="Times New Roman" w:hAnsi="Times New Roman"/>
+                <w:sz w:val="19"/>
+              </w:rPr>
+              <w:t>Chủ đề 6: Sáng tạo từ những khối cơ bản</w:t>
+            </w:r>
+          </w:p>
+        </w:tc>
+        <w:tc>
+          <w:tcPr>
+            <w:tcW w:type="dxa" w:w="3312"/>
+            <w:shd w:val="clear" w:color="auto" w:fill="FFFFFF"/>
+            <w:tcMar>
+              <w:top w:w="100" w:type="dxa"/>
+              <w:bottom w:w="100" w:type="dxa"/>
+              <w:left w:w="120" w:type="dxa"/>
+              <w:right w:w="120" w:type="dxa"/>
+            </w:tcMar>
+            <w:vAlign w:val="center"/>
+          </w:tcPr>
+          <w:p>
+            <w:r>
+              <w:rPr>
+                <w:rFonts w:ascii="Times New Roman" w:hAnsi="Times New Roman"/>
+                <w:sz w:val="19"/>
+              </w:rPr>
+              <w:t>Chủ đề 2: Cảnh đẹp quê hương Trà Vinh</w:t>
+            </w:r>
+          </w:p>
+        </w:tc>
+        <w:tc>
+          <w:tcPr>
+            <w:tcW w:type="dxa" w:w="3168"/>
+            <w:shd w:val="clear" w:color="auto" w:fill="FFFFFF"/>
+            <w:tcMar>
+              <w:top w:w="100" w:type="dxa"/>
+              <w:bottom w:w="100" w:type="dxa"/>
+              <w:left w:w="120" w:type="dxa"/>
+              <w:right w:w="120" w:type="dxa"/>
+            </w:tcMar>
+            <w:vAlign w:val="center"/>
+          </w:tcPr>
+          <w:p>
+            <w:r>
+              <w:rPr>
+                <w:rFonts w:ascii="Times New Roman" w:hAnsi="Times New Roman"/>
+                <w:sz w:val="19"/>
+              </w:rPr>
+              <w:t>Hoạt động Thực hành tạo hình: Nặn tạo dáng các loài thủy sản, trái cây gắn liền với đời sống quê hương Trà Vinh.</w:t>
+              <w:br/>
+              <w:br/>
+              <w:t>* Yêu cầu cần đạt:</w:t>
+              <w:br/>
+              <w:t>- Tích hợp GDĐP tỉnh Trà Vinh (Chủ đề 2: Cảnh đẹp quê hương Trà Vinh): Vận dụng các khối cơ bản (khối cầu, khối trụ, khối nón) để nặn tạo hình các sản vật quen thuộc vùng đồng bằng sông nước Trà Vinh (trái dừa tròn xoe, chú cá đang bơi, con tôm cong mình).</w:t>
+            </w:r>
+          </w:p>
+        </w:tc>
+        <w:tc>
+          <w:tcPr>
+            <w:tcW w:type="dxa" w:w="3600"/>
+            <w:shd w:val="clear" w:color="auto" w:fill="FFFFFF"/>
+            <w:tcMar>
+              <w:top w:w="100" w:type="dxa"/>
+              <w:bottom w:w="100" w:type="dxa"/>
+              <w:left w:w="120" w:type="dxa"/>
+              <w:right w:w="120" w:type="dxa"/>
+            </w:tcMar>
+            <w:vAlign w:val="center"/>
+          </w:tcPr>
+          <w:p>
+            <w:r>
+              <w:rPr>
+                <w:rFonts w:ascii="Times New Roman" w:hAnsi="Times New Roman"/>
+                <w:sz w:val="19"/>
+              </w:rPr>
+              <w:t>1. Hoạt động của GV:</w:t>
+              <w:br/>
+              <w:t>GV làm mẫu thao tác vo tròn làm quả dừa, lăn dài uốn cong làm thân chú tôm sú Duyên Hải; giới thiệu nét trù phú của sông nước Trà Vinh.</w:t>
+              <w:br/>
+              <w:br/>
+              <w:t>2. Hoạt động của HS:</w:t>
+              <w:br/>
+              <w:t>HS sử dụng đất nặn nhiều màu sắc để tạo hình: Nặn chú cá, quả dừa xanh, con cua nhỏ; sắp xếp các sản phẩm lên bìa tạo thành góc trưng bày 'Sản vật quê em' thật sinh động.</w:t>
+            </w:r>
+          </w:p>
+        </w:tc>
+      </w:tr>
+      <w:tr>
+        <w:tc>
+          <w:tcPr>
+            <w:tcW w:type="dxa" w:w="2592"/>
+            <w:shd w:val="clear" w:color="auto" w:fill="F2F5F9"/>
+            <w:tcMar>
+              <w:top w:w="100" w:type="dxa"/>
+              <w:bottom w:w="100" w:type="dxa"/>
+              <w:left w:w="120" w:type="dxa"/>
+              <w:right w:w="120" w:type="dxa"/>
+            </w:tcMar>
+            <w:vAlign w:val="center"/>
+          </w:tcPr>
+          <w:p>
+            <w:r>
+              <w:rPr>
+                <w:rFonts w:ascii="Times New Roman" w:hAnsi="Times New Roman"/>
+                <w:sz w:val="19"/>
+              </w:rPr>
+              <w:t>Âm nhạc (Tuần 5, 6)</w:t>
+            </w:r>
+          </w:p>
+        </w:tc>
+        <w:tc>
+          <w:tcPr>
+            <w:tcW w:type="dxa" w:w="3168"/>
+            <w:shd w:val="clear" w:color="auto" w:fill="F2F5F9"/>
+            <w:tcMar>
+              <w:top w:w="100" w:type="dxa"/>
+              <w:bottom w:w="100" w:type="dxa"/>
+              <w:left w:w="120" w:type="dxa"/>
+              <w:right w:w="120" w:type="dxa"/>
+            </w:tcMar>
+            <w:vAlign w:val="center"/>
+          </w:tcPr>
+          <w:p>
+            <w:r>
+              <w:rPr>
+                <w:rFonts w:ascii="Times New Roman" w:hAnsi="Times New Roman"/>
+                <w:sz w:val="19"/>
+              </w:rPr>
+              <w:t>Hát: Tổ quốc ta - Nhạc cụ Trống con</w:t>
+            </w:r>
+          </w:p>
+        </w:tc>
+        <w:tc>
+          <w:tcPr>
+            <w:tcW w:type="dxa" w:w="3312"/>
+            <w:shd w:val="clear" w:color="auto" w:fill="F2F5F9"/>
+            <w:tcMar>
+              <w:top w:w="100" w:type="dxa"/>
+              <w:bottom w:w="100" w:type="dxa"/>
+              <w:left w:w="120" w:type="dxa"/>
+              <w:right w:w="120" w:type="dxa"/>
+            </w:tcMar>
+            <w:vAlign w:val="center"/>
+          </w:tcPr>
+          <w:p>
+            <w:r>
+              <w:rPr>
+                <w:rFonts w:ascii="Times New Roman" w:hAnsi="Times New Roman"/>
+                <w:sz w:val="19"/>
+              </w:rPr>
+              <w:t>Chủ đề 4: Hội đua ghe ngo ở Trà Vinh</w:t>
+            </w:r>
+          </w:p>
+        </w:tc>
+        <w:tc>
+          <w:tcPr>
+            <w:tcW w:type="dxa" w:w="3168"/>
+            <w:shd w:val="clear" w:color="auto" w:fill="F2F5F9"/>
+            <w:tcMar>
+              <w:top w:w="100" w:type="dxa"/>
+              <w:bottom w:w="100" w:type="dxa"/>
+              <w:left w:w="120" w:type="dxa"/>
+              <w:right w:w="120" w:type="dxa"/>
+            </w:tcMar>
+            <w:vAlign w:val="center"/>
+          </w:tcPr>
+          <w:p>
+            <w:r>
+              <w:rPr>
+                <w:rFonts w:ascii="Times New Roman" w:hAnsi="Times New Roman"/>
+                <w:sz w:val="19"/>
+              </w:rPr>
+              <w:t>Hoạt động Học hát &amp; Gõ trống con theo phách: Cảm nhận không khí tươi vui, hào hùng của ngày hội quê hương.</w:t>
+              <w:br/>
+              <w:br/>
+              <w:t>* Yêu cầu cần đạt:</w:t>
+              <w:br/>
+              <w:t>- Tích hợp GDĐP tỉnh Trà Vinh (Chủ đề 4: Hội đua ghe ngo ở Trà Vinh): Hát vang lời ca bài hát Tổ quốc ta kết hợp gõ đệm nhạc cụ trống con theo tiết tấu; liên hệ với tiếng trống hội rộn rã thúc giục những tay chèo dũng mãnh trong Hội đua ghe Ngo Ok Om Bok tại Trà Vinh.</w:t>
+            </w:r>
+          </w:p>
+        </w:tc>
+        <w:tc>
+          <w:tcPr>
+            <w:tcW w:type="dxa" w:w="3600"/>
+            <w:shd w:val="clear" w:color="auto" w:fill="F2F5F9"/>
+            <w:tcMar>
+              <w:top w:w="100" w:type="dxa"/>
+              <w:bottom w:w="100" w:type="dxa"/>
+              <w:left w:w="120" w:type="dxa"/>
+              <w:right w:w="120" w:type="dxa"/>
+            </w:tcMar>
+            <w:vAlign w:val="center"/>
+          </w:tcPr>
+          <w:p>
+            <w:r>
+              <w:rPr>
+                <w:rFonts w:ascii="Times New Roman" w:hAnsi="Times New Roman"/>
+                <w:sz w:val="19"/>
+              </w:rPr>
+              <w:t>1. Hoạt động của GV:</w:t>
+              <w:br/>
+              <w:t>GV gõ mẫu tiết tấu trống con tùng - cắc - tùng; mở đoạn âm thanh tiếng trống rộn ràng của hội đua ghe Ngo mừng ngày mùa; tạo sự hào hứng cho HS tham gia gõ đệm.</w:t>
+              <w:br/>
+              <w:br/>
+              <w:t>2. Hoạt động của HS:</w:t>
+              <w:br/>
+              <w:t>HS cầm trống con gõ nhịp nhàng hòa cùng tiếng hát: 'Tổ quốc ta rộng bao la...'; thể hiện khí thế vui tươi, phấn khởi của ngày hội non sông và ngày hội quê hương.</w:t>
+            </w:r>
+          </w:p>
+        </w:tc>
+      </w:tr>
+      <w:tr>
+        <w:tc>
+          <w:tcPr>
+            <w:tcW w:type="dxa" w:w="2592"/>
+            <w:shd w:val="clear" w:color="auto" w:fill="FFFFFF"/>
+            <w:tcMar>
+              <w:top w:w="100" w:type="dxa"/>
+              <w:bottom w:w="100" w:type="dxa"/>
+              <w:left w:w="120" w:type="dxa"/>
+              <w:right w:w="120" w:type="dxa"/>
+            </w:tcMar>
+            <w:vAlign w:val="center"/>
+          </w:tcPr>
+          <w:p>
+            <w:r>
+              <w:rPr>
+                <w:rFonts w:ascii="Times New Roman" w:hAnsi="Times New Roman"/>
+                <w:sz w:val="19"/>
+              </w:rPr>
+              <w:t>Âm nhạc (Tuần 23, 24)</w:t>
+            </w:r>
+          </w:p>
+        </w:tc>
+        <w:tc>
+          <w:tcPr>
+            <w:tcW w:type="dxa" w:w="3168"/>
+            <w:shd w:val="clear" w:color="auto" w:fill="FFFFFF"/>
+            <w:tcMar>
+              <w:top w:w="100" w:type="dxa"/>
+              <w:bottom w:w="100" w:type="dxa"/>
+              <w:left w:w="120" w:type="dxa"/>
+              <w:right w:w="120" w:type="dxa"/>
+            </w:tcMar>
+            <w:vAlign w:val="center"/>
+          </w:tcPr>
+          <w:p>
+            <w:r>
+              <w:rPr>
+                <w:rFonts w:ascii="Times New Roman" w:hAnsi="Times New Roman"/>
+                <w:sz w:val="19"/>
+              </w:rPr>
+              <w:t>Học hát và ôn tập bài hát: Gà gáy - Nhạc cụ thanh phách</w:t>
+            </w:r>
+          </w:p>
+        </w:tc>
+        <w:tc>
+          <w:tcPr>
+            <w:tcW w:type="dxa" w:w="3312"/>
+            <w:shd w:val="clear" w:color="auto" w:fill="FFFFFF"/>
+            <w:tcMar>
+              <w:top w:w="100" w:type="dxa"/>
+              <w:bottom w:w="100" w:type="dxa"/>
+              <w:left w:w="120" w:type="dxa"/>
+              <w:right w:w="120" w:type="dxa"/>
+            </w:tcMar>
+            <w:vAlign w:val="center"/>
+          </w:tcPr>
+          <w:p>
+            <w:r>
+              <w:rPr>
+                <w:rFonts w:ascii="Times New Roman" w:hAnsi="Times New Roman"/>
+                <w:sz w:val="19"/>
+              </w:rPr>
+              <w:t>Chủ đề 4: Hội đua ghe ngo ở Trà Vinh &amp; Làn điệu dân ca</w:t>
+            </w:r>
+          </w:p>
+        </w:tc>
+        <w:tc>
+          <w:tcPr>
+            <w:tcW w:type="dxa" w:w="3168"/>
+            <w:shd w:val="clear" w:color="auto" w:fill="FFFFFF"/>
+            <w:tcMar>
+              <w:top w:w="100" w:type="dxa"/>
+              <w:bottom w:w="100" w:type="dxa"/>
+              <w:left w:w="120" w:type="dxa"/>
+              <w:right w:w="120" w:type="dxa"/>
+            </w:tcMar>
+            <w:vAlign w:val="center"/>
+          </w:tcPr>
+          <w:p>
+            <w:r>
+              <w:rPr>
+                <w:rFonts w:ascii="Times New Roman" w:hAnsi="Times New Roman"/>
+                <w:sz w:val="19"/>
+              </w:rPr>
+              <w:t>Hoạt động Hát kết hợp vận động phụ họa: Gõ thanh phách hòa nhịp điệu dân ca trong trẻo.</w:t>
+              <w:br/>
+              <w:br/>
+              <w:t>* Yêu cầu cần đạt:</w:t>
+              <w:br/>
+              <w:t>- Tích hợp GDĐP tỉnh Trà Vinh (Chủ đề 4 &amp; Làn điệu dân ca): Hát đúng cao độ, trường độ bài dân ca kết hợp gõ thanh phách theo phách; làm quen với nét đẹp văn hóa âm nhạc dân gian của các dân tộc anh em trên quê hương Trà Vinh.</w:t>
+            </w:r>
+          </w:p>
+        </w:tc>
+        <w:tc>
+          <w:tcPr>
+            <w:tcW w:type="dxa" w:w="3600"/>
+            <w:shd w:val="clear" w:color="auto" w:fill="FFFFFF"/>
+            <w:tcMar>
+              <w:top w:w="100" w:type="dxa"/>
+              <w:bottom w:w="100" w:type="dxa"/>
+              <w:left w:w="120" w:type="dxa"/>
+              <w:right w:w="120" w:type="dxa"/>
+            </w:tcMar>
+            <w:vAlign w:val="center"/>
+          </w:tcPr>
+          <w:p>
+            <w:r>
+              <w:rPr>
+                <w:rFonts w:ascii="Times New Roman" w:hAnsi="Times New Roman"/>
+                <w:sz w:val="19"/>
+              </w:rPr>
+              <w:t>1. Hoạt động của GV:</w:t>
+              <w:br/>
+              <w:t>GV làm mẫu động tác gõ thanh phách giòn giã; hướng dẫn HS hát diễn cảm, thể hiện sự vui tươi, bình yên của làng quê mỗi sớm mai; giáo dục lòng yêu quý vốn dân ca truyền thống.</w:t>
+              <w:br/>
+              <w:br/>
+              <w:t>2. Hoạt động của HS:</w:t>
+              <w:br/>
+              <w:t>HS hát hòa giọng đều đặn, gõ thanh phách 'cách - cắc' nhịp nhàng; thực hiện động tác nghiêng đầu phụ họa vui tươi theo bài hát.</w:t>
             </w:r>
           </w:p>
         </w:tc>
       </w:tr>
     </w:tbl>
     <w:sectPr>
-      <w:pgSz w:w="16834" w:h="11909" w:orient="landscape"/>
-      <w:pgMar w:top="720" w:right="864" w:bottom="720" w:left="864" w:header="720" w:footer="720" w:gutter="0"/>
+      <w:pgSz w:w="16834" w:h="11909"/>
+      <w:pgMar w:top="864" w:right="864" w:bottom="864" w:left="864" w:header="720" w:footer="720" w:gutter="0"/>
       <w:cols w:space="720"/>
       <w:docGrid w:linePitch="360"/>
     </w:sectPr>
